--- a/klagomål/A 60015-2025 FSC-klagomål.docx
+++ b/klagomål/A 60015-2025 FSC-klagomål.docx
@@ -1778,7 +1778,7 @@
     <w:r>
       <w:tab/>
       <w:tab/>
-      <w:t>2025-12-03</w:t>
+      <w:t>2025-12-04</w:t>
       <w:br/>
       <w:br/>
     </w:r>

--- a/klagomål/A 60015-2025 FSC-klagomål.docx
+++ b/klagomål/A 60015-2025 FSC-klagomål.docx
@@ -1778,7 +1778,7 @@
     <w:r>
       <w:tab/>
       <w:tab/>
-      <w:t>2025-12-04</w:t>
+      <w:t>2025-12-05</w:t>
       <w:br/>
       <w:br/>
     </w:r>

--- a/klagomål/A 60015-2025 FSC-klagomål.docx
+++ b/klagomål/A 60015-2025 FSC-klagomål.docx
@@ -1778,7 +1778,7 @@
     <w:r>
       <w:tab/>
       <w:tab/>
-      <w:t>2025-12-05</w:t>
+      <w:t>2025-12-06</w:t>
       <w:br/>
       <w:br/>
     </w:r>

--- a/klagomål/A 60015-2025 FSC-klagomål.docx
+++ b/klagomål/A 60015-2025 FSC-klagomål.docx
@@ -1778,7 +1778,7 @@
     <w:r>
       <w:tab/>
       <w:tab/>
-      <w:t>2025-12-06</w:t>
+      <w:t>2025-12-07</w:t>
       <w:br/>
       <w:br/>
     </w:r>

--- a/klagomål/A 60015-2025 FSC-klagomål.docx
+++ b/klagomål/A 60015-2025 FSC-klagomål.docx
@@ -1778,7 +1778,7 @@
     <w:r>
       <w:tab/>
       <w:tab/>
-      <w:t>2025-12-07</w:t>
+      <w:t>2025-12-08</w:t>
       <w:br/>
       <w:br/>
     </w:r>

--- a/klagomål/A 60015-2025 FSC-klagomål.docx
+++ b/klagomål/A 60015-2025 FSC-klagomål.docx
@@ -1778,7 +1778,7 @@
     <w:r>
       <w:tab/>
       <w:tab/>
-      <w:t>2025-12-08</w:t>
+      <w:t>2025-12-09</w:t>
       <w:br/>
       <w:br/>
     </w:r>

--- a/klagomål/A 60015-2025 FSC-klagomål.docx
+++ b/klagomål/A 60015-2025 FSC-klagomål.docx
@@ -1778,7 +1778,7 @@
     <w:r>
       <w:tab/>
       <w:tab/>
-      <w:t>2025-12-09</w:t>
+      <w:t>2025-12-10</w:t>
       <w:br/>
       <w:br/>
     </w:r>

--- a/klagomål/A 60015-2025 FSC-klagomål.docx
+++ b/klagomål/A 60015-2025 FSC-klagomål.docx
@@ -191,7 +191,7 @@
     </w:p>
     <w:p>
       <w:r>
-        <w:t>I avverkningsanmälan har följande 29 naturvårdsarter hittats: knärot (VU, §8), blågrå svartspik (NT), dvärgbägarlav (NT), gammelgransskål (NT), garnlav (NT), kolflarnlav (NT), lunglav (NT), mörk kolflarnlav (NT), spillkråka (NT, §4), talltita (NT, §4), tretåig hackspett (NT, §4), vedskivlav (NT), vedtrappmossa (NT), violettgrå tagellav (NT), violmussling (NT), vitgrynig nållav (NT), björksplintborre (S), dropptaggsvamp (S), gytterlav (S), korallrot (S, §8), spindelblomster (S, §8), stuplav (S), vågbandad barkbock (S), zontaggsvamp (S), orre (§4), tjäder (§4), vanlig groda (§6), vanlig padda (§6) och fläcknycklar (§8). Av dessa är 16 rödlistade. För rödlistade arter har rödlistekategorin angivits inom parentes. Arter som är signalarter enligt Skogsstyrelsen har markerats med (S). För fridlysta arter anges även paragrafen i Artskyddsförordningen som arten är fridlyst enligt.</w:t>
+        <w:t>I avverkningsanmälan har följande 44 naturvårdsarter hittats: gräddporing (VU), knärot (VU, §8), blanksvart spiklav (NT), blågrå svartspik (NT), dvärgbägarlav (NT), gammelgransskål (NT), garnlav (NT), grönhjon (NT), kolflarnlav (NT), kortskaftad ärgspik (NT), lunglav (NT), motaggsvamp (NT), mörk kolflarnlav (NT), nordtagging (NT), spillkråka (NT, §4), stjärntagging (NT), talltita (NT, §4), tretåig hackspett (NT, §4), vedskivlav (NT), vedtrappmossa (NT), violettgrå tagellav (NT), violmussling (NT), vitgrynig nållav (NT), vitplätt (NT), björksplintborre (S), dropptaggsvamp (S), fjällig taggsvamp s.str. (S), gytterlav (S), korallrot (S, §8), mindre märgborre (S), norrlandslav (S), nästlav (S), plattlummer (S, §9), spindelblomster (S, §8), stuplav (S), vedticka (S), vågbandad barkbock (S), zontaggsvamp (S), orre (§4), tjäder (§4), vanlig groda (§6), vanlig padda (§6), fläcknycklar (§8) och revlummer (§9). Av dessa är 24 rödlistade. För rödlistade arter har rödlistekategorin angivits inom parentes. Arter som är signalarter enligt Skogsstyrelsen har markerats med (S). För fridlysta arter anges även paragrafen i Artskyddsförordningen som arten är fridlyst enligt.</w:t>
       </w:r>
     </w:p>
     <w:p>
@@ -206,7 +206,7 @@
       <w:r>
         <w:drawing>
           <wp:inline xmlns:a="http://schemas.openxmlformats.org/drawingml/2006/main" xmlns:pic="http://schemas.openxmlformats.org/drawingml/2006/picture">
-            <wp:extent cx="5486400" cy="5334741"/>
+            <wp:extent cx="5486400" cy="4340575"/>
             <wp:docPr id="1" name="Picture 1"/>
             <wp:cNvGraphicFramePr>
               <a:graphicFrameLocks noChangeAspect="1"/>
@@ -227,7 +227,7 @@
                   <pic:spPr>
                     <a:xfrm>
                       <a:off x="0" y="0"/>
-                      <a:ext cx="5486400" cy="5334741"/>
+                      <a:ext cx="5486400" cy="4340575"/>
                     </a:xfrm>
                     <a:prstGeom prst="rect"/>
                   </pic:spPr>
@@ -251,6 +251,17 @@
         <w:rPr>
           <w:b/>
         </w:rPr>
+        <w:t>Blanksvart spiklav (NT)</w:t>
+      </w:r>
+      <w:r>
+        <w:t xml:space="preserve"> förekommer på torr, hård, gammal kärnved men även på äldre ytved av tall i naturskogsartade bestånd med begränsad brandpåverkan och ostörd hydrologi. Skogsbruksåtgärder på eller i närheten av lokaler med blanksvart spiklav utgör ett hot. Naturskogsartade öppna tall- och barrblandskogar med blanksvart spiklav indikerar höga biologiska värden och bör bevaras (SLU Artdatabanken, 2024).</w:t>
+      </w:r>
+    </w:p>
+    <w:p>
+      <w:r>
+        <w:rPr>
+          <w:b/>
+        </w:rPr>
         <w:t>Blågrå svartspik (NT)</w:t>
       </w:r>
       <w:r>
@@ -295,10 +306,43 @@
         <w:rPr>
           <w:b/>
         </w:rPr>
+        <w:t>Gräddporing (VU)</w:t>
+      </w:r>
+      <w:r>
+        <w:t xml:space="preserve"> växer nästan enbart i urskogsartad barrskog på gamla, kraftigt murkna, grova och mossbelupna tallågor i något fuktiga och skuggiga lägen. Arten är placerad högst upp i Skogsstyrelsens värdepyramid för bedömning av skog med höga naturvärden och indikerar gamla och relativt orörda tallnaturskogar med höga naturvärden där det under låg tid kontinuerligt funnits inslag av grova tallågor. För att på sikt hejda artens vikande trend behöver merparten av gräddporingens nu kända växtplatser undantas från skogsbruk (SLU Artdatabanken, 2024; Nitare &amp; Skogsstyrelsen, 2019).</w:t>
+      </w:r>
+    </w:p>
+    <w:p>
+      <w:r>
+        <w:rPr>
+          <w:b/>
+        </w:rPr>
+        <w:t>Grönhjon (NT)</w:t>
+      </w:r>
+      <w:r>
+        <w:t xml:space="preserve"> är en skalbagge vars larvutveckling framför allt sker i grovbarkiga grenar (minst 3–5 cm tjocka) på gamla granar, men även i klena stamdelar av barrträd, främst gran, i mindre omfattning tall. Arten är knuten till gamla och gärna glesa granskogar där det finns långsamväxande träd med välutvecklat grenverk. Larverna lever i den skrovliga barken och gör en flera cm bred platt gång som mest liknar en rund håla och är tydligt nedsänkt i vedytan. I kanten av eller mitt på gången finner man en 5 mm bred, oval gång in i grenens ved där arten gör sin puppkammare. Insekten kläcks sedan ut genom samma gång. Främsta hotet är att gamla granar med grova grenar försvinner genom skogsbruk. Äldre granbestånd bör sparas så långt det är möjligt, och inte gallras eller slutavverkas (SLU Artdatabanken, 2024).</w:t>
+      </w:r>
+    </w:p>
+    <w:p>
+      <w:r>
+        <w:rPr>
+          <w:b/>
+        </w:rPr>
         <w:t>Kolflarnlav (NT)</w:t>
       </w:r>
       <w:r>
         <w:t xml:space="preserve"> är brandberoende och växer nästan uteslutande på kolad hård kärnved av tall. Etableringen verkar ske först 100–300 år efter brand och nytt substrat nybildas i mycket begränsad omfattning. Avverkning av tallskog av naturskogskaraktär med spår av återkommande bränder är ett hot och mängden lämplig ved att växa på för arten minskar dels på grund av naturlig nedbrytning men framförallt på grund av att det förstörs i samband med slutavverkningar, gallringar och markberedning. Såväl kolflarnlav som mörk kolflarnlav har glänsande bålfjäll och förekommer främst i tall- och blandbarrskogar av naturskogskaraktär med spår av återkommande bränder. Skogar som dessa hyser höga biologiska värden och bör skyddas (SLU Artdatabanken, 2024).</w:t>
+      </w:r>
+    </w:p>
+    <w:p>
+      <w:r>
+        <w:rPr>
+          <w:b/>
+        </w:rPr>
+        <w:t>Kortskaftad ärgspik (NT)</w:t>
+      </w:r>
+      <w:r>
+        <w:t xml:space="preserve"> förekommer i barrträdsdominerade skogar och växer nästan uteslutande på tallved. Den föredrar gamla högstubbar i fuktig och halvöppen miljö, t.ex. i myrkanter, sumpskog och brandpräglad skog. Arten indikerar kontinuerlig tillgång till gamla högstubbar i kombination med hög och jämn luftfuktighet. Skogsbruk på lokaler med kortskaftad ärgspik utgör ett hot. På lång sikt bildas färre lämpliga substrat än vad som försvinner. Avverkning av barrträdsdominerade bestånd av naturskogskaraktär utgör ett långsiktigt hot. Naturskogsartade bestånd med riklig förekomst av gamla och grova tallhögstubbar bör undantas från skogsbruk (SLU Artdatabanken, 2024).</w:t>
       </w:r>
     </w:p>
     <w:p>
@@ -335,10 +379,63 @@
         <w:rPr>
           <w:b/>
         </w:rPr>
+        <w:t>Mindre märgborre</w:t>
+      </w:r>
+      <w:r>
+        <w:t xml:space="preserve"> är en signalart för tallskog med höga naturvärden och betraktas tillsammans med skarptandad barkborre (NT) som nyckelarter för ett antal sällsynta åtgärdsprogramsarter som är beroende av deras gångsystem. Bland dessa kan nämnas avlång barkborre (VU), </w:t>
+      </w:r>
+      <w:r>
+        <w:rPr>
+          <w:i/>
+        </w:rPr>
+        <w:t>Corticeus longulus</w:t>
+      </w:r>
+      <w:r>
+        <w:t xml:space="preserve"> (VU), tallbarksvartbagge (VU), tallgångbagge (VU) och cholodkovskys bastborre (NT). Den mindre märgborrens måsvingeliknande gnaggångar är lätta att känna igen och hittas ofta på grova tallgrenar på marken. Rika förekomster av främst mindre märgborre men även skarptandad barkborre (NT) är en signal för artrikedom och inventeringar har visat att det är i skogar med en naturlig självgallring som det skapas förutsättningar för dessa arter samt de efterföljande åtgärdsprogramsarterna. Tallskogar med stark förekomst av mindre märgborre och skarptandad barkborre bör avsättas som reservat. Generellt bör hänsyn tas vid slutavverkning av talldominerad skog så att avverkningsrester som gren- och toppdelar lämnas (Pettersson, 2014; Hedgren, 2012; Gunnarsson m fl., 1999).</w:t>
+      </w:r>
+    </w:p>
+    <w:p>
+      <w:r>
+        <w:rPr>
+          <w:b/>
+        </w:rPr>
+        <w:t xml:space="preserve">Motaggsvamp (NT) </w:t>
+      </w:r>
+      <w:r>
+        <w:t>bildar mykorrhiza med tall i tallskog och hittas huvudsakligen i äldre, glesare skogsbestånd och hällmarksimpediment. Arten hotas främst av skogsavverkning och tycks försvinna efter slutavverkning, markberedning och plantering (SLU Artdatabanken, 2024).</w:t>
+      </w:r>
+    </w:p>
+    <w:p>
+      <w:r>
+        <w:rPr>
+          <w:b/>
+        </w:rPr>
         <w:t>Mörk kolflarnlav (NT)</w:t>
       </w:r>
       <w:r>
         <w:t xml:space="preserve"> är brandberoende och växer nästan uteslutande på kolad hård kärnved av tall. Arten förekommer främst i glesa, öppna tall- och blandbarrskogar av naturskogskaraktär och etableringen verkar ske sent efter brand, kanske först efter 100–300 år. Mörk kolflarnlav indikerar skog med höga naturvärden och vanligast är att den påträffas på rester av nedbrunna torrakor och högstubbar och lågstubbar som är så grova att hela innandömet är urbränt. Tall- och blandbarrskogar av naturskogskaraktär med spår av återkommande bränder hyser höga biologiska värden och bör skyddas (SLU Artdatabanken, 2024).</w:t>
+      </w:r>
+    </w:p>
+    <w:p>
+      <w:r>
+        <w:rPr>
+          <w:b/>
+        </w:rPr>
+        <w:t>Nordtagging (NT)</w:t>
+      </w:r>
+      <w:r>
+        <w:t xml:space="preserve"> växer främst på tallågor av grövre dimensioner och påträffas huvudsakligen i äldre skog som inte kalavverkats. Nordtaggingen missgynnas av att områden med äldre tallskog har minskat starkt. Bekämpning av skogsbränder, samtidigt som skogsbruket omvandlar naturligt glesa tallbestånd till likartade och betydligt tätare bestånd, har missgynnat arten. Bristen på gamla tallågor utgör på sikt ett allvarligt hot och återskapandet av lämpliga biotoper tar mycket lång tid. Områden med olikåldriga bestånd av tall och med stort inslag av äldre träd bör undantas från skoglig produktion (SLU Artdatabanken, 2024).</w:t>
+      </w:r>
+    </w:p>
+    <w:p>
+      <w:r>
+        <w:rPr>
+          <w:b/>
+        </w:rPr>
+        <w:t>Stjärntagging (NT)</w:t>
+      </w:r>
+      <w:r>
+        <w:t xml:space="preserve"> signalerar inom hela sitt utbredningsområde höga naturvärden. Svampen är uttorkningskänslig och beroende av ett oförändrat fuktigt mikroklimat. Den är även beroende av en ständig tillgång på död ved i olika nedbrytningsstadier, dock ej nödvändigtvis grova träd. Tidigare påverkan på miljön måste dock ha varit så skonsam att det naturliga skogsekosystemet till stora delar har bevarats. Minskningstakten för den svenska populationen bedöms vara nära gränsvärdet för Sårbar (VU) (SLU Artdatabanken, 2024; Nitare &amp; Skogsstyrelsen, 2019).</w:t>
       </w:r>
     </w:p>
     <w:p>
@@ -453,6 +550,17 @@
       </w:r>
     </w:p>
     <w:p>
+      <w:r>
+        <w:rPr>
+          <w:b/>
+        </w:rPr>
+        <w:t>Vitplätt (NT)</w:t>
+      </w:r>
+      <w:r>
+        <w:t xml:space="preserve"> är en nedbrytare av död, hård och torr tallved och orsakar brunröta. Den förekommer mest i äldre, naturskogsliknande tallskog eller blandskog med äldre tall. Arten hotas av avverkning av gammal, senvuxen tall. I södra Sverige råder brist på lämpliga habitat och arten kan inte längre sprida sig utanför sina få kända växtplatser. Lokaler med gammal tall bör undantas från skogsbruk, i synnerhet i södra Sverige (SLU Artdatabanken, 2024).</w:t>
+      </w:r>
+    </w:p>
+    <w:p>
       <w:pPr>
         <w:pStyle w:val="Heading1"/>
       </w:pPr>
@@ -462,7 +570,7 @@
     </w:p>
     <w:p>
       <w:r>
-        <w:t>Följande fridlysta arter har sina livsmiljöer och växtplatser i den avverkningsanmälda skogen: knärot (VU, §8), spillkråka (NT, §4), talltita (NT, §4), tretåig hackspett (NT, §4), korallrot (S, §8), spindelblomster (S, §8), orre (§4), tjäder (§4), vanlig groda (§6), vanlig padda (§6) och fläcknycklar (§8).</w:t>
+        <w:t>Följande fridlysta arter har sina livsmiljöer och växtplatser i den avverkningsanmälda skogen: knärot (VU, §8), spillkråka (NT, §4), talltita (NT, §4), tretåig hackspett (NT, §4), korallrot (S, §8), plattlummer (S, §9), spindelblomster (S, §8), orre (§4), tjäder (§4), vanlig groda (§6), vanlig padda (§6), fläcknycklar (§8) och revlummer (§9).</w:t>
       </w:r>
     </w:p>
     <w:p>
@@ -510,7 +618,7 @@
     </w:p>
     <w:p>
       <w:r>
-        <w:t>I det avverkningsanmälda området finns 5 fyndplatser för knärot registrerade på Artportalen. Figur 2 visar gränserna för buffertzoner på 50 m, som behöver lämnas kring fyndplatserna för att knärotslokalerna inte ska försvinna vid en avverkning. Av det avverkningsanmälda området överlappar 1.67 ha med buffertzonerna och får av detta skäl inte avverkas.</w:t>
+        <w:t>I det avverkningsanmälda området finns 11 fyndplatser för knärot registrerade på Artportalen. Figur 2 visar gränserna för buffertzoner på 50 m, som behöver lämnas kring fyndplatserna för att knärotslokalerna inte ska försvinna vid en avverkning. Av det avverkningsanmälda området överlappar 3.88 ha med buffertzonerna och får av detta skäl inte avverkas.</w:t>
       </w:r>
     </w:p>
     <w:p>
@@ -750,7 +858,7 @@
         <w:rPr>
           <w:i/>
         </w:rPr>
-        <w:t>I det avverkningsanmälda skogsområdet har 24 rödlistade arter och signalarter påträffats. Detta ska jämföras med Skogsstyrelsens uppföljning 2017 av nyckelbiotoper som visade att man i genomsnitt hittar 20,6 olika rödlistade arter och signalarter i en nyckelbiotop (Wijk, S. 2017. Biologisk mångfald i nyckelbiotoper – Resultat från inventeringen “Uppföljning biologisk mångfald” 2009–2015. Rapport 4/2017 Skogsstyrelsen, Jönköping).</w:t>
+        <w:t>I det avverkningsanmälda skogsområdet har 38 rödlistade arter och signalarter påträffats. Detta ska jämföras med Skogsstyrelsens uppföljning 2017 av nyckelbiotoper som visade att man i genomsnitt hittar 20,6 olika rödlistade arter och signalarter i en nyckelbiotop (Wijk, S. 2017. Biologisk mångfald i nyckelbiotoper – Resultat från inventeringen “Uppföljning biologisk mångfald” 2009–2015. Rapport 4/2017 Skogsstyrelsen, Jönköping).</w:t>
       </w:r>
     </w:p>
     <w:p>
@@ -779,7 +887,7 @@
         <w:rPr>
           <w:i/>
         </w:rPr>
-        <w:t>I det avverkningsanmälda skogsområdet har 29 naturvårdsarter varav 16 rödlistade arter sina livsmiljöer och växtplatser.</w:t>
+        <w:t>I det avverkningsanmälda skogsområdet har 44 naturvårdsarter varav 24 rödlistade arter sina livsmiljöer och växtplatser.</w:t>
       </w:r>
     </w:p>
     <w:p>
@@ -1285,6 +1393,177 @@
       </w:r>
       <w:r>
         <w:t>https://www.slu.se/artdatabanken/arter-och-natur/artiklar/over-20-nya-lavparasiter-for-sverige/</w:t>
+      </w:r>
+    </w:p>
+    <w:p>
+      <w:pPr>
+        <w:pStyle w:val="Heading1"/>
+      </w:pPr>
+      <w:r>
+        <w:t>Mindre märgborre – ekologi samt krav på livsmiljön</w:t>
+      </w:r>
+    </w:p>
+    <w:p>
+      <w:r>
+        <w:t xml:space="preserve">Mindre märgborre är en signalart för tallskog med höga naturvärden och kan lätt konstateras genom sina karaktäristiska måsvingeliknande gnagspår som ofta hittas på grova tallgrenar på marken. Mindre märgborre betraktas tillsammans med skarptandad barkborre (NT) som nyckelarter, eftersom en rad sällsynta efterföljande arter är beroende av deras gångsystem. Bland dessa kan nämnas åtgärdsprogramsarterna avlång barkborre (VU), </w:t>
+      </w:r>
+      <w:r>
+        <w:rPr>
+          <w:i/>
+        </w:rPr>
+        <w:t>Corticeus longulus</w:t>
+      </w:r>
+      <w:r>
+        <w:t xml:space="preserve"> (VU), tallbarksvartbagge (VU), tallgångbagge (VU) och cholodkovskys bastborre (NT) (Pettersson, 2014; Gunnarsson m fl., 1999).</w:t>
+      </w:r>
+    </w:p>
+    <w:p>
+      <w:r>
+        <w:t>Tallskogar tillhör de livsmiljöer som förändrats i stor skala, där många kvadratmil har omvandlats till unga produktionsskogar. I sådana skogar saknas förutsättningar för de ovannämnda sällsynta barkborrarna och alltmer kunskap tyder på att skogsbrukets omvandling av skogslandskapet, missgynnar åtgärdsprogrammets arter även inne i skyddade områden (Hedgren, 2012; Hedgren m.fl., 2010; Wikars m.fl., 2010; Wikars, 2009). Orsaken är sannolikt att dagens intensiva skogsbruk trivialiserar faunan på nydöda träd. Detta sker genom att generalister förökas upp i sådan grad i den brukade skogen att dessa även kommer att dominera i de för hållandevis små och fragmenterade områden som avsätts för naturvård (Appelqvist, 2005; Janzen, 1983; Ås, 1999).</w:t>
+      </w:r>
+    </w:p>
+    <w:p>
+      <w:r>
+        <w:t>Ett tydligt exempel på en generalist som gynnas av dagens skogsbruk är större märgborre på nydöd tall. Denna utvecklas förutom i vindfällen gärna i avverkningsavfall, inklusive avverkningsstubbar och röjningsstammar. Därmed har den större märgborren möjlighet att upprätthålla stora och stabila populationer på huvuddelen av landets skogsmark, vilket leder till en trivialisering av faunan. Större märgborre inverkar sannolikt direkt negativt på arter som tolvtandad barkborre (EN) och avlång barkborre (VU), och indirekt på de som är gynnade av blånadssvampar, dvs. följearter till framförallt mindre märgborre och skarptandad barkborre (NT). De barkborrar som missgynnas av större märgborre är i mycket högre grad gynnade av tallar som dör genom självgallring, dvs. i normalfallet skog som inte används till skogsproduktion (Pettersson, 2014; Wikars, skriftl.).</w:t>
+      </w:r>
+    </w:p>
+    <w:p>
+      <w:r>
+        <w:t>Rika förekomster av främst mindre märgborre men även skarptandad barkborre (NT) är en signal för artrikedom och inventeringar har visat att det är i skogar med en naturlig självgallring som det skapas förutsättningar för dessa arter samt de efterföljande åtgärdsprogramsarterna (Pettersson, 2014; Hedgren, 2012). Tallskogar med stark förekomst av mindre märgborre och skarptandad barkborre bör avsättas som reservat. Generellt bör hänsyn tas vid slutavverkning av talldominerad skog så att avverkningsrester som gren- och toppdelar (s.k. GROT) lämnas (Pettersson, 2014).</w:t>
+      </w:r>
+    </w:p>
+    <w:p>
+      <w:pPr>
+        <w:pStyle w:val="Heading2"/>
+      </w:pPr>
+      <w:r>
+        <w:t>Referenser – mindre märgborre</w:t>
+      </w:r>
+    </w:p>
+    <w:p>
+      <w:r>
+        <w:t xml:space="preserve">Appelqvist, T., 2005. </w:t>
+      </w:r>
+      <w:r>
+        <w:rPr>
+          <w:i/>
+        </w:rPr>
+        <w:t>Naturvårdsbiologisk forskning. Underlag för områdesskydd i landskapet.</w:t>
+      </w:r>
+      <w:r>
+        <w:t xml:space="preserve"> Naturvårdsverket, Rapport 5452.</w:t>
+      </w:r>
+    </w:p>
+    <w:p>
+      <w:r>
+        <w:t xml:space="preserve">Gunnarsson, B., Pettersson, R. B., Hake, M. och Hultengren, S. &amp; Sjöberg, K., 1999. </w:t>
+      </w:r>
+      <w:r>
+        <w:rPr>
+          <w:i/>
+        </w:rPr>
+        <w:t xml:space="preserve">Spindlar och skalbaggar som indikatorer i barrskog. </w:t>
+      </w:r>
+      <w:r>
+        <w:t>Skog &amp; Forskning, Nr. 2/99, s. 46–51.</w:t>
+      </w:r>
+    </w:p>
+    <w:p>
+      <w:r>
+        <w:t xml:space="preserve">Hedgren, O., 2012. </w:t>
+      </w:r>
+      <w:r>
+        <w:rPr>
+          <w:i/>
+        </w:rPr>
+        <w:t>Hotade insekter på tallved i Dalarna.</w:t>
+      </w:r>
+      <w:r>
+        <w:t xml:space="preserve"> Länsstyrelsen Dalarna, Naturvårdsenheten. Rapport 2012:16.</w:t>
+      </w:r>
+    </w:p>
+    <w:p>
+      <w:r>
+        <w:t xml:space="preserve">Hedgren, O. 2010. </w:t>
+      </w:r>
+      <w:r>
+        <w:rPr>
+          <w:i/>
+        </w:rPr>
+        <w:t>Vedinsekter i tallskog och på brandfält i Värmland.</w:t>
+      </w:r>
+      <w:r>
+        <w:t xml:space="preserve"> Länsstyrelsen Värmland, Stencil, 39 s.</w:t>
+      </w:r>
+    </w:p>
+    <w:p>
+      <w:r>
+        <w:t xml:space="preserve">Janzen, D. H., 1983. </w:t>
+      </w:r>
+      <w:r>
+        <w:rPr>
+          <w:i/>
+        </w:rPr>
+        <w:t>No park is an island: Increase in interference from outside as park size decreases</w:t>
+      </w:r>
+      <w:r>
+        <w:t>. Oikos 41: 402–410.</w:t>
+      </w:r>
+    </w:p>
+    <w:p>
+      <w:r>
+        <w:t xml:space="preserve">Jonsell, M., Weslien, J. &amp; Ehn ström, B., 1998. </w:t>
+      </w:r>
+      <w:r>
+        <w:rPr>
+          <w:i/>
+        </w:rPr>
+        <w:t>Substrate requirements of red-listed saproxylic invertebrates in Sweden</w:t>
+      </w:r>
+      <w:r>
+        <w:t>. Biodiversity and Conserv. 7: 749–764.</w:t>
+      </w:r>
+    </w:p>
+    <w:p>
+      <w:r>
+        <w:t xml:space="preserve">Pettersson, R. B., 2014). </w:t>
+      </w:r>
+      <w:r>
+        <w:rPr>
+          <w:i/>
+        </w:rPr>
+        <w:t>Åtgärdsprogram för skalbaggar på nyligen död tall, 2014–2018.</w:t>
+      </w:r>
+      <w:r>
+        <w:t xml:space="preserve"> Rapport 6599. Bromma: Naturvårdsverket.</w:t>
+      </w:r>
+    </w:p>
+    <w:p>
+      <w:r>
+        <w:t xml:space="preserve">Wikars, L.-O., Hansson, J. &amp; Hedgren, O., 2010. </w:t>
+      </w:r>
+      <w:r>
+        <w:rPr>
+          <w:i/>
+        </w:rPr>
+        <w:t>Inventering av vedlevande skalbaggar – tallskogar i Örebro län.</w:t>
+      </w:r>
+      <w:r>
+        <w:t xml:space="preserve"> Länsstyrelsen i Örebro län, publ.nr. 2010:2.</w:t>
+      </w:r>
+    </w:p>
+    <w:p>
+      <w:r>
+        <w:t xml:space="preserve">Wikars, L.-O., 2009. </w:t>
+      </w:r>
+      <w:r>
+        <w:rPr>
+          <w:i/>
+        </w:rPr>
+        <w:t>Vedskalbaggar i Hamra nationalpark, Gävleborgs län.</w:t>
+      </w:r>
+      <w:r>
+        <w:t xml:space="preserve"> Länsstyrelsen Gävleborg, Rapport 2009:14.</w:t>
       </w:r>
     </w:p>
     <w:p>
@@ -1778,7 +2057,7 @@
     <w:r>
       <w:tab/>
       <w:tab/>
-      <w:t>2025-12-10</w:t>
+      <w:t>2025-12-11</w:t>
       <w:br/>
       <w:br/>
     </w:r>

--- a/klagomål/A 60015-2025 FSC-klagomål.docx
+++ b/klagomål/A 60015-2025 FSC-klagomål.docx
@@ -2057,7 +2057,7 @@
     <w:r>
       <w:tab/>
       <w:tab/>
-      <w:t>2025-12-11</w:t>
+      <w:t>2025-12-12</w:t>
       <w:br/>
       <w:br/>
     </w:r>

--- a/klagomål/A 60015-2025 FSC-klagomål.docx
+++ b/klagomål/A 60015-2025 FSC-klagomål.docx
@@ -168,7 +168,7 @@
     </w:p>
     <w:p>
       <w:r>
-        <w:t>Detta dokument behandlar höga naturvärden i avverkningsanmälan A 60015-2025 i Ljusdals kommun. Denna avverkningsanmälan inkom 2025-12-02 14:21:42 och omfattar 27,5 ha.</w:t>
+        <w:t>Detta dokument behandlar höga naturvärden i avverkningsanmälan A 60015-2025 i Ljusdals kommun. Denna avverkningsanmälan inkom 2025-12-02 00:00:00 och omfattar 27,5 ha.</w:t>
       </w:r>
     </w:p>
     <w:p>
@@ -2057,7 +2057,7 @@
     <w:r>
       <w:tab/>
       <w:tab/>
-      <w:t>2025-12-12</w:t>
+      <w:t>2025-12-13</w:t>
       <w:br/>
       <w:br/>
     </w:r>

--- a/klagomål/A 60015-2025 FSC-klagomål.docx
+++ b/klagomål/A 60015-2025 FSC-klagomål.docx
@@ -2057,7 +2057,7 @@
     <w:r>
       <w:tab/>
       <w:tab/>
-      <w:t>2025-12-19</w:t>
+      <w:t>2025-12-20</w:t>
       <w:br/>
       <w:br/>
     </w:r>

--- a/klagomål/A 60015-2025 FSC-klagomål.docx
+++ b/klagomål/A 60015-2025 FSC-klagomål.docx
@@ -2057,7 +2057,7 @@
     <w:r>
       <w:tab/>
       <w:tab/>
-      <w:t>2025-12-20</w:t>
+      <w:t>2025-12-21</w:t>
       <w:br/>
       <w:br/>
     </w:r>

--- a/klagomål/A 60015-2025 FSC-klagomål.docx
+++ b/klagomål/A 60015-2025 FSC-klagomål.docx
@@ -2057,7 +2057,7 @@
     <w:r>
       <w:tab/>
       <w:tab/>
-      <w:t>2025-12-21</w:t>
+      <w:t>2025-12-22</w:t>
       <w:br/>
       <w:br/>
     </w:r>

--- a/klagomål/A 60015-2025 FSC-klagomål.docx
+++ b/klagomål/A 60015-2025 FSC-klagomål.docx
@@ -2057,7 +2057,7 @@
     <w:r>
       <w:tab/>
       <w:tab/>
-      <w:t>2025-12-22</w:t>
+      <w:t>2025-12-26</w:t>
       <w:br/>
       <w:br/>
     </w:r>

--- a/klagomål/A 60015-2025 FSC-klagomål.docx
+++ b/klagomål/A 60015-2025 FSC-klagomål.docx
@@ -2057,7 +2057,7 @@
     <w:r>
       <w:tab/>
       <w:tab/>
-      <w:t>2026-01-03</w:t>
+      <w:t>2026-01-04</w:t>
       <w:br/>
       <w:br/>
     </w:r>

--- a/klagomål/A 60015-2025 FSC-klagomål.docx
+++ b/klagomål/A 60015-2025 FSC-klagomål.docx
@@ -2057,7 +2057,7 @@
     <w:r>
       <w:tab/>
       <w:tab/>
-      <w:t>2026-01-07</w:t>
+      <w:t>2026-01-08</w:t>
       <w:br/>
       <w:br/>
     </w:r>

--- a/klagomål/A 60015-2025 FSC-klagomål.docx
+++ b/klagomål/A 60015-2025 FSC-klagomål.docx
@@ -2057,7 +2057,7 @@
     <w:r>
       <w:tab/>
       <w:tab/>
-      <w:t>2026-01-08</w:t>
+      <w:t>2026-01-09</w:t>
       <w:br/>
       <w:br/>
     </w:r>

--- a/klagomål/A 60015-2025 FSC-klagomål.docx
+++ b/klagomål/A 60015-2025 FSC-klagomål.docx
@@ -2057,7 +2057,7 @@
     <w:r>
       <w:tab/>
       <w:tab/>
-      <w:t>2026-01-09</w:t>
+      <w:t>2026-01-10</w:t>
       <w:br/>
       <w:br/>
     </w:r>

--- a/klagomål/A 60015-2025 FSC-klagomål.docx
+++ b/klagomål/A 60015-2025 FSC-klagomål.docx
@@ -2057,7 +2057,7 @@
     <w:r>
       <w:tab/>
       <w:tab/>
-      <w:t>2026-01-10</w:t>
+      <w:t>2026-01-11</w:t>
       <w:br/>
       <w:br/>
     </w:r>

--- a/klagomål/A 60015-2025 FSC-klagomål.docx
+++ b/klagomål/A 60015-2025 FSC-klagomål.docx
@@ -2057,7 +2057,7 @@
     <w:r>
       <w:tab/>
       <w:tab/>
-      <w:t>2026-01-11</w:t>
+      <w:t>2026-01-12</w:t>
       <w:br/>
       <w:br/>
     </w:r>

--- a/klagomål/A 60015-2025 FSC-klagomål.docx
+++ b/klagomål/A 60015-2025 FSC-klagomål.docx
@@ -2057,7 +2057,7 @@
     <w:r>
       <w:tab/>
       <w:tab/>
-      <w:t>2026-01-12</w:t>
+      <w:t>2026-01-13</w:t>
       <w:br/>
       <w:br/>
     </w:r>

--- a/klagomål/A 60015-2025 FSC-klagomål.docx
+++ b/klagomål/A 60015-2025 FSC-klagomål.docx
@@ -2057,7 +2057,7 @@
     <w:r>
       <w:tab/>
       <w:tab/>
-      <w:t>2026-01-13</w:t>
+      <w:t>2026-01-14</w:t>
       <w:br/>
       <w:br/>
     </w:r>

--- a/klagomål/A 60015-2025 FSC-klagomål.docx
+++ b/klagomål/A 60015-2025 FSC-klagomål.docx
@@ -2057,7 +2057,7 @@
     <w:r>
       <w:tab/>
       <w:tab/>
-      <w:t>2026-01-14</w:t>
+      <w:t>2026-01-15</w:t>
       <w:br/>
       <w:br/>
     </w:r>

--- a/klagomål/A 60015-2025 FSC-klagomål.docx
+++ b/klagomål/A 60015-2025 FSC-klagomål.docx
@@ -2057,7 +2057,7 @@
     <w:r>
       <w:tab/>
       <w:tab/>
-      <w:t>2026-01-15</w:t>
+      <w:t>2026-01-16</w:t>
       <w:br/>
       <w:br/>
     </w:r>

--- a/klagomål/A 60015-2025 FSC-klagomål.docx
+++ b/klagomål/A 60015-2025 FSC-klagomål.docx
@@ -2057,7 +2057,7 @@
     <w:r>
       <w:tab/>
       <w:tab/>
-      <w:t>2026-01-16</w:t>
+      <w:t>2026-01-17</w:t>
       <w:br/>
       <w:br/>
     </w:r>

--- a/klagomål/A 60015-2025 FSC-klagomål.docx
+++ b/klagomål/A 60015-2025 FSC-klagomål.docx
@@ -2057,7 +2057,7 @@
     <w:r>
       <w:tab/>
       <w:tab/>
-      <w:t>2026-01-17</w:t>
+      <w:t>2026-01-18</w:t>
       <w:br/>
       <w:br/>
     </w:r>

--- a/klagomål/A 60015-2025 FSC-klagomål.docx
+++ b/klagomål/A 60015-2025 FSC-klagomål.docx
@@ -2057,7 +2057,7 @@
     <w:r>
       <w:tab/>
       <w:tab/>
-      <w:t>2026-01-18</w:t>
+      <w:t>2026-01-19</w:t>
       <w:br/>
       <w:br/>
     </w:r>

--- a/klagomål/A 60015-2025 FSC-klagomål.docx
+++ b/klagomål/A 60015-2025 FSC-klagomål.docx
@@ -2057,7 +2057,7 @@
     <w:r>
       <w:tab/>
       <w:tab/>
-      <w:t>2026-01-19</w:t>
+      <w:t>2026-01-20</w:t>
       <w:br/>
       <w:br/>
     </w:r>

--- a/klagomål/A 60015-2025 FSC-klagomål.docx
+++ b/klagomål/A 60015-2025 FSC-klagomål.docx
@@ -2057,7 +2057,7 @@
     <w:r>
       <w:tab/>
       <w:tab/>
-      <w:t>2026-01-20</w:t>
+      <w:t>2026-01-21</w:t>
       <w:br/>
       <w:br/>
     </w:r>

--- a/klagomål/A 60015-2025 FSC-klagomål.docx
+++ b/klagomål/A 60015-2025 FSC-klagomål.docx
@@ -2057,7 +2057,7 @@
     <w:r>
       <w:tab/>
       <w:tab/>
-      <w:t>2026-01-21</w:t>
+      <w:t>2026-01-23</w:t>
       <w:br/>
       <w:br/>
     </w:r>

--- a/klagomål/A 60015-2025 FSC-klagomål.docx
+++ b/klagomål/A 60015-2025 FSC-klagomål.docx
@@ -2057,7 +2057,7 @@
     <w:r>
       <w:tab/>
       <w:tab/>
-      <w:t>2026-01-23</w:t>
+      <w:t>2026-01-24</w:t>
       <w:br/>
       <w:br/>
     </w:r>

--- a/klagomål/A 60015-2025 FSC-klagomål.docx
+++ b/klagomål/A 60015-2025 FSC-klagomål.docx
@@ -2057,7 +2057,7 @@
     <w:r>
       <w:tab/>
       <w:tab/>
-      <w:t>2026-01-24</w:t>
+      <w:t>2026-01-25</w:t>
       <w:br/>
       <w:br/>
     </w:r>

--- a/klagomål/A 60015-2025 FSC-klagomål.docx
+++ b/klagomål/A 60015-2025 FSC-klagomål.docx
@@ -2057,7 +2057,7 @@
     <w:r>
       <w:tab/>
       <w:tab/>
-      <w:t>2026-01-25</w:t>
+      <w:t>2026-01-26</w:t>
       <w:br/>
       <w:br/>
     </w:r>

--- a/klagomål/A 60015-2025 FSC-klagomål.docx
+++ b/klagomål/A 60015-2025 FSC-klagomål.docx
@@ -2057,7 +2057,7 @@
     <w:r>
       <w:tab/>
       <w:tab/>
-      <w:t>2026-01-26</w:t>
+      <w:t>2026-01-27</w:t>
       <w:br/>
       <w:br/>
     </w:r>

--- a/klagomål/A 60015-2025 FSC-klagomål.docx
+++ b/klagomål/A 60015-2025 FSC-klagomål.docx
@@ -2057,7 +2057,7 @@
     <w:r>
       <w:tab/>
       <w:tab/>
-      <w:t>2026-01-27</w:t>
+      <w:t>2026-01-28</w:t>
       <w:br/>
       <w:br/>
     </w:r>

--- a/klagomål/A 60015-2025 FSC-klagomål.docx
+++ b/klagomål/A 60015-2025 FSC-klagomål.docx
@@ -2591,7 +2591,7 @@
     <w:r>
       <w:tab/>
       <w:tab/>
-      <w:t>2026-02-22</w:t>
+      <w:t>2026-02-23</w:t>
       <w:br/>
       <w:br/>
     </w:r>

--- a/klagomål/A 60015-2025 FSC-klagomål.docx
+++ b/klagomål/A 60015-2025 FSC-klagomål.docx
@@ -2591,7 +2591,7 @@
     <w:r>
       <w:tab/>
       <w:tab/>
-      <w:t>2026-02-23</w:t>
+      <w:t>2026-02-24</w:t>
       <w:br/>
       <w:br/>
     </w:r>

--- a/klagomål/A 60015-2025 FSC-klagomål.docx
+++ b/klagomål/A 60015-2025 FSC-klagomål.docx
@@ -2591,7 +2591,7 @@
     <w:r>
       <w:tab/>
       <w:tab/>
-      <w:t>2026-02-24</w:t>
+      <w:t>2026-02-25</w:t>
       <w:br/>
       <w:br/>
     </w:r>

--- a/klagomål/A 60015-2025 FSC-klagomål.docx
+++ b/klagomål/A 60015-2025 FSC-klagomål.docx
@@ -2591,7 +2591,7 @@
     <w:r>
       <w:tab/>
       <w:tab/>
-      <w:t>2026-02-25</w:t>
+      <w:t>2026-02-26</w:t>
       <w:br/>
       <w:br/>
     </w:r>

--- a/klagomål/A 60015-2025 FSC-klagomål.docx
+++ b/klagomål/A 60015-2025 FSC-klagomål.docx
@@ -2591,7 +2591,7 @@
     <w:r>
       <w:tab/>
       <w:tab/>
-      <w:t>2026-02-26</w:t>
+      <w:t>2026-02-28</w:t>
       <w:br/>
       <w:br/>
     </w:r>

--- a/klagomål/A 60015-2025 FSC-klagomål.docx
+++ b/klagomål/A 60015-2025 FSC-klagomål.docx
@@ -2591,7 +2591,7 @@
     <w:r>
       <w:tab/>
       <w:tab/>
-      <w:t>2026-02-28</w:t>
+      <w:t>2026-03-01</w:t>
       <w:br/>
       <w:br/>
     </w:r>

--- a/klagomål/A 60015-2025 FSC-klagomål.docx
+++ b/klagomål/A 60015-2025 FSC-klagomål.docx
@@ -2591,7 +2591,7 @@
     <w:r>
       <w:tab/>
       <w:tab/>
-      <w:t>2026-03-01</w:t>
+      <w:t>2026-03-02</w:t>
       <w:br/>
       <w:br/>
     </w:r>

--- a/klagomål/A 60015-2025 FSC-klagomål.docx
+++ b/klagomål/A 60015-2025 FSC-klagomål.docx
@@ -351,7 +351,7 @@
         <w:rPr>
           <w:i/>
         </w:rPr>
-        <w:t xml:space="preserve"> 9070 Trädklädd betesmark </w:t>
+        <w:t xml:space="preserve"> 9070 Trädklädd betesmark</w:t>
       </w:r>
       <w:r>
         <w:t xml:space="preserve"> (SLU Artdatabanken, 2024).</w:t>
@@ -970,7 +970,7 @@
         <w:t>9080 Lövsumpskog</w:t>
       </w:r>
       <w:r>
-        <w:t xml:space="preserve"> ochfridlyst enligt 8 § artskyddsförordningen (SLU Artdatabanken, 2024; Nitare &amp; Skogsstyrelsen, 2019).</w:t>
+        <w:t xml:space="preserve"> och fridlyst enligt 8 § artskyddsförordningen (SLU Artdatabanken, 2024; Nitare &amp; Skogsstyrelsen, 2019).</w:t>
       </w:r>
     </w:p>
     <w:p>
@@ -2591,7 +2591,7 @@
     <w:r>
       <w:tab/>
       <w:tab/>
-      <w:t>2026-03-02</w:t>
+      <w:t>2026-03-03</w:t>
       <w:br/>
       <w:br/>
     </w:r>

--- a/klagomål/A 60015-2025 FSC-klagomål.docx
+++ b/klagomål/A 60015-2025 FSC-klagomål.docx
@@ -2591,7 +2591,7 @@
     <w:r>
       <w:tab/>
       <w:tab/>
-      <w:t>2026-03-03</w:t>
+      <w:t>2026-03-04</w:t>
       <w:br/>
       <w:br/>
     </w:r>

--- a/klagomål/A 60015-2025 FSC-klagomål.docx
+++ b/klagomål/A 60015-2025 FSC-klagomål.docx
@@ -2591,7 +2591,7 @@
     <w:r>
       <w:tab/>
       <w:tab/>
-      <w:t>2026-03-04</w:t>
+      <w:t>2026-03-05</w:t>
       <w:br/>
       <w:br/>
     </w:r>

--- a/klagomål/A 60015-2025 FSC-klagomål.docx
+++ b/klagomål/A 60015-2025 FSC-klagomål.docx
@@ -2591,7 +2591,7 @@
     <w:r>
       <w:tab/>
       <w:tab/>
-      <w:t>2026-03-05</w:t>
+      <w:t>2026-03-06</w:t>
       <w:br/>
       <w:br/>
     </w:r>

--- a/klagomål/A 60015-2025 FSC-klagomål.docx
+++ b/klagomål/A 60015-2025 FSC-klagomål.docx
@@ -2591,7 +2591,7 @@
     <w:r>
       <w:tab/>
       <w:tab/>
-      <w:t>2026-03-06</w:t>
+      <w:t>2026-03-07</w:t>
       <w:br/>
       <w:br/>
     </w:r>

--- a/klagomål/A 60015-2025 FSC-klagomål.docx
+++ b/klagomål/A 60015-2025 FSC-klagomål.docx
@@ -2642,7 +2642,7 @@
     <w:r>
       <w:tab/>
       <w:tab/>
-      <w:t>2026-06-15</w:t>
+      <w:t>2026-06-16</w:t>
       <w:br/>
       <w:br/>
     </w:r>

--- a/klagomål/A 60015-2025 FSC-klagomål.docx
+++ b/klagomål/A 60015-2025 FSC-klagomål.docx
@@ -2642,7 +2642,7 @@
     <w:r>
       <w:tab/>
       <w:tab/>
-      <w:t>2026-06-16</w:t>
+      <w:t>2026-06-17</w:t>
       <w:br/>
       <w:br/>
     </w:r>

--- a/klagomål/A 60015-2025 FSC-klagomål.docx
+++ b/klagomål/A 60015-2025 FSC-klagomål.docx
@@ -1,6 +1,6 @@
 
 <file path=word/document.xml><?xml version="1.0" encoding="utf-8"?>
-<w:document xmlns:wpc="http://schemas.microsoft.com/office/word/2010/wordprocessingCanvas" xmlns:cx="http://schemas.microsoft.com/office/drawing/2014/chartex" xmlns:cx1="http://schemas.microsoft.com/office/drawing/2015/9/8/chartex" xmlns:cx2="http://schemas.microsoft.com/office/drawing/2015/10/21/chartex" xmlns:cx3="http://schemas.microsoft.com/office/drawing/2016/5/9/chartex" xmlns:cx4="http://schemas.microsoft.com/office/drawing/2016/5/10/chartex" xmlns:cx5="http://schemas.microsoft.com/office/drawing/2016/5/11/chartex" xmlns:cx6="http://schemas.microsoft.com/office/drawing/2016/5/12/chartex" xmlns:cx7="http://schemas.microsoft.com/office/drawing/2016/5/13/chartex" xmlns:cx8="http://schemas.microsoft.com/office/drawing/2016/5/14/chartex" xmlns:mc="http://schemas.openxmlformats.org/markup-compatibility/2006" xmlns:aink="http://schemas.microsoft.com/office/drawing/2016/ink" xmlns:am3d="http://schemas.microsoft.com/office/drawing/2017/model3d" xmlns:o="urn:schemas-microsoft-com:office:office" xmlns:oel="http://schemas.microsoft.com/office/2019/extlst" xmlns:r="http://schemas.openxmlformats.org/officeDocument/2006/relationships" xmlns:m="http://schemas.openxmlformats.org/officeDocument/2006/math" xmlns:v="urn:schemas-microsoft-com:vml" xmlns:wp14="http://schemas.microsoft.com/office/word/2010/wordprocessingDrawing" xmlns:wp="http://schemas.openxmlformats.org/drawingml/2006/wordprocessingDrawing" xmlns:w10="urn:schemas-microsoft-com:office:word" xmlns:w="http://schemas.openxmlformats.org/wordprocessingml/2006/main" xmlns:w14="http://schemas.microsoft.com/office/word/2010/wordml" xmlns:w15="http://schemas.microsoft.com/office/word/2012/wordml" xmlns:w16cex="http://schemas.microsoft.com/office/word/2018/wordml/cex" xmlns:w16cid="http://schemas.microsoft.com/office/word/2016/wordml/cid" xmlns:w16="http://schemas.microsoft.com/office/word/2018/wordml" xmlns:w16sdtdh="http://schemas.microsoft.com/office/word/2020/wordml/sdtdatahash" xmlns:w16se="http://schemas.microsoft.com/office/word/2015/wordml/symex" xmlns:wpg="http://schemas.microsoft.com/office/word/2010/wordprocessingGroup" xmlns:wpi="http://schemas.microsoft.com/office/word/2010/wordprocessingInk" xmlns:wne="http://schemas.microsoft.com/office/word/2006/wordml" xmlns:wps="http://schemas.microsoft.com/office/word/2010/wordprocessingShape" mc:Ignorable="w14 w15 w16se w16cid w16 w16cex w16sdtdh wp14">
+<w:document xmlns:wpc="http://schemas.microsoft.com/office/word/2010/wordprocessingCanvas" xmlns:cx="http://schemas.microsoft.com/office/drawing/2014/chartex" xmlns:cx1="http://schemas.microsoft.com/office/drawing/2015/9/8/chartex" xmlns:cx2="http://schemas.microsoft.com/office/drawing/2015/10/21/chartex" xmlns:cx3="http://schemas.microsoft.com/office/drawing/2016/5/9/chartex" xmlns:cx4="http://schemas.microsoft.com/office/drawing/2016/5/10/chartex" xmlns:cx5="http://schemas.microsoft.com/office/drawing/2016/5/11/chartex" xmlns:cx6="http://schemas.microsoft.com/office/drawing/2016/5/12/chartex" xmlns:cx7="http://schemas.microsoft.com/office/drawing/2016/5/13/chartex" xmlns:cx8="http://schemas.microsoft.com/office/drawing/2016/5/14/chartex" xmlns:mc="http://schemas.openxmlformats.org/markup-compatibility/2006" xmlns:aink="http://schemas.microsoft.com/office/drawing/2016/ink" xmlns:am3d="http://schemas.microsoft.com/office/drawing/2017/model3d" xmlns:o="urn:schemas-microsoft-com:office:office" xmlns:oel="http://schemas.microsoft.com/office/2019/extlst" xmlns:r="http://schemas.openxmlformats.org/officeDocument/2006/relationships" xmlns:m="http://schemas.openxmlformats.org/officeDocument/2006/math" xmlns:v="urn:schemas-microsoft-com:vml" xmlns:wp14="http://schemas.microsoft.com/office/word/2010/wordprocessingDrawing" xmlns:wp="http://schemas.openxmlformats.org/drawingml/2006/wordprocessingDrawing" xmlns:w10="urn:schemas-microsoft-com:office:word" xmlns:w="http://schemas.openxmlformats.org/wordprocessingml/2006/main" xmlns:w14="http://schemas.microsoft.com/office/word/2010/wordml" xmlns:w15="http://schemas.microsoft.com/office/word/2012/wordml" xmlns:w16cex="http://schemas.microsoft.com/office/word/2018/wordml/cex" xmlns:w16cid="http://schemas.microsoft.com/office/word/2016/wordml/cid" xmlns:w16="http://schemas.microsoft.com/office/word/2018/wordml" xmlns:w16du="http://schemas.microsoft.com/office/word/2023/wordml/word16du" xmlns:w16sdtdh="http://schemas.microsoft.com/office/word/2020/wordml/sdtdatahash" xmlns:w16sdtfl="http://schemas.microsoft.com/office/word/2024/wordml/sdtformatlock" xmlns:w16se="http://schemas.microsoft.com/office/word/2015/wordml/symex" xmlns:wpg="http://schemas.microsoft.com/office/word/2010/wordprocessingGroup" xmlns:wpi="http://schemas.microsoft.com/office/word/2010/wordprocessingInk" xmlns:wne="http://schemas.microsoft.com/office/word/2006/wordml" xmlns:wps="http://schemas.microsoft.com/office/word/2010/wordprocessingShape" mc:Ignorable="w14 w15 w16se w16cid w16 w16cex w16sdtdh w16sdtfl w16du wp14">
   <w:body>
     <w:p>
       <w:r>
@@ -168,7 +168,7 @@
     </w:p>
     <w:p>
       <w:r>
-        <w:t>Detta dokument behandlar höga naturvärden i avverkningsanmälan A 60015-2025 i Ljusdals kommun. Denna avverkningsanmälan inkom 2025-12-02 00:00:00 och omfattar 27,5 ha.</w:t>
+        <w:t>Detta dokument behandlar höga naturvärden i avverkningsanmälan A 60015-2025 i Ljusdals kommun som inkom 2025-12-02 och omfattar 27,5 ha.</w:t>
       </w:r>
     </w:p>
     <w:p>
@@ -191,12 +191,15 @@
     </w:p>
     <w:p>
       <w:r>
-        <w:t>I avverkningsanmälan har följande 44 naturvårdsarter hittats: gräddporing (VU), knärot (VU, §8), blanksvart spiklav (NT), blågrå svartspik (NT), dvärgbägarlav (NT), gammelgransskål (NT), garnlav (NT), grönhjon (NT), kolflarnlav (NT), kortskaftad ärgspik (NT), lunglav (NT), motaggsvamp (NT), mörk kolflarnlav (NT), nordtagging (NT), spillkråka (NT, §4), stjärntagging (NT), talltita (NT, §4), tretåig hackspett (NT, §4), vedskivlav (NT), vedtrappmossa (NT), violettgrå tagellav (NT), violmussling (NT), vitgrynig nållav (NT), vitplätt (NT), björksplintborre (S), dropptaggsvamp (S), fjällig taggsvamp s.str. (S), gytterlav (S), korallrot (S, §8), mindre märgborre (S), norrlandslav (S), nästlav (S), plattlummer (S, §9), spindelblomster (S, §8), stuplav (S), vedticka (S), vågbandad barkbock (S), zontaggsvamp (S), orre (§4), tjäder (§4), vanlig groda (§6), vanlig padda (§6), fläcknycklar (§8) och revlummer (§9). Av dessa är 24 rödlistade. För rödlistade arter har rödlistekategorin angivits inom parentes. Arter som är signalarter enligt Skogsstyrelsen har markerats med (S). För fridlysta arter anges även paragrafen i Artskyddsförordningen som arten är fridlyst enligt.</w:t>
-      </w:r>
-    </w:p>
-    <w:p>
-      <w:r>
-        <w:t>De påträffade naturvårdsarterna är ett tydligt kvitto på att detta rör sig om en skog med höga naturvärden. I Figur 1 visas en karta över det avverkningsanmälda området, där samtliga fyndplatser för naturvårdsarter som finns registrerade på Artportalen har markerats.</w:t>
+        <w:t>I och inom 25 meter från avverkningsanmälan har följande 46 naturvårdsarter hittats: garnlav (VU, T), gräddporing (VU, T), knärot (VU, T, §8), blanksvart spiklav (NT), blågrå svartspik (NT), dropptaggsvamp (NT, T), dvärgbägarlav (NT, T), fjällig taggsvamp s.str. (NT), gammelgransskål (NT, T), grantaggsvamp (NT), grönhjon (NT), kolflarnlav (NT, T), kortskaftad ärgspik (NT), lunglav (NT, T), motaggsvamp (NT, T), mörk kolflarnlav (NT), nordtagging (NT), skrovellav (NT, T), stjärntagging (NT, T), talltita (NT, §4), tretåig hackspett (NT, T, §4), vedskivlav (NT, T), vedtrappmossa (NT, T), violettgrå tagellav (NT, T), violmussling (NT, T), vitgrynig nållav (NT), vitplätt (NT), björksplintborre (S), gytterlav (S, T), korallrot (S, T, §8), mindre märgborre (S, T), norrlandslav (S, T), nästlav (S, T), plattlummer (S, T, §9), spindelblomster (S, T, §8), stuplav (S, T), vedticka (S, T), vågbandad barkbock (S), zontaggsvamp (S), spillkråka (T, §4), tjäder (T, §4), orre (§4), vanlig groda (§6), vanlig padda (§6), fläcknycklar (§8) och revlummer (§9). Av dessa är 27 rödlistade. För rödlistade arter har rödlistekategorin angivits inom parentes. Arter som är signalarter enligt Skogsstyrelsen har markerats med (S). Typiska arter inom Natura 2000 som är kopplade till skogsekosystem har markerats med (T). För fridlysta arter anges även paragrafen i Artskyddsförordningen som arten är fridlyst enligt.</w:t>
+      </w:r>
+    </w:p>
+    <w:p>
+      <w:r>
+        <w:t>De påträffade naturvårdsarterna är ett tydligt kvitto på att det rör sig om en skog med höga naturvärden.</w:t>
+      </w:r>
+      <w:r>
+        <w:t xml:space="preserve"> I Figur 1 visas fyndplatser för naturvårdsarter i området, som finns registrerade på Artportalen.</w:t>
       </w:r>
     </w:p>
     <w:p>
@@ -206,7 +209,7 @@
       <w:r>
         <w:drawing>
           <wp:inline xmlns:a="http://schemas.openxmlformats.org/drawingml/2006/main" xmlns:pic="http://schemas.openxmlformats.org/drawingml/2006/picture">
-            <wp:extent cx="5486400" cy="4340575"/>
+            <wp:extent cx="5486400" cy="4150097"/>
             <wp:docPr id="1" name="Picture 1"/>
             <wp:cNvGraphicFramePr>
               <a:graphicFrameLocks noChangeAspect="1"/>
@@ -227,7 +230,7 @@
                   <pic:spPr>
                     <a:xfrm>
                       <a:off x="0" y="0"/>
-                      <a:ext cx="5486400" cy="4340575"/>
+                      <a:ext cx="5486400" cy="4150097"/>
                     </a:xfrm>
                     <a:prstGeom prst="rect"/>
                   </pic:spPr>
@@ -241,20 +244,37 @@
     <w:p>
       <w:pPr>
         <w:pStyle w:val="Caption"/>
+        <w:spacing w:after="240"/>
       </w:pPr>
       <w:r>
-        <w:t>Figur 1. Fyndplatser för naturvårdsarter i det avverkningsanmälda området (röd linje). Markörer utan svart kant är placerade på fyndplatsen. Markörer med svart kant är placerade vid sidan av fyndplatsen och har ett svart streck som visar fyndplatsens exakta position. Kartans mittpunktskoordinat är N 6820944, E 490824 i SWEREF 99 TM.</w:t>
-      </w:r>
-    </w:p>
-    <w:p>
+        <w:t>Figur 1. Fyndplatser för naturvårdsarter i och inom 25 meter från avverkningsanmälan (röd linje). Markörer utan svart kant är placerade på fyndplatsen. Markörer med svart kant är placerade vid sidan av fyndplatsen och har ett svart streck som visar fyndplatsens exakta position. Kartans mittpunktskoordinat är N 6820944, E 490824 i SWEREF 99 TM.</w:t>
+      </w:r>
+    </w:p>
+    <w:p>
+      <w:pPr>
+        <w:pStyle w:val="Heading2"/>
+      </w:pPr>
+      <w:r>
+        <w:t>Fridlysta arter</w:t>
+      </w:r>
+    </w:p>
+    <w:p>
+      <w:r>
+        <w:t>Följande fridlysta arter har sina livsmiljöer och växtplatser i den avverkningsanmälda skogen: knärot (VU, T, §8), talltita (NT, §4), tretåig hackspett (NT, T, §4), korallrot (S, T, §8), plattlummer (S, T, §9), spindelblomster (S, T, §8), spillkråka (T, §4), tjäder (T, §4), orre (§4), vanlig groda (§6), vanlig padda (§6), fläcknycklar (§8) och revlummer (§9).</w:t>
+      </w:r>
+    </w:p>
+    <w:p>
+      <w:r>
+        <w:t xml:space="preserve">Observera att medlemsländerna är skyldiga att agera i enlighet med EU:s fågeldirektiv där det uttryckligen står att direktivet gäller för fåglar samt för deras ägg, bon och </w:t>
+      </w:r>
       <w:r>
         <w:rPr>
           <w:b/>
         </w:rPr>
-        <w:t xml:space="preserve">Björksplintborre </w:t>
-      </w:r>
-      <w:r>
-        <w:t>är en skalbagge vars larvutveckling sker i bark på nyligen döda björkar, både stående träd och vindfällen. En prydlig rad med runda ventilationshål i barken ovanför modergången är synnerligen karaktäristiskt. Arten är knuten till lövrika blandskogar med en hög andel gamla träd, och starkt gynnad av naturliga störningar som torka, översvämningar, brand och stormfällningar. Talrika gnagspår kan tyda på biotoper med höga naturvärden, exempelvis för ovanliga hackspettar och andra, mer sällsynta vedinsekter. Larverna är omtyckt hackspettsföda (SLU Artdatabanken, 2025).</w:t>
+        <w:t xml:space="preserve">livsmiljöer </w:t>
+      </w:r>
+      <w:r>
+        <w:t>(artikel 1). Vidare att de åtgärder som vidtas inte får leda till en försämring av den nuvarande situationen beträffande bevarandet av de fågelarter som avses i artikel 1 (artikel 13). Fågeldirektivet är styrande för tillsynsansvariga myndigheters ärendehantering, ställningstaganden och beslutsfattande.</w:t>
       </w:r>
     </w:p>
     <w:p>
@@ -262,32 +282,10 @@
         <w:rPr>
           <w:b/>
         </w:rPr>
-        <w:t>Blanksvart spiklav (NT)</w:t>
-      </w:r>
-      <w:r>
-        <w:t xml:space="preserve"> förekommer på torr, hård, gammal kärnved men även på äldre ytved av tall i naturskogsartade bestånd med begränsad brandpåverkan och ostörd hydrologi. Skogsbruksåtgärder på eller i närheten av lokaler med blanksvart spiklav utgör ett hot. Naturskogsartade öppna tall- och barrblandskogar med blanksvart spiklav indikerar höga biologiska värden och bör bevaras (SLU Artdatabanken, 2024).</w:t>
-      </w:r>
-    </w:p>
-    <w:p>
-      <w:r>
-        <w:rPr>
-          <w:b/>
-        </w:rPr>
-        <w:t>Blågrå svartspik (NT)</w:t>
-      </w:r>
-      <w:r>
-        <w:t xml:space="preserve"> växer på torr, hård ved av gamla, solbelysta torrakor, högstubbar av tall och grova döda grenar på levande tallar i öppna bestånd av naturskogskaraktär. Nästan alltid rör det sig om tjärrika torrträd och högstubbar (töreved, keloträd) som kan vara en bra bit över hundra år, i vissa fall sannolikt hundratals år gamla. Skogsbruk är idag det allvarligaste hotet. Ett långsiktigt hot är att nybildningen av gamla torrakor och högstubbar är en långsam process vilken ofta är beroende av skogsbrand. Nytt substrat bildas numera sannolikt nästan inte alls då antalet naturliga skogsbränder har minskat drastiskt på grund av effektivare brandbekämpning. Döda träd som lämnas efter avverkning är inte lämpliga för arten, eftersom dessa träd inte varit utsatta för skogsbrand och bildat tjärrik ved. Skogsbruksåtgärder på eller i närheten av växtplatserna bör undvikas. Naturskogsartade skogar med förekomst av arten indikerar höga biologiska värden och bör bevaras. Blågrå svartspik har en mycket begränsad utbredning utanför de nordiska länderna varför dessa länder har ett speciellt ansvar för arten (SLU Artdatabanken, 2024).</w:t>
-      </w:r>
-    </w:p>
-    <w:p>
-      <w:r>
-        <w:rPr>
-          <w:b/>
-        </w:rPr>
-        <w:t>Dropptaggsvamp (NT)</w:t>
-      </w:r>
-      <w:r>
-        <w:t xml:space="preserve"> bildar mykorrhiza med tall, främst i barrskog med trädkontinuitet, i magra, torra och ljusöppna lavtallskogar och i barrblandskogar med friskmossor och lingon i fältskiktet. Den totala populationen i landet har minskat och bedöms fortsätta minska till följd av slutavverkningar av tallskog. Det är högst oklart om arten långsiktigt kan etablera och reproducera sig i skogsbestånd som brukas med trakthyggesmetoder, markberedning, gödsling eller föryngring med förädlat plantmaterial. Uppfyller kriterierna för att bli rödlistad på grund av ny kunskap som visar att en större andel av populationen än tidigare bedömt är knuten till kontinuitetsbarrskog. Minskningstakten för den svenska populationen bedöms vara nära gränsvärdet för Sårbar (VU). Dropptaggsvamp är typisk art för </w:t>
+        <w:t>Knärot (VU, §8)</w:t>
+      </w:r>
+      <w:r>
+        <w:t xml:space="preserve"> är typisk art för </w:t>
       </w:r>
       <w:r>
         <w:rPr>
@@ -296,678 +294,39 @@
         <w:t xml:space="preserve">9010 Taiga </w:t>
       </w:r>
       <w:r>
-        <w:t>(SLU Artdatabanken, 2026).</w:t>
-      </w:r>
-    </w:p>
-    <w:p>
-      <w:r>
-        <w:rPr>
-          <w:b/>
-        </w:rPr>
-        <w:t>Dvärgbägarlav (NT)</w:t>
-      </w:r>
-      <w:r>
-        <w:t xml:space="preserve"> förekommer över hela Sverige på gammal hård ved, huvudsakligen på tall men i södra Sverige även på ek. Veden utgörs framförallt av grova stubbar, lågor och grenar. Substratet har blivit sällsyntare och nybildning av substrat sker bara i begränsad omfattning. Arten hotas av att grova lågor blir allt sällsyntare i dagens kulturskogar samt att nybildningen av lämpliga substrat går mycket långsamt. En riklig tillgång på gamla tall- eller eklågor måste säkerställas på artens lokaler. Dvärgbägarlav är typisk art för </w:t>
+        <w:t>och</w:t>
       </w:r>
       <w:r>
         <w:rPr>
           <w:i/>
         </w:rPr>
-        <w:t>9010 Taiga</w:t>
-      </w:r>
-      <w:r>
-        <w:t xml:space="preserve"> (SLU Artdatabanken, 2024; Nitare &amp; Skogsstyrelsen, 2019).</w:t>
-      </w:r>
-    </w:p>
-    <w:p>
-      <w:r>
-        <w:rPr>
-          <w:b/>
-        </w:rPr>
-        <w:t>Fjällig taggsvamp s.str. (NT)</w:t>
-      </w:r>
-      <w:r>
-        <w:t xml:space="preserve"> bildar mykorrhiza med gran i granskog och barrblandskog, främst på frisk näringsrik mark i äldre skog med lång trädkontinuitet. Den totala populationen i landet har minskat och bedöms fortsätta minska till följd av avverkning av äldre barrskogar. Minskningstakten för den svenska populationen bedöms vara nära gränsvärdet för sårbar (VU) (SLU Artdatabanken, 2026).</w:t>
-      </w:r>
-    </w:p>
-    <w:p>
-      <w:r>
-        <w:rPr>
-          <w:b/>
-        </w:rPr>
-        <w:t>Gammelgransskål (NT)</w:t>
-      </w:r>
-      <w:r>
-        <w:t xml:space="preserve"> är en liten skålsvamp som växer på gamla granar med skrovlig bark. Typiska växtplatser är gransumpskog i myrkanter, bäckdråg, bäckraviner och skuggiga bergssluttningar, men också skog på torrare mark kan hysa arten om beståndet har stark naturskogskaraktär. Bestånd med arten bör behandlas som nyckelbiotoper och sparas vid en slutavverkning. Även gallring bör undvikas. Gammelgransskål är typisk art för </w:t>
+        <w:t xml:space="preserve"> 9050 Näringsrik granskog</w:t>
+      </w:r>
+      <w:r>
+        <w:t xml:space="preserve">, rödlistad som sårbar och fridlyst enligt 8§ artskyddsförordningen. En nyligen genomförd analys av 79 floraväktarlokaler indikerar att det behövs någonstans mellan 100 och 150 meters skyddszon för att en knärotspopulation inte ska dö ut på lång sikt (Sebestyén &amp; Sundberg, 2025). Detta ligger väl i linje med tidigare genomförda studier som visar att det krävs väl tilltagna buffertzoner för att knäroten inte ska ta skada av skogsbruksåtgärder i intilliggande skog (Johnson, 2014; Koelmeijer m.fl., 2022; Skogsstyrelsen, 2022). Arten är även känslig för gallring vilket framgår av Skogsstyrelsens egen vägledning för hänsyn till knärot (Skogsstyrelsen, 2022). Ytterligare en studie visar på den starka korrelationen mellan minskande arealer kontinuitetsskog och lokal utdöenderisk. Knäroten uppvisade en mycket låg koloniseringsgrad (0,7 % över 10 år) i kombination med hög lokal utrotningsrisk (75,2 %), där utrotningssannolikheten ökade kraftigt när arealen kontinuitetsskog minskade mellan undersökningar, t.ex. på grund av kalhyggesbruk (Johansson et al., 2026). För rika förekomster av knärot är reservatsbildning eller biotopskydd lämpliga åtgärder för att skydda den. På knärot kan den sällsynta rostsvampen </w:t>
       </w:r>
       <w:r>
         <w:rPr>
           <w:i/>
         </w:rPr>
-        <w:t>9010 Taiga</w:t>
-      </w:r>
-      <w:r>
-        <w:t xml:space="preserve"> (SLU Artdatabanken, 2024; Nitare &amp; Skogsstyrelsen, 2019).</w:t>
-      </w:r>
-    </w:p>
-    <w:p>
-      <w:r>
-        <w:rPr>
-          <w:b/>
-        </w:rPr>
-        <w:t>Garnlav (VU)</w:t>
-      </w:r>
-      <w:r>
-        <w:t xml:space="preserve"> är en utpräglad barrskogsart som ibland kan drapera träden i norrländska grannaturskogar med hög luftfuktighet. Den förekommer även i talldominerade bestånd där den, förutom i trädens grenverk, påträffas hängande över ojämnheter i tallbarken. Arten har minskat starkt i södra och mellersta Sverige och den minskar även i sitt nordliga utbredningsområde. Minskningstakten uppgår till 30 (20–50) % inom 50 år och överstiger gränsvärdet för Sårbar (VU). Orsaken till tillbakagången beror främst på slutavverkningar av naturskogsartade skogar. Bestånd med riklig förekomst bör regelmässigt sparas, vilket även gynnar flera andra sällsynta och rödlistade arter. Garnlav är värdväxt för den mycket sällsynta och akut hotade fjärilen barrskogslavfly (CR) som hör hemma i boreala barrskogar med riklig förekomst av värdväxten. Tidigare kunde arten konstateras årligen på flera platser vid Dala-Floda i Dalarna innan lokalerna kalavverkades. Senaste fyndet i landet av barrskogslavfly är från år 2000 då den påträffades vid Högberget i Sollefteå kommun. Garnlav är typisk art för </w:t>
+        <w:t>Pucciniastrum goodyerae</w:t>
+      </w:r>
+      <w:r>
+        <w:t xml:space="preserve"> påträffas. </w:t>
       </w:r>
       <w:r>
         <w:rPr>
           <w:i/>
         </w:rPr>
-        <w:t xml:space="preserve">9010 Taiga </w:t>
-      </w:r>
-      <w:r>
-        <w:t>och</w:t>
-      </w:r>
-      <w:r>
-        <w:rPr>
-          <w:i/>
-        </w:rPr>
-        <w:t xml:space="preserve"> 9070 Trädklädd betesmark</w:t>
-      </w:r>
-      <w:r>
-        <w:t xml:space="preserve"> (SLU Artdatabanken, 2026).</w:t>
-      </w:r>
-    </w:p>
-    <w:p>
-      <w:r>
-        <w:rPr>
-          <w:b/>
-        </w:rPr>
-        <w:t>Gräddporing (VU)</w:t>
-      </w:r>
-      <w:r>
-        <w:t xml:space="preserve"> växer nästan enbart i urskogsartad barrskog på gamla, kraftigt murkna, grova och mossbelupna tallågor i något fuktiga och skuggiga lägen. Arten är placerad högst upp i Skogsstyrelsens värdepyramid för bedömning av skog med höga naturvärden och indikerar gamla och relativt orörda tallnaturskogar med höga naturvärden där det under låg tid kontinuerligt funnits inslag av grova tallågor. För att på sikt hejda artens vikande trend behöver merparten av gräddporingens nu kända växtplatser undantas från skogsbruk. Gräddporing är typisk art för </w:t>
-      </w:r>
-      <w:r>
-        <w:rPr>
-          <w:i/>
-        </w:rPr>
-        <w:t>9010 Taiga</w:t>
-      </w:r>
-      <w:r>
-        <w:t xml:space="preserve"> (SLU Artdatabanken, 2024; Nitare &amp; Skogsstyrelsen, 2019).</w:t>
-      </w:r>
-    </w:p>
-    <w:p>
-      <w:r>
-        <w:rPr>
-          <w:b/>
-        </w:rPr>
-        <w:t>Grönhjon (NT)</w:t>
-      </w:r>
-      <w:r>
-        <w:t xml:space="preserve"> är en skalbagge vars larvutveckling framför allt sker i grovbarkiga grenar (minst 3–5 cm tjocka) på gamla granar, men även i klena stamdelar av barrträd, främst gran, i mindre omfattning tall. Arten är knuten till gamla och gärna glesa granskogar där det finns långsamväxande träd med välutvecklat grenverk. Larverna lever i den skrovliga barken och gör en flera cm bred platt gång som mest liknar en rund håla och är tydligt nedsänkt i vedytan. I kanten av eller mitt på gången finner man en 5 mm bred, oval gång in i grenens ved där arten gör sin puppkammare. Insekten kläcks sedan ut genom samma gång. Främsta hotet är att gamla granar med grova grenar försvinner genom skogsbruk. Äldre granbestånd bör sparas så långt det är möjligt, och inte gallras eller slutavverkas (SLU Artdatabanken, 2024).</w:t>
-      </w:r>
-    </w:p>
-    <w:p>
-      <w:r>
-        <w:rPr>
-          <w:b/>
-        </w:rPr>
-        <w:t xml:space="preserve">Gytterlav </w:t>
-      </w:r>
-      <w:r>
-        <w:t xml:space="preserve">signalerar höga naturvärden i södra och mellersta Sverige, samt längs Norrlands kustland. Förekomster i söder, framför allt på trädstammar, är en indikation på gammal skogsmark med långvarig förekomst av äldre lövträd i miljöer med hög och jämn luftfuktighet. Gytterlav är typisk art för </w:t>
-      </w:r>
-      <w:r>
-        <w:rPr>
-          <w:i/>
-        </w:rPr>
-        <w:t xml:space="preserve">9040 Fjällbjörkskog </w:t>
-      </w:r>
-      <w:r>
-        <w:t>(Nitare &amp; Skogsstyrelsen, 2019; SLU Artdatabanken, 2025).</w:t>
-      </w:r>
-    </w:p>
-    <w:p>
-      <w:r>
-        <w:rPr>
-          <w:b/>
-        </w:rPr>
-        <w:t>Kolflarnlav (NT)</w:t>
-      </w:r>
-      <w:r>
-        <w:t xml:space="preserve"> är brandberoende och växer nästan uteslutande på kolad hård kärnved av tall. Etableringen verkar ske först 100–300 år efter brand och nytt substrat nybildas i mycket begränsad omfattning. Avverkning av tallskog av naturskogskaraktär med spår av återkommande bränder är ett hot och mängden lämplig ved att växa på för arten minskar dels på grund av naturlig nedbrytning men framförallt på grund av att det förstörs i samband med slutavverkningar, gallringar och markberedning. Såväl kolflarnlav som mörk kolflarnlav har glänsande bålfjäll och förekommer främst i tall- och blandbarrskogar av naturskogskaraktär med spår av återkommande bränder. Skogar som dessa hyser höga biologiska värden och bör skyddas. Kolflarnlav är typisk art för </w:t>
-      </w:r>
-      <w:r>
-        <w:rPr>
-          <w:i/>
-        </w:rPr>
-        <w:t>9010 Taiga</w:t>
-      </w:r>
-      <w:r>
-        <w:t xml:space="preserve"> (SLU Artdatabanken, 2024).</w:t>
-      </w:r>
-    </w:p>
-    <w:p>
-      <w:r>
-        <w:rPr>
-          <w:b/>
-        </w:rPr>
-        <w:t>Kortskaftad ärgspik (NT)</w:t>
-      </w:r>
-      <w:r>
-        <w:t xml:space="preserve"> förekommer i barrträdsdominerade skogar och växer nästan uteslutande på tallved. Den föredrar gamla högstubbar i fuktig och halvöppen miljö, t.ex. i myrkanter, sumpskog och brandpräglad skog. Arten indikerar kontinuerlig tillgång till gamla högstubbar i kombination med hög och jämn luftfuktighet. Skogsbruk på lokaler med kortskaftad ärgspik utgör ett hot. På lång sikt bildas färre lämpliga substrat än vad som försvinner. Avverkning av barrträdsdominerade bestånd av naturskogskaraktär utgör ett långsiktigt hot. Naturskogsartade bestånd med riklig förekomst av gamla och grova tallhögstubbar bör undantas från skogsbruk (SLU Artdatabanken, 2024).</w:t>
-      </w:r>
-    </w:p>
-    <w:p>
-      <w:r>
-        <w:rPr>
-          <w:b/>
-        </w:rPr>
-        <w:t>Lunglav (NT)</w:t>
-      </w:r>
-      <w:r>
-        <w:t xml:space="preserve"> är en av vårt lands främsta signalarter som överallt indikerar gamla lövträd, skogsbestånd med höga naturvärden och ekosystem med långskoglig kontinuitet. Lokalt kan förekomsten vara mycket riklig men den hittas nästan enbart i gamla och ej slutavverkade skogar. Artens samtliga förekomster bör uppmärksammas från naturvårdssynpunkt, då många lokaler även hyser andra ovanliga och rödlistade arter. Rikliga förekomster bör skyddas med biotopskydd, frivilliga avsättningar eller reservat. På lunglav kan de sällsynta lavparasiterna lunglavshårprick (CR), </w:t>
-      </w:r>
-      <w:r>
-        <w:rPr>
-          <w:i/>
-        </w:rPr>
-        <w:t>Abrothallus diederichii</w:t>
-      </w:r>
-      <w:r>
-        <w:t xml:space="preserve"> (VU), </w:t>
-      </w:r>
-      <w:r>
-        <w:rPr>
-          <w:i/>
-        </w:rPr>
-        <w:t>Abrothallus lobariae</w:t>
-      </w:r>
-      <w:r>
-        <w:t xml:space="preserve"> (VU), </w:t>
-      </w:r>
-      <w:r>
-        <w:rPr>
-          <w:i/>
-        </w:rPr>
-        <w:t>Calycina lobariae</w:t>
-      </w:r>
-      <w:r>
-        <w:t xml:space="preserve"> (VU), lunglavsknapp (VU) och skrovelmössing (VU) påträffas. Lunglav är typisk art för </w:t>
-      </w:r>
-      <w:r>
-        <w:rPr>
-          <w:i/>
-        </w:rPr>
-        <w:t>9010 Taiga, 9020 Nordlig ädellövskog, 9110 Näringsfattig bokskog, 9130 Näringsrik bokskog, 9160 Näringsrik ekskog, 9180 Ädellövskog i branter, 9190 Näringsfattig ekskog, 9070 Trädklädd betesmark, 9040 Fjällbjörkskog</w:t>
-      </w:r>
-      <w:r>
-        <w:t xml:space="preserve"> och</w:t>
-      </w:r>
-      <w:r>
-        <w:rPr>
-          <w:i/>
-        </w:rPr>
-        <w:t xml:space="preserve"> 6530 Lövängar</w:t>
-      </w:r>
-      <w:r>
-        <w:t xml:space="preserve"> (SLU Artdatabanken, 2026; Nitare &amp; Skogsstyrelsen, 2019).</w:t>
-      </w:r>
-    </w:p>
-    <w:p>
-      <w:r>
-        <w:rPr>
-          <w:b/>
-        </w:rPr>
-        <w:t>Mindre märgborre</w:t>
-      </w:r>
-      <w:r>
-        <w:t xml:space="preserve"> är en signalart för tallskog med höga naturvärden och betraktas tillsammans med skarptandad barkborre som nyckelarter för ett antal sällsynta åtgärdsprogramsarter som är beroende av deras gångsystem. Bland dessa kan nämnas avlång barkborre (VU), </w:t>
-      </w:r>
-      <w:r>
-        <w:rPr>
-          <w:i/>
-        </w:rPr>
-        <w:t>Corticeus longulus</w:t>
-      </w:r>
-      <w:r>
-        <w:t xml:space="preserve"> (VU), tallgångbagge (VU), cholodkovskys bastborre (NT) och tallbarksvartbagge (NT). Den mindre märgborrens måsvingeliknande gnaggångar är lätta att känna igen och hittas ofta på grova tallgrenar på marken. Rika förekomster av främst mindre märgborre men även skarptandad barkborre är en signal för artrikedom och inventeringar har visat att det är i skogar med en naturlig självgallring som det skapas förutsättningar för dessa arter samt de efterföljande åtgärdsprogramsarterna. Tallskogar med stark förekomst av mindre märgborre och skarptandad barkborre bör avsättas som reservat. Generellt bör hänsyn tas vid slutavverkning av talldominerad skog så att avverkningsrester som gren- och toppdelar lämnas. Mindre märgborre är typisk art för </w:t>
-      </w:r>
-      <w:r>
-        <w:rPr>
-          <w:i/>
-        </w:rPr>
-        <w:t>9060 Åsbarrskog</w:t>
-      </w:r>
-      <w:r>
-        <w:t xml:space="preserve"> (SLU Artdatabanken, 2026; Pettersson, 2014; Hedgren, 2012; Gunnarsson m fl., 1999).</w:t>
-      </w:r>
-    </w:p>
-    <w:p>
-      <w:r>
-        <w:rPr>
-          <w:b/>
-        </w:rPr>
-        <w:t xml:space="preserve">Motaggsvamp (NT) </w:t>
-      </w:r>
-      <w:r>
-        <w:t xml:space="preserve">bildar mykorrhiza med tall i tallskog och hittas huvudsakligen i äldre, glesare skogsbestånd och hällmarksimpediment. Arten hotas främst av skogsavverkning och tycks försvinna efter slutavverkning, markberedning och plantering. Motaggsvamp är typisk art för </w:t>
-      </w:r>
-      <w:r>
-        <w:rPr>
-          <w:i/>
-        </w:rPr>
-        <w:t>9010 Taiga</w:t>
-      </w:r>
-      <w:r>
-        <w:t xml:space="preserve"> (SLU Artdatabanken, 2024).</w:t>
-      </w:r>
-    </w:p>
-    <w:p>
-      <w:r>
-        <w:rPr>
-          <w:b/>
-        </w:rPr>
-        <w:t>Mörk kolflarnlav (NT)</w:t>
-      </w:r>
-      <w:r>
-        <w:t xml:space="preserve"> är brandberoende och växer nästan uteslutande på kolad hård kärnved av tall. Arten förekommer främst i glesa, öppna tall- och blandbarrskogar av naturskogskaraktär och etableringen verkar ske sent efter brand, kanske först efter 100–300 år. Mörk kolflarnlav indikerar skog med höga naturvärden och vanligast är att den påträffas på rester av nedbrunna torrakor och högstubbar och lågstubbar som är så grova att hela innandömet är urbränt. Tall- och blandbarrskogar av naturskogskaraktär med spår av återkommande bränder hyser höga biologiska värden och bör skyddas (SLU Artdatabanken, 2024).</w:t>
-      </w:r>
-    </w:p>
-    <w:p>
-      <w:r>
-        <w:rPr>
-          <w:b/>
-        </w:rPr>
-        <w:t>Nordtagging (NT)</w:t>
-      </w:r>
-      <w:r>
-        <w:t xml:space="preserve"> växer främst på tallågor av grövre dimensioner och påträffas huvudsakligen i äldre skog som inte kalavverkats. Nordtaggingen missgynnas av att områden med äldre tallskog har minskat starkt. Bekämpning av skogsbränder, samtidigt som skogsbruket omvandlar naturligt glesa tallbestånd till likartade och betydligt tätare bestånd, har missgynnat arten. Bristen på gamla tallågor utgör på sikt ett allvarligt hot och återskapandet av lämpliga biotoper tar mycket lång tid. Områden med olikåldriga bestånd av tall och med stort inslag av äldre träd bör undantas från skoglig produktion (SLU Artdatabanken, 2024).</w:t>
-      </w:r>
-    </w:p>
-    <w:p>
-      <w:r>
-        <w:rPr>
-          <w:b/>
-        </w:rPr>
-        <w:t xml:space="preserve">Norrlandslav </w:t>
-      </w:r>
-      <w:r>
-        <w:t xml:space="preserve">indikerar söder om den naturliga norrlandsgränsen barrskogsbeklädda bergbranter eller andra ostörda skogsmiljöer med höga naturvärden. Norrlandslav är typisk art för </w:t>
-      </w:r>
-      <w:r>
-        <w:rPr>
-          <w:i/>
-        </w:rPr>
-        <w:t xml:space="preserve">9010 Taiga, 8110 Silikatrasmarker </w:t>
-      </w:r>
-      <w:r>
-        <w:t>och</w:t>
-      </w:r>
-      <w:r>
-        <w:rPr>
-          <w:i/>
-        </w:rPr>
-        <w:t xml:space="preserve"> 8120 Kalkrasmarker </w:t>
-      </w:r>
-      <w:r>
-        <w:t>(Nitare &amp; Skogsstyrelsen, 2000; SLU Artdatabanken, 2025).</w:t>
-      </w:r>
-    </w:p>
-    <w:p>
-      <w:r>
-        <w:rPr>
-          <w:b/>
-        </w:rPr>
-        <w:t>Nästlav</w:t>
-      </w:r>
-      <w:r>
-        <w:t xml:space="preserve"> indikerar söder om den naturliga norrlandsgränsen äldre barrskogsområden med höga naturvärden där andra ovanliga nordliga barrskogsarter kan påträffas. Nästlav är typisk art för </w:t>
-      </w:r>
-      <w:r>
-        <w:rPr>
-          <w:i/>
-        </w:rPr>
-        <w:t xml:space="preserve">9010 Taiga </w:t>
-      </w:r>
-      <w:r>
-        <w:t>(Nitare &amp; Skogsstyrelsen, 2019; SLU Artdatabanken, 2025).</w:t>
-      </w:r>
-    </w:p>
-    <w:p>
-      <w:r>
-        <w:rPr>
-          <w:b/>
-        </w:rPr>
-        <w:t>Stjärntagging (NT)</w:t>
-      </w:r>
-      <w:r>
-        <w:t xml:space="preserve"> signalerar inom hela sitt utbredningsområde höga naturvärden. Svampen är uttorkningskänslig och beroende av ett oförändrat fuktigt mikroklimat. Den är även beroende av en ständig tillgång på död ved i olika nedbrytningsstadier, dock ej nödvändigtvis grova träd. Tidigare påverkan på miljön måste dock ha varit så skonsam att det naturliga skogsekosystemet till stora delar har bevarats. Minskningstakten för den svenska populationen bedöms vara nära gränsvärdet för Sårbar (VU). Stjärntagging är typisk art för </w:t>
-      </w:r>
-      <w:r>
-        <w:rPr>
-          <w:i/>
-        </w:rPr>
-        <w:t xml:space="preserve">9010 Taiga, 9050 Näringsrik granskog </w:t>
-      </w:r>
-      <w:r>
-        <w:t xml:space="preserve">och </w:t>
-      </w:r>
-      <w:r>
-        <w:rPr>
-          <w:i/>
-        </w:rPr>
-        <w:t>9030 Landhöjningsskog</w:t>
-      </w:r>
-      <w:r>
-        <w:t xml:space="preserve"> (SLU Artdatabanken, 2024; Nitare &amp; Skogsstyrelsen, 2019).</w:t>
-      </w:r>
-    </w:p>
-    <w:p>
-      <w:r>
-        <w:rPr>
-          <w:b/>
-        </w:rPr>
-        <w:t>Stuplav</w:t>
-      </w:r>
-      <w:r>
-        <w:t xml:space="preserve"> är en mycket bra signalart i hela sitt utbredningsområde och förekommer nästan enbart i skogsmiljöer med höga naturvärden. Den indikerar långvarig förekomst av gamla lövträd och miljöer med konstant hög luftfuktighet. I skogar med suboceaniskt klimat finns det en mycket sällsynt parasit, njurlavsknapp </w:t>
-      </w:r>
-      <w:r>
-        <w:rPr>
-          <w:i/>
-        </w:rPr>
-        <w:t>Pletocarpon nephromeum</w:t>
-      </w:r>
-      <w:r>
-        <w:t xml:space="preserve"> (EN), som växer på stuplav. Ytterligare tre sällsynta lavparasiter, </w:t>
-      </w:r>
-      <w:r>
-        <w:rPr>
-          <w:i/>
-        </w:rPr>
-        <w:t>Protounguicularia nephromatis</w:t>
-      </w:r>
-      <w:r>
-        <w:t xml:space="preserve"> (VU), </w:t>
-      </w:r>
-      <w:r>
-        <w:rPr>
-          <w:i/>
-        </w:rPr>
-        <w:t>Refractohilum galligenum</w:t>
-      </w:r>
-      <w:r>
-        <w:t xml:space="preserve"> (NT) och </w:t>
-      </w:r>
-      <w:r>
-        <w:rPr>
-          <w:i/>
-        </w:rPr>
-        <w:t>Roselliniella nephromatis</w:t>
-      </w:r>
-      <w:r>
-        <w:t xml:space="preserve"> (DD), kan också påträffas på stuplav. Stuplav är typisk art för </w:t>
-      </w:r>
-      <w:r>
-        <w:rPr>
-          <w:i/>
-        </w:rPr>
-        <w:t>9010 Taiga</w:t>
-      </w:r>
-      <w:r>
-        <w:t xml:space="preserve"> (SLU Artdatabanken, 2026; Nitare &amp; Skogsstyrelsen, 2019).</w:t>
-      </w:r>
-    </w:p>
-    <w:p>
-      <w:r>
-        <w:rPr>
-          <w:b/>
-        </w:rPr>
-        <w:t>Vedskivlav (NT)</w:t>
-      </w:r>
-      <w:r>
-        <w:t xml:space="preserve"> växer på gammal, torr, exponerad, hård kärnved av framförallt tall i naturskogsartade bestånd. Avverkning av tallskog av naturskogskaraktär med spår av återkommande bränder är ett hot. Mängden lämplig ved att växa på för vedskivlav minskar, dels på grund av naturlig nedbrytning men framförallt på grund av att de förstörs i samband med slutavverkningar, gallringar och markberedning. Tall- och blandbarrskogar av naturskogskaraktär med spår av återkommande bränder bör skyddas. Vedskivlav är typisk art för </w:t>
-      </w:r>
-      <w:r>
-        <w:rPr>
-          <w:i/>
-        </w:rPr>
-        <w:t>9010 Taiga</w:t>
-      </w:r>
-      <w:r>
-        <w:t xml:space="preserve"> (SLU Artdatabanken, 2024).</w:t>
-      </w:r>
-    </w:p>
-    <w:p>
-      <w:r>
-        <w:rPr>
-          <w:b/>
-        </w:rPr>
-        <w:t xml:space="preserve">Vedticka </w:t>
-      </w:r>
-      <w:r>
-        <w:t xml:space="preserve">är en bra signalart söder om den naturliga norrlandsgränsen. Den är huvudsakligen knuten till äldre barrskogar där det föreligger långvarig kontinuitet av död barrved. Vedticka är typisk art för </w:t>
-      </w:r>
-      <w:r>
-        <w:rPr>
-          <w:i/>
-        </w:rPr>
-        <w:t xml:space="preserve">9010 Taiga </w:t>
-      </w:r>
-      <w:r>
-        <w:t>(Nitare &amp; Skogsstyrelsen, 2019; SLU Artdatabanken, 2025).</w:t>
-      </w:r>
-    </w:p>
-    <w:p>
-      <w:r>
-        <w:rPr>
-          <w:b/>
-        </w:rPr>
-        <w:t xml:space="preserve">Vedtrappmossa (NT) </w:t>
-      </w:r>
-      <w:r>
-        <w:t xml:space="preserve">växer på död ved, främst i gammal granskog. Den förekommer knappast alls i fjällnära barrskogar utan finns i skogslandskapet nedom fjällen och framför allt i landets södra delar är den en mycket bra signalart för barrnaturskog med höga naturvärden. Skogsavverkning och brist på grov död ved i skogen är de allvarligaste hoten och den överlever inte kalhyggesbruk. Lokaler med sluten granskog, tillräckligt stora för att säkerställa ett kontinuerligt tillskott på grova lågor, bör undantas från storskaligt skogsbruk. Vedtrappmossa är typisk art för </w:t>
-      </w:r>
-      <w:r>
-        <w:rPr>
-          <w:i/>
-        </w:rPr>
-        <w:t>9010 Taiga</w:t>
-      </w:r>
-      <w:r>
-        <w:t xml:space="preserve"> (SLU Artdatabanken, 2024).</w:t>
-      </w:r>
-    </w:p>
-    <w:p>
-      <w:r>
-        <w:rPr>
-          <w:b/>
-        </w:rPr>
-        <w:t>Violettgrå tagellav (NT)</w:t>
-      </w:r>
-      <w:r>
-        <w:t xml:space="preserve"> växer nästan uteslutande i gamla olikåldriga barrnaturskogar med lång skoglig kontinuitet och är en utmärkt signal på skog med höga naturvärden. Slutavverkning av tidigare aldrig slutavverkad skog (kontinuitetsskog) är det största hotet. Biotopen nyskapas i begränsad omfattning och barrskog äldre än 160 år, där den violettgrå tagellaven huvudsakligen påträffas har minskat med 50% de senaste 50 åren. Lågproduktiv skogsmark där laven förekommer bör undantas från skogsbruk och rika förekomster i äldre granskog bör skyddas. Arten är känslig för uttorkning och det är väsentligt att tillräckligt stora bestånd avsätts. Violettgrå tagellav är typisk art för </w:t>
-      </w:r>
-      <w:r>
-        <w:rPr>
-          <w:i/>
-        </w:rPr>
-        <w:t>9010 Taiga</w:t>
-      </w:r>
-      <w:r>
-        <w:t xml:space="preserve"> (SLU Artdatabanken, 2024; Nitare &amp; Skogsstyrelsen, 2019).</w:t>
-      </w:r>
-    </w:p>
-    <w:p>
-      <w:r>
-        <w:rPr>
-          <w:b/>
-        </w:rPr>
-        <w:t>Violmussling (NT)</w:t>
-      </w:r>
-      <w:r>
-        <w:t xml:space="preserve"> växer på döda, oftast omkullfallna stammar av gran eller tall. De flesta fynden har gjorts i gammal, orörd skog och arten är en mycket god indikator på förekomst av lång skoglig kontinuitet. Platser som hyser stora bestånd av violmussling bör i första hand skyddas och undantas från skogsbruk. Flera sällsynta och mycket sällsynta tickor och skalbaggar är mer eller mindre starkt associerade med violtickor </w:t>
-      </w:r>
-      <w:r>
-        <w:rPr>
-          <w:i/>
-        </w:rPr>
-        <w:t>Trichaptum spp.</w:t>
-      </w:r>
-      <w:r>
-        <w:t xml:space="preserve"> och död ved som först rötats av någon </w:t>
-      </w:r>
-      <w:r>
-        <w:rPr>
-          <w:i/>
-        </w:rPr>
-        <w:t>Trichaptum-art</w:t>
-      </w:r>
-      <w:r>
-        <w:t>. Bland dessa kan nämnas gul mjukporing (CR), lämmelporing (CR), kilporing (VU), parasitporing (VU), gropig brunbagge (NT), gulbandad brunbagge</w:t>
-      </w:r>
-      <w:r>
-        <w:rPr>
-          <w:i/>
-        </w:rPr>
-        <w:t xml:space="preserve"> </w:t>
-      </w:r>
-      <w:r>
-        <w:t>(NT) och brunkantad brunbagge</w:t>
-      </w:r>
-      <w:r>
-        <w:rPr>
-          <w:i/>
-        </w:rPr>
-        <w:t xml:space="preserve"> </w:t>
-      </w:r>
-      <w:r>
-        <w:t xml:space="preserve">(DD). Violmussling är typisk art för </w:t>
-      </w:r>
-      <w:r>
-        <w:rPr>
-          <w:i/>
-        </w:rPr>
-        <w:t>9010 Taiga</w:t>
-      </w:r>
-      <w:r>
-        <w:t xml:space="preserve"> (SLU Artdatabanken, 2026; Nitare &amp; Skogsstyrelsen, 2019).</w:t>
-      </w:r>
-    </w:p>
-    <w:p>
-      <w:r>
-        <w:rPr>
-          <w:b/>
-        </w:rPr>
-        <w:t>Vitgrynig nållav (NT)</w:t>
-      </w:r>
-      <w:r>
-        <w:t xml:space="preserve"> växer nästan uteslutande på bark av gamla, senvuxna granar i skuggiga lägen med hög och jämn luftfuktighet. Den vanligaste naturtypen för arten är kontinuitetsskogar på frisk mark men den finns också i sumpgranskogar. På lång sikt utgör avverkningar av olikåldriga granskogar av naturskogskaraktär ett allvarligt hot mot arten och skogsbruksåtgärder på eller i närheten av växtplatserna bör undvikas. Naturskogsartade, fuktiga granskogar med förekomster av arten signalerar höga biologiska värden och bör bevaras (SLU Artdatabanken, 2024; Nitare &amp; Skogsstyrelsen, 2019).</w:t>
-      </w:r>
-    </w:p>
-    <w:p>
-      <w:r>
-        <w:rPr>
-          <w:b/>
-        </w:rPr>
-        <w:t>Vitplätt (NT)</w:t>
-      </w:r>
-      <w:r>
-        <w:t xml:space="preserve"> är en nedbrytare av död, hård och torr tallved och orsakar brunröta. Den förekommer mest i äldre, naturskogsliknande tallskog eller blandskog med äldre tall. Arten hotas av avverkning av gammal, senvuxen tall. I södra Sverige råder brist på lämpliga habitat och arten kan inte längre sprida sig utanför sina få kända växtplatser. Lokaler med gammal tall bör undantas från skogsbruk, i synnerhet i södra Sverige (SLU Artdatabanken, 2024).</w:t>
-      </w:r>
-    </w:p>
-    <w:p>
-      <w:r>
-        <w:rPr>
-          <w:b/>
-        </w:rPr>
-        <w:t xml:space="preserve">Vågbandad barkbock </w:t>
-      </w:r>
-      <w:r>
-        <w:t>är en långhorning vars larvutveckling sker under bark på nyligen döda stående barrträd, främst gran, mer undantagsvis på tall. Främst i stående träd, särskilt gamla, långsamvuxna granar med grov bark, även i grövre grenar, stubbar eller vindfällen. Arten är starkt knuten till naturskogsliknande granskogar, och gynnas av extrema torrsomrar som försvagar träden. Arten påverkas negativt av brist på kontinuitetsskog och en minskning av populationen pågår eller förväntas ske (SLU Artdatabanken, 2025).</w:t>
-      </w:r>
-    </w:p>
-    <w:p>
-      <w:pPr>
-        <w:pStyle w:val="Heading1"/>
-      </w:pPr>
-      <w:r>
-        <w:t>Fridlysta arter</w:t>
-      </w:r>
-    </w:p>
-    <w:p>
-      <w:r>
-        <w:t>Följande fridlysta arter har sina livsmiljöer och växtplatser i den avverkningsanmälda skogen: knärot (VU, §8), spillkråka (NT, §4), talltita (NT, §4), tretåig hackspett (NT, §4), korallrot (S, §8), plattlummer (S, §9), spindelblomster (S, §8), orre (§4), tjäder (§4), vanlig groda (§6), vanlig padda (§6), fläcknycklar (§8) och revlummer (§9).</w:t>
-      </w:r>
-    </w:p>
-    <w:p>
-      <w:r>
-        <w:t xml:space="preserve">Observera att medlemsländerna är skyldiga att agera i enlighet med EU:s fågeldirektiv där det uttryckligen står att direktivet gäller för fåglar samt för deras ägg, bon och </w:t>
-      </w:r>
-      <w:r>
-        <w:rPr>
-          <w:b/>
-        </w:rPr>
-        <w:t xml:space="preserve">livsmiljöer </w:t>
-      </w:r>
-      <w:r>
-        <w:t>(artikel 1). Vidare att de åtgärder som vidtas inte får leda till en försämring av den nuvarande situationen beträffande bevarandet av de fågelarter som avses i artikel 1 (artikel 13). Fågeldirektivet är styrande för tillsynsansvariga myndigheters ärendehantering, ställningstaganden och beslutsfattande.</w:t>
-      </w:r>
-    </w:p>
-    <w:p>
-      <w:r>
-        <w:rPr>
-          <w:b/>
-        </w:rPr>
-        <w:t>Knärot (VU, §8)</w:t>
-      </w:r>
-      <w:r>
-        <w:t xml:space="preserve"> är typisk art för </w:t>
-      </w:r>
-      <w:r>
-        <w:rPr>
-          <w:i/>
-        </w:rPr>
-        <w:t xml:space="preserve">9010 Taiga </w:t>
-      </w:r>
-      <w:r>
-        <w:t>och</w:t>
-      </w:r>
-      <w:r>
-        <w:rPr>
-          <w:i/>
-        </w:rPr>
-        <w:t xml:space="preserve"> 9050 Näringsrik granskog</w:t>
-      </w:r>
-      <w:r>
-        <w:t xml:space="preserve">, rödlistad som sårbar och fridlyst enligt 8§ artskyddsförordningen. En nyligen genomförd analys av 79 floraväktarlokaler indikerar att det behövs någonstans mellan 100 och 150 meters skyddszon för att en knärotspopulation inte ska dö ut på lång sikt (Sebestyén &amp; Sundberg, 2025). Detta ligger väl i linje med tidigare genomförda studier som visar att det krävs väl tilltagna buffertzoner för att knäroten inte ska ta skada av skogsbruksåtgärder i intilliggande skog (Johnson, 2014; Koelmeijer m.fl., 2022; Skogsstyrelsen, 2022). Arten är även känslig för gallring vilket framgår av Skogsstyrelsens egen vägledning för hänsyn till knärot (Skogsstyrelsen, 2022). För rika förekomster av knärot är reservatsbildning eller biotopskydd lämpliga åtgärder för att skydda den. På knärot kan den sällsynta rostsvampen </w:t>
-      </w:r>
-      <w:r>
-        <w:rPr>
-          <w:i/>
-        </w:rPr>
         <w:t>Pucciniastrum goodyerae</w:t>
       </w:r>
       <w:r>
-        <w:t xml:space="preserve"> påträffas. </w:t>
-      </w:r>
-      <w:r>
-        <w:rPr>
-          <w:i/>
-        </w:rPr>
-        <w:t>Pucciniastrum goodyerae</w:t>
-      </w:r>
-      <w:r>
         <w:t xml:space="preserve"> är klassad som NE (ej bedömd) i rödlistan (SLU Artdatabanken, 2024).</w:t>
       </w:r>
     </w:p>
     <w:p>
       <w:r>
-        <w:t>I det avverkningsanmälda området finns 11 fyndplatser för knärot registrerade på Artportalen. Figur 2 visar gränserna för buffertzoner på 50 m, som behöver lämnas kring fyndplatserna för att knärotslokalerna inte ska försvinna vid en avverkning. Av det avverkningsanmälda området överlappar 3.88 ha med buffertzonerna och får av detta skäl inte avverkas.</w:t>
+        <w:t>I det avverkningsanmälda området finns 14 fyndplatser för knärot registrerade på Artportalen. Figur 2 visar gränserna för buffertzoner på 50 m, som behöver lämnas kring fyndplatserna för att knärotslokalerna inte ska försvinna vid en avverkning. Av det avverkningsanmälda området överlappar 3.88 ha med buffertzonerna och får av detta skäl inte avverkas.</w:t>
       </w:r>
     </w:p>
     <w:p>
@@ -977,7 +336,7 @@
       <w:r>
         <w:drawing>
           <wp:inline xmlns:a="http://schemas.openxmlformats.org/drawingml/2006/main" xmlns:pic="http://schemas.openxmlformats.org/drawingml/2006/picture">
-            <wp:extent cx="5486400" cy="6791171"/>
+            <wp:extent cx="5486400" cy="6790908"/>
             <wp:docPr id="2" name="Picture 2"/>
             <wp:cNvGraphicFramePr>
               <a:graphicFrameLocks noChangeAspect="1"/>
@@ -998,7 +357,7 @@
                   <pic:spPr>
                     <a:xfrm>
                       <a:off x="0" y="0"/>
-                      <a:ext cx="5486400" cy="6791171"/>
+                      <a:ext cx="5486400" cy="6790908"/>
                     </a:xfrm>
                     <a:prstGeom prst="rect"/>
                   </pic:spPr>
@@ -1012,34 +371,252 @@
     <w:p>
       <w:pPr>
         <w:pStyle w:val="Caption"/>
+        <w:spacing w:after="240"/>
       </w:pPr>
       <w:r>
         <w:t>Figur 2. Fyndplatser och buffertzoner för knärot i det avverkningsanmälda området. Endast fyndplatser vars buffertzoner överlappar med det avverkningsanmälda området har tagits med i visualiseringen. Kartans mittpunktskoordinat är N 6820944, E 490824 i SWEREF 99 TM.</w:t>
       </w:r>
     </w:p>
     <w:p>
+      <w:r>
+        <w:rPr>
+          <w:b/>
+        </w:rPr>
+        <w:t>Korallrot (§8)</w:t>
+      </w:r>
+      <w:r>
+        <w:t xml:space="preserve"> växer i sumpskogar och annan fuktig eller växelfuktig skogsmark, exempelvis i alkärr och kärrkanter, fuktiga bäckdalar, raviner, myrlaggar, sumpiga strandskogar samt i fuktiga lundar. Den visar på mer eller mindre stabila förhållanden och intakt hydrologi och är känslig för avverkning, körskador, skogsgödsling och dikning. Korallrot är typisk art för </w:t>
+      </w:r>
+      <w:r>
+        <w:rPr>
+          <w:i/>
+        </w:rPr>
+        <w:t>9080 Lövsumpskog</w:t>
+      </w:r>
+      <w:r>
+        <w:t xml:space="preserve"> och fridlyst enligt 8 § artskyddsförordningen (SLU Artdatabanken, 2024; Nitare &amp; Skogsstyrelsen, 2019).</w:t>
+      </w:r>
+    </w:p>
+    <w:p>
+      <w:r>
+        <w:rPr>
+          <w:b/>
+        </w:rPr>
+        <w:t>Plattlummer (§9)</w:t>
+      </w:r>
+      <w:r>
+        <w:t xml:space="preserve"> växer främst i ljusöppna sandtallskogar eller annan gles, torr och brandpräglad hedbarrskog. Den är mest frekvent i olika typer av naturskogar och kontinuitetsskogar och missgynnas markant av slutavverkning och maskinell markberedning. Söder ut i landet förekommer de närstående arterna cypresslummer (VU, §8) och mellanlummer (VU, §9), vilka båda omfattas av EU:s art- och habitatdirektiv. Plattlummer är typisk art för </w:t>
+      </w:r>
+      <w:r>
+        <w:rPr>
+          <w:i/>
+        </w:rPr>
+        <w:t xml:space="preserve">9010 Taiga </w:t>
+      </w:r>
+      <w:r>
+        <w:t>och</w:t>
+      </w:r>
+      <w:r>
+        <w:rPr>
+          <w:i/>
+        </w:rPr>
+        <w:t xml:space="preserve"> 2320 Rissandhedar </w:t>
+      </w:r>
+      <w:r>
+        <w:t>(Nitare &amp; Skogsstyrelsen, 2019; SLU Artdatabanken, 2025).</w:t>
+      </w:r>
+    </w:p>
+    <w:p>
+      <w:r>
+        <w:rPr>
+          <w:b/>
+        </w:rPr>
+        <w:t>Spillkråka (§4)</w:t>
+      </w:r>
+      <w:r>
+        <w:t xml:space="preserve"> omfattas av bilaga 1 i EU:s fågeldirektiv och är typisk art för </w:t>
+      </w:r>
+      <w:r>
+        <w:rPr>
+          <w:i/>
+        </w:rPr>
+        <w:t xml:space="preserve">9010 Taiga </w:t>
+      </w:r>
+      <w:r>
+        <w:t>och</w:t>
+      </w:r>
+      <w:r>
+        <w:rPr>
+          <w:i/>
+        </w:rPr>
+        <w:t xml:space="preserve"> 9740 Skogsbevuxen myr</w:t>
+      </w:r>
+      <w:r>
+        <w:t>. Den behöver grova träd, främst tall, asp och bok som boträd. Skogsbruk med korta omloppstider och täta, homogena ungskogar utgör det största hotet. Spillkråka är en nyckelart i skogliga miljöer vars övergivna bohål utnyttjas av flera andra hålhäckande fågelarter och fladdermöss, däribland pärluggla (EN, §4), knipa (§4), salskrake (§4) och skogsduva (§4). Hökuggla (VU, §4) och slaguggla (§4) häckar ofta i högstubbar som brutits av i höjd med ett gammalt spillkråkebo (SLU Artdatabanken, 2026; Skogsstyrelsen, 2016).</w:t>
+      </w:r>
+    </w:p>
+    <w:p>
+      <w:r>
+        <w:rPr>
+          <w:b/>
+        </w:rPr>
+        <w:t>Spindelblomster (§8)</w:t>
+      </w:r>
+      <w:r>
+        <w:t xml:space="preserve"> växer i äldre mossrik granskog eller barrblandskog, men även i fjällbjörkskog. Arten indikerar långvarig trädkontinuitet och hög luftfuktighet och är mycket känslig för uttorkning och markskador. Spindelblomster har i många trakter minskat starkt under senare tid på grund av slutavverkningar och skogsmarksdikning. Spindelblomster är typisk art för </w:t>
+      </w:r>
+      <w:r>
+        <w:rPr>
+          <w:i/>
+        </w:rPr>
+        <w:t xml:space="preserve">9010 Taiga, 9050 Näringsrik granskog </w:t>
+      </w:r>
+      <w:r>
+        <w:t>och</w:t>
+      </w:r>
+      <w:r>
+        <w:rPr>
+          <w:i/>
+        </w:rPr>
+        <w:t xml:space="preserve"> 9040 Fjällbjörkskog</w:t>
+      </w:r>
+      <w:r>
+        <w:t xml:space="preserve"> (Nitare &amp; Skogsstyrelsen, 2019; SLU Artdatabanken, 2025).</w:t>
+      </w:r>
+    </w:p>
+    <w:p>
+      <w:r>
+        <w:rPr>
+          <w:b/>
+        </w:rPr>
+        <w:t>Talltita (NT, §4)</w:t>
+      </w:r>
+      <w:r>
+        <w:t>, rödlistad som nära hotad och prioriterad art i Skogsvårdslagen, har häckningsrevir i anmälan. Arten har minskat kraftigt de senaste 30 åren och minskningstakten innevarande 10-årsperiod beräknas till 20 (10–30) %. Talltitan är synnerligen trogen sitt cirka 15 hektar stora revir och är beroende av flerskiktade olikåldriga skogar för att kunna föda upp sina ungar. Talltitan försvinner om dess livsmiljö kalavverkas (Eggers &amp; Low, 2014; Ekman, 1979; Griesser et al, 2007; Klein, 2020; Siffczyk et al, 2003; SLU Artdatabanken, 2021).</w:t>
+      </w:r>
+    </w:p>
+    <w:p>
+      <w:r>
+        <w:rPr>
+          <w:b/>
+        </w:rPr>
+        <w:t>Tjäder (§4)</w:t>
+      </w:r>
+      <w:r>
+        <w:t xml:space="preserve"> omfattas av bilaga 1 och 2 EU:s fågeldirektiv och är typisk art för </w:t>
+      </w:r>
+      <w:r>
+        <w:rPr>
+          <w:i/>
+        </w:rPr>
+        <w:t xml:space="preserve">9010 Taiga </w:t>
+      </w:r>
+      <w:r>
+        <w:t xml:space="preserve">och </w:t>
+      </w:r>
+      <w:r>
+        <w:rPr>
+          <w:i/>
+        </w:rPr>
+        <w:t>9740 Skogsbevuxen myr</w:t>
+      </w:r>
+      <w:r>
+        <w:t>. Tjädern är en utpräglad skogsfågel knuten till större sammanhängande barrskogsområden. Tupparna och hönorna utnyttjar till viss del olika miljöer, och habitatvalet varierar dessutom mellan olika delar av året. För att det ska finnas livskraftiga tjäderbestånd krävs funktionella skogslandskap med en blandning av uppvuxen, gles och luckig skog, täta sumpskogar, myrar och andra små våtmarker. Arten försvinner när skogen fragmenteras och den sammanlagda arealen hyggen och andra öppna områden blir för stor. Ett småskaligt och försiktigt virkesuttag genom hyggesfria metoder kan i vissa fall vara möjligt i området inom 200 m från lekcentrum. Längre ut från lekcentrum, inom 200–500 m bör den avverkade ytan inte överskrida 1 hektar för att undvika alltför stora och snabba förändringar (Skogsstyrelsen, 2019; SLU Artdatabanken, 2024).</w:t>
+      </w:r>
+    </w:p>
+    <w:p>
+      <w:r>
+        <w:rPr>
+          <w:b/>
+        </w:rPr>
+        <w:t>Tretåig hackspett (NT, §4)</w:t>
+      </w:r>
+      <w:r>
+        <w:t xml:space="preserve"> är rödlistad som nära hotad och ingår i bilaga 1 i EU:s fågeldirektiv. Tretåig hackspett är för sin överlevnad beroende av kontinuerlig tillförsel av äldre döende och död ved, som sker genom naturliga självgallringsprocesser i äldre grannaturskogar och barrblandade naturskogar. Om en skog genom skogsbruk gallras eller glesas ur så upphör och uteblir i stort sett den naturliga självgallringsprocessen för mycket lång tid framöver vilket omöjliggör upprätthållandet av den kontinuerliga ekologiska funktionen i ett område. Det finns studier som visar att naturskogens självgallringsprocess som den tretåiga hackspetten är beroende av, inte kan ersättas med efterlämnad hänsyn i skogsbruket (Imbeau &amp; Desrochers, 2002). Storleken på häckningsreviret varierar med skogstypen, förekomsten av död ved och graden av fragmentering, men är i allmänhet i storleksordningen 25–100 hektar. Vintertid krävs ofta betydligt större områden och det finns studier som antyder att arten behöver minst 100 hektar äldre skog. I områden med låg bonitet kan det behövas över 200 hektar lämpligt habitat för att ett par ska kunna reproducera sig. Områden med dokumenterad permanent förekomst i naturskogsmiljöer har vanligen så stora naturvärden att skogsbruk är olämpligt. Tretåig hackspett är typisk art för </w:t>
+      </w:r>
+      <w:r>
+        <w:rPr>
+          <w:i/>
+        </w:rPr>
+        <w:t xml:space="preserve">9010 Taiga, 9740 Skogsbevuxen myr, 9030 Landhöjningsskog </w:t>
+      </w:r>
+      <w:r>
+        <w:t xml:space="preserve">och </w:t>
+      </w:r>
+      <w:r>
+        <w:rPr>
+          <w:i/>
+        </w:rPr>
+        <w:t>9040 Fjällbjörkskog</w:t>
+      </w:r>
+      <w:r>
+        <w:t xml:space="preserve"> (Skogsstyrelsen, 2016; SLU Artdatabanken, 2024).</w:t>
+      </w:r>
+    </w:p>
+    <w:p>
+      <w:r>
+        <w:t>I BILAGA 1 finns mer detaljerad information om ekologi samt krav på livsmiljö hos fridlysta arter.</w:t>
+      </w:r>
+    </w:p>
+    <w:p>
       <w:pPr>
-        <w:pStyle w:val="Caption"/>
+        <w:pStyle w:val="Heading2"/>
       </w:pPr>
+      <w:r>
+        <w:t>Övriga naturvårdsarter</w:t>
+      </w:r>
     </w:p>
     <w:p>
       <w:r>
         <w:rPr>
           <w:b/>
         </w:rPr>
-        <w:t>Korallrot (§8)</w:t>
-      </w:r>
-      <w:r>
-        <w:t xml:space="preserve"> växer i sumpskogar och annan fuktig eller växelfuktig skogsmark, exempelvis i alkärr och kärrkanter, fuktiga bäckdalar, raviner, myrlaggar, sumpiga strandskogar samt i fuktiga lundar. Den visar på mer eller mindre stabila förhållanden och intakt hydrologi och är känslig för avverkning, körskador, skogsgödsling och dikning. Korallrot är typisk art för </w:t>
+        <w:t xml:space="preserve">Björksplintborre </w:t>
+      </w:r>
+      <w:r>
+        <w:t>är en skalbagge vars larvutveckling sker i bark på nyligen döda björkar, både stående träd och vindfällen. En prydlig rad med runda ventilationshål i barken ovanför modergången är synnerligen karaktäristiskt. Arten är knuten till lövrika blandskogar med en hög andel gamla träd, och starkt gynnad av naturliga störningar som torka, översvämningar, brand och stormfällningar. Talrika gnagspår kan tyda på biotoper med höga naturvärden, exempelvis för ovanliga hackspettar och andra, mer sällsynta vedinsekter. Larverna är omtyckt hackspettsföda (SLU Artdatabanken, 2025).</w:t>
+      </w:r>
+    </w:p>
+    <w:p>
+      <w:r>
+        <w:rPr>
+          <w:b/>
+        </w:rPr>
+        <w:t>Blanksvart spiklav (NT)</w:t>
+      </w:r>
+      <w:r>
+        <w:t xml:space="preserve"> förekommer på torr, hård, gammal kärnved men även på äldre ytved av tall i naturskogsartade bestånd med begränsad brandpåverkan och ostörd hydrologi. Skogsbruksåtgärder på eller i närheten av lokaler med blanksvart spiklav utgör ett hot. Naturskogsartade öppna tall- och barrblandskogar med blanksvart spiklav indikerar höga biologiska värden och bör bevaras (SLU Artdatabanken, 2024).</w:t>
+      </w:r>
+    </w:p>
+    <w:p>
+      <w:r>
+        <w:rPr>
+          <w:b/>
+        </w:rPr>
+        <w:t>Blågrå svartspik (NT)</w:t>
+      </w:r>
+      <w:r>
+        <w:t xml:space="preserve"> växer på torr, hård ved av gamla, solbelysta torrakor, högstubbar av tall och grova döda grenar på levande tallar i öppna bestånd av naturskogskaraktär. Nästan alltid rör det sig om tjärrika torrträd och högstubbar (töreved, keloträd) som kan vara en bra bit över hundra år, i vissa fall sannolikt hundratals år gamla. Skogsbruk är idag det allvarligaste hotet. Ett långsiktigt hot är att nybildningen av gamla torrakor och högstubbar är en långsam process vilken ofta är beroende av skogsbrand. Nytt substrat bildas numera sannolikt nästan inte alls då antalet naturliga skogsbränder har minskat drastiskt på grund av effektivare brandbekämpning. Döda träd som lämnas efter avverkning är inte lämpliga för arten, eftersom dessa träd inte varit utsatta för skogsbrand och bildat tjärrik ved. Skogsbruksåtgärder på eller i närheten av växtplatserna bör undvikas. Naturskogsartade skogar med förekomst av arten indikerar höga biologiska värden och bör bevaras. Blågrå svartspik har en mycket begränsad utbredning utanför de nordiska länderna varför dessa länder har ett speciellt ansvar för arten (SLU Artdatabanken, 2024).</w:t>
+      </w:r>
+    </w:p>
+    <w:p>
+      <w:r>
+        <w:rPr>
+          <w:b/>
+        </w:rPr>
+        <w:t>Dropptaggsvamp (NT)</w:t>
+      </w:r>
+      <w:r>
+        <w:t xml:space="preserve"> bildar mykorrhiza med tall, främst i barrskog med trädkontinuitet, i magra, torra och ljusöppna lavtallskogar och i barrblandskogar med friskmossor och lingon i fältskiktet. Den totala populationen i landet har minskat och bedöms fortsätta minska till följd av slutavverkningar av tallskog. Det är högst oklart om arten långsiktigt kan etablera och reproducera sig i skogsbestånd som brukas med trakthyggesmetoder, markberedning, gödsling eller föryngring med förädlat plantmaterial. Uppfyller kriterierna för att bli rödlistad på grund av ny kunskap som visar att en större andel av populationen än tidigare bedömt är knuten till kontinuitetsbarrskog. Minskningstakten för den svenska populationen bedöms vara nära gränsvärdet för Sårbar (VU). Dropptaggsvamp är typisk art för </w:t>
       </w:r>
       <w:r>
         <w:rPr>
           <w:i/>
         </w:rPr>
-        <w:t>9080 Lövsumpskog</w:t>
-      </w:r>
-      <w:r>
-        <w:t xml:space="preserve"> och fridlyst enligt 8 § artskyddsförordningen (SLU Artdatabanken, 2024; Nitare &amp; Skogsstyrelsen, 2019).</w:t>
+        <w:t xml:space="preserve">9010 Taiga </w:t>
+      </w:r>
+      <w:r>
+        <w:t>(SLU Artdatabanken, 2026).</w:t>
       </w:r>
     </w:p>
     <w:p>
@@ -1047,15 +624,66 @@
         <w:rPr>
           <w:b/>
         </w:rPr>
-        <w:t>Plattlummer (§9)</w:t>
-      </w:r>
-      <w:r>
-        <w:t xml:space="preserve"> växer främst i ljusöppna sandtallskogar eller annan gles, torr och brandpräglad hedbarrskog. Den är mest frekvent i olika typer av naturskogar och kontinuitetsskogar och missgynnas markant av slutavverkning och maskinell markberedning. Söder ut i landet förekommer de närstående arterna cypresslummer (VU, §8) och mellanlummer (VU, §9), vilka båda omfattas av EU:s art- och habitatdirektiv. Plattlummer är typisk art för </w:t>
+        <w:t>Dvärgbägarlav (NT)</w:t>
+      </w:r>
+      <w:r>
+        <w:t xml:space="preserve"> förekommer över hela Sverige på gammal hård ved, huvudsakligen på tall men i södra Sverige även på ek. Veden utgörs framförallt av grova stubbar, lågor och grenar. Substratet har blivit sällsyntare och nybildning av substrat sker bara i begränsad omfattning. Arten hotas av att grova lågor blir allt sällsyntare i dagens kulturskogar samt att nybildningen av lämpliga substrat går mycket långsamt. En riklig tillgång på gamla tall- eller eklågor måste säkerställas på artens lokaler. Dvärgbägarlav är typisk art för </w:t>
       </w:r>
       <w:r>
         <w:rPr>
           <w:i/>
         </w:rPr>
+        <w:t>9010 Taiga</w:t>
+      </w:r>
+      <w:r>
+        <w:t xml:space="preserve"> (SLU Artdatabanken, 2024; Nitare &amp; Skogsstyrelsen, 2019).</w:t>
+      </w:r>
+    </w:p>
+    <w:p>
+      <w:r>
+        <w:rPr>
+          <w:b/>
+        </w:rPr>
+        <w:t>Fjällig taggsvamp s.str. (NT)</w:t>
+      </w:r>
+      <w:r>
+        <w:t xml:space="preserve"> bildar mykorrhiza med gran i granskog och barrblandskog, främst på frisk näringsrik mark i äldre skog med lång trädkontinuitet. Den totala populationen i landet har minskat och bedöms fortsätta minska till följd av avverkning av äldre barrskogar. Minskningstakten för den svenska populationen bedöms vara nära gränsvärdet för sårbar (VU) (SLU Artdatabanken, 2026).</w:t>
+      </w:r>
+    </w:p>
+    <w:p>
+      <w:r>
+        <w:rPr>
+          <w:b/>
+        </w:rPr>
+        <w:t>Gammelgransskål (NT)</w:t>
+      </w:r>
+      <w:r>
+        <w:t xml:space="preserve"> är en liten skålsvamp som växer på gamla granar med skrovlig bark. Typiska växtplatser är gransumpskog i myrkanter, bäckdråg, bäckraviner och skuggiga bergssluttningar, men också skog på torrare mark kan hysa arten om beståndet har stark naturskogskaraktär. Bestånd med arten bör behandlas som nyckelbiotoper och sparas vid en slutavverkning. Även gallring bör undvikas. Gammelgransskål är typisk art för </w:t>
+      </w:r>
+      <w:r>
+        <w:rPr>
+          <w:i/>
+        </w:rPr>
+        <w:t>9010 Taiga</w:t>
+      </w:r>
+      <w:r>
+        <w:t xml:space="preserve"> (SLU Artdatabanken, 2024; Nitare &amp; Skogsstyrelsen, 2019).</w:t>
+      </w:r>
+    </w:p>
+    <w:p>
+      <w:r>
+        <w:rPr>
+          <w:b/>
+        </w:rPr>
+        <w:t>Garnlav (VU)</w:t>
+      </w:r>
+      <w:r>
+        <w:t xml:space="preserve"> är en utpräglad barrskogsart som ibland kan drapera träden i norrländska grannaturskogar med hög luftfuktighet. Den förekommer även i talldominerade bestånd där den, förutom i trädens grenverk, påträffas hängande över ojämnheter i tallbarken. Arten har minskat starkt i södra och mellersta Sverige och den minskar även i sitt nordliga utbredningsområde. Minskningstakten uppgår till 30 (20–50) % inom 50 år och överstiger gränsvärdet för Sårbar (VU). Orsaken till tillbakagången beror främst på slutavverkningar av naturskogsartade skogar. Bestånd med riklig förekomst bör regelmässigt sparas, vilket även gynnar flera andra sällsynta och rödlistade arter. Garnlav är värdväxt för den mycket sällsynta och akut hotade fjärilen barrskogslavfly (CR) som hör hemma i boreala barrskogar med riklig förekomst av värdväxten. Tidigare kunde arten konstateras årligen på flera platser vid Dala-Floda i Dalarna innan lokalerna kalavverkades. Senaste fyndet i landet av barrskogslavfly är från år 2000 då den påträffades vid Högberget i Sollefteå kommun. Garnlav är typisk art för </w:t>
+      </w:r>
+      <w:r>
+        <w:rPr>
+          <w:i/>
+        </w:rPr>
         <w:t xml:space="preserve">9010 Taiga </w:t>
       </w:r>
       <w:r>
@@ -1065,7 +693,69 @@
         <w:rPr>
           <w:i/>
         </w:rPr>
-        <w:t xml:space="preserve"> 2320 Rissandhedar </w:t>
+        <w:t xml:space="preserve"> 9070 Trädklädd betesmark</w:t>
+      </w:r>
+      <w:r>
+        <w:t xml:space="preserve"> (SLU Artdatabanken, 2026).</w:t>
+      </w:r>
+    </w:p>
+    <w:p>
+      <w:r>
+        <w:rPr>
+          <w:b/>
+        </w:rPr>
+        <w:t xml:space="preserve">Grantaggsvamp (NT) </w:t>
+      </w:r>
+      <w:r>
+        <w:t>påträffas främst i mossiga och örtrika äldre granskogar på kalkrik mark i något fuktiga lägen, och i norr även i mager tallskog med lång kontinuitet. Arten missgynnas generellt av trakthyggesbruket och en långsiktig tillgång till värdträd bör säkras genom att man undviker att avverka kända växtplatser (SLU Artdatabanken, 2024).</w:t>
+      </w:r>
+    </w:p>
+    <w:p>
+      <w:r>
+        <w:rPr>
+          <w:b/>
+        </w:rPr>
+        <w:t>Gräddporing (VU)</w:t>
+      </w:r>
+      <w:r>
+        <w:t xml:space="preserve"> växer nästan enbart i urskogsartad barrskog på gamla, kraftigt murkna, grova och mossbelupna tallågor i något fuktiga och skuggiga lägen. Arten är placerad högst upp i Skogsstyrelsens värdepyramid för bedömning av skog med höga naturvärden och indikerar gamla och relativt orörda tallnaturskogar med höga naturvärden där det under låg tid kontinuerligt funnits inslag av grova tallågor. För att på sikt hejda artens vikande trend behöver merparten av gräddporingens nu kända växtplatser undantas från skogsbruk. Gräddporing är typisk art för </w:t>
+      </w:r>
+      <w:r>
+        <w:rPr>
+          <w:i/>
+        </w:rPr>
+        <w:t>9010 Taiga</w:t>
+      </w:r>
+      <w:r>
+        <w:t xml:space="preserve"> (SLU Artdatabanken, 2024; Nitare &amp; Skogsstyrelsen, 2019).</w:t>
+      </w:r>
+    </w:p>
+    <w:p>
+      <w:r>
+        <w:rPr>
+          <w:b/>
+        </w:rPr>
+        <w:t>Grönhjon (NT)</w:t>
+      </w:r>
+      <w:r>
+        <w:t xml:space="preserve"> är en skalbagge vars larvutveckling framför allt sker i grovbarkiga grenar (minst 3–5 cm tjocka) på gamla granar, men även i klena stamdelar av barrträd, främst gran, i mindre omfattning tall. Arten är knuten till gamla och gärna glesa granskogar där det finns långsamväxande träd med välutvecklat grenverk. Larverna lever i den skrovliga barken och gör en flera cm bred platt gång som mest liknar en rund håla och är tydligt nedsänkt i vedytan. I kanten av eller mitt på gången finner man en 5 mm bred, oval gång in i grenens ved där arten gör sin puppkammare. Insekten kläcks sedan ut genom samma gång. Främsta hotet är att gamla granar med grova grenar försvinner genom skogsbruk. Äldre granbestånd bör sparas så långt det är möjligt, och inte gallras eller slutavverkas (SLU Artdatabanken, 2024).</w:t>
+      </w:r>
+    </w:p>
+    <w:p>
+      <w:r>
+        <w:rPr>
+          <w:b/>
+        </w:rPr>
+        <w:t xml:space="preserve">Gytterlav </w:t>
+      </w:r>
+      <w:r>
+        <w:t xml:space="preserve">signalerar höga naturvärden i södra och mellersta Sverige, samt längs Norrlands kustland. Förekomster i söder, framför allt på trädstammar, är en indikation på gammal skogsmark med långvarig förekomst av äldre lövträd i miljöer med hög och jämn luftfuktighet. Gytterlav är typisk art för </w:t>
+      </w:r>
+      <w:r>
+        <w:rPr>
+          <w:i/>
+        </w:rPr>
+        <w:t xml:space="preserve">9040 Fjällbjörkskog </w:t>
       </w:r>
       <w:r>
         <w:t>(Nitare &amp; Skogsstyrelsen, 2019; SLU Artdatabanken, 2025).</w:t>
@@ -1076,28 +766,253 @@
         <w:rPr>
           <w:b/>
         </w:rPr>
-        <w:t>Spillkråka (§4)</w:t>
-      </w:r>
-      <w:r>
-        <w:t xml:space="preserve"> omfattas av bilaga 1 i EU:s fågeldirektiv och är typisk art för </w:t>
+        <w:t>Kolflarnlav (NT)</w:t>
+      </w:r>
+      <w:r>
+        <w:t xml:space="preserve"> är brandberoende och växer nästan uteslutande på kolad hård kärnved av tall. Etableringen verkar ske först 100–300 år efter brand och nytt substrat nybildas i mycket begränsad omfattning. Avverkning av tallskog av naturskogskaraktär med spår av återkommande bränder är ett hot och mängden lämplig ved att växa på för arten minskar dels på grund av naturlig nedbrytning men framförallt på grund av att det förstörs i samband med slutavverkningar, gallringar och markberedning. Såväl kolflarnlav som mörk kolflarnlav har glänsande bålfjäll och förekommer främst i tall- och blandbarrskogar av naturskogskaraktär med spår av återkommande bränder. Skogar som dessa hyser höga biologiska värden och bör skyddas. Kolflarnlav är typisk art för </w:t>
       </w:r>
       <w:r>
         <w:rPr>
           <w:i/>
         </w:rPr>
+        <w:t>9010 Taiga</w:t>
+      </w:r>
+      <w:r>
+        <w:t xml:space="preserve"> (SLU Artdatabanken, 2024).</w:t>
+      </w:r>
+    </w:p>
+    <w:p>
+      <w:r>
+        <w:rPr>
+          <w:b/>
+        </w:rPr>
+        <w:t>Kortskaftad ärgspik (NT)</w:t>
+      </w:r>
+      <w:r>
+        <w:t xml:space="preserve"> förekommer i barrträdsdominerade skogar och växer nästan uteslutande på tallved. Den föredrar gamla högstubbar i fuktig och halvöppen miljö, t.ex. i myrkanter, sumpskog och brandpräglad skog. Arten indikerar kontinuerlig tillgång till gamla högstubbar i kombination med hög och jämn luftfuktighet. Skogsbruk på lokaler med kortskaftad ärgspik utgör ett hot. På lång sikt bildas färre lämpliga substrat än vad som försvinner. Avverkning av barrträdsdominerade bestånd av naturskogskaraktär utgör ett långsiktigt hot. Naturskogsartade bestånd med riklig förekomst av gamla och grova tallhögstubbar bör undantas från skogsbruk (SLU Artdatabanken, 2024).</w:t>
+      </w:r>
+    </w:p>
+    <w:p>
+      <w:r>
+        <w:rPr>
+          <w:b/>
+        </w:rPr>
+        <w:t>Lunglav (NT)</w:t>
+      </w:r>
+      <w:r>
+        <w:t xml:space="preserve"> är en av vårt lands främsta signalarter som överallt indikerar gamla lövträd, skogsbestånd med höga naturvärden och ekosystem med långskoglig kontinuitet. Lokalt kan förekomsten vara mycket riklig men den hittas nästan enbart i gamla och ej slutavverkade skogar. Artens samtliga förekomster bör uppmärksammas från naturvårdssynpunkt, då många lokaler även hyser andra ovanliga och rödlistade arter. Rikliga förekomster bör skyddas med biotopskydd, frivilliga avsättningar eller reservat. På lunglav kan de sällsynta lavparasiterna lunglavshårprick (CR), </w:t>
+      </w:r>
+      <w:r>
+        <w:rPr>
+          <w:i/>
+        </w:rPr>
+        <w:t>Abrothallus diederichii</w:t>
+      </w:r>
+      <w:r>
+        <w:t xml:space="preserve"> (VU), </w:t>
+      </w:r>
+      <w:r>
+        <w:rPr>
+          <w:i/>
+        </w:rPr>
+        <w:t>Abrothallus lobariae</w:t>
+      </w:r>
+      <w:r>
+        <w:t xml:space="preserve"> (VU), </w:t>
+      </w:r>
+      <w:r>
+        <w:rPr>
+          <w:i/>
+        </w:rPr>
+        <w:t>Calycina lobariae</w:t>
+      </w:r>
+      <w:r>
+        <w:t xml:space="preserve"> (VU), lunglavsknapp (VU) och skrovelmössing (VU) påträffas. Lunglav är typisk art för </w:t>
+      </w:r>
+      <w:r>
+        <w:rPr>
+          <w:i/>
+        </w:rPr>
+        <w:t>9010 Taiga, 9020 Nordlig ädellövskog, 9110 Näringsfattig bokskog, 9130 Näringsrik bokskog, 9160 Näringsrik ekskog, 9180 Ädellövskog i branter, 9190 Näringsfattig ekskog, 9070 Trädklädd betesmark, 9040 Fjällbjörkskog</w:t>
+      </w:r>
+      <w:r>
+        <w:t xml:space="preserve"> och</w:t>
+      </w:r>
+      <w:r>
+        <w:rPr>
+          <w:i/>
+        </w:rPr>
+        <w:t xml:space="preserve"> 6530 Lövängar</w:t>
+      </w:r>
+      <w:r>
+        <w:t xml:space="preserve"> (SLU Artdatabanken, 2026; Nitare &amp; Skogsstyrelsen, 2019).</w:t>
+      </w:r>
+    </w:p>
+    <w:p>
+      <w:r>
+        <w:rPr>
+          <w:b/>
+        </w:rPr>
+        <w:t>Mindre märgborre</w:t>
+      </w:r>
+      <w:r>
+        <w:t xml:space="preserve"> är en signalart för tallskog med höga naturvärden och betraktas tillsammans med skarptandad barkborre som nyckelarter för ett antal sällsynta åtgärdsprogramsarter som är beroende av deras gångsystem. Bland dessa kan nämnas avlång barkborre (VU), </w:t>
+      </w:r>
+      <w:r>
+        <w:rPr>
+          <w:i/>
+        </w:rPr>
+        <w:t>Corticeus longulus</w:t>
+      </w:r>
+      <w:r>
+        <w:t xml:space="preserve"> (VU), tallgångbagge (VU), cholodkovskys bastborre (NT) och tallbarksvartbagge (NT). Den mindre märgborrens måsvingeliknande gnaggångar är lätta att känna igen och hittas ofta på grova tallgrenar på marken. Rika förekomster av främst mindre märgborre men även skarptandad barkborre är en signal för artrikedom och inventeringar har visat att det är i skogar med en naturlig självgallring som det skapas förutsättningar för dessa arter samt de efterföljande åtgärdsprogramsarterna. Tallskogar med stark förekomst av mindre märgborre och skarptandad barkborre bör avsättas som reservat. Generellt bör hänsyn tas vid slutavverkning av talldominerad skog så att avverkningsrester som gren- och toppdelar lämnas. Mindre märgborre är typisk art för </w:t>
+      </w:r>
+      <w:r>
+        <w:rPr>
+          <w:i/>
+        </w:rPr>
+        <w:t>9060 Åsbarrskog</w:t>
+      </w:r>
+      <w:r>
+        <w:t xml:space="preserve"> (SLU Artdatabanken, 2026; Pettersson, 2014; Hedgren, 2012; Gunnarsson m fl., 1999).</w:t>
+      </w:r>
+    </w:p>
+    <w:p>
+      <w:r>
+        <w:rPr>
+          <w:b/>
+        </w:rPr>
+        <w:t xml:space="preserve">Motaggsvamp (NT) </w:t>
+      </w:r>
+      <w:r>
+        <w:t xml:space="preserve">bildar mykorrhiza med tall i tallskog och hittas huvudsakligen i äldre, glesare skogsbestånd och hällmarksimpediment. Arten hotas främst av skogsavverkning och tycks försvinna efter slutavverkning, markberedning och plantering. Motaggsvamp är typisk art för </w:t>
+      </w:r>
+      <w:r>
+        <w:rPr>
+          <w:i/>
+        </w:rPr>
+        <w:t>9010 Taiga</w:t>
+      </w:r>
+      <w:r>
+        <w:t xml:space="preserve"> (SLU Artdatabanken, 2024).</w:t>
+      </w:r>
+    </w:p>
+    <w:p>
+      <w:r>
+        <w:rPr>
+          <w:b/>
+        </w:rPr>
+        <w:t>Mörk kolflarnlav (NT)</w:t>
+      </w:r>
+      <w:r>
+        <w:t xml:space="preserve"> är brandberoende och växer nästan uteslutande på kolad hård kärnved av tall. Arten förekommer främst i glesa, öppna tall- och blandbarrskogar av naturskogskaraktär och etableringen verkar ske sent efter brand, kanske först efter 100–300 år. Mörk kolflarnlav indikerar skog med höga naturvärden och vanligast är att den påträffas på rester av nedbrunna torrakor och högstubbar och lågstubbar som är så grova att hela innandömet är urbränt. Tall- och blandbarrskogar av naturskogskaraktär med spår av återkommande bränder hyser höga biologiska värden och bör skyddas (SLU Artdatabanken, 2024).</w:t>
+      </w:r>
+    </w:p>
+    <w:p>
+      <w:r>
+        <w:rPr>
+          <w:b/>
+        </w:rPr>
+        <w:t>Nordtagging (NT)</w:t>
+      </w:r>
+      <w:r>
+        <w:t xml:space="preserve"> växer främst på tallågor av grövre dimensioner och påträffas huvudsakligen i äldre skog som inte kalavverkats. Nordtaggingen missgynnas av att områden med äldre tallskog har minskat starkt. Bekämpning av skogsbränder, samtidigt som skogsbruket omvandlar naturligt glesa tallbestånd till likartade och betydligt tätare bestånd, har missgynnat arten. Bristen på gamla tallågor utgör på sikt ett allvarligt hot och återskapandet av lämpliga biotoper tar mycket lång tid. Områden med olikåldriga bestånd av tall och med stort inslag av äldre träd bör undantas från skoglig produktion (SLU Artdatabanken, 2024).</w:t>
+      </w:r>
+    </w:p>
+    <w:p>
+      <w:r>
+        <w:rPr>
+          <w:b/>
+        </w:rPr>
+        <w:t xml:space="preserve">Norrlandslav </w:t>
+      </w:r>
+      <w:r>
+        <w:t xml:space="preserve">indikerar söder om den naturliga norrlandsgränsen barrskogsbeklädda bergbranter eller andra ostörda skogsmiljöer med höga naturvärden. Norrlandslav är typisk art för </w:t>
+      </w:r>
+      <w:r>
+        <w:rPr>
+          <w:i/>
+        </w:rPr>
+        <w:t xml:space="preserve">9010 Taiga, 8110 Silikatrasmarker </w:t>
+      </w:r>
+      <w:r>
+        <w:t>och</w:t>
+      </w:r>
+      <w:r>
+        <w:rPr>
+          <w:i/>
+        </w:rPr>
+        <w:t xml:space="preserve"> 8120 Kalkrasmarker </w:t>
+      </w:r>
+      <w:r>
+        <w:t>(Nitare &amp; Skogsstyrelsen, 2000; SLU Artdatabanken, 2025).</w:t>
+      </w:r>
+    </w:p>
+    <w:p>
+      <w:r>
+        <w:rPr>
+          <w:b/>
+        </w:rPr>
+        <w:t>Nästlav</w:t>
+      </w:r>
+      <w:r>
+        <w:t xml:space="preserve"> indikerar söder om den naturliga norrlandsgränsen äldre barrskogsområden med höga naturvärden där andra ovanliga nordliga barrskogsarter kan påträffas. Nästlav är typisk art för </w:t>
+      </w:r>
+      <w:r>
+        <w:rPr>
+          <w:i/>
+        </w:rPr>
         <w:t xml:space="preserve">9010 Taiga </w:t>
       </w:r>
       <w:r>
-        <w:t>och</w:t>
+        <w:t>(Nitare &amp; Skogsstyrelsen, 2019; SLU Artdatabanken, 2025).</w:t>
+      </w:r>
+    </w:p>
+    <w:p>
+      <w:r>
+        <w:rPr>
+          <w:b/>
+        </w:rPr>
+        <w:t>Skrovellav (NT)</w:t>
+      </w:r>
+      <w:r>
+        <w:t xml:space="preserve"> växer på gamla lövträd och på klippor i gamla skogar med hög och jämn luftfuktighet. Slutavverkning av kontinuitetsskog utgör det största hotet och lavens fortsatta förekomst bör säkerställas genom att lokaler med äldre skog skyddas. I områden med mycket hög luftfuktighet kan man på bålen av skrovellav finna de sällsynta parasitsvamparna skrovellavsknapp (EN), </w:t>
       </w:r>
       <w:r>
         <w:rPr>
           <w:i/>
         </w:rPr>
-        <w:t xml:space="preserve"> 9740 Skogsbevuxen myr</w:t>
-      </w:r>
-      <w:r>
-        <w:t>. Den behöver grova träd, främst tall, asp och bok som boträd. Skogsbruk med korta omloppstider och täta, homogena ungskogar utgör det största hotet. Spillkråka är en nyckelart i skogliga miljöer vars övergivna bohål utnyttjas av flera andra hålhäckande fågelarter och fladdermöss, däribland pärluggla (EN, §4), knipa (§4), salskrake (§4) och skogsduva (§4). Hökuggla (VU, §4) och slaguggla (§4) häckar ofta i högstubbar som brutits av i höjd med ett gammalt spillkråkebo (SLU Artdatabanken, 2026; Skogsstyrelsen, 2016).</w:t>
+        <w:t>Catillaria lobariicola</w:t>
+      </w:r>
+      <w:r>
+        <w:t xml:space="preserve"> (VU) och </w:t>
+      </w:r>
+      <w:r>
+        <w:rPr>
+          <w:i/>
+        </w:rPr>
+        <w:t>Merismatium lobariae</w:t>
+      </w:r>
+      <w:r>
+        <w:t xml:space="preserve"> (DD). Skrovellav är typisk art för </w:t>
+      </w:r>
+      <w:r>
+        <w:rPr>
+          <w:i/>
+        </w:rPr>
+        <w:t xml:space="preserve">9010 Taiga, 9020 Nordlig ädellövskog, 9040 Fjällbjörkskog, 9070 Trädklädd betesmark, 9160 Näringsrik ekskog, 9180 Ädellövskog i branter, 9190 Näringsfattig ekskog, 8210 Kalkbranter </w:t>
+      </w:r>
+      <w:r>
+        <w:t xml:space="preserve">och </w:t>
+      </w:r>
+      <w:r>
+        <w:rPr>
+          <w:i/>
+        </w:rPr>
+        <w:t>6530 Lövängar</w:t>
+      </w:r>
+      <w:r>
+        <w:t xml:space="preserve"> (SLU Artdatabanken, 2026; Nitare &amp; Skogsstyrelsen, 2019).</w:t>
       </w:r>
     </w:p>
     <w:p>
@@ -1105,10 +1020,10 @@
         <w:rPr>
           <w:b/>
         </w:rPr>
-        <w:t>Spindelblomster (§8)</w:t>
-      </w:r>
-      <w:r>
-        <w:t xml:space="preserve"> växer i äldre mossrik granskog eller barrblandskog, men även i fjällbjörkskog. Arten indikerar långvarig trädkontinuitet och hög luftfuktighet och är mycket känslig för uttorkning och markskador. Spindelblomster har i många trakter minskat starkt under senare tid på grund av slutavverkningar och skogsmarksdikning. Spindelblomster är typisk art för </w:t>
+        <w:t>Stjärntagging (NT)</w:t>
+      </w:r>
+      <w:r>
+        <w:t xml:space="preserve"> signalerar inom hela sitt utbredningsområde höga naturvärden. Svampen är uttorkningskänslig och beroende av ett oförändrat fuktigt mikroklimat. Den är även beroende av en ständig tillgång på död ved i olika nedbrytningsstadier, dock ej nödvändigtvis grova träd. Tidigare påverkan på miljön måste dock ha varit så skonsam att det naturliga skogsekosystemet till stora delar har bevarats. Minskningstakten för den svenska populationen bedöms vara nära gränsvärdet för Sårbar (VU). Stjärntagging är typisk art för </w:t>
       </w:r>
       <w:r>
         <w:rPr>
@@ -1117,16 +1032,16 @@
         <w:t xml:space="preserve">9010 Taiga, 9050 Näringsrik granskog </w:t>
       </w:r>
       <w:r>
-        <w:t>och</w:t>
+        <w:t xml:space="preserve">och </w:t>
       </w:r>
       <w:r>
         <w:rPr>
           <w:i/>
         </w:rPr>
-        <w:t xml:space="preserve"> 9040 Fjällbjörkskog</w:t>
-      </w:r>
-      <w:r>
-        <w:t xml:space="preserve"> (Nitare &amp; Skogsstyrelsen, 2019; SLU Artdatabanken, 2025).</w:t>
+        <w:t>9030 Landhöjningsskog</w:t>
+      </w:r>
+      <w:r>
+        <w:t xml:space="preserve"> (SLU Artdatabanken, 2024; Nitare &amp; Skogsstyrelsen, 2019).</w:t>
       </w:r>
     </w:p>
     <w:p>
@@ -1134,10 +1049,55 @@
         <w:rPr>
           <w:b/>
         </w:rPr>
-        <w:t>Talltita (NT, §4)</w:t>
-      </w:r>
-      <w:r>
-        <w:t>, rödlistad som nära hotad och prioriterad art i Skogsvårdslagen, har häckningsrevir i anmälan. Arten har minskat kraftigt de senaste 30 åren och minskningstakten innevarande 10-årsperiod beräknas till 20 (10–30) %. Talltitan är synnerligen trogen sitt cirka 15 hektar stora revir och är beroende av flerskiktade olikåldriga skogar för att kunna föda upp sina ungar. Talltitan försvinner om dess livsmiljö kalavverkas (Eggers &amp; Low, 2014; Ekman, 1979; Griesser et al, 2007; Klein, 2020; Siffczyk et al, 2003; SLU Artdatabanken, 2021).</w:t>
+        <w:t>Stuplav</w:t>
+      </w:r>
+      <w:r>
+        <w:t xml:space="preserve"> är en mycket bra signalart i hela sitt utbredningsområde och förekommer nästan enbart i skogsmiljöer med höga naturvärden. Den indikerar långvarig förekomst av gamla lövträd och miljöer med konstant hög luftfuktighet. I skogar med suboceaniskt klimat finns det en mycket sällsynt parasit, njurlavsknapp </w:t>
+      </w:r>
+      <w:r>
+        <w:rPr>
+          <w:i/>
+        </w:rPr>
+        <w:t>Pletocarpon nephromeum</w:t>
+      </w:r>
+      <w:r>
+        <w:t xml:space="preserve"> (EN), som växer på stuplav. Ytterligare tre sällsynta lavparasiter, </w:t>
+      </w:r>
+      <w:r>
+        <w:rPr>
+          <w:i/>
+        </w:rPr>
+        <w:t>Protounguicularia nephromatis</w:t>
+      </w:r>
+      <w:r>
+        <w:t xml:space="preserve"> (VU), </w:t>
+      </w:r>
+      <w:r>
+        <w:rPr>
+          <w:i/>
+        </w:rPr>
+        <w:t>Refractohilum galligenum</w:t>
+      </w:r>
+      <w:r>
+        <w:t xml:space="preserve"> (NT) och </w:t>
+      </w:r>
+      <w:r>
+        <w:rPr>
+          <w:i/>
+        </w:rPr>
+        <w:t>Roselliniella nephromatis</w:t>
+      </w:r>
+      <w:r>
+        <w:t xml:space="preserve"> (DD), kan också påträffas på stuplav. Stuplav är typisk art för </w:t>
+      </w:r>
+      <w:r>
+        <w:rPr>
+          <w:i/>
+        </w:rPr>
+        <w:t>9010 Taiga</w:t>
+      </w:r>
+      <w:r>
+        <w:t xml:space="preserve"> (SLU Artdatabanken, 2026; Nitare &amp; Skogsstyrelsen, 2019).</w:t>
       </w:r>
     </w:p>
     <w:p>
@@ -1145,28 +1105,59 @@
         <w:rPr>
           <w:b/>
         </w:rPr>
-        <w:t>Tjäder (§4)</w:t>
-      </w:r>
-      <w:r>
-        <w:t xml:space="preserve"> omfattas av bilaga 1 och 2 EU:s fågeldirektiv och är typisk art för </w:t>
+        <w:t>Vedskivlav (NT)</w:t>
+      </w:r>
+      <w:r>
+        <w:t xml:space="preserve"> växer på gammal, torr, exponerad, hård kärnved av framförallt tall i naturskogsartade bestånd. Avverkning av tallskog av naturskogskaraktär med spår av återkommande bränder är ett hot. Mängden lämplig ved att växa på för vedskivlav minskar, dels på grund av naturlig nedbrytning men framförallt på grund av att de förstörs i samband med slutavverkningar, gallringar och markberedning. Tall- och blandbarrskogar av naturskogskaraktär med spår av återkommande bränder bör skyddas. Vedskivlav är typisk art för </w:t>
       </w:r>
       <w:r>
         <w:rPr>
           <w:i/>
         </w:rPr>
+        <w:t>9010 Taiga</w:t>
+      </w:r>
+      <w:r>
+        <w:t xml:space="preserve"> (SLU Artdatabanken, 2024).</w:t>
+      </w:r>
+    </w:p>
+    <w:p>
+      <w:r>
+        <w:rPr>
+          <w:b/>
+        </w:rPr>
+        <w:t xml:space="preserve">Vedticka </w:t>
+      </w:r>
+      <w:r>
+        <w:t xml:space="preserve">är en bra signalart söder om den naturliga norrlandsgränsen. Den är huvudsakligen knuten till äldre barrskogar där det föreligger långvarig kontinuitet av död barrved. Vedticka är typisk art för </w:t>
+      </w:r>
+      <w:r>
+        <w:rPr>
+          <w:i/>
+        </w:rPr>
         <w:t xml:space="preserve">9010 Taiga </w:t>
       </w:r>
       <w:r>
-        <w:t xml:space="preserve">och </w:t>
+        <w:t>(Nitare &amp; Skogsstyrelsen, 2019; SLU Artdatabanken, 2025).</w:t>
+      </w:r>
+    </w:p>
+    <w:p>
+      <w:r>
+        <w:rPr>
+          <w:b/>
+        </w:rPr>
+        <w:t xml:space="preserve">Vedtrappmossa (NT) </w:t>
+      </w:r>
+      <w:r>
+        <w:t xml:space="preserve">växer på död ved, främst i gammal granskog. Den förekommer knappast alls i fjällnära barrskogar utan finns i skogslandskapet nedom fjällen och framför allt i landets södra delar är den en mycket bra signalart för barrnaturskog med höga naturvärden. Skogsavverkning och brist på grov död ved i skogen är de allvarligaste hoten och den överlever inte kalhyggesbruk. Lokaler med sluten granskog, tillräckligt stora för att säkerställa ett kontinuerligt tillskott på grova lågor, bör undantas från storskaligt skogsbruk. Vedtrappmossa är typisk art för </w:t>
       </w:r>
       <w:r>
         <w:rPr>
           <w:i/>
         </w:rPr>
-        <w:t>9740 Skogsbevuxen myr</w:t>
-      </w:r>
-      <w:r>
-        <w:t>. Tjädern är en utpräglad skogsfågel knuten till större sammanhängande barrskogsområden. Tupparna och hönorna utnyttjar till viss del olika miljöer, och habitatvalet varierar dessutom mellan olika delar av året. För att det ska finnas livskraftiga tjäderbestånd krävs funktionella skogslandskap med en blandning av uppvuxen, gles och luckig skog, täta sumpskogar, myrar och andra små våtmarker. Arten försvinner när skogen fragmenteras och den sammanlagda arealen hyggen och andra öppna områden blir för stor. Ett småskaligt och försiktigt virkesuttag genom hyggesfria metoder kan i vissa fall vara möjligt i området inom 200 m från lekcentrum. Längre ut från lekcentrum, inom 200–500 m bör den avverkade ytan inte överskrida 1 hektar för att undvika alltför stora och snabba förändringar (Skogsstyrelsen, 2019; SLU Artdatabanken, 2024).</w:t>
+        <w:t>9010 Taiga</w:t>
+      </w:r>
+      <w:r>
+        <w:t xml:space="preserve"> (SLU Artdatabanken, 2024).</w:t>
       </w:r>
     </w:p>
     <w:p>
@@ -1174,33 +1165,108 @@
         <w:rPr>
           <w:b/>
         </w:rPr>
-        <w:t>Tretåig hackspett (NT, §4)</w:t>
-      </w:r>
-      <w:r>
-        <w:t xml:space="preserve"> är rödlistad som nära hotad och ingår i bilaga 1 i EU:s fågeldirektiv. Tretåig hackspett är för sin överlevnad beroende av kontinuerlig tillförsel av äldre döende och död ved, som sker genom naturliga självgallringsprocesser i äldre grannaturskogar och barrblandade naturskogar. Om en skog genom skogsbruk gallras eller glesas ur så upphör och uteblir i stort sett den naturliga självgallringsprocessen för mycket lång tid framöver vilket omöjliggör upprätthållandet av den kontinuerliga ekologiska funktionen i ett område. Det finns studier som visar att naturskogens självgallringsprocess som den tretåiga hackspetten är beroende av, inte kan ersättas med efterlämnad hänsyn i skogsbruket (Imbeau &amp; Desrochers, 2002). Storleken på häckningsreviret varierar med skogstypen, förekomsten av död ved och graden av fragmentering, men är i allmänhet i storleksordningen 25–100 hektar. Vintertid krävs ofta betydligt större områden och det finns studier som antyder att arten behöver minst 100 hektar äldre skog. I områden med låg bonitet kan det behövas över 200 hektar lämpligt habitat för att ett par ska kunna reproducera sig. Områden med dokumenterad permanent förekomst i naturskogsmiljöer har vanligen så stora naturvärden att skogsbruk är olämpligt. Tretåig hackspett är typisk art för </w:t>
+        <w:t>Violettgrå tagellav (NT)</w:t>
+      </w:r>
+      <w:r>
+        <w:t xml:space="preserve"> växer nästan uteslutande i gamla olikåldriga barrnaturskogar med lång skoglig kontinuitet och är en utmärkt signal på skog med höga naturvärden. Slutavverkning av tidigare aldrig slutavverkad skog (kontinuitetsskog) är det största hotet. Biotopen nyskapas i begränsad omfattning och barrskog äldre än 160 år, där den violettgrå tagellaven huvudsakligen påträffas har minskat med 50% de senaste 50 åren. Lågproduktiv skogsmark där laven förekommer bör undantas från skogsbruk och rika förekomster i äldre granskog bör skyddas. Arten är känslig för uttorkning och det är väsentligt att tillräckligt stora bestånd avsätts. Violettgrå tagellav är typisk art för </w:t>
       </w:r>
       <w:r>
         <w:rPr>
           <w:i/>
         </w:rPr>
-        <w:t xml:space="preserve">9010 Taiga, 9740 Skogsbevuxen myr, 9030 Landhöjningsskog </w:t>
-      </w:r>
-      <w:r>
-        <w:t xml:space="preserve">och </w:t>
+        <w:t>9010 Taiga</w:t>
+      </w:r>
+      <w:r>
+        <w:t xml:space="preserve"> (SLU Artdatabanken, 2024; Nitare &amp; Skogsstyrelsen, 2019).</w:t>
+      </w:r>
+    </w:p>
+    <w:p>
+      <w:r>
+        <w:rPr>
+          <w:b/>
+        </w:rPr>
+        <w:t>Violmussling (NT)</w:t>
+      </w:r>
+      <w:r>
+        <w:t xml:space="preserve"> växer på döda, oftast omkullfallna stammar av gran eller tall. De flesta fynden har gjorts i gammal, orörd skog och arten är en mycket god indikator på förekomst av lång skoglig kontinuitet. Platser som hyser stora bestånd av violmussling bör i första hand skyddas och undantas från skogsbruk. Flera sällsynta och mycket sällsynta tickor och skalbaggar är mer eller mindre starkt associerade med violtickor </w:t>
       </w:r>
       <w:r>
         <w:rPr>
           <w:i/>
         </w:rPr>
-        <w:t>9040 Fjällbjörkskog</w:t>
-      </w:r>
-      <w:r>
-        <w:t xml:space="preserve"> (Skogsstyrelsen, 2016; SLU Artdatabanken, 2024).</w:t>
-      </w:r>
-    </w:p>
-    <w:p>
-      <w:r>
-        <w:t>I BILAGA 1 finns mer detaljerad information om ekologi samt krav på livsmiljö hos fridlysta arter.</w:t>
+        <w:t>Trichaptum spp.</w:t>
+      </w:r>
+      <w:r>
+        <w:t xml:space="preserve"> och död ved som först rötats av någon </w:t>
+      </w:r>
+      <w:r>
+        <w:rPr>
+          <w:i/>
+        </w:rPr>
+        <w:t>Trichaptum-art</w:t>
+      </w:r>
+      <w:r>
+        <w:t>. Bland dessa kan nämnas gul mjukporing (CR), lämmelporing (CR), kilporing (VU), parasitporing (VU), gropig brunbagge (NT), gulbandad brunbagge</w:t>
+      </w:r>
+      <w:r>
+        <w:rPr>
+          <w:i/>
+        </w:rPr>
+        <w:t xml:space="preserve"> </w:t>
+      </w:r>
+      <w:r>
+        <w:t>(NT) och brunkantad brunbagge</w:t>
+      </w:r>
+      <w:r>
+        <w:rPr>
+          <w:i/>
+        </w:rPr>
+        <w:t xml:space="preserve"> </w:t>
+      </w:r>
+      <w:r>
+        <w:t xml:space="preserve">(DD). Violmussling är typisk art för </w:t>
+      </w:r>
+      <w:r>
+        <w:rPr>
+          <w:i/>
+        </w:rPr>
+        <w:t>9010 Taiga</w:t>
+      </w:r>
+      <w:r>
+        <w:t xml:space="preserve"> (SLU Artdatabanken, 2026; Nitare &amp; Skogsstyrelsen, 2019).</w:t>
+      </w:r>
+    </w:p>
+    <w:p>
+      <w:r>
+        <w:rPr>
+          <w:b/>
+        </w:rPr>
+        <w:t>Vitgrynig nållav (NT)</w:t>
+      </w:r>
+      <w:r>
+        <w:t xml:space="preserve"> växer nästan uteslutande på bark av gamla, senvuxna granar i skuggiga lägen med hög och jämn luftfuktighet. Den vanligaste naturtypen för arten är kontinuitetsskogar på frisk mark men den finns också i sumpgranskogar. På lång sikt utgör avverkningar av olikåldriga granskogar av naturskogskaraktär ett allvarligt hot mot arten och skogsbruksåtgärder på eller i närheten av växtplatserna bör undvikas. Naturskogsartade, fuktiga granskogar med förekomster av arten signalerar höga biologiska värden och bör bevaras (SLU Artdatabanken, 2024; Nitare &amp; Skogsstyrelsen, 2019).</w:t>
+      </w:r>
+    </w:p>
+    <w:p>
+      <w:r>
+        <w:rPr>
+          <w:b/>
+        </w:rPr>
+        <w:t>Vitplätt (NT)</w:t>
+      </w:r>
+      <w:r>
+        <w:t xml:space="preserve"> är en nedbrytare av död, hård och torr tallved och orsakar brunröta. Den förekommer mest i äldre, naturskogsliknande tallskog eller blandskog med äldre tall. Arten hotas av avverkning av gammal, senvuxen tall. I södra Sverige råder brist på lämpliga habitat och arten kan inte längre sprida sig utanför sina få kända växtplatser. Lokaler med gammal tall bör undantas från skogsbruk, i synnerhet i södra Sverige (SLU Artdatabanken, 2024).</w:t>
+      </w:r>
+    </w:p>
+    <w:p>
+      <w:r>
+        <w:rPr>
+          <w:b/>
+        </w:rPr>
+        <w:t xml:space="preserve">Vågbandad barkbock </w:t>
+      </w:r>
+      <w:r>
+        <w:t>är en långhorning vars larvutveckling sker under bark på nyligen döda stående barrträd, främst gran, mer undantagsvis på tall. Främst i stående träd, särskilt gamla, långsamvuxna granar med grov bark, även i grövre grenar, stubbar eller vindfällen. Arten är starkt knuten till naturskogsliknande granskogar, och gynnas av extrema torrsomrar som försvagar träden. Arten påverkas negativt av brist på kontinuitetsskog och en minskning av populationen pågår eller förväntas ske (SLU Artdatabanken, 2025).</w:t>
       </w:r>
     </w:p>
     <w:p>
@@ -1317,7 +1383,7 @@
         <w:rPr>
           <w:i/>
         </w:rPr>
-        <w:t>I det avverkningsanmälda skogsområdet har 38 rödlistade arter och signalarter påträffats. Detta ska jämföras med Skogsstyrelsens uppföljning 2017 av nyckelbiotoper som visade att man i genomsnitt hittar 20,6 olika rödlistade arter och signalarter i en nyckelbiotop (Wijk, S. 2017. Biologisk mångfald i nyckelbiotoper – Resultat från inventeringen “Uppföljning biologisk mångfald” 2009–2015. Rapport 4/2017 Skogsstyrelsen, Jönköping).</w:t>
+        <w:t>I det avverkningsanmälda skogsområdet har 39 rödlistade arter och signalarter påträffats. Detta ska jämföras med Skogsstyrelsens uppföljning 2017 av nyckelbiotoper som visade att man i genomsnitt hittar 20,6 olika rödlistade arter och signalarter i en nyckelbiotop (Wijk, S. 2017. Biologisk mångfald i nyckelbiotoper – Resultat från inventeringen “Uppföljning biologisk mångfald” 2009–2015. Rapport 4/2017 Skogsstyrelsen, Jönköping).</w:t>
       </w:r>
     </w:p>
     <w:p>
@@ -1346,7 +1412,7 @@
         <w:rPr>
           <w:i/>
         </w:rPr>
-        <w:t>I det avverkningsanmälda skogsområdet har 44 naturvårdsarter varav 24 rödlistade arter sina livsmiljöer och växtplatser.</w:t>
+        <w:t>I det avverkningsanmälda skogsområdet har 46 naturvårdsarter varav 27 rödlistade arter sina livsmiljöer och växtplatser.</w:t>
       </w:r>
     </w:p>
     <w:p>
@@ -1581,7 +1647,7 @@
     </w:p>
     <w:p>
       <w:r>
-        <w:t>En analys av 79 floraväktarlokaler åren 1990–2015 vilka återbesökts under 2020–2024 visade på en tydlig negativ påverkan på knärotsförekomster från större hyggen i närområdet (inom 150–200 m) vilket indikerar att kanteffekter har en stor påverkan på populationerna. Resultaten bekräftar knärotens känslighet för kanteffekter och visar vikten av att skydda större skogsbestånd för att bevara arten. Om det blir höga andelar (&gt;30%) hyggen inom 200 meter från en knärotsförekomst så ökar risken för att en knärotspopulation dör ut och det verkar det behövas någonstans mellan 100 och 150 meters skyddszon för att bevara arten på lång sikt (Sebestyén &amp; Sundberg, 2025).</w:t>
+        <w:t>En analys av 79 floraväktarlokaler åren 1990–2015 vilka återbesökts under 2020–2024 visade på en tydlig negativ påverkan på knärotsförekomster från större hyggen i närområdet (inom 150–200 m) vilket indikerar att kanteffekter har en stor påverkan på populationerna. Resultaten bekräftar knärotens känslighet för kanteffekter och visar vikten av att skydda större skogsbestånd för att bevara arten. Om det blir höga andelar (&gt;30%) hyggen inom 200 meter från en knärotsförekomst så ökar risken för att en knärotspopulation dör ut och det verkar det behövas någonstans mellan 100 och 150 meters skyddszon för att bevara arten på lång sikt (Sebestyén &amp; Sundberg, 2025). Detta stöds även av en studie (Johansson et al, 2026) baserad på data från Riksskogstaxeringen som visar att knäroten minskat med 66 % under perioden 1993–2022 samt att det finns en stark korrelation mellan minskande arealer kontinuitetsskog och lokal utdöenderisk. Knäroten uppvisade en mycket låg koloniseringsgrad (0,7 % över 10 år) i kombination med hög lokal utrotningsrisk (75,2 %), där utrotningssannolikheten ökade kraftigt när arealen kontinuitetsskog minskade mellan undersökningar, t.ex. på grund av kalhyggesbruk (Johansson et al., 2026).</w:t>
       </w:r>
     </w:p>
     <w:p>
@@ -1626,7 +1692,7 @@
     </w:p>
     <w:p>
       <w:r>
-        <w:t>En nyligen publicerad vetenskaplig uppsats av Koelmeijer m.fl. (2022) inkluderar orkidén knärots skyddsbehov. I uppsatsen berörs problemet med uttorkning för växter, bl.a. för knärot, ett problem som blivit accentuerat på grund av den pågående klimatförändringen och torra somrar, t.ex. den exceptionellt torra sommaren 2018. I uppsatsen undersöks områden med tre olika avstånd från kalhyggeskant med avseende på skydd bl.a. för knärot. Det första området har avstånd upp till 20 m från hyggeskant (Strong edge effect), det andra 20–40 m från hyggeskant (Weak edge effect) och det tredje avser större avstånd från hyggeskant, där kanteffekten anses vara försumbar (Interior). Ett resultat var att man fann stor eller mycket stor uttorkningseffekt på känsliga och rödlistade skogsarter vid de kortare avstånden till hyggeskant, medan effekt av uttorkning inte konstaterades på större avstånd (Interior). För orkidén knärot fann man en rik förekomst (upp till 0,06 dm2/m2) på stort avstånd från hyggeskant (Interior), medan förekomsten var liten eller närmast försumbar i de områden som klassificerades som Weak edge effect respektive Strong edge effect. Arbetet påpekar att de allt oftare förekommande torra somrarna ger ytterligare skäl att utöka skyddsavståndet från hyggen till den fuktkrävande arten knärot (Koelmeijer m.fl., 2022).</w:t>
+        <w:t>Ytterligare en studie (Koelmeijer m.fl., 2022) inkluderar knärotens skyddsbehov. I uppsatsen berörs problemet med uttorkning för växter, bl.a. för knärot, ett problem som blivit accentuerat på grund av den pågående klimatförändringen och torra somrar, t.ex. den exceptionellt torra sommaren 2018. I uppsatsen undersöks områden med tre olika avstånd från kalhyggeskant med avseende på skydd bl.a. för knärot. Det första området har avstånd upp till 20 m från hyggeskant (Strong edge effect), det andra 20–40 m från hyggeskant (Weak edge effect) och det tredje avser större avstånd från hyggeskant, där kanteffekten anses vara försumbar (Interior). Ett resultat var att man fann stor eller mycket stor uttorkningseffekt på känsliga och rödlistade skogsarter vid de kortare avstånden till hyggeskant, medan effekt av uttorkning inte konstaterades på större avstånd (Interior). För orkidén knärot fann man en rik förekomst (upp till 0,06 dm2/m2) på stort avstånd från hyggeskant (Interior), medan förekomsten var liten eller närmast försumbar i de områden som klassificerades som Weak edge effect respektive Strong edge effect. Arbetet påpekar att de allt oftare förekommande torra somrarna ger ytterligare skäl att utöka skyddsavståndet från hyggen till den fuktkrävande arten knärot (Koelmeijer m.fl., 2022).</w:t>
       </w:r>
     </w:p>
     <w:p>
@@ -1658,7 +1724,7 @@
         <w:t xml:space="preserve">Short-term response of the herbaceous layer within leave patches after harvest. </w:t>
       </w:r>
       <w:r>
-        <w:t>Forest Ecology and Management 257, 1014–1025</w:t>
+        <w:t>Forest Ecology and Management 257, 1014–1025.</w:t>
       </w:r>
     </w:p>
     <w:p>
@@ -1672,7 +1738,30 @@
         <w:t xml:space="preserve">Level and pattern of overstory retention interact to shape long-term responses of understories to timber harvest. </w:t>
       </w:r>
       <w:r>
-        <w:t>Ecological Applications, 22, 2049–2064</w:t>
+        <w:t>Ecological Applications, 22, 2049–2064.</w:t>
+      </w:r>
+    </w:p>
+    <w:p>
+      <w:r>
+        <w:t>Johansson, V., Jansson, M. och Bergman, K-O</w:t>
+      </w:r>
+      <w:r>
+        <w:rPr>
+          <w:i/>
+        </w:rPr>
+        <w:t>.</w:t>
+      </w:r>
+      <w:r>
+        <w:t>, 2026.</w:t>
+      </w:r>
+      <w:r>
+        <w:rPr>
+          <w:i/>
+        </w:rPr>
+        <w:t xml:space="preserve"> A 30-year population decline of a threatened forest orchid associated with old growth forests</w:t>
+      </w:r>
+      <w:r>
+        <w:t>. Department of Physics, Chemistry and Biology (IFM), Linköping University.</w:t>
       </w:r>
     </w:p>
     <w:p>
@@ -1686,7 +1775,7 @@
         <w:t>Retention Forestry as a Conservation Measure for Boreal Forest Ground Vegetation</w:t>
       </w:r>
       <w:r>
-        <w:t>. Doktorsavhandling, SLU, Uppsala</w:t>
+        <w:t>. Doktorsavhandling, SLU, Uppsala.</w:t>
       </w:r>
     </w:p>
     <w:p>
@@ -1700,7 +1789,7 @@
         <w:t xml:space="preserve">Interactive effects of drought and edge exposure on old-growth forest understory species. </w:t>
       </w:r>
       <w:r>
-        <w:t>Landscape Ecology, 37, sid 1839–1853</w:t>
+        <w:t>Landscape Ecology, 37, sid 1839–1853.</w:t>
       </w:r>
     </w:p>
     <w:p>
@@ -1728,7 +1817,7 @@
         <w:t>Påverkan på knärotslokaler från hyggen i närheten.</w:t>
       </w:r>
       <w:r>
-        <w:t xml:space="preserve"> DAPHNE 36:1 2025. Botaniska Sällskapet i Stockholm</w:t>
+        <w:t xml:space="preserve"> DAPHNE 36:1 2025. Botaniska Sällskapet i Stockholm.</w:t>
       </w:r>
     </w:p>
     <w:p>
@@ -1742,7 +1831,7 @@
         <w:t xml:space="preserve">Vägledning för hänsyn till knärot. </w:t>
       </w:r>
       <w:r>
-        <w:t>https://www.skogsstyrelsen.se/lag-och-tillsyn/artskydd/vagledningar-och-kunskapsstod-artskydd/vagledning-for-hansyn-till-knarot/</w:t>
+        <w:t>https://www.skogsstyrelsen.se/lag-och-tillsyn/artskydd/vagledningar-och-kunskapsstod-artskydd/vagledning-for-hansyn-till-knarot/.</w:t>
       </w:r>
     </w:p>
     <w:p>
@@ -1756,7 +1845,7 @@
         <w:t xml:space="preserve">Artfaktablad. Naturvård – artfakta. </w:t>
       </w:r>
       <w:r>
-        <w:t>SLU Artdatabanken, Uppsala</w:t>
+        <w:t>SLU Artdatabanken, Uppsala.</w:t>
       </w:r>
     </w:p>
     <w:p>
@@ -2532,7 +2621,7 @@
 </file>
 
 <file path=word/endnotes.xml><?xml version="1.0" encoding="utf-8"?>
-<w:endnotes xmlns:wpc="http://schemas.microsoft.com/office/word/2010/wordprocessingCanvas" xmlns:cx="http://schemas.microsoft.com/office/drawing/2014/chartex" xmlns:cx1="http://schemas.microsoft.com/office/drawing/2015/9/8/chartex" xmlns:cx2="http://schemas.microsoft.com/office/drawing/2015/10/21/chartex" xmlns:cx3="http://schemas.microsoft.com/office/drawing/2016/5/9/chartex" xmlns:cx4="http://schemas.microsoft.com/office/drawing/2016/5/10/chartex" xmlns:cx5="http://schemas.microsoft.com/office/drawing/2016/5/11/chartex" xmlns:cx6="http://schemas.microsoft.com/office/drawing/2016/5/12/chartex" xmlns:cx7="http://schemas.microsoft.com/office/drawing/2016/5/13/chartex" xmlns:cx8="http://schemas.microsoft.com/office/drawing/2016/5/14/chartex" xmlns:mc="http://schemas.openxmlformats.org/markup-compatibility/2006" xmlns:aink="http://schemas.microsoft.com/office/drawing/2016/ink" xmlns:am3d="http://schemas.microsoft.com/office/drawing/2017/model3d" xmlns:o="urn:schemas-microsoft-com:office:office" xmlns:oel="http://schemas.microsoft.com/office/2019/extlst" xmlns:r="http://schemas.openxmlformats.org/officeDocument/2006/relationships" xmlns:m="http://schemas.openxmlformats.org/officeDocument/2006/math" xmlns:v="urn:schemas-microsoft-com:vml" xmlns:wp14="http://schemas.microsoft.com/office/word/2010/wordprocessingDrawing" xmlns:wp="http://schemas.openxmlformats.org/drawingml/2006/wordprocessingDrawing" xmlns:w10="urn:schemas-microsoft-com:office:word" xmlns:w="http://schemas.openxmlformats.org/wordprocessingml/2006/main" xmlns:w14="http://schemas.microsoft.com/office/word/2010/wordml" xmlns:w15="http://schemas.microsoft.com/office/word/2012/wordml" xmlns:w16cex="http://schemas.microsoft.com/office/word/2018/wordml/cex" xmlns:w16cid="http://schemas.microsoft.com/office/word/2016/wordml/cid" xmlns:w16="http://schemas.microsoft.com/office/word/2018/wordml" xmlns:w16sdtdh="http://schemas.microsoft.com/office/word/2020/wordml/sdtdatahash" xmlns:w16se="http://schemas.microsoft.com/office/word/2015/wordml/symex" xmlns:wpg="http://schemas.microsoft.com/office/word/2010/wordprocessingGroup" xmlns:wpi="http://schemas.microsoft.com/office/word/2010/wordprocessingInk" xmlns:wne="http://schemas.microsoft.com/office/word/2006/wordml" xmlns:wps="http://schemas.microsoft.com/office/word/2010/wordprocessingShape" mc:Ignorable="w14 w15 w16se w16cid w16 w16cex w16sdtdh wp14">
+<w:endnotes xmlns:wpc="http://schemas.microsoft.com/office/word/2010/wordprocessingCanvas" xmlns:cx="http://schemas.microsoft.com/office/drawing/2014/chartex" xmlns:cx1="http://schemas.microsoft.com/office/drawing/2015/9/8/chartex" xmlns:cx2="http://schemas.microsoft.com/office/drawing/2015/10/21/chartex" xmlns:cx3="http://schemas.microsoft.com/office/drawing/2016/5/9/chartex" xmlns:cx4="http://schemas.microsoft.com/office/drawing/2016/5/10/chartex" xmlns:cx5="http://schemas.microsoft.com/office/drawing/2016/5/11/chartex" xmlns:cx6="http://schemas.microsoft.com/office/drawing/2016/5/12/chartex" xmlns:cx7="http://schemas.microsoft.com/office/drawing/2016/5/13/chartex" xmlns:cx8="http://schemas.microsoft.com/office/drawing/2016/5/14/chartex" xmlns:mc="http://schemas.openxmlformats.org/markup-compatibility/2006" xmlns:aink="http://schemas.microsoft.com/office/drawing/2016/ink" xmlns:am3d="http://schemas.microsoft.com/office/drawing/2017/model3d" xmlns:o="urn:schemas-microsoft-com:office:office" xmlns:oel="http://schemas.microsoft.com/office/2019/extlst" xmlns:r="http://schemas.openxmlformats.org/officeDocument/2006/relationships" xmlns:m="http://schemas.openxmlformats.org/officeDocument/2006/math" xmlns:v="urn:schemas-microsoft-com:vml" xmlns:wp14="http://schemas.microsoft.com/office/word/2010/wordprocessingDrawing" xmlns:wp="http://schemas.openxmlformats.org/drawingml/2006/wordprocessingDrawing" xmlns:w10="urn:schemas-microsoft-com:office:word" xmlns:w="http://schemas.openxmlformats.org/wordprocessingml/2006/main" xmlns:w14="http://schemas.microsoft.com/office/word/2010/wordml" xmlns:w15="http://schemas.microsoft.com/office/word/2012/wordml" xmlns:w16cex="http://schemas.microsoft.com/office/word/2018/wordml/cex" xmlns:w16cid="http://schemas.microsoft.com/office/word/2016/wordml/cid" xmlns:w16="http://schemas.microsoft.com/office/word/2018/wordml" xmlns:w16du="http://schemas.microsoft.com/office/word/2023/wordml/word16du" xmlns:w16sdtdh="http://schemas.microsoft.com/office/word/2020/wordml/sdtdatahash" xmlns:w16sdtfl="http://schemas.microsoft.com/office/word/2024/wordml/sdtformatlock" xmlns:w16se="http://schemas.microsoft.com/office/word/2015/wordml/symex" xmlns:wpg="http://schemas.microsoft.com/office/word/2010/wordprocessingGroup" xmlns:wpi="http://schemas.microsoft.com/office/word/2010/wordprocessingInk" xmlns:wne="http://schemas.microsoft.com/office/word/2006/wordml" xmlns:wps="http://schemas.microsoft.com/office/word/2010/wordprocessingShape" mc:Ignorable="w14 w15 w16se w16cid w16 w16cex w16sdtdh w16sdtfl w16du wp14">
   <w:endnote w:type="separator" w:id="-1">
     <w:p>
       <w:pPr>
@@ -2557,7 +2646,7 @@
 </file>
 
 <file path=word/footer1.xml><?xml version="1.0" encoding="utf-8"?>
-<w:ftr xmlns:wpc="http://schemas.microsoft.com/office/word/2010/wordprocessingCanvas" xmlns:cx="http://schemas.microsoft.com/office/drawing/2014/chartex" xmlns:cx1="http://schemas.microsoft.com/office/drawing/2015/9/8/chartex" xmlns:cx2="http://schemas.microsoft.com/office/drawing/2015/10/21/chartex" xmlns:cx3="http://schemas.microsoft.com/office/drawing/2016/5/9/chartex" xmlns:cx4="http://schemas.microsoft.com/office/drawing/2016/5/10/chartex" xmlns:cx5="http://schemas.microsoft.com/office/drawing/2016/5/11/chartex" xmlns:cx6="http://schemas.microsoft.com/office/drawing/2016/5/12/chartex" xmlns:cx7="http://schemas.microsoft.com/office/drawing/2016/5/13/chartex" xmlns:cx8="http://schemas.microsoft.com/office/drawing/2016/5/14/chartex" xmlns:mc="http://schemas.openxmlformats.org/markup-compatibility/2006" xmlns:aink="http://schemas.microsoft.com/office/drawing/2016/ink" xmlns:am3d="http://schemas.microsoft.com/office/drawing/2017/model3d" xmlns:o="urn:schemas-microsoft-com:office:office" xmlns:oel="http://schemas.microsoft.com/office/2019/extlst" xmlns:r="http://schemas.openxmlformats.org/officeDocument/2006/relationships" xmlns:m="http://schemas.openxmlformats.org/officeDocument/2006/math" xmlns:v="urn:schemas-microsoft-com:vml" xmlns:wp14="http://schemas.microsoft.com/office/word/2010/wordprocessingDrawing" xmlns:wp="http://schemas.openxmlformats.org/drawingml/2006/wordprocessingDrawing" xmlns:w10="urn:schemas-microsoft-com:office:word" xmlns:w="http://schemas.openxmlformats.org/wordprocessingml/2006/main" xmlns:w14="http://schemas.microsoft.com/office/word/2010/wordml" xmlns:w15="http://schemas.microsoft.com/office/word/2012/wordml" xmlns:w16cex="http://schemas.microsoft.com/office/word/2018/wordml/cex" xmlns:w16cid="http://schemas.microsoft.com/office/word/2016/wordml/cid" xmlns:w16="http://schemas.microsoft.com/office/word/2018/wordml" xmlns:w16sdtdh="http://schemas.microsoft.com/office/word/2020/wordml/sdtdatahash" xmlns:w16se="http://schemas.microsoft.com/office/word/2015/wordml/symex" xmlns:wpg="http://schemas.microsoft.com/office/word/2010/wordprocessingGroup" xmlns:wpi="http://schemas.microsoft.com/office/word/2010/wordprocessingInk" xmlns:wne="http://schemas.microsoft.com/office/word/2006/wordml" xmlns:wps="http://schemas.microsoft.com/office/word/2010/wordprocessingShape" mc:Ignorable="w14 w15 w16se w16cid w16 w16cex w16sdtdh wp14">
+<w:ftr xmlns:wpc="http://schemas.microsoft.com/office/word/2010/wordprocessingCanvas" xmlns:cx="http://schemas.microsoft.com/office/drawing/2014/chartex" xmlns:cx1="http://schemas.microsoft.com/office/drawing/2015/9/8/chartex" xmlns:cx2="http://schemas.microsoft.com/office/drawing/2015/10/21/chartex" xmlns:cx3="http://schemas.microsoft.com/office/drawing/2016/5/9/chartex" xmlns:cx4="http://schemas.microsoft.com/office/drawing/2016/5/10/chartex" xmlns:cx5="http://schemas.microsoft.com/office/drawing/2016/5/11/chartex" xmlns:cx6="http://schemas.microsoft.com/office/drawing/2016/5/12/chartex" xmlns:cx7="http://schemas.microsoft.com/office/drawing/2016/5/13/chartex" xmlns:cx8="http://schemas.microsoft.com/office/drawing/2016/5/14/chartex" xmlns:mc="http://schemas.openxmlformats.org/markup-compatibility/2006" xmlns:aink="http://schemas.microsoft.com/office/drawing/2016/ink" xmlns:am3d="http://schemas.microsoft.com/office/drawing/2017/model3d" xmlns:o="urn:schemas-microsoft-com:office:office" xmlns:oel="http://schemas.microsoft.com/office/2019/extlst" xmlns:r="http://schemas.openxmlformats.org/officeDocument/2006/relationships" xmlns:m="http://schemas.openxmlformats.org/officeDocument/2006/math" xmlns:v="urn:schemas-microsoft-com:vml" xmlns:wp14="http://schemas.microsoft.com/office/word/2010/wordprocessingDrawing" xmlns:wp="http://schemas.openxmlformats.org/drawingml/2006/wordprocessingDrawing" xmlns:w10="urn:schemas-microsoft-com:office:word" xmlns:w="http://schemas.openxmlformats.org/wordprocessingml/2006/main" xmlns:w14="http://schemas.microsoft.com/office/word/2010/wordml" xmlns:w15="http://schemas.microsoft.com/office/word/2012/wordml" xmlns:w16cex="http://schemas.microsoft.com/office/word/2018/wordml/cex" xmlns:w16cid="http://schemas.microsoft.com/office/word/2016/wordml/cid" xmlns:w16="http://schemas.microsoft.com/office/word/2018/wordml" xmlns:w16du="http://schemas.microsoft.com/office/word/2023/wordml/word16du" xmlns:w16sdtdh="http://schemas.microsoft.com/office/word/2020/wordml/sdtdatahash" xmlns:w16sdtfl="http://schemas.microsoft.com/office/word/2024/wordml/sdtformatlock" xmlns:w16se="http://schemas.microsoft.com/office/word/2015/wordml/symex" xmlns:wpg="http://schemas.microsoft.com/office/word/2010/wordprocessingGroup" xmlns:wpi="http://schemas.microsoft.com/office/word/2010/wordprocessingInk" xmlns:wne="http://schemas.microsoft.com/office/word/2006/wordml" xmlns:wps="http://schemas.microsoft.com/office/word/2010/wordprocessingShape" mc:Ignorable="w14 w15 w16se w16cid w16 w16cex w16sdtdh w16sdtfl w16du wp14">
   <w:p>
     <w:pPr>
       <w:pStyle w:val="Footer"/>
@@ -2567,7 +2656,7 @@
 </file>
 
 <file path=word/footer2.xml><?xml version="1.0" encoding="utf-8"?>
-<w:ftr xmlns:wpc="http://schemas.microsoft.com/office/word/2010/wordprocessingCanvas" xmlns:cx="http://schemas.microsoft.com/office/drawing/2014/chartex" xmlns:cx1="http://schemas.microsoft.com/office/drawing/2015/9/8/chartex" xmlns:cx2="http://schemas.microsoft.com/office/drawing/2015/10/21/chartex" xmlns:cx3="http://schemas.microsoft.com/office/drawing/2016/5/9/chartex" xmlns:cx4="http://schemas.microsoft.com/office/drawing/2016/5/10/chartex" xmlns:cx5="http://schemas.microsoft.com/office/drawing/2016/5/11/chartex" xmlns:cx6="http://schemas.microsoft.com/office/drawing/2016/5/12/chartex" xmlns:cx7="http://schemas.microsoft.com/office/drawing/2016/5/13/chartex" xmlns:cx8="http://schemas.microsoft.com/office/drawing/2016/5/14/chartex" xmlns:mc="http://schemas.openxmlformats.org/markup-compatibility/2006" xmlns:aink="http://schemas.microsoft.com/office/drawing/2016/ink" xmlns:am3d="http://schemas.microsoft.com/office/drawing/2017/model3d" xmlns:o="urn:schemas-microsoft-com:office:office" xmlns:oel="http://schemas.microsoft.com/office/2019/extlst" xmlns:r="http://schemas.openxmlformats.org/officeDocument/2006/relationships" xmlns:m="http://schemas.openxmlformats.org/officeDocument/2006/math" xmlns:v="urn:schemas-microsoft-com:vml" xmlns:wp14="http://schemas.microsoft.com/office/word/2010/wordprocessingDrawing" xmlns:wp="http://schemas.openxmlformats.org/drawingml/2006/wordprocessingDrawing" xmlns:w10="urn:schemas-microsoft-com:office:word" xmlns:w="http://schemas.openxmlformats.org/wordprocessingml/2006/main" xmlns:w14="http://schemas.microsoft.com/office/word/2010/wordml" xmlns:w15="http://schemas.microsoft.com/office/word/2012/wordml" xmlns:w16cex="http://schemas.microsoft.com/office/word/2018/wordml/cex" xmlns:w16cid="http://schemas.microsoft.com/office/word/2016/wordml/cid" xmlns:w16="http://schemas.microsoft.com/office/word/2018/wordml" xmlns:w16sdtdh="http://schemas.microsoft.com/office/word/2020/wordml/sdtdatahash" xmlns:w16se="http://schemas.microsoft.com/office/word/2015/wordml/symex" xmlns:wpg="http://schemas.microsoft.com/office/word/2010/wordprocessingGroup" xmlns:wpi="http://schemas.microsoft.com/office/word/2010/wordprocessingInk" xmlns:wne="http://schemas.microsoft.com/office/word/2006/wordml" xmlns:wps="http://schemas.microsoft.com/office/word/2010/wordprocessingShape" mc:Ignorable="w14 w15 w16se w16cid w16 w16cex w16sdtdh wp14">
+<w:ftr xmlns:wpc="http://schemas.microsoft.com/office/word/2010/wordprocessingCanvas" xmlns:cx="http://schemas.microsoft.com/office/drawing/2014/chartex" xmlns:cx1="http://schemas.microsoft.com/office/drawing/2015/9/8/chartex" xmlns:cx2="http://schemas.microsoft.com/office/drawing/2015/10/21/chartex" xmlns:cx3="http://schemas.microsoft.com/office/drawing/2016/5/9/chartex" xmlns:cx4="http://schemas.microsoft.com/office/drawing/2016/5/10/chartex" xmlns:cx5="http://schemas.microsoft.com/office/drawing/2016/5/11/chartex" xmlns:cx6="http://schemas.microsoft.com/office/drawing/2016/5/12/chartex" xmlns:cx7="http://schemas.microsoft.com/office/drawing/2016/5/13/chartex" xmlns:cx8="http://schemas.microsoft.com/office/drawing/2016/5/14/chartex" xmlns:mc="http://schemas.openxmlformats.org/markup-compatibility/2006" xmlns:aink="http://schemas.microsoft.com/office/drawing/2016/ink" xmlns:am3d="http://schemas.microsoft.com/office/drawing/2017/model3d" xmlns:o="urn:schemas-microsoft-com:office:office" xmlns:oel="http://schemas.microsoft.com/office/2019/extlst" xmlns:r="http://schemas.openxmlformats.org/officeDocument/2006/relationships" xmlns:m="http://schemas.openxmlformats.org/officeDocument/2006/math" xmlns:v="urn:schemas-microsoft-com:vml" xmlns:wp14="http://schemas.microsoft.com/office/word/2010/wordprocessingDrawing" xmlns:wp="http://schemas.openxmlformats.org/drawingml/2006/wordprocessingDrawing" xmlns:w10="urn:schemas-microsoft-com:office:word" xmlns:w="http://schemas.openxmlformats.org/wordprocessingml/2006/main" xmlns:w14="http://schemas.microsoft.com/office/word/2010/wordml" xmlns:w15="http://schemas.microsoft.com/office/word/2012/wordml" xmlns:w16cex="http://schemas.microsoft.com/office/word/2018/wordml/cex" xmlns:w16cid="http://schemas.microsoft.com/office/word/2016/wordml/cid" xmlns:w16="http://schemas.microsoft.com/office/word/2018/wordml" xmlns:w16du="http://schemas.microsoft.com/office/word/2023/wordml/word16du" xmlns:w16sdtdh="http://schemas.microsoft.com/office/word/2020/wordml/sdtdatahash" xmlns:w16sdtfl="http://schemas.microsoft.com/office/word/2024/wordml/sdtformatlock" xmlns:w16se="http://schemas.microsoft.com/office/word/2015/wordml/symex" xmlns:wpg="http://schemas.microsoft.com/office/word/2010/wordprocessingGroup" xmlns:wpi="http://schemas.microsoft.com/office/word/2010/wordprocessingInk" xmlns:wne="http://schemas.microsoft.com/office/word/2006/wordml" xmlns:wps="http://schemas.microsoft.com/office/word/2010/wordprocessingShape" mc:Ignorable="w14 w15 w16se w16cid w16 w16cex w16sdtdh w16sdtfl w16du wp14">
   <w:p>
     <w:pPr>
       <w:pStyle w:val="Footer"/>
@@ -2577,7 +2666,7 @@
 </file>
 
 <file path=word/footer3.xml><?xml version="1.0" encoding="utf-8"?>
-<w:ftr xmlns:wpc="http://schemas.microsoft.com/office/word/2010/wordprocessingCanvas" xmlns:cx="http://schemas.microsoft.com/office/drawing/2014/chartex" xmlns:cx1="http://schemas.microsoft.com/office/drawing/2015/9/8/chartex" xmlns:cx2="http://schemas.microsoft.com/office/drawing/2015/10/21/chartex" xmlns:cx3="http://schemas.microsoft.com/office/drawing/2016/5/9/chartex" xmlns:cx4="http://schemas.microsoft.com/office/drawing/2016/5/10/chartex" xmlns:cx5="http://schemas.microsoft.com/office/drawing/2016/5/11/chartex" xmlns:cx6="http://schemas.microsoft.com/office/drawing/2016/5/12/chartex" xmlns:cx7="http://schemas.microsoft.com/office/drawing/2016/5/13/chartex" xmlns:cx8="http://schemas.microsoft.com/office/drawing/2016/5/14/chartex" xmlns:mc="http://schemas.openxmlformats.org/markup-compatibility/2006" xmlns:aink="http://schemas.microsoft.com/office/drawing/2016/ink" xmlns:am3d="http://schemas.microsoft.com/office/drawing/2017/model3d" xmlns:o="urn:schemas-microsoft-com:office:office" xmlns:oel="http://schemas.microsoft.com/office/2019/extlst" xmlns:r="http://schemas.openxmlformats.org/officeDocument/2006/relationships" xmlns:m="http://schemas.openxmlformats.org/officeDocument/2006/math" xmlns:v="urn:schemas-microsoft-com:vml" xmlns:wp14="http://schemas.microsoft.com/office/word/2010/wordprocessingDrawing" xmlns:wp="http://schemas.openxmlformats.org/drawingml/2006/wordprocessingDrawing" xmlns:w10="urn:schemas-microsoft-com:office:word" xmlns:w="http://schemas.openxmlformats.org/wordprocessingml/2006/main" xmlns:w14="http://schemas.microsoft.com/office/word/2010/wordml" xmlns:w15="http://schemas.microsoft.com/office/word/2012/wordml" xmlns:w16cex="http://schemas.microsoft.com/office/word/2018/wordml/cex" xmlns:w16cid="http://schemas.microsoft.com/office/word/2016/wordml/cid" xmlns:w16="http://schemas.microsoft.com/office/word/2018/wordml" xmlns:w16sdtdh="http://schemas.microsoft.com/office/word/2020/wordml/sdtdatahash" xmlns:w16se="http://schemas.microsoft.com/office/word/2015/wordml/symex" xmlns:wpg="http://schemas.microsoft.com/office/word/2010/wordprocessingGroup" xmlns:wpi="http://schemas.microsoft.com/office/word/2010/wordprocessingInk" xmlns:wne="http://schemas.microsoft.com/office/word/2006/wordml" xmlns:wps="http://schemas.microsoft.com/office/word/2010/wordprocessingShape" mc:Ignorable="w14 w15 w16se w16cid w16 w16cex w16sdtdh wp14">
+<w:ftr xmlns:wpc="http://schemas.microsoft.com/office/word/2010/wordprocessingCanvas" xmlns:cx="http://schemas.microsoft.com/office/drawing/2014/chartex" xmlns:cx1="http://schemas.microsoft.com/office/drawing/2015/9/8/chartex" xmlns:cx2="http://schemas.microsoft.com/office/drawing/2015/10/21/chartex" xmlns:cx3="http://schemas.microsoft.com/office/drawing/2016/5/9/chartex" xmlns:cx4="http://schemas.microsoft.com/office/drawing/2016/5/10/chartex" xmlns:cx5="http://schemas.microsoft.com/office/drawing/2016/5/11/chartex" xmlns:cx6="http://schemas.microsoft.com/office/drawing/2016/5/12/chartex" xmlns:cx7="http://schemas.microsoft.com/office/drawing/2016/5/13/chartex" xmlns:cx8="http://schemas.microsoft.com/office/drawing/2016/5/14/chartex" xmlns:mc="http://schemas.openxmlformats.org/markup-compatibility/2006" xmlns:aink="http://schemas.microsoft.com/office/drawing/2016/ink" xmlns:am3d="http://schemas.microsoft.com/office/drawing/2017/model3d" xmlns:o="urn:schemas-microsoft-com:office:office" xmlns:oel="http://schemas.microsoft.com/office/2019/extlst" xmlns:r="http://schemas.openxmlformats.org/officeDocument/2006/relationships" xmlns:m="http://schemas.openxmlformats.org/officeDocument/2006/math" xmlns:v="urn:schemas-microsoft-com:vml" xmlns:wp14="http://schemas.microsoft.com/office/word/2010/wordprocessingDrawing" xmlns:wp="http://schemas.openxmlformats.org/drawingml/2006/wordprocessingDrawing" xmlns:w10="urn:schemas-microsoft-com:office:word" xmlns:w="http://schemas.openxmlformats.org/wordprocessingml/2006/main" xmlns:w14="http://schemas.microsoft.com/office/word/2010/wordml" xmlns:w15="http://schemas.microsoft.com/office/word/2012/wordml" xmlns:w16cex="http://schemas.microsoft.com/office/word/2018/wordml/cex" xmlns:w16cid="http://schemas.microsoft.com/office/word/2016/wordml/cid" xmlns:w16="http://schemas.microsoft.com/office/word/2018/wordml" xmlns:w16du="http://schemas.microsoft.com/office/word/2023/wordml/word16du" xmlns:w16sdtdh="http://schemas.microsoft.com/office/word/2020/wordml/sdtdatahash" xmlns:w16sdtfl="http://schemas.microsoft.com/office/word/2024/wordml/sdtformatlock" xmlns:w16se="http://schemas.microsoft.com/office/word/2015/wordml/symex" xmlns:wpg="http://schemas.microsoft.com/office/word/2010/wordprocessingGroup" xmlns:wpi="http://schemas.microsoft.com/office/word/2010/wordprocessingInk" xmlns:wne="http://schemas.microsoft.com/office/word/2006/wordml" xmlns:wps="http://schemas.microsoft.com/office/word/2010/wordprocessingShape" mc:Ignorable="w14 w15 w16se w16cid w16 w16cex w16sdtdh w16sdtfl w16du wp14">
   <w:p>
     <w:pPr>
       <w:pStyle w:val="Footer"/>
@@ -2587,7 +2676,7 @@
 </file>
 
 <file path=word/footnotes.xml><?xml version="1.0" encoding="utf-8"?>
-<w:footnotes xmlns:wpc="http://schemas.microsoft.com/office/word/2010/wordprocessingCanvas" xmlns:cx="http://schemas.microsoft.com/office/drawing/2014/chartex" xmlns:cx1="http://schemas.microsoft.com/office/drawing/2015/9/8/chartex" xmlns:cx2="http://schemas.microsoft.com/office/drawing/2015/10/21/chartex" xmlns:cx3="http://schemas.microsoft.com/office/drawing/2016/5/9/chartex" xmlns:cx4="http://schemas.microsoft.com/office/drawing/2016/5/10/chartex" xmlns:cx5="http://schemas.microsoft.com/office/drawing/2016/5/11/chartex" xmlns:cx6="http://schemas.microsoft.com/office/drawing/2016/5/12/chartex" xmlns:cx7="http://schemas.microsoft.com/office/drawing/2016/5/13/chartex" xmlns:cx8="http://schemas.microsoft.com/office/drawing/2016/5/14/chartex" xmlns:mc="http://schemas.openxmlformats.org/markup-compatibility/2006" xmlns:aink="http://schemas.microsoft.com/office/drawing/2016/ink" xmlns:am3d="http://schemas.microsoft.com/office/drawing/2017/model3d" xmlns:o="urn:schemas-microsoft-com:office:office" xmlns:oel="http://schemas.microsoft.com/office/2019/extlst" xmlns:r="http://schemas.openxmlformats.org/officeDocument/2006/relationships" xmlns:m="http://schemas.openxmlformats.org/officeDocument/2006/math" xmlns:v="urn:schemas-microsoft-com:vml" xmlns:wp14="http://schemas.microsoft.com/office/word/2010/wordprocessingDrawing" xmlns:wp="http://schemas.openxmlformats.org/drawingml/2006/wordprocessingDrawing" xmlns:w10="urn:schemas-microsoft-com:office:word" xmlns:w="http://schemas.openxmlformats.org/wordprocessingml/2006/main" xmlns:w14="http://schemas.microsoft.com/office/word/2010/wordml" xmlns:w15="http://schemas.microsoft.com/office/word/2012/wordml" xmlns:w16cex="http://schemas.microsoft.com/office/word/2018/wordml/cex" xmlns:w16cid="http://schemas.microsoft.com/office/word/2016/wordml/cid" xmlns:w16="http://schemas.microsoft.com/office/word/2018/wordml" xmlns:w16sdtdh="http://schemas.microsoft.com/office/word/2020/wordml/sdtdatahash" xmlns:w16se="http://schemas.microsoft.com/office/word/2015/wordml/symex" xmlns:wpg="http://schemas.microsoft.com/office/word/2010/wordprocessingGroup" xmlns:wpi="http://schemas.microsoft.com/office/word/2010/wordprocessingInk" xmlns:wne="http://schemas.microsoft.com/office/word/2006/wordml" xmlns:wps="http://schemas.microsoft.com/office/word/2010/wordprocessingShape" mc:Ignorable="w14 w15 w16se w16cid w16 w16cex w16sdtdh wp14">
+<w:footnotes xmlns:wpc="http://schemas.microsoft.com/office/word/2010/wordprocessingCanvas" xmlns:cx="http://schemas.microsoft.com/office/drawing/2014/chartex" xmlns:cx1="http://schemas.microsoft.com/office/drawing/2015/9/8/chartex" xmlns:cx2="http://schemas.microsoft.com/office/drawing/2015/10/21/chartex" xmlns:cx3="http://schemas.microsoft.com/office/drawing/2016/5/9/chartex" xmlns:cx4="http://schemas.microsoft.com/office/drawing/2016/5/10/chartex" xmlns:cx5="http://schemas.microsoft.com/office/drawing/2016/5/11/chartex" xmlns:cx6="http://schemas.microsoft.com/office/drawing/2016/5/12/chartex" xmlns:cx7="http://schemas.microsoft.com/office/drawing/2016/5/13/chartex" xmlns:cx8="http://schemas.microsoft.com/office/drawing/2016/5/14/chartex" xmlns:mc="http://schemas.openxmlformats.org/markup-compatibility/2006" xmlns:aink="http://schemas.microsoft.com/office/drawing/2016/ink" xmlns:am3d="http://schemas.microsoft.com/office/drawing/2017/model3d" xmlns:o="urn:schemas-microsoft-com:office:office" xmlns:oel="http://schemas.microsoft.com/office/2019/extlst" xmlns:r="http://schemas.openxmlformats.org/officeDocument/2006/relationships" xmlns:m="http://schemas.openxmlformats.org/officeDocument/2006/math" xmlns:v="urn:schemas-microsoft-com:vml" xmlns:wp14="http://schemas.microsoft.com/office/word/2010/wordprocessingDrawing" xmlns:wp="http://schemas.openxmlformats.org/drawingml/2006/wordprocessingDrawing" xmlns:w10="urn:schemas-microsoft-com:office:word" xmlns:w="http://schemas.openxmlformats.org/wordprocessingml/2006/main" xmlns:w14="http://schemas.microsoft.com/office/word/2010/wordml" xmlns:w15="http://schemas.microsoft.com/office/word/2012/wordml" xmlns:w16cex="http://schemas.microsoft.com/office/word/2018/wordml/cex" xmlns:w16cid="http://schemas.microsoft.com/office/word/2016/wordml/cid" xmlns:w16="http://schemas.microsoft.com/office/word/2018/wordml" xmlns:w16du="http://schemas.microsoft.com/office/word/2023/wordml/word16du" xmlns:w16sdtdh="http://schemas.microsoft.com/office/word/2020/wordml/sdtdatahash" xmlns:w16sdtfl="http://schemas.microsoft.com/office/word/2024/wordml/sdtformatlock" xmlns:w16se="http://schemas.microsoft.com/office/word/2015/wordml/symex" xmlns:wpg="http://schemas.microsoft.com/office/word/2010/wordprocessingGroup" xmlns:wpi="http://schemas.microsoft.com/office/word/2010/wordprocessingInk" xmlns:wne="http://schemas.microsoft.com/office/word/2006/wordml" xmlns:wps="http://schemas.microsoft.com/office/word/2010/wordprocessingShape" mc:Ignorable="w14 w15 w16se w16cid w16 w16cex w16sdtdh w16sdtfl w16du wp14">
   <w:footnote w:type="separator" w:id="-1">
     <w:p>
       <w:pPr>
@@ -2612,7 +2701,7 @@
 </file>
 
 <file path=word/header1.xml><?xml version="1.0" encoding="utf-8"?>
-<w:hdr xmlns:wpc="http://schemas.microsoft.com/office/word/2010/wordprocessingCanvas" xmlns:cx="http://schemas.microsoft.com/office/drawing/2014/chartex" xmlns:cx1="http://schemas.microsoft.com/office/drawing/2015/9/8/chartex" xmlns:cx2="http://schemas.microsoft.com/office/drawing/2015/10/21/chartex" xmlns:cx3="http://schemas.microsoft.com/office/drawing/2016/5/9/chartex" xmlns:cx4="http://schemas.microsoft.com/office/drawing/2016/5/10/chartex" xmlns:cx5="http://schemas.microsoft.com/office/drawing/2016/5/11/chartex" xmlns:cx6="http://schemas.microsoft.com/office/drawing/2016/5/12/chartex" xmlns:cx7="http://schemas.microsoft.com/office/drawing/2016/5/13/chartex" xmlns:cx8="http://schemas.microsoft.com/office/drawing/2016/5/14/chartex" xmlns:mc="http://schemas.openxmlformats.org/markup-compatibility/2006" xmlns:aink="http://schemas.microsoft.com/office/drawing/2016/ink" xmlns:am3d="http://schemas.microsoft.com/office/drawing/2017/model3d" xmlns:o="urn:schemas-microsoft-com:office:office" xmlns:oel="http://schemas.microsoft.com/office/2019/extlst" xmlns:r="http://schemas.openxmlformats.org/officeDocument/2006/relationships" xmlns:m="http://schemas.openxmlformats.org/officeDocument/2006/math" xmlns:v="urn:schemas-microsoft-com:vml" xmlns:wp14="http://schemas.microsoft.com/office/word/2010/wordprocessingDrawing" xmlns:wp="http://schemas.openxmlformats.org/drawingml/2006/wordprocessingDrawing" xmlns:w10="urn:schemas-microsoft-com:office:word" xmlns:w="http://schemas.openxmlformats.org/wordprocessingml/2006/main" xmlns:w14="http://schemas.microsoft.com/office/word/2010/wordml" xmlns:w15="http://schemas.microsoft.com/office/word/2012/wordml" xmlns:w16cex="http://schemas.microsoft.com/office/word/2018/wordml/cex" xmlns:w16cid="http://schemas.microsoft.com/office/word/2016/wordml/cid" xmlns:w16="http://schemas.microsoft.com/office/word/2018/wordml" xmlns:w16sdtdh="http://schemas.microsoft.com/office/word/2020/wordml/sdtdatahash" xmlns:w16se="http://schemas.microsoft.com/office/word/2015/wordml/symex" xmlns:wpg="http://schemas.microsoft.com/office/word/2010/wordprocessingGroup" xmlns:wpi="http://schemas.microsoft.com/office/word/2010/wordprocessingInk" xmlns:wne="http://schemas.microsoft.com/office/word/2006/wordml" xmlns:wps="http://schemas.microsoft.com/office/word/2010/wordprocessingShape" mc:Ignorable="w14 w15 w16se w16cid w16 w16cex w16sdtdh wp14">
+<w:hdr xmlns:wpc="http://schemas.microsoft.com/office/word/2010/wordprocessingCanvas" xmlns:cx="http://schemas.microsoft.com/office/drawing/2014/chartex" xmlns:cx1="http://schemas.microsoft.com/office/drawing/2015/9/8/chartex" xmlns:cx2="http://schemas.microsoft.com/office/drawing/2015/10/21/chartex" xmlns:cx3="http://schemas.microsoft.com/office/drawing/2016/5/9/chartex" xmlns:cx4="http://schemas.microsoft.com/office/drawing/2016/5/10/chartex" xmlns:cx5="http://schemas.microsoft.com/office/drawing/2016/5/11/chartex" xmlns:cx6="http://schemas.microsoft.com/office/drawing/2016/5/12/chartex" xmlns:cx7="http://schemas.microsoft.com/office/drawing/2016/5/13/chartex" xmlns:cx8="http://schemas.microsoft.com/office/drawing/2016/5/14/chartex" xmlns:mc="http://schemas.openxmlformats.org/markup-compatibility/2006" xmlns:aink="http://schemas.microsoft.com/office/drawing/2016/ink" xmlns:am3d="http://schemas.microsoft.com/office/drawing/2017/model3d" xmlns:o="urn:schemas-microsoft-com:office:office" xmlns:oel="http://schemas.microsoft.com/office/2019/extlst" xmlns:r="http://schemas.openxmlformats.org/officeDocument/2006/relationships" xmlns:m="http://schemas.openxmlformats.org/officeDocument/2006/math" xmlns:v="urn:schemas-microsoft-com:vml" xmlns:wp14="http://schemas.microsoft.com/office/word/2010/wordprocessingDrawing" xmlns:wp="http://schemas.openxmlformats.org/drawingml/2006/wordprocessingDrawing" xmlns:w10="urn:schemas-microsoft-com:office:word" xmlns:w="http://schemas.openxmlformats.org/wordprocessingml/2006/main" xmlns:w14="http://schemas.microsoft.com/office/word/2010/wordml" xmlns:w15="http://schemas.microsoft.com/office/word/2012/wordml" xmlns:w16cex="http://schemas.microsoft.com/office/word/2018/wordml/cex" xmlns:w16cid="http://schemas.microsoft.com/office/word/2016/wordml/cid" xmlns:w16="http://schemas.microsoft.com/office/word/2018/wordml" xmlns:w16du="http://schemas.microsoft.com/office/word/2023/wordml/word16du" xmlns:w16sdtdh="http://schemas.microsoft.com/office/word/2020/wordml/sdtdatahash" xmlns:w16sdtfl="http://schemas.microsoft.com/office/word/2024/wordml/sdtformatlock" xmlns:w16se="http://schemas.microsoft.com/office/word/2015/wordml/symex" xmlns:wpg="http://schemas.microsoft.com/office/word/2010/wordprocessingGroup" xmlns:wpi="http://schemas.microsoft.com/office/word/2010/wordprocessingInk" xmlns:wne="http://schemas.microsoft.com/office/word/2006/wordml" xmlns:wps="http://schemas.microsoft.com/office/word/2010/wordprocessingShape" mc:Ignorable="w14 w15 w16se w16cid w16 w16cex w16sdtdh w16sdtfl w16du wp14">
   <w:p>
     <w:pPr>
       <w:pStyle w:val="Header"/>
@@ -2622,7 +2711,7 @@
 </file>
 
 <file path=word/header2.xml><?xml version="1.0" encoding="utf-8"?>
-<w:hdr xmlns:wpc="http://schemas.microsoft.com/office/word/2010/wordprocessingCanvas" xmlns:cx="http://schemas.microsoft.com/office/drawing/2014/chartex" xmlns:cx1="http://schemas.microsoft.com/office/drawing/2015/9/8/chartex" xmlns:cx2="http://schemas.microsoft.com/office/drawing/2015/10/21/chartex" xmlns:cx3="http://schemas.microsoft.com/office/drawing/2016/5/9/chartex" xmlns:cx4="http://schemas.microsoft.com/office/drawing/2016/5/10/chartex" xmlns:cx5="http://schemas.microsoft.com/office/drawing/2016/5/11/chartex" xmlns:cx6="http://schemas.microsoft.com/office/drawing/2016/5/12/chartex" xmlns:cx7="http://schemas.microsoft.com/office/drawing/2016/5/13/chartex" xmlns:cx8="http://schemas.microsoft.com/office/drawing/2016/5/14/chartex" xmlns:mc="http://schemas.openxmlformats.org/markup-compatibility/2006" xmlns:aink="http://schemas.microsoft.com/office/drawing/2016/ink" xmlns:am3d="http://schemas.microsoft.com/office/drawing/2017/model3d" xmlns:o="urn:schemas-microsoft-com:office:office" xmlns:oel="http://schemas.microsoft.com/office/2019/extlst" xmlns:r="http://schemas.openxmlformats.org/officeDocument/2006/relationships" xmlns:m="http://schemas.openxmlformats.org/officeDocument/2006/math" xmlns:v="urn:schemas-microsoft-com:vml" xmlns:wp14="http://schemas.microsoft.com/office/word/2010/wordprocessingDrawing" xmlns:wp="http://schemas.openxmlformats.org/drawingml/2006/wordprocessingDrawing" xmlns:w10="urn:schemas-microsoft-com:office:word" xmlns:w="http://schemas.openxmlformats.org/wordprocessingml/2006/main" xmlns:w14="http://schemas.microsoft.com/office/word/2010/wordml" xmlns:w15="http://schemas.microsoft.com/office/word/2012/wordml" xmlns:w16cex="http://schemas.microsoft.com/office/word/2018/wordml/cex" xmlns:w16cid="http://schemas.microsoft.com/office/word/2016/wordml/cid" xmlns:w16="http://schemas.microsoft.com/office/word/2018/wordml" xmlns:w16sdtdh="http://schemas.microsoft.com/office/word/2020/wordml/sdtdatahash" xmlns:w16se="http://schemas.microsoft.com/office/word/2015/wordml/symex" xmlns:wpg="http://schemas.microsoft.com/office/word/2010/wordprocessingGroup" xmlns:wpi="http://schemas.microsoft.com/office/word/2010/wordprocessingInk" xmlns:wne="http://schemas.microsoft.com/office/word/2006/wordml" xmlns:wps="http://schemas.microsoft.com/office/word/2010/wordprocessingShape" mc:Ignorable="w14 w15 w16se w16cid w16 w16cex w16sdtdh wp14">
+<w:hdr xmlns:wpc="http://schemas.microsoft.com/office/word/2010/wordprocessingCanvas" xmlns:cx="http://schemas.microsoft.com/office/drawing/2014/chartex" xmlns:cx1="http://schemas.microsoft.com/office/drawing/2015/9/8/chartex" xmlns:cx2="http://schemas.microsoft.com/office/drawing/2015/10/21/chartex" xmlns:cx3="http://schemas.microsoft.com/office/drawing/2016/5/9/chartex" xmlns:cx4="http://schemas.microsoft.com/office/drawing/2016/5/10/chartex" xmlns:cx5="http://schemas.microsoft.com/office/drawing/2016/5/11/chartex" xmlns:cx6="http://schemas.microsoft.com/office/drawing/2016/5/12/chartex" xmlns:cx7="http://schemas.microsoft.com/office/drawing/2016/5/13/chartex" xmlns:cx8="http://schemas.microsoft.com/office/drawing/2016/5/14/chartex" xmlns:mc="http://schemas.openxmlformats.org/markup-compatibility/2006" xmlns:aink="http://schemas.microsoft.com/office/drawing/2016/ink" xmlns:am3d="http://schemas.microsoft.com/office/drawing/2017/model3d" xmlns:o="urn:schemas-microsoft-com:office:office" xmlns:oel="http://schemas.microsoft.com/office/2019/extlst" xmlns:r="http://schemas.openxmlformats.org/officeDocument/2006/relationships" xmlns:m="http://schemas.openxmlformats.org/officeDocument/2006/math" xmlns:v="urn:schemas-microsoft-com:vml" xmlns:wp14="http://schemas.microsoft.com/office/word/2010/wordprocessingDrawing" xmlns:wp="http://schemas.openxmlformats.org/drawingml/2006/wordprocessingDrawing" xmlns:w10="urn:schemas-microsoft-com:office:word" xmlns:w="http://schemas.openxmlformats.org/wordprocessingml/2006/main" xmlns:w14="http://schemas.microsoft.com/office/word/2010/wordml" xmlns:w15="http://schemas.microsoft.com/office/word/2012/wordml" xmlns:w16cex="http://schemas.microsoft.com/office/word/2018/wordml/cex" xmlns:w16cid="http://schemas.microsoft.com/office/word/2016/wordml/cid" xmlns:w16="http://schemas.microsoft.com/office/word/2018/wordml" xmlns:w16du="http://schemas.microsoft.com/office/word/2023/wordml/word16du" xmlns:w16sdtdh="http://schemas.microsoft.com/office/word/2020/wordml/sdtdatahash" xmlns:w16sdtfl="http://schemas.microsoft.com/office/word/2024/wordml/sdtformatlock" xmlns:w16se="http://schemas.microsoft.com/office/word/2015/wordml/symex" xmlns:wpg="http://schemas.microsoft.com/office/word/2010/wordprocessingGroup" xmlns:wpi="http://schemas.microsoft.com/office/word/2010/wordprocessingInk" xmlns:wne="http://schemas.microsoft.com/office/word/2006/wordml" xmlns:wps="http://schemas.microsoft.com/office/word/2010/wordprocessingShape" mc:Ignorable="w14 w15 w16se w16cid w16 w16cex w16sdtdh w16sdtfl w16du wp14">
   <w:p>
     <w:pPr>
       <w:pStyle w:val="Header"/>
@@ -2633,7 +2722,7 @@
 </file>
 
 <file path=word/header3.xml><?xml version="1.0" encoding="utf-8"?>
-<w:hdr xmlns:wpc="http://schemas.microsoft.com/office/word/2010/wordprocessingCanvas" xmlns:cx="http://schemas.microsoft.com/office/drawing/2014/chartex" xmlns:cx1="http://schemas.microsoft.com/office/drawing/2015/9/8/chartex" xmlns:cx2="http://schemas.microsoft.com/office/drawing/2015/10/21/chartex" xmlns:cx3="http://schemas.microsoft.com/office/drawing/2016/5/9/chartex" xmlns:cx4="http://schemas.microsoft.com/office/drawing/2016/5/10/chartex" xmlns:cx5="http://schemas.microsoft.com/office/drawing/2016/5/11/chartex" xmlns:cx6="http://schemas.microsoft.com/office/drawing/2016/5/12/chartex" xmlns:cx7="http://schemas.microsoft.com/office/drawing/2016/5/13/chartex" xmlns:cx8="http://schemas.microsoft.com/office/drawing/2016/5/14/chartex" xmlns:mc="http://schemas.openxmlformats.org/markup-compatibility/2006" xmlns:aink="http://schemas.microsoft.com/office/drawing/2016/ink" xmlns:am3d="http://schemas.microsoft.com/office/drawing/2017/model3d" xmlns:o="urn:schemas-microsoft-com:office:office" xmlns:oel="http://schemas.microsoft.com/office/2019/extlst" xmlns:r="http://schemas.openxmlformats.org/officeDocument/2006/relationships" xmlns:m="http://schemas.openxmlformats.org/officeDocument/2006/math" xmlns:v="urn:schemas-microsoft-com:vml" xmlns:wp14="http://schemas.microsoft.com/office/word/2010/wordprocessingDrawing" xmlns:wp="http://schemas.openxmlformats.org/drawingml/2006/wordprocessingDrawing" xmlns:w10="urn:schemas-microsoft-com:office:word" xmlns:w="http://schemas.openxmlformats.org/wordprocessingml/2006/main" xmlns:w14="http://schemas.microsoft.com/office/word/2010/wordml" xmlns:w15="http://schemas.microsoft.com/office/word/2012/wordml" xmlns:w16cex="http://schemas.microsoft.com/office/word/2018/wordml/cex" xmlns:w16cid="http://schemas.microsoft.com/office/word/2016/wordml/cid" xmlns:w16="http://schemas.microsoft.com/office/word/2018/wordml" xmlns:w16sdtdh="http://schemas.microsoft.com/office/word/2020/wordml/sdtdatahash" xmlns:w16se="http://schemas.microsoft.com/office/word/2015/wordml/symex" xmlns:wpg="http://schemas.microsoft.com/office/word/2010/wordprocessingGroup" xmlns:wpi="http://schemas.microsoft.com/office/word/2010/wordprocessingInk" xmlns:wne="http://schemas.microsoft.com/office/word/2006/wordml" xmlns:wps="http://schemas.microsoft.com/office/word/2010/wordprocessingShape" mc:Ignorable="w14 w15 w16se w16cid w16 w16cex w16sdtdh wp14">
+<w:hdr xmlns:wpc="http://schemas.microsoft.com/office/word/2010/wordprocessingCanvas" xmlns:cx="http://schemas.microsoft.com/office/drawing/2014/chartex" xmlns:cx1="http://schemas.microsoft.com/office/drawing/2015/9/8/chartex" xmlns:cx2="http://schemas.microsoft.com/office/drawing/2015/10/21/chartex" xmlns:cx3="http://schemas.microsoft.com/office/drawing/2016/5/9/chartex" xmlns:cx4="http://schemas.microsoft.com/office/drawing/2016/5/10/chartex" xmlns:cx5="http://schemas.microsoft.com/office/drawing/2016/5/11/chartex" xmlns:cx6="http://schemas.microsoft.com/office/drawing/2016/5/12/chartex" xmlns:cx7="http://schemas.microsoft.com/office/drawing/2016/5/13/chartex" xmlns:cx8="http://schemas.microsoft.com/office/drawing/2016/5/14/chartex" xmlns:mc="http://schemas.openxmlformats.org/markup-compatibility/2006" xmlns:aink="http://schemas.microsoft.com/office/drawing/2016/ink" xmlns:am3d="http://schemas.microsoft.com/office/drawing/2017/model3d" xmlns:o="urn:schemas-microsoft-com:office:office" xmlns:oel="http://schemas.microsoft.com/office/2019/extlst" xmlns:r="http://schemas.openxmlformats.org/officeDocument/2006/relationships" xmlns:m="http://schemas.openxmlformats.org/officeDocument/2006/math" xmlns:v="urn:schemas-microsoft-com:vml" xmlns:wp14="http://schemas.microsoft.com/office/word/2010/wordprocessingDrawing" xmlns:wp="http://schemas.openxmlformats.org/drawingml/2006/wordprocessingDrawing" xmlns:w10="urn:schemas-microsoft-com:office:word" xmlns:w="http://schemas.openxmlformats.org/wordprocessingml/2006/main" xmlns:w14="http://schemas.microsoft.com/office/word/2010/wordml" xmlns:w15="http://schemas.microsoft.com/office/word/2012/wordml" xmlns:w16cex="http://schemas.microsoft.com/office/word/2018/wordml/cex" xmlns:w16cid="http://schemas.microsoft.com/office/word/2016/wordml/cid" xmlns:w16="http://schemas.microsoft.com/office/word/2018/wordml" xmlns:w16du="http://schemas.microsoft.com/office/word/2023/wordml/word16du" xmlns:w16sdtdh="http://schemas.microsoft.com/office/word/2020/wordml/sdtdatahash" xmlns:w16sdtfl="http://schemas.microsoft.com/office/word/2024/wordml/sdtformatlock" xmlns:w16se="http://schemas.microsoft.com/office/word/2015/wordml/symex" xmlns:wpg="http://schemas.microsoft.com/office/word/2010/wordprocessingGroup" xmlns:wpi="http://schemas.microsoft.com/office/word/2010/wordprocessingInk" xmlns:wne="http://schemas.microsoft.com/office/word/2006/wordml" xmlns:wps="http://schemas.microsoft.com/office/word/2010/wordprocessingShape" mc:Ignorable="w14 w15 w16se w16cid w16 w16cex w16sdtdh w16sdtfl w16du wp14">
   <w:p>
     <w:pPr>
       <w:pStyle w:val="Header"/>
@@ -2642,7 +2731,7 @@
     <w:r>
       <w:tab/>
       <w:tab/>
-      <w:t>2026-06-17</w:t>
+      <w:t>2026-06-18</w:t>
       <w:br/>
       <w:br/>
     </w:r>
@@ -2659,7 +2748,7 @@
 </file>
 
 <file path=word/numbering.xml><?xml version="1.0" encoding="utf-8"?>
-<w:numbering xmlns:wpc="http://schemas.microsoft.com/office/word/2010/wordprocessingCanvas" xmlns:cx="http://schemas.microsoft.com/office/drawing/2014/chartex" xmlns:cx1="http://schemas.microsoft.com/office/drawing/2015/9/8/chartex" xmlns:cx2="http://schemas.microsoft.com/office/drawing/2015/10/21/chartex" xmlns:cx3="http://schemas.microsoft.com/office/drawing/2016/5/9/chartex" xmlns:cx4="http://schemas.microsoft.com/office/drawing/2016/5/10/chartex" xmlns:cx5="http://schemas.microsoft.com/office/drawing/2016/5/11/chartex" xmlns:cx6="http://schemas.microsoft.com/office/drawing/2016/5/12/chartex" xmlns:cx7="http://schemas.microsoft.com/office/drawing/2016/5/13/chartex" xmlns:cx8="http://schemas.microsoft.com/office/drawing/2016/5/14/chartex" xmlns:mc="http://schemas.openxmlformats.org/markup-compatibility/2006" xmlns:aink="http://schemas.microsoft.com/office/drawing/2016/ink" xmlns:am3d="http://schemas.microsoft.com/office/drawing/2017/model3d" xmlns:o="urn:schemas-microsoft-com:office:office" xmlns:oel="http://schemas.microsoft.com/office/2019/extlst" xmlns:r="http://schemas.openxmlformats.org/officeDocument/2006/relationships" xmlns:m="http://schemas.openxmlformats.org/officeDocument/2006/math" xmlns:v="urn:schemas-microsoft-com:vml" xmlns:wp14="http://schemas.microsoft.com/office/word/2010/wordprocessingDrawing" xmlns:wp="http://schemas.openxmlformats.org/drawingml/2006/wordprocessingDrawing" xmlns:w10="urn:schemas-microsoft-com:office:word" xmlns:w="http://schemas.openxmlformats.org/wordprocessingml/2006/main" xmlns:w14="http://schemas.microsoft.com/office/word/2010/wordml" xmlns:w15="http://schemas.microsoft.com/office/word/2012/wordml" xmlns:w16cex="http://schemas.microsoft.com/office/word/2018/wordml/cex" xmlns:w16cid="http://schemas.microsoft.com/office/word/2016/wordml/cid" xmlns:w16="http://schemas.microsoft.com/office/word/2018/wordml" xmlns:w16sdtdh="http://schemas.microsoft.com/office/word/2020/wordml/sdtdatahash" xmlns:w16se="http://schemas.microsoft.com/office/word/2015/wordml/symex" xmlns:wpg="http://schemas.microsoft.com/office/word/2010/wordprocessingGroup" xmlns:wpi="http://schemas.microsoft.com/office/word/2010/wordprocessingInk" xmlns:wne="http://schemas.microsoft.com/office/word/2006/wordml" xmlns:wps="http://schemas.microsoft.com/office/word/2010/wordprocessingShape" mc:Ignorable="w14 w15 w16se w16cid w16 w16cex w16sdtdh wp14">
+<w:numbering xmlns:wpc="http://schemas.microsoft.com/office/word/2010/wordprocessingCanvas" xmlns:cx="http://schemas.microsoft.com/office/drawing/2014/chartex" xmlns:cx1="http://schemas.microsoft.com/office/drawing/2015/9/8/chartex" xmlns:cx2="http://schemas.microsoft.com/office/drawing/2015/10/21/chartex" xmlns:cx3="http://schemas.microsoft.com/office/drawing/2016/5/9/chartex" xmlns:cx4="http://schemas.microsoft.com/office/drawing/2016/5/10/chartex" xmlns:cx5="http://schemas.microsoft.com/office/drawing/2016/5/11/chartex" xmlns:cx6="http://schemas.microsoft.com/office/drawing/2016/5/12/chartex" xmlns:cx7="http://schemas.microsoft.com/office/drawing/2016/5/13/chartex" xmlns:cx8="http://schemas.microsoft.com/office/drawing/2016/5/14/chartex" xmlns:mc="http://schemas.openxmlformats.org/markup-compatibility/2006" xmlns:aink="http://schemas.microsoft.com/office/drawing/2016/ink" xmlns:am3d="http://schemas.microsoft.com/office/drawing/2017/model3d" xmlns:o="urn:schemas-microsoft-com:office:office" xmlns:oel="http://schemas.microsoft.com/office/2019/extlst" xmlns:r="http://schemas.openxmlformats.org/officeDocument/2006/relationships" xmlns:m="http://schemas.openxmlformats.org/officeDocument/2006/math" xmlns:v="urn:schemas-microsoft-com:vml" xmlns:wp14="http://schemas.microsoft.com/office/word/2010/wordprocessingDrawing" xmlns:wp="http://schemas.openxmlformats.org/drawingml/2006/wordprocessingDrawing" xmlns:w10="urn:schemas-microsoft-com:office:word" xmlns:w="http://schemas.openxmlformats.org/wordprocessingml/2006/main" xmlns:w14="http://schemas.microsoft.com/office/word/2010/wordml" xmlns:w15="http://schemas.microsoft.com/office/word/2012/wordml" xmlns:w16cex="http://schemas.microsoft.com/office/word/2018/wordml/cex" xmlns:w16cid="http://schemas.microsoft.com/office/word/2016/wordml/cid" xmlns:w16="http://schemas.microsoft.com/office/word/2018/wordml" xmlns:w16du="http://schemas.microsoft.com/office/word/2023/wordml/word16du" xmlns:w16sdtdh="http://schemas.microsoft.com/office/word/2020/wordml/sdtdatahash" xmlns:w16sdtfl="http://schemas.microsoft.com/office/word/2024/wordml/sdtformatlock" xmlns:w16se="http://schemas.microsoft.com/office/word/2015/wordml/symex" xmlns:wpg="http://schemas.microsoft.com/office/word/2010/wordprocessingGroup" xmlns:wpi="http://schemas.microsoft.com/office/word/2010/wordprocessingInk" xmlns:wne="http://schemas.microsoft.com/office/word/2006/wordml" xmlns:wps="http://schemas.microsoft.com/office/word/2010/wordprocessingShape" mc:Ignorable="w14 w15 w16se w16cid w16 w16cex w16sdtdh w16sdtfl w16du wp14">
   <w:abstractNum w:abstractNumId="0" w15:restartNumberingAfterBreak="0">
     <w:nsid w:val="FFFFFF7C"/>
     <w:multiLevelType w:val="singleLevel"/>
@@ -2862,7 +2951,7 @@
 </file>
 
 <file path=word/styles.xml><?xml version="1.0" encoding="utf-8"?>
-<w:styles xmlns:mc="http://schemas.openxmlformats.org/markup-compatibility/2006" xmlns:r="http://schemas.openxmlformats.org/officeDocument/2006/relationships" xmlns:w="http://schemas.openxmlformats.org/wordprocessingml/2006/main" xmlns:w14="http://schemas.microsoft.com/office/word/2010/wordml" xmlns:w15="http://schemas.microsoft.com/office/word/2012/wordml" xmlns:w16cex="http://schemas.microsoft.com/office/word/2018/wordml/cex" xmlns:w16cid="http://schemas.microsoft.com/office/word/2016/wordml/cid" xmlns:w16="http://schemas.microsoft.com/office/word/2018/wordml" xmlns:w16sdtdh="http://schemas.microsoft.com/office/word/2020/wordml/sdtdatahash" xmlns:w16se="http://schemas.microsoft.com/office/word/2015/wordml/symex" mc:Ignorable="w14 w15 w16se w16cid w16 w16cex w16sdtdh">
+<w:styles xmlns:mc="http://schemas.openxmlformats.org/markup-compatibility/2006" xmlns:r="http://schemas.openxmlformats.org/officeDocument/2006/relationships" xmlns:w="http://schemas.openxmlformats.org/wordprocessingml/2006/main" xmlns:w14="http://schemas.microsoft.com/office/word/2010/wordml" xmlns:w15="http://schemas.microsoft.com/office/word/2012/wordml" xmlns:w16cex="http://schemas.microsoft.com/office/word/2018/wordml/cex" xmlns:w16cid="http://schemas.microsoft.com/office/word/2016/wordml/cid" xmlns:w16="http://schemas.microsoft.com/office/word/2018/wordml" xmlns:w16du="http://schemas.microsoft.com/office/word/2023/wordml/word16du" xmlns:w16sdtdh="http://schemas.microsoft.com/office/word/2020/wordml/sdtdatahash" xmlns:w16sdtfl="http://schemas.microsoft.com/office/word/2024/wordml/sdtformatlock" xmlns:w16se="http://schemas.microsoft.com/office/word/2015/wordml/symex" mc:Ignorable="w14 w15 w16se w16cid w16 w16cex w16sdtdh w16sdtfl w16du">
   <w:docDefaults>
     <w:rPrDefault>
       <w:rPr>
@@ -3620,7 +3709,7 @@
     <w:link w:val="TitleChar"/>
     <w:uiPriority w:val="10"/>
     <w:qFormat/>
-    <w:rsid w:val="007106C8"/>
+    <w:rsid w:val="00E854FA"/>
     <w:pPr>
       <w:spacing w:after="300" w:line="240" w:lineRule="auto"/>
       <w:contextualSpacing/>
@@ -3630,7 +3719,7 @@
       <w:rFonts w:eastAsiaTheme="majorEastAsia" w:cstheme="majorBidi"/>
       <w:spacing w:val="5"/>
       <w:kern w:val="28"/>
-      <w:sz w:val="52"/>
+      <w:sz w:val="40"/>
       <w:szCs w:val="52"/>
       <w:lang w:val="sv-SE" w:eastAsia="en-US" w:bidi="ar-SA"/>
     </w:rPr>
@@ -3640,12 +3729,12 @@
     <w:basedOn w:val="DefaultParagraphFont"/>
     <w:link w:val="Title"/>
     <w:uiPriority w:val="10"/>
-    <w:rsid w:val="007106C8"/>
+    <w:rsid w:val="00E854FA"/>
     <w:rPr>
       <w:rFonts w:ascii="Times New Roman" w:eastAsiaTheme="majorEastAsia" w:hAnsi="Times New Roman" w:cstheme="majorBidi"/>
       <w:spacing w:val="5"/>
       <w:kern w:val="28"/>
-      <w:sz w:val="52"/>
+      <w:sz w:val="40"/>
       <w:szCs w:val="52"/>
       <w:lang w:val="sv-SE" w:eastAsia="en-US" w:bidi="ar-SA"/>
     </w:rPr>

--- a/klagomål/A 60015-2025 FSC-klagomål.docx
+++ b/klagomål/A 60015-2025 FSC-klagomål.docx
@@ -2731,7 +2731,7 @@
     <w:r>
       <w:tab/>
       <w:tab/>
-      <w:t>2026-06-18</w:t>
+      <w:t>2026-06-19</w:t>
       <w:br/>
       <w:br/>
     </w:r>

--- a/klagomål/A 60015-2025 FSC-klagomål.docx
+++ b/klagomål/A 60015-2025 FSC-klagomål.docx
@@ -2731,7 +2731,7 @@
     <w:r>
       <w:tab/>
       <w:tab/>
-      <w:t>2026-06-19</w:t>
+      <w:t>2026-06-20</w:t>
       <w:br/>
       <w:br/>
     </w:r>

--- a/klagomål/A 60015-2025 FSC-klagomål.docx
+++ b/klagomål/A 60015-2025 FSC-klagomål.docx
@@ -168,38 +168,7 @@
     </w:p>
     <w:p>
       <w:r>
-        <w:t>Detta dokument behandlar höga naturvärden i avverkningsanmälan A 60015-2025 i Ljusdals kommun som inkom 2025-12-02 och omfattar 27,5 ha.</w:t>
-      </w:r>
-    </w:p>
-    <w:p>
-      <w:r>
-        <w:t>Nedan presenteras fynd av naturvårdsarter och fridlysta arter som gjorts i det avverkningsanmälda området, samt relevanta utdrag ur standarderna för FSC, Chain of Custody, Controlled Wood och PEFC. I BILAGA 1 finns artfakta om fridlysta och rödlistade arter.</w:t>
-      </w:r>
-    </w:p>
-    <w:p>
-      <w:r>
-        <w:t>Vi förväntar oss att ni återkommer med ett skriftligt svar på vårt klagomål och även beskriver vilka korrigerande åtgärder ni satt in för att rätta till identifierade brister i er efterlevnad av den svenska FSC standarden.</w:t>
-      </w:r>
-    </w:p>
-    <w:p>
-      <w:pPr>
-        <w:pStyle w:val="Heading1"/>
-      </w:pPr>
-      <w:r>
-        <w:t>Naturvårdsarter</w:t>
-      </w:r>
-    </w:p>
-    <w:p>
-      <w:r>
-        <w:t>I och inom 25 meter från avverkningsanmälan har följande 46 naturvårdsarter hittats: garnlav (VU, T), gräddporing (VU, T), knärot (VU, T, §8), blanksvart spiklav (NT), blågrå svartspik (NT), dropptaggsvamp (NT, T), dvärgbägarlav (NT, T), fjällig taggsvamp s.str. (NT), gammelgransskål (NT, T), grantaggsvamp (NT), grönhjon (NT), kolflarnlav (NT, T), kortskaftad ärgspik (NT), lunglav (NT, T), motaggsvamp (NT, T), mörk kolflarnlav (NT), nordtagging (NT), skrovellav (NT, T), stjärntagging (NT, T), talltita (NT, §4), tretåig hackspett (NT, T, §4), vedskivlav (NT, T), vedtrappmossa (NT, T), violettgrå tagellav (NT, T), violmussling (NT, T), vitgrynig nållav (NT), vitplätt (NT), björksplintborre (S), gytterlav (S, T), korallrot (S, T, §8), mindre märgborre (S, T), norrlandslav (S, T), nästlav (S, T), plattlummer (S, T, §9), spindelblomster (S, T, §8), stuplav (S, T), vedticka (S, T), vågbandad barkbock (S), zontaggsvamp (S), spillkråka (T, §4), tjäder (T, §4), orre (§4), vanlig groda (§6), vanlig padda (§6), fläcknycklar (§8) och revlummer (§9). Av dessa är 27 rödlistade. För rödlistade arter har rödlistekategorin angivits inom parentes. Arter som är signalarter enligt Skogsstyrelsen har markerats med (S). Typiska arter inom Natura 2000 som är kopplade till skogsekosystem har markerats med (T). För fridlysta arter anges även paragrafen i Artskyddsförordningen som arten är fridlyst enligt.</w:t>
-      </w:r>
-    </w:p>
-    <w:p>
-      <w:r>
-        <w:t>De påträffade naturvårdsarterna är ett tydligt kvitto på att det rör sig om en skog med höga naturvärden.</w:t>
-      </w:r>
-      <w:r>
-        <w:t xml:space="preserve"> I Figur 1 visas fyndplatser för naturvårdsarter i området, som finns registrerade på Artportalen.</w:t>
+        <w:t>Detta klagomål behandlar höga naturvärden i avverkningsanmälan A 60015-2025 i Ljusdals kommun som inkom 2025-12-02 och omfattar 27,5 ha.</w:t>
       </w:r>
     </w:p>
     <w:p>
@@ -247,34 +216,84 @@
         <w:spacing w:after="240"/>
       </w:pPr>
       <w:r>
-        <w:t>Figur 1. Fyndplatser för naturvårdsarter i och inom 25 meter från avverkningsanmälan (röd linje). Markörer utan svart kant är placerade på fyndplatsen. Markörer med svart kant är placerade vid sidan av fyndplatsen och har ett svart streck som visar fyndplatsens exakta position. Kartans mittpunktskoordinat är N 6820944, E 490824 i SWEREF 99 TM.</w:t>
+        <w:t>Figur 1. Fyndplatser för naturvårdsarter i och inom 25 meter från avverkningsanmälan. Markörer utan svart kant är placerade på fyndplatsen. Markörer med svart kant är placerade vid sidan av fyndplatsen har ett svart streck som visar fyndplatsens exakta position. Kartans mittpunktskoordinat är N 6820944, E 490824 i SWEREF 99 TM.</w:t>
+      </w:r>
+    </w:p>
+    <w:p>
+      <w:r>
+        <w:t>I och inom 25 meter från avverkningsanmälan finns fynd av 46 naturvårdsarter, varav 27 är rödlistade, 13 är fridlysta, 27 är typiska (T) och 12 är signalarter (S): garnlav (VU, T), gräddporing (VU, T), knärot (VU, T, §8), blanksvart spiklav (NT), blågrå svartspik (NT), dropptaggsvamp (NT, T), dvärgbägarlav (NT, T), fjällig taggsvamp s.str. (NT), gammelgransskål (NT, T), grantaggsvamp (NT), grönhjon (NT), kolflarnlav (NT, T), kortskaftad ärgspik (NT), lunglav (NT, T), motaggsvamp (NT, T), mörk kolflarnlav (NT), nordtagging (NT), skrovellav (NT, T), stjärntagging (NT, T), talltita (NT, §4), tretåig hackspett (NT, T, §4), vedskivlav (NT, T), vedtrappmossa (NT, T), violettgrå tagellav (NT, T), violmussling (NT, T), vitgrynig nållav (NT), vitplätt (NT), björksplintborre (S), gytterlav (S, T), korallrot (S, T, §8), mindre märgborre (S, T), norrlandslav (S, T), nästlav (S, T), plattlummer (S, T, §9), spindelblomster (S, T, §8), stuplav (S, T), vedticka (S, T), vågbandad barkbock (S), zontaggsvamp (S), spillkråka (T, §4), tjäder (T, §4), orre (§4), vanlig groda (§6), vanlig padda (§6), fläcknycklar (§8) och revlummer (§9). Se Figur 1.</w:t>
+      </w:r>
+    </w:p>
+    <w:p>
+      <w:r>
+        <w:t>Nedan presenteras relevanta utdrag ur standarderna för FSC, Chain of Custody, Controlled Wood och PEFC.</w:t>
+      </w:r>
+    </w:p>
+    <w:p>
+      <w:r>
+        <w:t>Vi förväntar oss att ni återkommer med ett skriftligt svar på vårt klagomål och även beskriver vilka korrigerande åtgärder ni satt in för att rätta till identifierade brister i er efterlevnad av den svenska FSC standarden.</w:t>
       </w:r>
     </w:p>
     <w:p>
       <w:pPr>
-        <w:pStyle w:val="Heading2"/>
+        <w:pStyle w:val="Heading1"/>
       </w:pPr>
       <w:r>
-        <w:t>Fridlysta arter</w:t>
-      </w:r>
-    </w:p>
-    <w:p>
-      <w:r>
-        <w:t>Följande fridlysta arter har sina livsmiljöer och växtplatser i den avverkningsanmälda skogen: knärot (VU, T, §8), talltita (NT, §4), tretåig hackspett (NT, T, §4), korallrot (S, T, §8), plattlummer (S, T, §9), spindelblomster (S, T, §8), spillkråka (T, §4), tjäder (T, §4), orre (§4), vanlig groda (§6), vanlig padda (§6), fläcknycklar (§8) och revlummer (§9).</w:t>
-      </w:r>
-    </w:p>
-    <w:p>
-      <w:r>
-        <w:t xml:space="preserve">Observera att medlemsländerna är skyldiga att agera i enlighet med EU:s fågeldirektiv där det uttryckligen står att direktivet gäller för fåglar samt för deras ägg, bon och </w:t>
-      </w:r>
+        <w:t>Naturvårdsarter och fridlysta arter</w:t>
+      </w:r>
+    </w:p>
+    <w:p>
+      <w:r>
+        <w:t>Nedan följer beskrivningar av de naturvårdsarter och fridlysta arter som har sina livsmiljöer och växtplatser i den avverkningsanmälda skogen. Se även ytterligare artfakta i BILAGA 1. De påträffade naturvårdsarterna är ett tydligt kvitto på att det rör sig om en skog med höga naturvärden.</w:t>
+      </w:r>
+    </w:p>
+    <w:p>
       <w:r>
         <w:rPr>
           <w:b/>
         </w:rPr>
-        <w:t xml:space="preserve">livsmiljöer </w:t>
-      </w:r>
-      <w:r>
-        <w:t>(artikel 1). Vidare att de åtgärder som vidtas inte får leda till en försämring av den nuvarande situationen beträffande bevarandet av de fågelarter som avses i artikel 1 (artikel 13). Fågeldirektivet är styrande för tillsynsansvariga myndigheters ärendehantering, ställningstaganden och beslutsfattande.</w:t>
+        <w:t>Garnlav (VU)</w:t>
+      </w:r>
+      <w:r>
+        <w:t xml:space="preserve"> är en utpräglad barrskogsart som ibland kan drapera träden i norrländska grannaturskogar med hög luftfuktighet. Den förekommer även i talldominerade bestånd där den, förutom i trädens grenverk, påträffas hängande över ojämnheter i tallbarken. Arten har minskat starkt i södra och mellersta Sverige och den minskar även i sitt nordliga utbredningsområde. Minskningstakten uppgår till 30 (20–50) % inom 50 år och överstiger gränsvärdet för Sårbar (VU). Orsaken till tillbakagången beror främst på slutavverkningar av naturskogsartade skogar. Bestånd med riklig förekomst bör regelmässigt sparas, vilket även gynnar flera andra sällsynta och rödlistade arter. Garnlav är värdväxt för den mycket sällsynta och akut hotade fjärilen barrskogslavfly (CR) som hör hemma i boreala barrskogar med riklig förekomst av värdväxten. Tidigare kunde arten konstateras årligen på flera platser vid Dala-Floda i Dalarna innan lokalerna kalavverkades. Senaste fyndet i landet av barrskogslavfly är från år 2000 då den påträffades vid Högberget i Sollefteå kommun. Garnlav är typisk art för </w:t>
+      </w:r>
+      <w:r>
+        <w:rPr>
+          <w:i/>
+        </w:rPr>
+        <w:t xml:space="preserve">9010 Taiga </w:t>
+      </w:r>
+      <w:r>
+        <w:t>och</w:t>
+      </w:r>
+      <w:r>
+        <w:rPr>
+          <w:i/>
+        </w:rPr>
+        <w:t xml:space="preserve"> 9070 Trädklädd betesmark</w:t>
+      </w:r>
+      <w:r>
+        <w:t xml:space="preserve"> (SLU Artdatabanken, 2026).</w:t>
+      </w:r>
+    </w:p>
+    <w:p>
+      <w:r>
+        <w:rPr>
+          <w:b/>
+        </w:rPr>
+        <w:t>Gräddporing (VU)</w:t>
+      </w:r>
+      <w:r>
+        <w:t xml:space="preserve"> växer nästan enbart i urskogsartad barrskog på gamla, kraftigt murkna, grova och mossbelupna tallågor i något fuktiga och skuggiga lägen. Arten är placerad högst upp i Skogsstyrelsens värdepyramid för bedömning av skog med höga naturvärden och indikerar gamla och relativt orörda tallnaturskogar med höga naturvärden där det under låg tid kontinuerligt funnits inslag av grova tallågor. För att på sikt hejda artens vikande trend behöver merparten av gräddporingens nu kända växtplatser undantas från skogsbruk. Gräddporing är typisk art för </w:t>
+      </w:r>
+      <w:r>
+        <w:rPr>
+          <w:i/>
+        </w:rPr>
+        <w:t>9010 Taiga</w:t>
+      </w:r>
+      <w:r>
+        <w:t xml:space="preserve"> (SLU Artdatabanken, 2024; Nitare &amp; Skogsstyrelsen, 2019).</w:t>
       </w:r>
     </w:p>
     <w:p>
@@ -382,6 +401,535 @@
         <w:rPr>
           <w:b/>
         </w:rPr>
+        <w:t>Blanksvart spiklav (NT)</w:t>
+      </w:r>
+      <w:r>
+        <w:t xml:space="preserve"> förekommer på torr, hård, gammal kärnved men även på äldre ytved av tall i naturskogsartade bestånd med begränsad brandpåverkan och ostörd hydrologi. Skogsbruksåtgärder på eller i närheten av lokaler med blanksvart spiklav utgör ett hot. Naturskogsartade öppna tall- och barrblandskogar med blanksvart spiklav indikerar höga biologiska värden och bör bevaras (SLU Artdatabanken, 2024).</w:t>
+      </w:r>
+    </w:p>
+    <w:p>
+      <w:r>
+        <w:rPr>
+          <w:b/>
+        </w:rPr>
+        <w:t>Blågrå svartspik (NT)</w:t>
+      </w:r>
+      <w:r>
+        <w:t xml:space="preserve"> växer på torr, hård ved av gamla, solbelysta torrakor, högstubbar av tall och grova döda grenar på levande tallar i öppna bestånd av naturskogskaraktär. Nästan alltid rör det sig om tjärrika torrträd och högstubbar (töreved, keloträd) som kan vara en bra bit över hundra år, i vissa fall sannolikt hundratals år gamla. Skogsbruk är idag det allvarligaste hotet. Ett långsiktigt hot är att nybildningen av gamla torrakor och högstubbar är en långsam process vilken ofta är beroende av skogsbrand. Nytt substrat bildas numera sannolikt nästan inte alls då antalet naturliga skogsbränder har minskat drastiskt på grund av effektivare brandbekämpning. Döda träd som lämnas efter avverkning är inte lämpliga för arten, eftersom dessa träd inte varit utsatta för skogsbrand och bildat tjärrik ved. Skogsbruksåtgärder på eller i närheten av växtplatserna bör undvikas. Naturskogsartade skogar med förekomst av arten indikerar höga biologiska värden och bör bevaras. Blågrå svartspik har en mycket begränsad utbredning utanför de nordiska länderna varför dessa länder har ett speciellt ansvar för arten (SLU Artdatabanken, 2024).</w:t>
+      </w:r>
+    </w:p>
+    <w:p>
+      <w:r>
+        <w:rPr>
+          <w:b/>
+        </w:rPr>
+        <w:t>Dropptaggsvamp (NT)</w:t>
+      </w:r>
+      <w:r>
+        <w:t xml:space="preserve"> bildar mykorrhiza med tall, främst i barrskog med trädkontinuitet, i magra, torra och ljusöppna lavtallskogar och i barrblandskogar med friskmossor och lingon i fältskiktet. Den totala populationen i landet har minskat och bedöms fortsätta minska till följd av slutavverkningar av tallskog. Det är högst oklart om arten långsiktigt kan etablera och reproducera sig i skogsbestånd som brukas med trakthyggesmetoder, markberedning, gödsling eller föryngring med förädlat plantmaterial. Uppfyller kriterierna för att bli rödlistad på grund av ny kunskap som visar att en större andel av populationen än tidigare bedömt är knuten till kontinuitetsbarrskog. Minskningstakten för den svenska populationen bedöms vara nära gränsvärdet för Sårbar (VU). Dropptaggsvamp är typisk art för </w:t>
+      </w:r>
+      <w:r>
+        <w:rPr>
+          <w:i/>
+        </w:rPr>
+        <w:t xml:space="preserve">9010 Taiga </w:t>
+      </w:r>
+      <w:r>
+        <w:t>(SLU Artdatabanken, 2026).</w:t>
+      </w:r>
+    </w:p>
+    <w:p>
+      <w:r>
+        <w:rPr>
+          <w:b/>
+        </w:rPr>
+        <w:t>Dvärgbägarlav (NT)</w:t>
+      </w:r>
+      <w:r>
+        <w:t xml:space="preserve"> förekommer över hela Sverige på gammal hård ved, huvudsakligen på tall men i södra Sverige även på ek. Veden utgörs framförallt av grova stubbar, lågor och grenar. Substratet har blivit sällsyntare och nybildning av substrat sker bara i begränsad omfattning. Arten hotas av att grova lågor blir allt sällsyntare i dagens kulturskogar samt att nybildningen av lämpliga substrat går mycket långsamt. En riklig tillgång på gamla tall- eller eklågor måste säkerställas på artens lokaler. Dvärgbägarlav är typisk art för </w:t>
+      </w:r>
+      <w:r>
+        <w:rPr>
+          <w:i/>
+        </w:rPr>
+        <w:t>9010 Taiga</w:t>
+      </w:r>
+      <w:r>
+        <w:t xml:space="preserve"> (SLU Artdatabanken, 2024; Nitare &amp; Skogsstyrelsen, 2019).</w:t>
+      </w:r>
+    </w:p>
+    <w:p>
+      <w:r>
+        <w:rPr>
+          <w:b/>
+        </w:rPr>
+        <w:t>Fjällig taggsvamp s.str. (NT)</w:t>
+      </w:r>
+      <w:r>
+        <w:t xml:space="preserve"> bildar mykorrhiza med gran i granskog och barrblandskog, främst på frisk näringsrik mark i äldre skog med lång trädkontinuitet. Den totala populationen i landet har minskat och bedöms fortsätta minska till följd av avverkning av äldre barrskogar. Minskningstakten för den svenska populationen bedöms vara nära gränsvärdet för sårbar (VU) (SLU Artdatabanken, 2026).</w:t>
+      </w:r>
+    </w:p>
+    <w:p>
+      <w:r>
+        <w:rPr>
+          <w:b/>
+        </w:rPr>
+        <w:t>Gammelgransskål (NT)</w:t>
+      </w:r>
+      <w:r>
+        <w:t xml:space="preserve"> är en liten skålsvamp som växer på gamla granar med skrovlig bark. Typiska växtplatser är gransumpskog i myrkanter, bäckdråg, bäckraviner och skuggiga bergssluttningar, men också skog på torrare mark kan hysa arten om beståndet har stark naturskogskaraktär. Bestånd med arten bör behandlas som nyckelbiotoper och sparas vid en slutavverkning. Även gallring bör undvikas. Gammelgransskål är typisk art för </w:t>
+      </w:r>
+      <w:r>
+        <w:rPr>
+          <w:i/>
+        </w:rPr>
+        <w:t>9010 Taiga</w:t>
+      </w:r>
+      <w:r>
+        <w:t xml:space="preserve"> (SLU Artdatabanken, 2024; Nitare &amp; Skogsstyrelsen, 2019).</w:t>
+      </w:r>
+    </w:p>
+    <w:p>
+      <w:r>
+        <w:rPr>
+          <w:b/>
+        </w:rPr>
+        <w:t xml:space="preserve">Grantaggsvamp (NT) </w:t>
+      </w:r>
+      <w:r>
+        <w:t>påträffas främst i mossiga och örtrika äldre granskogar på kalkrik mark i något fuktiga lägen, och i norr även i mager tallskog med lång kontinuitet. Arten missgynnas generellt av trakthyggesbruket och en långsiktig tillgång till värdträd bör säkras genom att man undviker att avverka kända växtplatser (SLU Artdatabanken, 2024).</w:t>
+      </w:r>
+    </w:p>
+    <w:p>
+      <w:r>
+        <w:rPr>
+          <w:b/>
+        </w:rPr>
+        <w:t>Grönhjon (NT)</w:t>
+      </w:r>
+      <w:r>
+        <w:t xml:space="preserve"> är en skalbagge vars larvutveckling framför allt sker i grovbarkiga grenar (minst 3–5 cm tjocka) på gamla granar, men även i klena stamdelar av barrträd, främst gran, i mindre omfattning tall. Arten är knuten till gamla och gärna glesa granskogar där det finns långsamväxande träd med välutvecklat grenverk. Larverna lever i den skrovliga barken och gör en flera cm bred platt gång som mest liknar en rund håla och är tydligt nedsänkt i vedytan. I kanten av eller mitt på gången finner man en 5 mm bred, oval gång in i grenens ved där arten gör sin puppkammare. Insekten kläcks sedan ut genom samma gång. Främsta hotet är att gamla granar med grova grenar försvinner genom skogsbruk. Äldre granbestånd bör sparas så långt det är möjligt, och inte gallras eller slutavverkas (SLU Artdatabanken, 2024).</w:t>
+      </w:r>
+    </w:p>
+    <w:p>
+      <w:r>
+        <w:rPr>
+          <w:b/>
+        </w:rPr>
+        <w:t>Kolflarnlav (NT)</w:t>
+      </w:r>
+      <w:r>
+        <w:t xml:space="preserve"> är brandberoende och växer nästan uteslutande på kolad hård kärnved av tall. Etableringen verkar ske först 100–300 år efter brand och nytt substrat nybildas i mycket begränsad omfattning. Avverkning av tallskog av naturskogskaraktär med spår av återkommande bränder är ett hot och mängden lämplig ved att växa på för arten minskar dels på grund av naturlig nedbrytning men framförallt på grund av att det förstörs i samband med slutavverkningar, gallringar och markberedning. Såväl kolflarnlav som mörk kolflarnlav har glänsande bålfjäll och förekommer främst i tall- och blandbarrskogar av naturskogskaraktär med spår av återkommande bränder. Skogar som dessa hyser höga biologiska värden och bör skyddas. Kolflarnlav är typisk art för </w:t>
+      </w:r>
+      <w:r>
+        <w:rPr>
+          <w:i/>
+        </w:rPr>
+        <w:t>9010 Taiga</w:t>
+      </w:r>
+      <w:r>
+        <w:t xml:space="preserve"> (SLU Artdatabanken, 2024).</w:t>
+      </w:r>
+    </w:p>
+    <w:p>
+      <w:r>
+        <w:rPr>
+          <w:b/>
+        </w:rPr>
+        <w:t>Kortskaftad ärgspik (NT)</w:t>
+      </w:r>
+      <w:r>
+        <w:t xml:space="preserve"> förekommer i barrträdsdominerade skogar och växer nästan uteslutande på tallved. Den föredrar gamla högstubbar i fuktig och halvöppen miljö, t.ex. i myrkanter, sumpskog och brandpräglad skog. Arten indikerar kontinuerlig tillgång till gamla högstubbar i kombination med hög och jämn luftfuktighet. Skogsbruk på lokaler med kortskaftad ärgspik utgör ett hot. På lång sikt bildas färre lämpliga substrat än vad som försvinner. Avverkning av barrträdsdominerade bestånd av naturskogskaraktär utgör ett långsiktigt hot. Naturskogsartade bestånd med riklig förekomst av gamla och grova tallhögstubbar bör undantas från skogsbruk (SLU Artdatabanken, 2024).</w:t>
+      </w:r>
+    </w:p>
+    <w:p>
+      <w:r>
+        <w:rPr>
+          <w:b/>
+        </w:rPr>
+        <w:t>Lunglav (NT)</w:t>
+      </w:r>
+      <w:r>
+        <w:t xml:space="preserve"> är en av vårt lands främsta signalarter som överallt indikerar gamla lövträd, skogsbestånd med höga naturvärden och ekosystem med långskoglig kontinuitet. Lokalt kan förekomsten vara mycket riklig men den hittas nästan enbart i gamla och ej slutavverkade skogar. Artens samtliga förekomster bör uppmärksammas från naturvårdssynpunkt, då många lokaler även hyser andra ovanliga och rödlistade arter. Rikliga förekomster bör skyddas med biotopskydd, frivilliga avsättningar eller reservat. På lunglav kan de sällsynta lavparasiterna lunglavshårprick (CR), </w:t>
+      </w:r>
+      <w:r>
+        <w:rPr>
+          <w:i/>
+        </w:rPr>
+        <w:t>Abrothallus diederichii</w:t>
+      </w:r>
+      <w:r>
+        <w:t xml:space="preserve"> (VU), </w:t>
+      </w:r>
+      <w:r>
+        <w:rPr>
+          <w:i/>
+        </w:rPr>
+        <w:t>Abrothallus lobariae</w:t>
+      </w:r>
+      <w:r>
+        <w:t xml:space="preserve"> (VU), </w:t>
+      </w:r>
+      <w:r>
+        <w:rPr>
+          <w:i/>
+        </w:rPr>
+        <w:t>Calycina lobariae</w:t>
+      </w:r>
+      <w:r>
+        <w:t xml:space="preserve"> (VU), lunglavsknapp (VU) och skrovelmössing (VU) påträffas. Lunglav är typisk art för </w:t>
+      </w:r>
+      <w:r>
+        <w:rPr>
+          <w:i/>
+        </w:rPr>
+        <w:t>9010 Taiga, 9020 Nordlig ädellövskog, 9110 Näringsfattig bokskog, 9130 Näringsrik bokskog, 9160 Näringsrik ekskog, 9180 Ädellövskog i branter, 9190 Näringsfattig ekskog, 9070 Trädklädd betesmark, 9040 Fjällbjörkskog</w:t>
+      </w:r>
+      <w:r>
+        <w:t xml:space="preserve"> och</w:t>
+      </w:r>
+      <w:r>
+        <w:rPr>
+          <w:i/>
+        </w:rPr>
+        <w:t xml:space="preserve"> 6530 Lövängar</w:t>
+      </w:r>
+      <w:r>
+        <w:t xml:space="preserve"> (SLU Artdatabanken, 2026; Nitare &amp; Skogsstyrelsen, 2019).</w:t>
+      </w:r>
+    </w:p>
+    <w:p>
+      <w:r>
+        <w:rPr>
+          <w:b/>
+        </w:rPr>
+        <w:t xml:space="preserve">Motaggsvamp (NT) </w:t>
+      </w:r>
+      <w:r>
+        <w:t xml:space="preserve">bildar mykorrhiza med tall i tallskog och hittas huvudsakligen i äldre, glesare skogsbestånd och hällmarksimpediment. Arten hotas främst av skogsavverkning och tycks försvinna efter slutavverkning, markberedning och plantering. Motaggsvamp är typisk art för </w:t>
+      </w:r>
+      <w:r>
+        <w:rPr>
+          <w:i/>
+        </w:rPr>
+        <w:t>9010 Taiga</w:t>
+      </w:r>
+      <w:r>
+        <w:t xml:space="preserve"> (SLU Artdatabanken, 2024).</w:t>
+      </w:r>
+    </w:p>
+    <w:p>
+      <w:r>
+        <w:rPr>
+          <w:b/>
+        </w:rPr>
+        <w:t>Mörk kolflarnlav (NT)</w:t>
+      </w:r>
+      <w:r>
+        <w:t xml:space="preserve"> är brandberoende och växer nästan uteslutande på kolad hård kärnved av tall. Arten förekommer främst i glesa, öppna tall- och blandbarrskogar av naturskogskaraktär och etableringen verkar ske sent efter brand, kanske först efter 100–300 år. Mörk kolflarnlav indikerar skog med höga naturvärden och vanligast är att den påträffas på rester av nedbrunna torrakor och högstubbar och lågstubbar som är så grova att hela innandömet är urbränt. Tall- och blandbarrskogar av naturskogskaraktär med spår av återkommande bränder hyser höga biologiska värden och bör skyddas (SLU Artdatabanken, 2024).</w:t>
+      </w:r>
+    </w:p>
+    <w:p>
+      <w:r>
+        <w:rPr>
+          <w:b/>
+        </w:rPr>
+        <w:t>Nordtagging (NT)</w:t>
+      </w:r>
+      <w:r>
+        <w:t xml:space="preserve"> växer främst på tallågor av grövre dimensioner och påträffas huvudsakligen i äldre skog som inte kalavverkats. Nordtaggingen missgynnas av att områden med äldre tallskog har minskat starkt. Bekämpning av skogsbränder, samtidigt som skogsbruket omvandlar naturligt glesa tallbestånd till likartade och betydligt tätare bestånd, har missgynnat arten. Bristen på gamla tallågor utgör på sikt ett allvarligt hot och återskapandet av lämpliga biotoper tar mycket lång tid. Områden med olikåldriga bestånd av tall och med stort inslag av äldre träd bör undantas från skoglig produktion (SLU Artdatabanken, 2024).</w:t>
+      </w:r>
+    </w:p>
+    <w:p>
+      <w:r>
+        <w:rPr>
+          <w:b/>
+        </w:rPr>
+        <w:t>Skrovellav (NT)</w:t>
+      </w:r>
+      <w:r>
+        <w:t xml:space="preserve"> växer på gamla lövträd och på klippor i gamla skogar med hög och jämn luftfuktighet. Slutavverkning av kontinuitetsskog utgör det största hotet och lavens fortsatta förekomst bör säkerställas genom att lokaler med äldre skog skyddas. I områden med mycket hög luftfuktighet kan man på bålen av skrovellav finna de sällsynta parasitsvamparna skrovellavsknapp (EN), </w:t>
+      </w:r>
+      <w:r>
+        <w:rPr>
+          <w:i/>
+        </w:rPr>
+        <w:t>Catillaria lobariicola</w:t>
+      </w:r>
+      <w:r>
+        <w:t xml:space="preserve"> (VU) och </w:t>
+      </w:r>
+      <w:r>
+        <w:rPr>
+          <w:i/>
+        </w:rPr>
+        <w:t>Merismatium lobariae</w:t>
+      </w:r>
+      <w:r>
+        <w:t xml:space="preserve"> (DD). Skrovellav är typisk art för </w:t>
+      </w:r>
+      <w:r>
+        <w:rPr>
+          <w:i/>
+        </w:rPr>
+        <w:t xml:space="preserve">9010 Taiga, 9020 Nordlig ädellövskog, 9040 Fjällbjörkskog, 9070 Trädklädd betesmark, 9160 Näringsrik ekskog, 9180 Ädellövskog i branter, 9190 Näringsfattig ekskog, 8210 Kalkbranter </w:t>
+      </w:r>
+      <w:r>
+        <w:t xml:space="preserve">och </w:t>
+      </w:r>
+      <w:r>
+        <w:rPr>
+          <w:i/>
+        </w:rPr>
+        <w:t>6530 Lövängar</w:t>
+      </w:r>
+      <w:r>
+        <w:t xml:space="preserve"> (SLU Artdatabanken, 2026; Nitare &amp; Skogsstyrelsen, 2019).</w:t>
+      </w:r>
+    </w:p>
+    <w:p>
+      <w:r>
+        <w:rPr>
+          <w:b/>
+        </w:rPr>
+        <w:t>Stjärntagging (NT)</w:t>
+      </w:r>
+      <w:r>
+        <w:t xml:space="preserve"> signalerar inom hela sitt utbredningsområde höga naturvärden. Svampen är uttorkningskänslig och beroende av ett oförändrat fuktigt mikroklimat. Den är även beroende av en ständig tillgång på död ved i olika nedbrytningsstadier, dock ej nödvändigtvis grova träd. Tidigare påverkan på miljön måste dock ha varit så skonsam att det naturliga skogsekosystemet till stora delar har bevarats. Minskningstakten för den svenska populationen bedöms vara nära gränsvärdet för Sårbar (VU). Stjärntagging är typisk art för </w:t>
+      </w:r>
+      <w:r>
+        <w:rPr>
+          <w:i/>
+        </w:rPr>
+        <w:t xml:space="preserve">9010 Taiga, 9050 Näringsrik granskog </w:t>
+      </w:r>
+      <w:r>
+        <w:t xml:space="preserve">och </w:t>
+      </w:r>
+      <w:r>
+        <w:rPr>
+          <w:i/>
+        </w:rPr>
+        <w:t>9030 Landhöjningsskog</w:t>
+      </w:r>
+      <w:r>
+        <w:t xml:space="preserve"> (SLU Artdatabanken, 2024; Nitare &amp; Skogsstyrelsen, 2019).</w:t>
+      </w:r>
+    </w:p>
+    <w:p>
+      <w:r>
+        <w:rPr>
+          <w:b/>
+        </w:rPr>
+        <w:t>Talltita (NT, §4)</w:t>
+      </w:r>
+      <w:r>
+        <w:t>, rödlistad som nära hotad och prioriterad art i Skogsvårdslagen, har häckningsrevir i anmälan. Arten har minskat kraftigt de senaste 30 åren och minskningstakten innevarande 10-årsperiod beräknas till 20 (10–30) %. Talltitan är synnerligen trogen sitt cirka 15 hektar stora revir och är beroende av flerskiktade olikåldriga skogar för att kunna föda upp sina ungar. Talltitan försvinner om dess livsmiljö kalavverkas (Eggers &amp; Low, 2014; Ekman, 1979; Griesser et al, 2007; Klein, 2020; Siffczyk et al, 2003; SLU Artdatabanken, 2021).</w:t>
+      </w:r>
+    </w:p>
+    <w:p>
+      <w:r>
+        <w:rPr>
+          <w:b/>
+        </w:rPr>
+        <w:t>Tretåig hackspett (NT, §4)</w:t>
+      </w:r>
+      <w:r>
+        <w:t xml:space="preserve"> är rödlistad som nära hotad och ingår i bilaga 1 i EU:s fågeldirektiv. Tretåig hackspett är för sin överlevnad beroende av kontinuerlig tillförsel av äldre döende och död ved, som sker genom naturliga självgallringsprocesser i äldre grannaturskogar och barrblandade naturskogar. Om en skog genom skogsbruk gallras eller glesas ur så upphör och uteblir i stort sett den naturliga självgallringsprocessen för mycket lång tid framöver vilket omöjliggör upprätthållandet av den kontinuerliga ekologiska funktionen i ett område. Det finns studier som visar att naturskogens självgallringsprocess som den tretåiga hackspetten är beroende av, inte kan ersättas med efterlämnad hänsyn i skogsbruket (Imbeau &amp; Desrochers, 2002). Storleken på häckningsreviret varierar med skogstypen, förekomsten av död ved och graden av fragmentering, men är i allmänhet i storleksordningen 25–100 hektar. Vintertid krävs ofta betydligt större områden och det finns studier som antyder att arten behöver minst 100 hektar äldre skog. I områden med låg bonitet kan det behövas över 200 hektar lämpligt habitat för att ett par ska kunna reproducera sig. Områden med dokumenterad permanent förekomst i naturskogsmiljöer har vanligen så stora naturvärden att skogsbruk är olämpligt. Tretåig hackspett är typisk art för </w:t>
+      </w:r>
+      <w:r>
+        <w:rPr>
+          <w:i/>
+        </w:rPr>
+        <w:t xml:space="preserve">9010 Taiga, 9740 Skogsbevuxen myr, 9030 Landhöjningsskog </w:t>
+      </w:r>
+      <w:r>
+        <w:t xml:space="preserve">och </w:t>
+      </w:r>
+      <w:r>
+        <w:rPr>
+          <w:i/>
+        </w:rPr>
+        <w:t>9040 Fjällbjörkskog</w:t>
+      </w:r>
+      <w:r>
+        <w:t xml:space="preserve"> (Skogsstyrelsen, 2016; SLU Artdatabanken, 2024).</w:t>
+      </w:r>
+    </w:p>
+    <w:p>
+      <w:r>
+        <w:rPr>
+          <w:b/>
+        </w:rPr>
+        <w:t>Vedskivlav (NT)</w:t>
+      </w:r>
+      <w:r>
+        <w:t xml:space="preserve"> växer på gammal, torr, exponerad, hård kärnved av framförallt tall i naturskogsartade bestånd. Avverkning av tallskog av naturskogskaraktär med spår av återkommande bränder är ett hot. Mängden lämplig ved att växa på för vedskivlav minskar, dels på grund av naturlig nedbrytning men framförallt på grund av att de förstörs i samband med slutavverkningar, gallringar och markberedning. Tall- och blandbarrskogar av naturskogskaraktär med spår av återkommande bränder bör skyddas. Vedskivlav är typisk art för </w:t>
+      </w:r>
+      <w:r>
+        <w:rPr>
+          <w:i/>
+        </w:rPr>
+        <w:t>9010 Taiga</w:t>
+      </w:r>
+      <w:r>
+        <w:t xml:space="preserve"> (SLU Artdatabanken, 2024).</w:t>
+      </w:r>
+    </w:p>
+    <w:p>
+      <w:r>
+        <w:rPr>
+          <w:b/>
+        </w:rPr>
+        <w:t xml:space="preserve">Vedtrappmossa (NT) </w:t>
+      </w:r>
+      <w:r>
+        <w:t xml:space="preserve">växer på död ved, främst i gammal granskog. Den förekommer knappast alls i fjällnära barrskogar utan finns i skogslandskapet nedom fjällen och framför allt i landets södra delar är den en mycket bra signalart för barrnaturskog med höga naturvärden. Skogsavverkning och brist på grov död ved i skogen är de allvarligaste hoten och den överlever inte kalhyggesbruk. Lokaler med sluten granskog, tillräckligt stora för att säkerställa ett kontinuerligt tillskott på grova lågor, bör undantas från storskaligt skogsbruk. Vedtrappmossa är typisk art för </w:t>
+      </w:r>
+      <w:r>
+        <w:rPr>
+          <w:i/>
+        </w:rPr>
+        <w:t>9010 Taiga</w:t>
+      </w:r>
+      <w:r>
+        <w:t xml:space="preserve"> (SLU Artdatabanken, 2024).</w:t>
+      </w:r>
+    </w:p>
+    <w:p>
+      <w:r>
+        <w:rPr>
+          <w:b/>
+        </w:rPr>
+        <w:t>Violettgrå tagellav (NT)</w:t>
+      </w:r>
+      <w:r>
+        <w:t xml:space="preserve"> växer nästan uteslutande i gamla olikåldriga barrnaturskogar med lång skoglig kontinuitet och är en utmärkt signal på skog med höga naturvärden. Slutavverkning av tidigare aldrig slutavverkad skog (kontinuitetsskog) är det största hotet. Biotopen nyskapas i begränsad omfattning och barrskog äldre än 160 år, där den violettgrå tagellaven huvudsakligen påträffas har minskat med 50% de senaste 50 åren. Lågproduktiv skogsmark där laven förekommer bör undantas från skogsbruk och rika förekomster i äldre granskog bör skyddas. Arten är känslig för uttorkning och det är väsentligt att tillräckligt stora bestånd avsätts. Violettgrå tagellav är typisk art för </w:t>
+      </w:r>
+      <w:r>
+        <w:rPr>
+          <w:i/>
+        </w:rPr>
+        <w:t>9010 Taiga</w:t>
+      </w:r>
+      <w:r>
+        <w:t xml:space="preserve"> (SLU Artdatabanken, 2024; Nitare &amp; Skogsstyrelsen, 2019).</w:t>
+      </w:r>
+    </w:p>
+    <w:p>
+      <w:r>
+        <w:rPr>
+          <w:b/>
+        </w:rPr>
+        <w:t>Violmussling (NT)</w:t>
+      </w:r>
+      <w:r>
+        <w:t xml:space="preserve"> växer på döda, oftast omkullfallna stammar av gran eller tall. De flesta fynden har gjorts i gammal, orörd skog och arten är en mycket god indikator på förekomst av lång skoglig kontinuitet. Platser som hyser stora bestånd av violmussling bör i första hand skyddas och undantas från skogsbruk. Flera sällsynta och mycket sällsynta tickor och skalbaggar är mer eller mindre starkt associerade med violtickor </w:t>
+      </w:r>
+      <w:r>
+        <w:rPr>
+          <w:i/>
+        </w:rPr>
+        <w:t>Trichaptum spp.</w:t>
+      </w:r>
+      <w:r>
+        <w:t xml:space="preserve"> och död ved som först rötats av någon </w:t>
+      </w:r>
+      <w:r>
+        <w:rPr>
+          <w:i/>
+        </w:rPr>
+        <w:t>Trichaptum-art</w:t>
+      </w:r>
+      <w:r>
+        <w:t>. Bland dessa kan nämnas gul mjukporing (CR), lämmelporing (CR), kilporing (VU), parasitporing (VU), gropig brunbagge (NT), gulbandad brunbagge</w:t>
+      </w:r>
+      <w:r>
+        <w:rPr>
+          <w:i/>
+        </w:rPr>
+        <w:t xml:space="preserve"> </w:t>
+      </w:r>
+      <w:r>
+        <w:t>(NT) och brunkantad brunbagge</w:t>
+      </w:r>
+      <w:r>
+        <w:rPr>
+          <w:i/>
+        </w:rPr>
+        <w:t xml:space="preserve"> </w:t>
+      </w:r>
+      <w:r>
+        <w:t xml:space="preserve">(DD). Violmussling är typisk art för </w:t>
+      </w:r>
+      <w:r>
+        <w:rPr>
+          <w:i/>
+        </w:rPr>
+        <w:t>9010 Taiga</w:t>
+      </w:r>
+      <w:r>
+        <w:t xml:space="preserve"> (SLU Artdatabanken, 2026; Nitare &amp; Skogsstyrelsen, 2019).</w:t>
+      </w:r>
+    </w:p>
+    <w:p>
+      <w:r>
+        <w:rPr>
+          <w:b/>
+        </w:rPr>
+        <w:t>Vitgrynig nållav (NT)</w:t>
+      </w:r>
+      <w:r>
+        <w:t xml:space="preserve"> växer nästan uteslutande på bark av gamla, senvuxna granar i skuggiga lägen med hög och jämn luftfuktighet. Den vanligaste naturtypen för arten är kontinuitetsskogar på frisk mark men den finns också i sumpgranskogar. På lång sikt utgör avverkningar av olikåldriga granskogar av naturskogskaraktär ett allvarligt hot mot arten och skogsbruksåtgärder på eller i närheten av växtplatserna bör undvikas. Naturskogsartade, fuktiga granskogar med förekomster av arten signalerar höga biologiska värden och bör bevaras (SLU Artdatabanken, 2024; Nitare &amp; Skogsstyrelsen, 2019).</w:t>
+      </w:r>
+    </w:p>
+    <w:p>
+      <w:r>
+        <w:rPr>
+          <w:b/>
+        </w:rPr>
+        <w:t>Vitplätt (NT)</w:t>
+      </w:r>
+      <w:r>
+        <w:t xml:space="preserve"> är en nedbrytare av död, hård och torr tallved och orsakar brunröta. Den förekommer mest i äldre, naturskogsliknande tallskog eller blandskog med äldre tall. Arten hotas av avverkning av gammal, senvuxen tall. I södra Sverige råder brist på lämpliga habitat och arten kan inte längre sprida sig utanför sina få kända växtplatser. Lokaler med gammal tall bör undantas från skogsbruk, i synnerhet i södra Sverige (SLU Artdatabanken, 2024).</w:t>
+      </w:r>
+    </w:p>
+    <w:p>
+      <w:r>
+        <w:rPr>
+          <w:b/>
+        </w:rPr>
+        <w:t xml:space="preserve">Björksplintborre </w:t>
+      </w:r>
+      <w:r>
+        <w:t>är en skalbagge vars larvutveckling sker i bark på nyligen döda björkar, både stående träd och vindfällen. En prydlig rad med runda ventilationshål i barken ovanför modergången är synnerligen karaktäristiskt. Arten är knuten till lövrika blandskogar med en hög andel gamla träd, och starkt gynnad av naturliga störningar som torka, översvämningar, brand och stormfällningar. Talrika gnagspår kan tyda på biotoper med höga naturvärden, exempelvis för ovanliga hackspettar och andra, mer sällsynta vedinsekter. Larverna är omtyckt hackspettsföda (SLU Artdatabanken, 2025).</w:t>
+      </w:r>
+    </w:p>
+    <w:p>
+      <w:r>
+        <w:rPr>
+          <w:b/>
+        </w:rPr>
+        <w:t xml:space="preserve">Gytterlav </w:t>
+      </w:r>
+      <w:r>
+        <w:t xml:space="preserve">signalerar höga naturvärden i södra och mellersta Sverige, samt längs Norrlands kustland. Förekomster i söder, framför allt på trädstammar, är en indikation på gammal skogsmark med långvarig förekomst av äldre lövträd i miljöer med hög och jämn luftfuktighet. Gytterlav är typisk art för </w:t>
+      </w:r>
+      <w:r>
+        <w:rPr>
+          <w:i/>
+        </w:rPr>
+        <w:t xml:space="preserve">9040 Fjällbjörkskog </w:t>
+      </w:r>
+      <w:r>
+        <w:t>(Nitare &amp; Skogsstyrelsen, 2019; SLU Artdatabanken, 2025).</w:t>
+      </w:r>
+    </w:p>
+    <w:p>
+      <w:r>
+        <w:rPr>
+          <w:b/>
+        </w:rPr>
         <w:t>Korallrot (§8)</w:t>
       </w:r>
       <w:r>
@@ -402,6 +950,84 @@
         <w:rPr>
           <w:b/>
         </w:rPr>
+        <w:t>Mindre märgborre</w:t>
+      </w:r>
+      <w:r>
+        <w:t xml:space="preserve"> är en signalart för tallskog med höga naturvärden och betraktas tillsammans med skarptandad barkborre som nyckelarter för ett antal sällsynta åtgärdsprogramsarter som är beroende av deras gångsystem. Bland dessa kan nämnas avlång barkborre (VU), </w:t>
+      </w:r>
+      <w:r>
+        <w:rPr>
+          <w:i/>
+        </w:rPr>
+        <w:t>Corticeus longulus</w:t>
+      </w:r>
+      <w:r>
+        <w:t xml:space="preserve"> (VU), tallgångbagge (VU), cholodkovskys bastborre (NT) och tallbarksvartbagge (NT). Den mindre märgborrens måsvingeliknande gnaggångar är lätta att känna igen och hittas ofta på grova tallgrenar på marken. Rika förekomster av främst mindre märgborre men även skarptandad barkborre är en signal för artrikedom och inventeringar har visat att det är i skogar med en naturlig självgallring som det skapas förutsättningar för dessa arter samt de efterföljande åtgärdsprogramsarterna. Tallskogar med stark förekomst av mindre märgborre och skarptandad barkborre bör avsättas som reservat. Generellt bör hänsyn tas vid slutavverkning av talldominerad skog så att avverkningsrester som gren- och toppdelar lämnas. Mindre märgborre är typisk art för </w:t>
+      </w:r>
+      <w:r>
+        <w:rPr>
+          <w:i/>
+        </w:rPr>
+        <w:t>9060 Åsbarrskog</w:t>
+      </w:r>
+      <w:r>
+        <w:t xml:space="preserve"> (SLU Artdatabanken, 2026; Pettersson, 2014; Hedgren, 2012; Gunnarsson m fl., 1999).</w:t>
+      </w:r>
+    </w:p>
+    <w:p>
+      <w:r>
+        <w:rPr>
+          <w:b/>
+        </w:rPr>
+        <w:t xml:space="preserve">Norrlandslav </w:t>
+      </w:r>
+      <w:r>
+        <w:t xml:space="preserve">indikerar söder om den naturliga norrlandsgränsen barrskogsbeklädda bergbranter eller andra ostörda skogsmiljöer med höga naturvärden. Norrlandslav är typisk art för </w:t>
+      </w:r>
+      <w:r>
+        <w:rPr>
+          <w:i/>
+        </w:rPr>
+        <w:t xml:space="preserve">9010 Taiga, 8110 Silikatrasmarker </w:t>
+      </w:r>
+      <w:r>
+        <w:t>och</w:t>
+      </w:r>
+      <w:r>
+        <w:rPr>
+          <w:i/>
+        </w:rPr>
+        <w:t xml:space="preserve"> 8120 Kalkrasmarker </w:t>
+      </w:r>
+      <w:r>
+        <w:t>(Nitare &amp; Skogsstyrelsen, 2000; SLU Artdatabanken, 2025).</w:t>
+      </w:r>
+    </w:p>
+    <w:p>
+      <w:r>
+        <w:rPr>
+          <w:b/>
+        </w:rPr>
+        <w:t>Nästlav</w:t>
+      </w:r>
+      <w:r>
+        <w:t xml:space="preserve"> indikerar söder om den naturliga norrlandsgränsen äldre barrskogsområden med höga naturvärden där andra ovanliga nordliga barrskogsarter kan påträffas. Nästlav är typisk art för </w:t>
+      </w:r>
+      <w:r>
+        <w:rPr>
+          <w:i/>
+        </w:rPr>
+        <w:t xml:space="preserve">9010 Taiga </w:t>
+      </w:r>
+      <w:r>
+        <w:t>(Nitare &amp; Skogsstyrelsen, 2019; SLU Artdatabanken, 2025).</w:t>
+      </w:r>
+    </w:p>
+    <w:p>
+      <w:r>
+        <w:rPr>
+          <w:b/>
+        </w:rPr>
         <w:t>Plattlummer (§9)</w:t>
       </w:r>
       <w:r>
@@ -431,6 +1057,122 @@
         <w:rPr>
           <w:b/>
         </w:rPr>
+        <w:t>Spindelblomster (§8)</w:t>
+      </w:r>
+      <w:r>
+        <w:t xml:space="preserve"> växer i äldre mossrik granskog eller barrblandskog, men även i fjällbjörkskog. Arten indikerar långvarig trädkontinuitet och hög luftfuktighet och är mycket känslig för uttorkning och markskador. Spindelblomster har i många trakter minskat starkt under senare tid på grund av slutavverkningar och skogsmarksdikning. Spindelblomster är typisk art för </w:t>
+      </w:r>
+      <w:r>
+        <w:rPr>
+          <w:i/>
+        </w:rPr>
+        <w:t xml:space="preserve">9010 Taiga, 9050 Näringsrik granskog </w:t>
+      </w:r>
+      <w:r>
+        <w:t>och</w:t>
+      </w:r>
+      <w:r>
+        <w:rPr>
+          <w:i/>
+        </w:rPr>
+        <w:t xml:space="preserve"> 9040 Fjällbjörkskog</w:t>
+      </w:r>
+      <w:r>
+        <w:t xml:space="preserve"> (Nitare &amp; Skogsstyrelsen, 2019; SLU Artdatabanken, 2025).</w:t>
+      </w:r>
+    </w:p>
+    <w:p>
+      <w:r>
+        <w:rPr>
+          <w:b/>
+        </w:rPr>
+        <w:t>Stuplav</w:t>
+      </w:r>
+      <w:r>
+        <w:t xml:space="preserve"> är en mycket bra signalart i hela sitt utbredningsområde och förekommer nästan enbart i skogsmiljöer med höga naturvärden. Den indikerar långvarig förekomst av gamla lövträd och miljöer med konstant hög luftfuktighet. I skogar med suboceaniskt klimat finns det en mycket sällsynt parasit, njurlavsknapp </w:t>
+      </w:r>
+      <w:r>
+        <w:rPr>
+          <w:i/>
+        </w:rPr>
+        <w:t>Pletocarpon nephromeum</w:t>
+      </w:r>
+      <w:r>
+        <w:t xml:space="preserve"> (EN), som växer på stuplav. Ytterligare tre sällsynta lavparasiter, </w:t>
+      </w:r>
+      <w:r>
+        <w:rPr>
+          <w:i/>
+        </w:rPr>
+        <w:t>Protounguicularia nephromatis</w:t>
+      </w:r>
+      <w:r>
+        <w:t xml:space="preserve"> (VU), </w:t>
+      </w:r>
+      <w:r>
+        <w:rPr>
+          <w:i/>
+        </w:rPr>
+        <w:t>Refractohilum galligenum</w:t>
+      </w:r>
+      <w:r>
+        <w:t xml:space="preserve"> (NT) och </w:t>
+      </w:r>
+      <w:r>
+        <w:rPr>
+          <w:i/>
+        </w:rPr>
+        <w:t>Roselliniella nephromatis</w:t>
+      </w:r>
+      <w:r>
+        <w:t xml:space="preserve"> (DD), kan också påträffas på stuplav. Stuplav är typisk art för </w:t>
+      </w:r>
+      <w:r>
+        <w:rPr>
+          <w:i/>
+        </w:rPr>
+        <w:t>9010 Taiga</w:t>
+      </w:r>
+      <w:r>
+        <w:t xml:space="preserve"> (SLU Artdatabanken, 2026; Nitare &amp; Skogsstyrelsen, 2019).</w:t>
+      </w:r>
+    </w:p>
+    <w:p>
+      <w:r>
+        <w:rPr>
+          <w:b/>
+        </w:rPr>
+        <w:t xml:space="preserve">Vedticka </w:t>
+      </w:r>
+      <w:r>
+        <w:t xml:space="preserve">är en bra signalart söder om den naturliga norrlandsgränsen. Den är huvudsakligen knuten till äldre barrskogar där det föreligger långvarig kontinuitet av död barrved. Vedticka är typisk art för </w:t>
+      </w:r>
+      <w:r>
+        <w:rPr>
+          <w:i/>
+        </w:rPr>
+        <w:t xml:space="preserve">9010 Taiga </w:t>
+      </w:r>
+      <w:r>
+        <w:t>(Nitare &amp; Skogsstyrelsen, 2019; SLU Artdatabanken, 2025).</w:t>
+      </w:r>
+    </w:p>
+    <w:p>
+      <w:r>
+        <w:rPr>
+          <w:b/>
+        </w:rPr>
+        <w:t xml:space="preserve">Vågbandad barkbock </w:t>
+      </w:r>
+      <w:r>
+        <w:t>är en långhorning vars larvutveckling sker under bark på nyligen döda stående barrträd, främst gran, mer undantagsvis på tall. Främst i stående träd, särskilt gamla, långsamvuxna granar med grov bark, även i grövre grenar, stubbar eller vindfällen. Arten är starkt knuten till naturskogsliknande granskogar, och gynnas av extrema torrsomrar som försvagar träden. Arten påverkas negativt av brist på kontinuitetsskog och en minskning av populationen pågår eller förväntas ske (SLU Artdatabanken, 2025).</w:t>
+      </w:r>
+    </w:p>
+    <w:p>
+      <w:r>
+        <w:rPr>
+          <w:b/>
+        </w:rPr>
         <w:t>Spillkråka (§4)</w:t>
       </w:r>
       <w:r>
@@ -460,64 +1202,24 @@
         <w:rPr>
           <w:b/>
         </w:rPr>
-        <w:t>Spindelblomster (§8)</w:t>
-      </w:r>
-      <w:r>
-        <w:t xml:space="preserve"> växer i äldre mossrik granskog eller barrblandskog, men även i fjällbjörkskog. Arten indikerar långvarig trädkontinuitet och hög luftfuktighet och är mycket känslig för uttorkning och markskador. Spindelblomster har i många trakter minskat starkt under senare tid på grund av slutavverkningar och skogsmarksdikning. Spindelblomster är typisk art för </w:t>
+        <w:t>Tjäder (§4)</w:t>
+      </w:r>
+      <w:r>
+        <w:t xml:space="preserve"> omfattas av bilaga 1 och 2 EU:s fågeldirektiv och är typisk art för </w:t>
       </w:r>
       <w:r>
         <w:rPr>
           <w:i/>
         </w:rPr>
-        <w:t xml:space="preserve">9010 Taiga, 9050 Näringsrik granskog </w:t>
-      </w:r>
-      <w:r>
-        <w:t>och</w:t>
+        <w:t xml:space="preserve">9010 Taiga </w:t>
+      </w:r>
+      <w:r>
+        <w:t xml:space="preserve">och </w:t>
       </w:r>
       <w:r>
         <w:rPr>
           <w:i/>
         </w:rPr>
-        <w:t xml:space="preserve"> 9040 Fjällbjörkskog</w:t>
-      </w:r>
-      <w:r>
-        <w:t xml:space="preserve"> (Nitare &amp; Skogsstyrelsen, 2019; SLU Artdatabanken, 2025).</w:t>
-      </w:r>
-    </w:p>
-    <w:p>
-      <w:r>
-        <w:rPr>
-          <w:b/>
-        </w:rPr>
-        <w:t>Talltita (NT, §4)</w:t>
-      </w:r>
-      <w:r>
-        <w:t>, rödlistad som nära hotad och prioriterad art i Skogsvårdslagen, har häckningsrevir i anmälan. Arten har minskat kraftigt de senaste 30 åren och minskningstakten innevarande 10-årsperiod beräknas till 20 (10–30) %. Talltitan är synnerligen trogen sitt cirka 15 hektar stora revir och är beroende av flerskiktade olikåldriga skogar för att kunna föda upp sina ungar. Talltitan försvinner om dess livsmiljö kalavverkas (Eggers &amp; Low, 2014; Ekman, 1979; Griesser et al, 2007; Klein, 2020; Siffczyk et al, 2003; SLU Artdatabanken, 2021).</w:t>
-      </w:r>
-    </w:p>
-    <w:p>
-      <w:r>
-        <w:rPr>
-          <w:b/>
-        </w:rPr>
-        <w:t>Tjäder (§4)</w:t>
-      </w:r>
-      <w:r>
-        <w:t xml:space="preserve"> omfattas av bilaga 1 och 2 EU:s fågeldirektiv och är typisk art för </w:t>
-      </w:r>
-      <w:r>
-        <w:rPr>
-          <w:i/>
-        </w:rPr>
-        <w:t xml:space="preserve">9010 Taiga </w:t>
-      </w:r>
-      <w:r>
-        <w:t xml:space="preserve">och </w:t>
-      </w:r>
-      <w:r>
-        <w:rPr>
-          <w:i/>
-        </w:rPr>
         <w:t>9740 Skogsbevuxen myr</w:t>
       </w:r>
       <w:r>
@@ -525,37 +1227,11 @@
       </w:r>
     </w:p>
     <w:p>
-      <w:r>
-        <w:rPr>
-          <w:b/>
-        </w:rPr>
-        <w:t>Tretåig hackspett (NT, §4)</w:t>
-      </w:r>
-      <w:r>
-        <w:t xml:space="preserve"> är rödlistad som nära hotad och ingår i bilaga 1 i EU:s fågeldirektiv. Tretåig hackspett är för sin överlevnad beroende av kontinuerlig tillförsel av äldre döende och död ved, som sker genom naturliga självgallringsprocesser i äldre grannaturskogar och barrblandade naturskogar. Om en skog genom skogsbruk gallras eller glesas ur så upphör och uteblir i stort sett den naturliga självgallringsprocessen för mycket lång tid framöver vilket omöjliggör upprätthållandet av den kontinuerliga ekologiska funktionen i ett område. Det finns studier som visar att naturskogens självgallringsprocess som den tretåiga hackspetten är beroende av, inte kan ersättas med efterlämnad hänsyn i skogsbruket (Imbeau &amp; Desrochers, 2002). Storleken på häckningsreviret varierar med skogstypen, förekomsten av död ved och graden av fragmentering, men är i allmänhet i storleksordningen 25–100 hektar. Vintertid krävs ofta betydligt större områden och det finns studier som antyder att arten behöver minst 100 hektar äldre skog. I områden med låg bonitet kan det behövas över 200 hektar lämpligt habitat för att ett par ska kunna reproducera sig. Områden med dokumenterad permanent förekomst i naturskogsmiljöer har vanligen så stora naturvärden att skogsbruk är olämpligt. Tretåig hackspett är typisk art för </w:t>
-      </w:r>
-      <w:r>
-        <w:rPr>
-          <w:i/>
-        </w:rPr>
-        <w:t xml:space="preserve">9010 Taiga, 9740 Skogsbevuxen myr, 9030 Landhöjningsskog </w:t>
-      </w:r>
-      <w:r>
-        <w:t xml:space="preserve">och </w:t>
-      </w:r>
-      <w:r>
-        <w:rPr>
-          <w:i/>
-        </w:rPr>
-        <w:t>9040 Fjällbjörkskog</w:t>
-      </w:r>
-      <w:r>
-        <w:t xml:space="preserve"> (Skogsstyrelsen, 2016; SLU Artdatabanken, 2024).</w:t>
-      </w:r>
-    </w:p>
-    <w:p>
-      <w:r>
-        <w:t>I BILAGA 1 finns mer detaljerad information om ekologi samt krav på livsmiljö hos fridlysta arter.</w:t>
+      <w:pPr>
+        <w:pStyle w:val="Heading1"/>
+      </w:pPr>
+      <w:r>
+        <w:t>Certifiering</w:t>
       </w:r>
     </w:p>
     <w:p>
@@ -563,7 +1239,7 @@
         <w:pStyle w:val="Heading2"/>
       </w:pPr>
       <w:r>
-        <w:t>Övriga naturvårdsarter</w:t>
+        <w:t>Ur FSC-standarden</w:t>
       </w:r>
     </w:p>
     <w:p>
@@ -571,10 +1247,10 @@
         <w:rPr>
           <w:b/>
         </w:rPr>
-        <w:t xml:space="preserve">Björksplintborre </w:t>
-      </w:r>
-      <w:r>
-        <w:t>är en skalbagge vars larvutveckling sker i bark på nyligen döda björkar, både stående träd och vindfällen. En prydlig rad med runda ventilationshål i barken ovanför modergången är synnerligen karaktäristiskt. Arten är knuten till lövrika blandskogar med en hög andel gamla träd, och starkt gynnad av naturliga störningar som torka, översvämningar, brand och stormfällningar. Talrika gnagspår kan tyda på biotoper med höga naturvärden, exempelvis för ovanliga hackspettar och andra, mer sällsynta vedinsekter. Larverna är omtyckt hackspettsföda (SLU Artdatabanken, 2025).</w:t>
+        <w:t xml:space="preserve">PRINCIP 1: LAGEFTERLEVNAD: </w:t>
+      </w:r>
+      <w:r>
+        <w:t>Certifikatsinnehavaren ska följa alla tillämpliga lagar, förordningar och nationellt ratificerade internationella avtal, konventioner och överenskommelser.</w:t>
       </w:r>
     </w:p>
     <w:p>
@@ -582,41 +1258,41 @@
         <w:rPr>
           <w:b/>
         </w:rPr>
-        <w:t>Blanksvart spiklav (NT)</w:t>
-      </w:r>
-      <w:r>
-        <w:t xml:space="preserve"> förekommer på torr, hård, gammal kärnved men även på äldre ytved av tall i naturskogsartade bestånd med begränsad brandpåverkan och ostörd hydrologi. Skogsbruksåtgärder på eller i närheten av lokaler med blanksvart spiklav utgör ett hot. Naturskogsartade öppna tall- och barrblandskogar med blanksvart spiklav indikerar höga biologiska värden och bör bevaras (SLU Artdatabanken, 2024).</w:t>
-      </w:r>
-    </w:p>
-    <w:p>
+        <w:t xml:space="preserve">1.3.1 </w:t>
+      </w:r>
+      <w:r>
+        <w:t>Tillämpliga lagar och föreskrifter för brukandet av skogen följs.</w:t>
+      </w:r>
+    </w:p>
+    <w:p>
+      <w:pPr>
+        <w:pStyle w:val="ListBullet"/>
+      </w:pPr>
       <w:r>
         <w:rPr>
           <w:b/>
-        </w:rPr>
-        <w:t>Blågrå svartspik (NT)</w:t>
-      </w:r>
-      <w:r>
-        <w:t xml:space="preserve"> växer på torr, hård ved av gamla, solbelysta torrakor, högstubbar av tall och grova döda grenar på levande tallar i öppna bestånd av naturskogskaraktär. Nästan alltid rör det sig om tjärrika torrträd och högstubbar (töreved, keloträd) som kan vara en bra bit över hundra år, i vissa fall sannolikt hundratals år gamla. Skogsbruk är idag det allvarligaste hotet. Ett långsiktigt hot är att nybildningen av gamla torrakor och högstubbar är en långsam process vilken ofta är beroende av skogsbrand. Nytt substrat bildas numera sannolikt nästan inte alls då antalet naturliga skogsbränder har minskat drastiskt på grund av effektivare brandbekämpning. Döda träd som lämnas efter avverkning är inte lämpliga för arten, eftersom dessa träd inte varit utsatta för skogsbrand och bildat tjärrik ved. Skogsbruksåtgärder på eller i närheten av växtplatserna bör undvikas. Naturskogsartade skogar med förekomst av arten indikerar höga biologiska värden och bör bevaras. Blågrå svartspik har en mycket begränsad utbredning utanför de nordiska länderna varför dessa länder har ett speciellt ansvar för arten (SLU Artdatabanken, 2024).</w:t>
-      </w:r>
-    </w:p>
-    <w:p>
+          <w:i/>
+        </w:rPr>
+        <w:t xml:space="preserve">Kommentar: </w:t>
+      </w:r>
+      <w:r>
+        <w:t>I den avverkningsanmälda skogen har fridlysta arter sina livsmiljöer och växtplatser. Att skada de fridlysta arternas livsmiljöer, växtplatser eller ekologiska funktion är inte tillåtet enligt artskyddsförordningen.</w:t>
+      </w:r>
+      <w:r>
+        <w:rPr>
+          <w:i/>
+        </w:rPr>
+        <w:t xml:space="preserve"> EU:s medlemsländer och skogsbolag är skyldiga att agera i enlighet med EU:s fågeldirektiv där det uttryckligen står att direktivet gäller för fåglar samt för deras ägg, bon och </w:t>
+      </w:r>
       <w:r>
         <w:rPr>
           <w:b/>
-        </w:rPr>
-        <w:t>Dropptaggsvamp (NT)</w:t>
-      </w:r>
-      <w:r>
-        <w:t xml:space="preserve"> bildar mykorrhiza med tall, främst i barrskog med trädkontinuitet, i magra, torra och ljusöppna lavtallskogar och i barrblandskogar med friskmossor och lingon i fältskiktet. Den totala populationen i landet har minskat och bedöms fortsätta minska till följd av slutavverkningar av tallskog. Det är högst oklart om arten långsiktigt kan etablera och reproducera sig i skogsbestånd som brukas med trakthyggesmetoder, markberedning, gödsling eller föryngring med förädlat plantmaterial. Uppfyller kriterierna för att bli rödlistad på grund av ny kunskap som visar att en större andel av populationen än tidigare bedömt är knuten till kontinuitetsbarrskog. Minskningstakten för den svenska populationen bedöms vara nära gränsvärdet för Sårbar (VU). Dropptaggsvamp är typisk art för </w:t>
-      </w:r>
-      <w:r>
-        <w:rPr>
           <w:i/>
         </w:rPr>
-        <w:t xml:space="preserve">9010 Taiga </w:t>
-      </w:r>
-      <w:r>
-        <w:t>(SLU Artdatabanken, 2026).</w:t>
+        <w:t xml:space="preserve">livsmiljöer </w:t>
+      </w:r>
+      <w:r>
+        <w:t>(artikel 1). Vidare att de åtgärder som vidtas inte får leda till en försämring av den nuvarande situationen beträffande bevarandet av de fågelarter som avses i artikel 1 (artikel 13).</w:t>
       </w:r>
     </w:p>
     <w:p>
@@ -624,19 +1300,47 @@
         <w:rPr>
           <w:b/>
         </w:rPr>
-        <w:t>Dvärgbägarlav (NT)</w:t>
-      </w:r>
-      <w:r>
-        <w:t xml:space="preserve"> förekommer över hela Sverige på gammal hård ved, huvudsakligen på tall men i södra Sverige även på ek. Veden utgörs framförallt av grova stubbar, lågor och grenar. Substratet har blivit sällsyntare och nybildning av substrat sker bara i begränsad omfattning. Arten hotas av att grova lågor blir allt sällsyntare i dagens kulturskogar samt att nybildningen av lämpliga substrat går mycket långsamt. En riklig tillgång på gamla tall- eller eklågor måste säkerställas på artens lokaler. Dvärgbägarlav är typisk art för </w:t>
-      </w:r>
-      <w:r>
-        <w:rPr>
+        <w:t xml:space="preserve">6.4 </w:t>
+      </w:r>
+      <w:r>
+        <w:t>Certifikatsinnehavaren ska skydda sällsynta arter och hotade arter samt deras livsmiljöer inom skogsbruksenheten. Det ska ske genom avsättningar, andra skyddade områden och genom att skapa konnektivitet och/eller genom andra direkta åtgärder som gynnar dessa arters överlevnad och livskraft. Åtgärderna ska stå i förhållande till brukandets skala, intensitet och risk, samt till sällsynta och hotade arters bevarandestatus och ekologiska krav. Certifikatsinnehavaren ska beakta den geografiska spridningen och ekologiska krav hos sällsynta och hotade arter utanför skogsbruksenhetens gränser när beslut om åtgärder inom skogsbruksenheten ska fattas.</w:t>
+      </w:r>
+    </w:p>
+    <w:p>
+      <w:r>
+        <w:rPr>
+          <w:b/>
+        </w:rPr>
+        <w:t xml:space="preserve">6.4.1 </w:t>
+      </w:r>
+      <w:r>
+        <w:t>Följande biotoper undantas från alla skogsbruksåtgärder, förutom åtgärder påkallade för att bevara eller främja biotopens naturliga eller hävdbetingade biologiska mångfald:</w:t>
+      </w:r>
+    </w:p>
+    <w:p>
+      <w:pPr>
+        <w:ind w:left="357"/>
+      </w:pPr>
+      <w:r>
+        <w:t>b) nyckelbiotoper enligt Skogsstyrelsens definition och metod (1995)</w:t>
+      </w:r>
+    </w:p>
+    <w:p>
+      <w:pPr>
+        <w:pStyle w:val="ListBullet"/>
+      </w:pPr>
+      <w:r>
+        <w:rPr>
+          <w:b/>
           <w:i/>
         </w:rPr>
-        <w:t>9010 Taiga</w:t>
-      </w:r>
-      <w:r>
-        <w:t xml:space="preserve"> (SLU Artdatabanken, 2024; Nitare &amp; Skogsstyrelsen, 2019).</w:t>
+        <w:t xml:space="preserve">Kommentar: </w:t>
+      </w:r>
+      <w:r>
+        <w:rPr>
+          <w:i/>
+        </w:rPr>
+        <w:t>I det avverkningsanmälda skogsområdet har 39 rödlistade arter och signalarter påträffats. Detta ska jämföras med Skogsstyrelsens uppföljning 2017 av nyckelbiotoper som visade att man i genomsnitt hittar 20,6 olika rödlistade arter och signalarter i en nyckelbiotop (Wijk, S. 2017. Biologisk mångfald i nyckelbiotoper – Resultat från inventeringen “Uppföljning biologisk mångfald” 2009–2015. Rapport 4/2017 Skogsstyrelsen, Jönköping).</w:t>
       </w:r>
     </w:p>
     <w:p>
@@ -644,30 +1348,36 @@
         <w:rPr>
           <w:b/>
         </w:rPr>
-        <w:t>Fjällig taggsvamp s.str. (NT)</w:t>
-      </w:r>
-      <w:r>
-        <w:t xml:space="preserve"> bildar mykorrhiza med gran i granskog och barrblandskog, främst på frisk näringsrik mark i äldre skog med lång trädkontinuitet. Den totala populationen i landet har minskat och bedöms fortsätta minska till följd av avverkning av äldre barrskogar. Minskningstakten för den svenska populationen bedöms vara nära gränsvärdet för sårbar (VU) (SLU Artdatabanken, 2026).</w:t>
-      </w:r>
-    </w:p>
-    <w:p>
+        <w:t xml:space="preserve">6.4.3 </w:t>
+      </w:r>
+      <w:r>
+        <w:t>Bevarandeåtgärder genomförs för de kända förekomster av rödlistade arter som påverkas av skogsbruk.</w:t>
+      </w:r>
+    </w:p>
+    <w:p>
+      <w:pPr>
+        <w:pStyle w:val="ListBullet"/>
+      </w:pPr>
       <w:r>
         <w:rPr>
           <w:b/>
-        </w:rPr>
-        <w:t>Gammelgransskål (NT)</w:t>
-      </w:r>
-      <w:r>
-        <w:t xml:space="preserve"> är en liten skålsvamp som växer på gamla granar med skrovlig bark. Typiska växtplatser är gransumpskog i myrkanter, bäckdråg, bäckraviner och skuggiga bergssluttningar, men också skog på torrare mark kan hysa arten om beståndet har stark naturskogskaraktär. Bestånd med arten bör behandlas som nyckelbiotoper och sparas vid en slutavverkning. Även gallring bör undvikas. Gammelgransskål är typisk art för </w:t>
-      </w:r>
-      <w:r>
-        <w:rPr>
           <w:i/>
         </w:rPr>
-        <w:t>9010 Taiga</w:t>
-      </w:r>
-      <w:r>
-        <w:t xml:space="preserve"> (SLU Artdatabanken, 2024; Nitare &amp; Skogsstyrelsen, 2019).</w:t>
+        <w:t xml:space="preserve">Kommentar: </w:t>
+      </w:r>
+      <w:r>
+        <w:rPr>
+          <w:i/>
+        </w:rPr>
+        <w:t>I det avverkningsanmälda skogsområdet har 46 naturvårdsarter varav 27 rödlistade arter sina livsmiljöer och växtplatser.</w:t>
+      </w:r>
+    </w:p>
+    <w:p>
+      <w:pPr>
+        <w:pStyle w:val="Heading2"/>
+      </w:pPr>
+      <w:r>
+        <w:t>Ur Chain of Custody Certification (FSC-STD-40-004 ver 3.0)</w:t>
       </w:r>
     </w:p>
     <w:p>
@@ -675,598 +1385,144 @@
         <w:rPr>
           <w:b/>
         </w:rPr>
-        <w:t>Garnlav (VU)</w:t>
-      </w:r>
-      <w:r>
-        <w:t xml:space="preserve"> är en utpräglad barrskogsart som ibland kan drapera träden i norrländska grannaturskogar med hög luftfuktighet. Den förekommer även i talldominerade bestånd där den, förutom i trädens grenverk, påträffas hängande över ojämnheter i tallbarken. Arten har minskat starkt i södra och mellersta Sverige och den minskar även i sitt nordliga utbredningsområde. Minskningstakten uppgår till 30 (20–50) % inom 50 år och överstiger gränsvärdet för Sårbar (VU). Orsaken till tillbakagången beror främst på slutavverkningar av naturskogsartade skogar. Bestånd med riklig förekomst bör regelmässigt sparas, vilket även gynnar flera andra sällsynta och rödlistade arter. Garnlav är värdväxt för den mycket sällsynta och akut hotade fjärilen barrskogslavfly (CR) som hör hemma i boreala barrskogar med riklig förekomst av värdväxten. Tidigare kunde arten konstateras årligen på flera platser vid Dala-Floda i Dalarna innan lokalerna kalavverkades. Senaste fyndet i landet av barrskogslavfly är från år 2000 då den påträffades vid Högberget i Sollefteå kommun. Garnlav är typisk art för </w:t>
-      </w:r>
-      <w:r>
-        <w:rPr>
+        <w:t xml:space="preserve">1.3 </w:t>
+      </w:r>
+      <w:r>
+        <w:t xml:space="preserve">The organization shall commit to the FSC values as defined in FSC-POL-01-004 Policy for the Association of Organizations with FSC. </w:t>
+      </w:r>
+    </w:p>
+    <w:p>
+      <w:pPr>
+        <w:pStyle w:val="Heading2"/>
+      </w:pPr>
+      <w:r>
+        <w:t>Ur FSC:s policy för associerade organisationer (FSC-POL-01-004)</w:t>
+      </w:r>
+    </w:p>
+    <w:p>
+      <w:r>
+        <w:t xml:space="preserve">Som “Chain of Custody”-certifierad organisation är skogsbolaget bunden av de fastställda reglerna i Del 1 Punkt 1 c) i Policy för organisationer associerade med FSC (FSC-POL-01-004 V2-0 EN + SVE version 2012-03-02): </w:t>
+      </w:r>
+    </w:p>
+    <w:p>
+      <w:pPr>
+        <w:pStyle w:val="ListNumber"/>
+      </w:pPr>
+      <w:r>
+        <w:t>De organisationer FSC kan acceptera association med får inte direkt eller indirekt ha några kopplingar till nedanstående, oacceptabla aktiviteter:</w:t>
+      </w:r>
+    </w:p>
+    <w:p>
+      <w:pPr>
+        <w:ind w:left="357"/>
+      </w:pPr>
+      <w:r>
+        <w:t>a) Olaglig skogsavverkning och handel med olagligt avverkat virke eller skogsprodukter</w:t>
+      </w:r>
+    </w:p>
+    <w:p>
+      <w:pPr>
+        <w:ind w:left="357"/>
+      </w:pPr>
+      <w:r>
+        <w:t>...</w:t>
+      </w:r>
+    </w:p>
+    <w:p>
+      <w:pPr>
+        <w:ind w:left="357"/>
+      </w:pPr>
+      <w:r>
+        <w:t>c) Skogsbruk som förstör höga naturvärden</w:t>
+      </w:r>
+    </w:p>
+    <w:p>
+      <w:pPr>
+        <w:ind w:left="357"/>
+      </w:pPr>
+      <w:r>
+        <w:t>d) Betydande omvandling av skog till plantager eller annan, icke skoglig, markanvändning</w:t>
+      </w:r>
+    </w:p>
+    <w:p>
+      <w:pPr>
+        <w:pStyle w:val="ListBullet"/>
+      </w:pPr>
+      <w:r>
+        <w:rPr>
+          <w:b/>
           <w:i/>
         </w:rPr>
-        <w:t xml:space="preserve">9010 Taiga </w:t>
-      </w:r>
-      <w:r>
-        <w:t>och</w:t>
+        <w:t xml:space="preserve">Kommentar: </w:t>
       </w:r>
       <w:r>
         <w:rPr>
           <w:i/>
         </w:rPr>
-        <w:t xml:space="preserve"> 9070 Trädklädd betesmark</w:t>
-      </w:r>
-      <w:r>
-        <w:t xml:space="preserve"> (SLU Artdatabanken, 2026).</w:t>
-      </w:r>
-    </w:p>
-    <w:p>
+        <w:t>Avverkning av skog med höga naturvärden samt skada på fridlysta arter strider både mot FSC Controlled Wood-standarden och FSC:s policy for associerade organisationer.</w:t>
+      </w:r>
+    </w:p>
+    <w:p>
+      <w:pPr>
+        <w:pStyle w:val="Heading2"/>
+      </w:pPr>
+      <w:r>
+        <w:t>Ur FSC Controlled Wood (FSC-STD-40-005)</w:t>
+      </w:r>
+    </w:p>
+    <w:p>
+      <w:r>
+        <w:t>Virke som inte accepteras i FSC-märkta produkter (oacceptabelt ursprung) enligt FSC Controlled Wood (FSC-STD-40-005):</w:t>
+      </w:r>
+    </w:p>
+    <w:p>
+      <w:pPr>
+        <w:pStyle w:val="ListNumber"/>
+      </w:pPr>
+      <w:r>
+        <w:t>Illegalt avverkat virke.</w:t>
+      </w:r>
+    </w:p>
+    <w:p>
+      <w:pPr>
+        <w:pStyle w:val="ListNumber"/>
+      </w:pPr>
+      <w:r>
+        <w:t>...</w:t>
+      </w:r>
+    </w:p>
+    <w:p>
+      <w:pPr>
+        <w:pStyle w:val="ListNumber"/>
+      </w:pPr>
+      <w:r>
+        <w:t>Virke från avverkningar som hotar höga naturvärden.</w:t>
+      </w:r>
+    </w:p>
+    <w:p>
+      <w:pPr>
+        <w:pStyle w:val="ListNumber"/>
+      </w:pPr>
+      <w:r>
+        <w:t>Virke från skog som konverteras till plantager eller icke-skogligt bruk.</w:t>
+      </w:r>
+    </w:p>
+    <w:p>
+      <w:pPr>
+        <w:pStyle w:val="ListBullet"/>
+      </w:pPr>
       <w:r>
         <w:rPr>
           <w:b/>
-        </w:rPr>
-        <w:t xml:space="preserve">Grantaggsvamp (NT) </w:t>
-      </w:r>
-      <w:r>
-        <w:t>påträffas främst i mossiga och örtrika äldre granskogar på kalkrik mark i något fuktiga lägen, och i norr även i mager tallskog med lång kontinuitet. Arten missgynnas generellt av trakthyggesbruket och en långsiktig tillgång till värdträd bör säkras genom att man undviker att avverka kända växtplatser (SLU Artdatabanken, 2024).</w:t>
-      </w:r>
-    </w:p>
-    <w:p>
-      <w:r>
-        <w:rPr>
-          <w:b/>
-        </w:rPr>
-        <w:t>Gräddporing (VU)</w:t>
-      </w:r>
-      <w:r>
-        <w:t xml:space="preserve"> växer nästan enbart i urskogsartad barrskog på gamla, kraftigt murkna, grova och mossbelupna tallågor i något fuktiga och skuggiga lägen. Arten är placerad högst upp i Skogsstyrelsens värdepyramid för bedömning av skog med höga naturvärden och indikerar gamla och relativt orörda tallnaturskogar med höga naturvärden där det under låg tid kontinuerligt funnits inslag av grova tallågor. För att på sikt hejda artens vikande trend behöver merparten av gräddporingens nu kända växtplatser undantas från skogsbruk. Gräddporing är typisk art för </w:t>
-      </w:r>
-      <w:r>
-        <w:rPr>
           <w:i/>
         </w:rPr>
-        <w:t>9010 Taiga</w:t>
-      </w:r>
-      <w:r>
-        <w:t xml:space="preserve"> (SLU Artdatabanken, 2024; Nitare &amp; Skogsstyrelsen, 2019).</w:t>
-      </w:r>
-    </w:p>
-    <w:p>
-      <w:r>
-        <w:rPr>
-          <w:b/>
-        </w:rPr>
-        <w:t>Grönhjon (NT)</w:t>
-      </w:r>
-      <w:r>
-        <w:t xml:space="preserve"> är en skalbagge vars larvutveckling framför allt sker i grovbarkiga grenar (minst 3–5 cm tjocka) på gamla granar, men även i klena stamdelar av barrträd, främst gran, i mindre omfattning tall. Arten är knuten till gamla och gärna glesa granskogar där det finns långsamväxande träd med välutvecklat grenverk. Larverna lever i den skrovliga barken och gör en flera cm bred platt gång som mest liknar en rund håla och är tydligt nedsänkt i vedytan. I kanten av eller mitt på gången finner man en 5 mm bred, oval gång in i grenens ved där arten gör sin puppkammare. Insekten kläcks sedan ut genom samma gång. Främsta hotet är att gamla granar med grova grenar försvinner genom skogsbruk. Äldre granbestånd bör sparas så långt det är möjligt, och inte gallras eller slutavverkas (SLU Artdatabanken, 2024).</w:t>
-      </w:r>
-    </w:p>
-    <w:p>
-      <w:r>
-        <w:rPr>
-          <w:b/>
-        </w:rPr>
-        <w:t xml:space="preserve">Gytterlav </w:t>
-      </w:r>
-      <w:r>
-        <w:t xml:space="preserve">signalerar höga naturvärden i södra och mellersta Sverige, samt längs Norrlands kustland. Förekomster i söder, framför allt på trädstammar, är en indikation på gammal skogsmark med långvarig förekomst av äldre lövträd i miljöer med hög och jämn luftfuktighet. Gytterlav är typisk art för </w:t>
+        <w:t xml:space="preserve">Kommentar: </w:t>
       </w:r>
       <w:r>
         <w:rPr>
           <w:i/>
         </w:rPr>
-        <w:t xml:space="preserve">9040 Fjällbjörkskog </w:t>
-      </w:r>
-      <w:r>
-        <w:t>(Nitare &amp; Skogsstyrelsen, 2019; SLU Artdatabanken, 2025).</w:t>
-      </w:r>
-    </w:p>
-    <w:p>
-      <w:r>
-        <w:rPr>
-          <w:b/>
-        </w:rPr>
-        <w:t>Kolflarnlav (NT)</w:t>
-      </w:r>
-      <w:r>
-        <w:t xml:space="preserve"> är brandberoende och växer nästan uteslutande på kolad hård kärnved av tall. Etableringen verkar ske först 100–300 år efter brand och nytt substrat nybildas i mycket begränsad omfattning. Avverkning av tallskog av naturskogskaraktär med spår av återkommande bränder är ett hot och mängden lämplig ved att växa på för arten minskar dels på grund av naturlig nedbrytning men framförallt på grund av att det förstörs i samband med slutavverkningar, gallringar och markberedning. Såväl kolflarnlav som mörk kolflarnlav har glänsande bålfjäll och förekommer främst i tall- och blandbarrskogar av naturskogskaraktär med spår av återkommande bränder. Skogar som dessa hyser höga biologiska värden och bör skyddas. Kolflarnlav är typisk art för </w:t>
-      </w:r>
-      <w:r>
-        <w:rPr>
-          <w:i/>
-        </w:rPr>
-        <w:t>9010 Taiga</w:t>
-      </w:r>
-      <w:r>
-        <w:t xml:space="preserve"> (SLU Artdatabanken, 2024).</w:t>
-      </w:r>
-    </w:p>
-    <w:p>
-      <w:r>
-        <w:rPr>
-          <w:b/>
-        </w:rPr>
-        <w:t>Kortskaftad ärgspik (NT)</w:t>
-      </w:r>
-      <w:r>
-        <w:t xml:space="preserve"> förekommer i barrträdsdominerade skogar och växer nästan uteslutande på tallved. Den föredrar gamla högstubbar i fuktig och halvöppen miljö, t.ex. i myrkanter, sumpskog och brandpräglad skog. Arten indikerar kontinuerlig tillgång till gamla högstubbar i kombination med hög och jämn luftfuktighet. Skogsbruk på lokaler med kortskaftad ärgspik utgör ett hot. På lång sikt bildas färre lämpliga substrat än vad som försvinner. Avverkning av barrträdsdominerade bestånd av naturskogskaraktär utgör ett långsiktigt hot. Naturskogsartade bestånd med riklig förekomst av gamla och grova tallhögstubbar bör undantas från skogsbruk (SLU Artdatabanken, 2024).</w:t>
-      </w:r>
-    </w:p>
-    <w:p>
-      <w:r>
-        <w:rPr>
-          <w:b/>
-        </w:rPr>
-        <w:t>Lunglav (NT)</w:t>
-      </w:r>
-      <w:r>
-        <w:t xml:space="preserve"> är en av vårt lands främsta signalarter som överallt indikerar gamla lövträd, skogsbestånd med höga naturvärden och ekosystem med långskoglig kontinuitet. Lokalt kan förekomsten vara mycket riklig men den hittas nästan enbart i gamla och ej slutavverkade skogar. Artens samtliga förekomster bör uppmärksammas från naturvårdssynpunkt, då många lokaler även hyser andra ovanliga och rödlistade arter. Rikliga förekomster bör skyddas med biotopskydd, frivilliga avsättningar eller reservat. På lunglav kan de sällsynta lavparasiterna lunglavshårprick (CR), </w:t>
-      </w:r>
-      <w:r>
-        <w:rPr>
-          <w:i/>
-        </w:rPr>
-        <w:t>Abrothallus diederichii</w:t>
-      </w:r>
-      <w:r>
-        <w:t xml:space="preserve"> (VU), </w:t>
-      </w:r>
-      <w:r>
-        <w:rPr>
-          <w:i/>
-        </w:rPr>
-        <w:t>Abrothallus lobariae</w:t>
-      </w:r>
-      <w:r>
-        <w:t xml:space="preserve"> (VU), </w:t>
-      </w:r>
-      <w:r>
-        <w:rPr>
-          <w:i/>
-        </w:rPr>
-        <w:t>Calycina lobariae</w:t>
-      </w:r>
-      <w:r>
-        <w:t xml:space="preserve"> (VU), lunglavsknapp (VU) och skrovelmössing (VU) påträffas. Lunglav är typisk art för </w:t>
-      </w:r>
-      <w:r>
-        <w:rPr>
-          <w:i/>
-        </w:rPr>
-        <w:t>9010 Taiga, 9020 Nordlig ädellövskog, 9110 Näringsfattig bokskog, 9130 Näringsrik bokskog, 9160 Näringsrik ekskog, 9180 Ädellövskog i branter, 9190 Näringsfattig ekskog, 9070 Trädklädd betesmark, 9040 Fjällbjörkskog</w:t>
-      </w:r>
-      <w:r>
-        <w:t xml:space="preserve"> och</w:t>
-      </w:r>
-      <w:r>
-        <w:rPr>
-          <w:i/>
-        </w:rPr>
-        <w:t xml:space="preserve"> 6530 Lövängar</w:t>
-      </w:r>
-      <w:r>
-        <w:t xml:space="preserve"> (SLU Artdatabanken, 2026; Nitare &amp; Skogsstyrelsen, 2019).</w:t>
-      </w:r>
-    </w:p>
-    <w:p>
-      <w:r>
-        <w:rPr>
-          <w:b/>
-        </w:rPr>
-        <w:t>Mindre märgborre</w:t>
-      </w:r>
-      <w:r>
-        <w:t xml:space="preserve"> är en signalart för tallskog med höga naturvärden och betraktas tillsammans med skarptandad barkborre som nyckelarter för ett antal sällsynta åtgärdsprogramsarter som är beroende av deras gångsystem. Bland dessa kan nämnas avlång barkborre (VU), </w:t>
-      </w:r>
-      <w:r>
-        <w:rPr>
-          <w:i/>
-        </w:rPr>
-        <w:t>Corticeus longulus</w:t>
-      </w:r>
-      <w:r>
-        <w:t xml:space="preserve"> (VU), tallgångbagge (VU), cholodkovskys bastborre (NT) och tallbarksvartbagge (NT). Den mindre märgborrens måsvingeliknande gnaggångar är lätta att känna igen och hittas ofta på grova tallgrenar på marken. Rika förekomster av främst mindre märgborre men även skarptandad barkborre är en signal för artrikedom och inventeringar har visat att det är i skogar med en naturlig självgallring som det skapas förutsättningar för dessa arter samt de efterföljande åtgärdsprogramsarterna. Tallskogar med stark förekomst av mindre märgborre och skarptandad barkborre bör avsättas som reservat. Generellt bör hänsyn tas vid slutavverkning av talldominerad skog så att avverkningsrester som gren- och toppdelar lämnas. Mindre märgborre är typisk art för </w:t>
-      </w:r>
-      <w:r>
-        <w:rPr>
-          <w:i/>
-        </w:rPr>
-        <w:t>9060 Åsbarrskog</w:t>
-      </w:r>
-      <w:r>
-        <w:t xml:space="preserve"> (SLU Artdatabanken, 2026; Pettersson, 2014; Hedgren, 2012; Gunnarsson m fl., 1999).</w:t>
-      </w:r>
-    </w:p>
-    <w:p>
-      <w:r>
-        <w:rPr>
-          <w:b/>
-        </w:rPr>
-        <w:t xml:space="preserve">Motaggsvamp (NT) </w:t>
-      </w:r>
-      <w:r>
-        <w:t xml:space="preserve">bildar mykorrhiza med tall i tallskog och hittas huvudsakligen i äldre, glesare skogsbestånd och hällmarksimpediment. Arten hotas främst av skogsavverkning och tycks försvinna efter slutavverkning, markberedning och plantering. Motaggsvamp är typisk art för </w:t>
-      </w:r>
-      <w:r>
-        <w:rPr>
-          <w:i/>
-        </w:rPr>
-        <w:t>9010 Taiga</w:t>
-      </w:r>
-      <w:r>
-        <w:t xml:space="preserve"> (SLU Artdatabanken, 2024).</w:t>
-      </w:r>
-    </w:p>
-    <w:p>
-      <w:r>
-        <w:rPr>
-          <w:b/>
-        </w:rPr>
-        <w:t>Mörk kolflarnlav (NT)</w:t>
-      </w:r>
-      <w:r>
-        <w:t xml:space="preserve"> är brandberoende och växer nästan uteslutande på kolad hård kärnved av tall. Arten förekommer främst i glesa, öppna tall- och blandbarrskogar av naturskogskaraktär och etableringen verkar ske sent efter brand, kanske först efter 100–300 år. Mörk kolflarnlav indikerar skog med höga naturvärden och vanligast är att den påträffas på rester av nedbrunna torrakor och högstubbar och lågstubbar som är så grova att hela innandömet är urbränt. Tall- och blandbarrskogar av naturskogskaraktär med spår av återkommande bränder hyser höga biologiska värden och bör skyddas (SLU Artdatabanken, 2024).</w:t>
-      </w:r>
-    </w:p>
-    <w:p>
-      <w:r>
-        <w:rPr>
-          <w:b/>
-        </w:rPr>
-        <w:t>Nordtagging (NT)</w:t>
-      </w:r>
-      <w:r>
-        <w:t xml:space="preserve"> växer främst på tallågor av grövre dimensioner och påträffas huvudsakligen i äldre skog som inte kalavverkats. Nordtaggingen missgynnas av att områden med äldre tallskog har minskat starkt. Bekämpning av skogsbränder, samtidigt som skogsbruket omvandlar naturligt glesa tallbestånd till likartade och betydligt tätare bestånd, har missgynnat arten. Bristen på gamla tallågor utgör på sikt ett allvarligt hot och återskapandet av lämpliga biotoper tar mycket lång tid. Områden med olikåldriga bestånd av tall och med stort inslag av äldre träd bör undantas från skoglig produktion (SLU Artdatabanken, 2024).</w:t>
-      </w:r>
-    </w:p>
-    <w:p>
-      <w:r>
-        <w:rPr>
-          <w:b/>
-        </w:rPr>
-        <w:t xml:space="preserve">Norrlandslav </w:t>
-      </w:r>
-      <w:r>
-        <w:t xml:space="preserve">indikerar söder om den naturliga norrlandsgränsen barrskogsbeklädda bergbranter eller andra ostörda skogsmiljöer med höga naturvärden. Norrlandslav är typisk art för </w:t>
-      </w:r>
-      <w:r>
-        <w:rPr>
-          <w:i/>
-        </w:rPr>
-        <w:t xml:space="preserve">9010 Taiga, 8110 Silikatrasmarker </w:t>
-      </w:r>
-      <w:r>
-        <w:t>och</w:t>
-      </w:r>
-      <w:r>
-        <w:rPr>
-          <w:i/>
-        </w:rPr>
-        <w:t xml:space="preserve"> 8120 Kalkrasmarker </w:t>
-      </w:r>
-      <w:r>
-        <w:t>(Nitare &amp; Skogsstyrelsen, 2000; SLU Artdatabanken, 2025).</w:t>
-      </w:r>
-    </w:p>
-    <w:p>
-      <w:r>
-        <w:rPr>
-          <w:b/>
-        </w:rPr>
-        <w:t>Nästlav</w:t>
-      </w:r>
-      <w:r>
-        <w:t xml:space="preserve"> indikerar söder om den naturliga norrlandsgränsen äldre barrskogsområden med höga naturvärden där andra ovanliga nordliga barrskogsarter kan påträffas. Nästlav är typisk art för </w:t>
-      </w:r>
-      <w:r>
-        <w:rPr>
-          <w:i/>
-        </w:rPr>
-        <w:t xml:space="preserve">9010 Taiga </w:t>
-      </w:r>
-      <w:r>
-        <w:t>(Nitare &amp; Skogsstyrelsen, 2019; SLU Artdatabanken, 2025).</w:t>
-      </w:r>
-    </w:p>
-    <w:p>
-      <w:r>
-        <w:rPr>
-          <w:b/>
-        </w:rPr>
-        <w:t>Skrovellav (NT)</w:t>
-      </w:r>
-      <w:r>
-        <w:t xml:space="preserve"> växer på gamla lövträd och på klippor i gamla skogar med hög och jämn luftfuktighet. Slutavverkning av kontinuitetsskog utgör det största hotet och lavens fortsatta förekomst bör säkerställas genom att lokaler med äldre skog skyddas. I områden med mycket hög luftfuktighet kan man på bålen av skrovellav finna de sällsynta parasitsvamparna skrovellavsknapp (EN), </w:t>
-      </w:r>
-      <w:r>
-        <w:rPr>
-          <w:i/>
-        </w:rPr>
-        <w:t>Catillaria lobariicola</w:t>
-      </w:r>
-      <w:r>
-        <w:t xml:space="preserve"> (VU) och </w:t>
-      </w:r>
-      <w:r>
-        <w:rPr>
-          <w:i/>
-        </w:rPr>
-        <w:t>Merismatium lobariae</w:t>
-      </w:r>
-      <w:r>
-        <w:t xml:space="preserve"> (DD). Skrovellav är typisk art för </w:t>
-      </w:r>
-      <w:r>
-        <w:rPr>
-          <w:i/>
-        </w:rPr>
-        <w:t xml:space="preserve">9010 Taiga, 9020 Nordlig ädellövskog, 9040 Fjällbjörkskog, 9070 Trädklädd betesmark, 9160 Näringsrik ekskog, 9180 Ädellövskog i branter, 9190 Näringsfattig ekskog, 8210 Kalkbranter </w:t>
-      </w:r>
-      <w:r>
-        <w:t xml:space="preserve">och </w:t>
-      </w:r>
-      <w:r>
-        <w:rPr>
-          <w:i/>
-        </w:rPr>
-        <w:t>6530 Lövängar</w:t>
-      </w:r>
-      <w:r>
-        <w:t xml:space="preserve"> (SLU Artdatabanken, 2026; Nitare &amp; Skogsstyrelsen, 2019).</w:t>
-      </w:r>
-    </w:p>
-    <w:p>
-      <w:r>
-        <w:rPr>
-          <w:b/>
-        </w:rPr>
-        <w:t>Stjärntagging (NT)</w:t>
-      </w:r>
-      <w:r>
-        <w:t xml:space="preserve"> signalerar inom hela sitt utbredningsområde höga naturvärden. Svampen är uttorkningskänslig och beroende av ett oförändrat fuktigt mikroklimat. Den är även beroende av en ständig tillgång på död ved i olika nedbrytningsstadier, dock ej nödvändigtvis grova träd. Tidigare påverkan på miljön måste dock ha varit så skonsam att det naturliga skogsekosystemet till stora delar har bevarats. Minskningstakten för den svenska populationen bedöms vara nära gränsvärdet för Sårbar (VU). Stjärntagging är typisk art för </w:t>
-      </w:r>
-      <w:r>
-        <w:rPr>
-          <w:i/>
-        </w:rPr>
-        <w:t xml:space="preserve">9010 Taiga, 9050 Näringsrik granskog </w:t>
-      </w:r>
-      <w:r>
-        <w:t xml:space="preserve">och </w:t>
-      </w:r>
-      <w:r>
-        <w:rPr>
-          <w:i/>
-        </w:rPr>
-        <w:t>9030 Landhöjningsskog</w:t>
-      </w:r>
-      <w:r>
-        <w:t xml:space="preserve"> (SLU Artdatabanken, 2024; Nitare &amp; Skogsstyrelsen, 2019).</w:t>
-      </w:r>
-    </w:p>
-    <w:p>
-      <w:r>
-        <w:rPr>
-          <w:b/>
-        </w:rPr>
-        <w:t>Stuplav</w:t>
-      </w:r>
-      <w:r>
-        <w:t xml:space="preserve"> är en mycket bra signalart i hela sitt utbredningsområde och förekommer nästan enbart i skogsmiljöer med höga naturvärden. Den indikerar långvarig förekomst av gamla lövträd och miljöer med konstant hög luftfuktighet. I skogar med suboceaniskt klimat finns det en mycket sällsynt parasit, njurlavsknapp </w:t>
-      </w:r>
-      <w:r>
-        <w:rPr>
-          <w:i/>
-        </w:rPr>
-        <w:t>Pletocarpon nephromeum</w:t>
-      </w:r>
-      <w:r>
-        <w:t xml:space="preserve"> (EN), som växer på stuplav. Ytterligare tre sällsynta lavparasiter, </w:t>
-      </w:r>
-      <w:r>
-        <w:rPr>
-          <w:i/>
-        </w:rPr>
-        <w:t>Protounguicularia nephromatis</w:t>
-      </w:r>
-      <w:r>
-        <w:t xml:space="preserve"> (VU), </w:t>
-      </w:r>
-      <w:r>
-        <w:rPr>
-          <w:i/>
-        </w:rPr>
-        <w:t>Refractohilum galligenum</w:t>
-      </w:r>
-      <w:r>
-        <w:t xml:space="preserve"> (NT) och </w:t>
-      </w:r>
-      <w:r>
-        <w:rPr>
-          <w:i/>
-        </w:rPr>
-        <w:t>Roselliniella nephromatis</w:t>
-      </w:r>
-      <w:r>
-        <w:t xml:space="preserve"> (DD), kan också påträffas på stuplav. Stuplav är typisk art för </w:t>
-      </w:r>
-      <w:r>
-        <w:rPr>
-          <w:i/>
-        </w:rPr>
-        <w:t>9010 Taiga</w:t>
-      </w:r>
-      <w:r>
-        <w:t xml:space="preserve"> (SLU Artdatabanken, 2026; Nitare &amp; Skogsstyrelsen, 2019).</w:t>
-      </w:r>
-    </w:p>
-    <w:p>
-      <w:r>
-        <w:rPr>
-          <w:b/>
-        </w:rPr>
-        <w:t>Vedskivlav (NT)</w:t>
-      </w:r>
-      <w:r>
-        <w:t xml:space="preserve"> växer på gammal, torr, exponerad, hård kärnved av framförallt tall i naturskogsartade bestånd. Avverkning av tallskog av naturskogskaraktär med spår av återkommande bränder är ett hot. Mängden lämplig ved att växa på för vedskivlav minskar, dels på grund av naturlig nedbrytning men framförallt på grund av att de förstörs i samband med slutavverkningar, gallringar och markberedning. Tall- och blandbarrskogar av naturskogskaraktär med spår av återkommande bränder bör skyddas. Vedskivlav är typisk art för </w:t>
-      </w:r>
-      <w:r>
-        <w:rPr>
-          <w:i/>
-        </w:rPr>
-        <w:t>9010 Taiga</w:t>
-      </w:r>
-      <w:r>
-        <w:t xml:space="preserve"> (SLU Artdatabanken, 2024).</w:t>
-      </w:r>
-    </w:p>
-    <w:p>
-      <w:r>
-        <w:rPr>
-          <w:b/>
-        </w:rPr>
-        <w:t xml:space="preserve">Vedticka </w:t>
-      </w:r>
-      <w:r>
-        <w:t xml:space="preserve">är en bra signalart söder om den naturliga norrlandsgränsen. Den är huvudsakligen knuten till äldre barrskogar där det föreligger långvarig kontinuitet av död barrved. Vedticka är typisk art för </w:t>
-      </w:r>
-      <w:r>
-        <w:rPr>
-          <w:i/>
-        </w:rPr>
-        <w:t xml:space="preserve">9010 Taiga </w:t>
-      </w:r>
-      <w:r>
-        <w:t>(Nitare &amp; Skogsstyrelsen, 2019; SLU Artdatabanken, 2025).</w:t>
-      </w:r>
-    </w:p>
-    <w:p>
-      <w:r>
-        <w:rPr>
-          <w:b/>
-        </w:rPr>
-        <w:t xml:space="preserve">Vedtrappmossa (NT) </w:t>
-      </w:r>
-      <w:r>
-        <w:t xml:space="preserve">växer på död ved, främst i gammal granskog. Den förekommer knappast alls i fjällnära barrskogar utan finns i skogslandskapet nedom fjällen och framför allt i landets södra delar är den en mycket bra signalart för barrnaturskog med höga naturvärden. Skogsavverkning och brist på grov död ved i skogen är de allvarligaste hoten och den överlever inte kalhyggesbruk. Lokaler med sluten granskog, tillräckligt stora för att säkerställa ett kontinuerligt tillskott på grova lågor, bör undantas från storskaligt skogsbruk. Vedtrappmossa är typisk art för </w:t>
-      </w:r>
-      <w:r>
-        <w:rPr>
-          <w:i/>
-        </w:rPr>
-        <w:t>9010 Taiga</w:t>
-      </w:r>
-      <w:r>
-        <w:t xml:space="preserve"> (SLU Artdatabanken, 2024).</w:t>
-      </w:r>
-    </w:p>
-    <w:p>
-      <w:r>
-        <w:rPr>
-          <w:b/>
-        </w:rPr>
-        <w:t>Violettgrå tagellav (NT)</w:t>
-      </w:r>
-      <w:r>
-        <w:t xml:space="preserve"> växer nästan uteslutande i gamla olikåldriga barrnaturskogar med lång skoglig kontinuitet och är en utmärkt signal på skog med höga naturvärden. Slutavverkning av tidigare aldrig slutavverkad skog (kontinuitetsskog) är det största hotet. Biotopen nyskapas i begränsad omfattning och barrskog äldre än 160 år, där den violettgrå tagellaven huvudsakligen påträffas har minskat med 50% de senaste 50 åren. Lågproduktiv skogsmark där laven förekommer bör undantas från skogsbruk och rika förekomster i äldre granskog bör skyddas. Arten är känslig för uttorkning och det är väsentligt att tillräckligt stora bestånd avsätts. Violettgrå tagellav är typisk art för </w:t>
-      </w:r>
-      <w:r>
-        <w:rPr>
-          <w:i/>
-        </w:rPr>
-        <w:t>9010 Taiga</w:t>
-      </w:r>
-      <w:r>
-        <w:t xml:space="preserve"> (SLU Artdatabanken, 2024; Nitare &amp; Skogsstyrelsen, 2019).</w:t>
-      </w:r>
-    </w:p>
-    <w:p>
-      <w:r>
-        <w:rPr>
-          <w:b/>
-        </w:rPr>
-        <w:t>Violmussling (NT)</w:t>
-      </w:r>
-      <w:r>
-        <w:t xml:space="preserve"> växer på döda, oftast omkullfallna stammar av gran eller tall. De flesta fynden har gjorts i gammal, orörd skog och arten är en mycket god indikator på förekomst av lång skoglig kontinuitet. Platser som hyser stora bestånd av violmussling bör i första hand skyddas och undantas från skogsbruk. Flera sällsynta och mycket sällsynta tickor och skalbaggar är mer eller mindre starkt associerade med violtickor </w:t>
-      </w:r>
-      <w:r>
-        <w:rPr>
-          <w:i/>
-        </w:rPr>
-        <w:t>Trichaptum spp.</w:t>
-      </w:r>
-      <w:r>
-        <w:t xml:space="preserve"> och död ved som först rötats av någon </w:t>
-      </w:r>
-      <w:r>
-        <w:rPr>
-          <w:i/>
-        </w:rPr>
-        <w:t>Trichaptum-art</w:t>
-      </w:r>
-      <w:r>
-        <w:t>. Bland dessa kan nämnas gul mjukporing (CR), lämmelporing (CR), kilporing (VU), parasitporing (VU), gropig brunbagge (NT), gulbandad brunbagge</w:t>
-      </w:r>
-      <w:r>
-        <w:rPr>
-          <w:i/>
-        </w:rPr>
-        <w:t xml:space="preserve"> </w:t>
-      </w:r>
-      <w:r>
-        <w:t>(NT) och brunkantad brunbagge</w:t>
-      </w:r>
-      <w:r>
-        <w:rPr>
-          <w:i/>
-        </w:rPr>
-        <w:t xml:space="preserve"> </w:t>
-      </w:r>
-      <w:r>
-        <w:t xml:space="preserve">(DD). Violmussling är typisk art för </w:t>
-      </w:r>
-      <w:r>
-        <w:rPr>
-          <w:i/>
-        </w:rPr>
-        <w:t>9010 Taiga</w:t>
-      </w:r>
-      <w:r>
-        <w:t xml:space="preserve"> (SLU Artdatabanken, 2026; Nitare &amp; Skogsstyrelsen, 2019).</w:t>
-      </w:r>
-    </w:p>
-    <w:p>
-      <w:r>
-        <w:rPr>
-          <w:b/>
-        </w:rPr>
-        <w:t>Vitgrynig nållav (NT)</w:t>
-      </w:r>
-      <w:r>
-        <w:t xml:space="preserve"> växer nästan uteslutande på bark av gamla, senvuxna granar i skuggiga lägen med hög och jämn luftfuktighet. Den vanligaste naturtypen för arten är kontinuitetsskogar på frisk mark men den finns också i sumpgranskogar. På lång sikt utgör avverkningar av olikåldriga granskogar av naturskogskaraktär ett allvarligt hot mot arten och skogsbruksåtgärder på eller i närheten av växtplatserna bör undvikas. Naturskogsartade, fuktiga granskogar med förekomster av arten signalerar höga biologiska värden och bör bevaras (SLU Artdatabanken, 2024; Nitare &amp; Skogsstyrelsen, 2019).</w:t>
-      </w:r>
-    </w:p>
-    <w:p>
-      <w:r>
-        <w:rPr>
-          <w:b/>
-        </w:rPr>
-        <w:t>Vitplätt (NT)</w:t>
-      </w:r>
-      <w:r>
-        <w:t xml:space="preserve"> är en nedbrytare av död, hård och torr tallved och orsakar brunröta. Den förekommer mest i äldre, naturskogsliknande tallskog eller blandskog med äldre tall. Arten hotas av avverkning av gammal, senvuxen tall. I södra Sverige råder brist på lämpliga habitat och arten kan inte längre sprida sig utanför sina få kända växtplatser. Lokaler med gammal tall bör undantas från skogsbruk, i synnerhet i södra Sverige (SLU Artdatabanken, 2024).</w:t>
-      </w:r>
-    </w:p>
-    <w:p>
-      <w:r>
-        <w:rPr>
-          <w:b/>
-        </w:rPr>
-        <w:t xml:space="preserve">Vågbandad barkbock </w:t>
-      </w:r>
-      <w:r>
-        <w:t>är en långhorning vars larvutveckling sker under bark på nyligen döda stående barrträd, främst gran, mer undantagsvis på tall. Främst i stående träd, särskilt gamla, långsamvuxna granar med grov bark, även i grövre grenar, stubbar eller vindfällen. Arten är starkt knuten till naturskogsliknande granskogar, och gynnas av extrema torrsomrar som försvagar träden. Arten påverkas negativt av brist på kontinuitetsskog och en minskning av populationen pågår eller förväntas ske (SLU Artdatabanken, 2025).</w:t>
+        <w:t>Avverkning av skog med höga naturvärden samt skada på fridlysta arter strider både mot FSC Controlled Wood-standarden och FSC:s policy for associerade organisationer.</w:t>
       </w:r>
     </w:p>
     <w:p>
@@ -1274,7 +1530,136 @@
         <w:pStyle w:val="Heading1"/>
       </w:pPr>
       <w:r>
-        <w:t>Certifiering</w:t>
+        <w:t>Ur PEFC-standarden gällande lagefterlevnad</w:t>
+      </w:r>
+    </w:p>
+    <w:p>
+      <w:r>
+        <w:t>PEFC-standarden förutsätter att tillämplig svensk lagstiftning följs. Det är utsedd tillsynsmyndighet som ansvarar för tillsyn av lagens efterlevnad. PEFC-standarden återger innehållet i vissa certifieringskritiska lag- och föreskriftskrav vilka ska ingå i granskning av PEFC-systemets efterlevnad.</w:t>
+      </w:r>
+    </w:p>
+    <w:p>
+      <w:pPr>
+        <w:pStyle w:val="ListBullet"/>
+      </w:pPr>
+      <w:r>
+        <w:rPr>
+          <w:b/>
+          <w:i/>
+        </w:rPr>
+        <w:t xml:space="preserve">Kommentar: </w:t>
+      </w:r>
+      <w:r>
+        <w:rPr>
+          <w:i/>
+        </w:rPr>
+        <w:t>I den avverkningsanmälda skogen har fridlysta arter sina livsmiljöer och växtplatser. Att skada de fridlysta arternas livsmiljöer, växtplatser eller ekologiska funktion är inte tillåtet enligt artskyddsförordningen</w:t>
+      </w:r>
+    </w:p>
+    <w:p>
+      <w:r>
+        <w:br w:type="page"/>
+      </w:r>
+    </w:p>
+    <w:p>
+      <w:pPr>
+        <w:pStyle w:val="Title"/>
+      </w:pPr>
+      <w:r>
+        <w:t>BILAGA 1 –</w:t>
+        <w:br/>
+        <w:t>Fridlysta och rödlistade arter</w:t>
+      </w:r>
+    </w:p>
+    <w:p>
+      <w:pPr>
+        <w:pStyle w:val="Heading1"/>
+      </w:pPr>
+      <w:r>
+        <w:t>Knärot – ekologi samt krav på livsmiljön</w:t>
+      </w:r>
+    </w:p>
+    <w:p>
+      <w:r>
+        <w:t xml:space="preserve">Knärot är typisk art för </w:t>
+      </w:r>
+      <w:r>
+        <w:rPr>
+          <w:i/>
+        </w:rPr>
+        <w:t xml:space="preserve">9010 Taiga </w:t>
+      </w:r>
+      <w:r>
+        <w:t>och</w:t>
+      </w:r>
+      <w:r>
+        <w:rPr>
+          <w:i/>
+        </w:rPr>
+        <w:t xml:space="preserve"> 9050 Näringsrik granskog</w:t>
+      </w:r>
+      <w:r>
+        <w:t>, fridlyst enligt 8 och 15 §§ artskyddsförordningen och klassad som sårbar (VU) enligt rödlistan 2020. Knärot är beroende av hög och jämn luftfuktighet i gamla, ostörda skogsmiljöer och är känslig för snabba förändringar av ljus-/vindförhållanden eller uttorkning. På grund av ett alltför intensivt skogsbruk har den minskat med 40 (25–50) % under de senaste 60 åren och i framtiden bedöms minskningstakten uppgå till 30 (20–40) %. Till följd av att arten har en dokumenterat högre minskningstakt i förhållande till sin generationstid än vad som tidigare varit känt (data från Riksskogstaxeringen) höjdes den till hotkategori sårbar (VU) i rödlistan 2020 (SLU Artdatabanken, 2024).</w:t>
+      </w:r>
+    </w:p>
+    <w:p>
+      <w:r>
+        <w:t>En analys av 79 floraväktarlokaler åren 1990–2015 vilka återbesökts under 2020–2024 visade på en tydlig negativ påverkan på knärotsförekomster från större hyggen i närområdet (inom 150–200 m) vilket indikerar att kanteffekter har en stor påverkan på populationerna. Resultaten bekräftar knärotens känslighet för kanteffekter och visar vikten av att skydda större skogsbestånd för att bevara arten. Om det blir höga andelar (&gt;30%) hyggen inom 200 meter från en knärotsförekomst så ökar risken för att en knärotspopulation dör ut och det verkar det behövas någonstans mellan 100 och 150 meters skyddszon för att bevara arten på lång sikt (Sebestyén &amp; Sundberg, 2025). Detta stöds även av en studie (Johansson et al, 2026) baserad på data från Riksskogstaxeringen som visar att knäroten minskat med 66 % under perioden 1993–2022 samt att det finns en stark korrelation mellan minskande arealer kontinuitetsskog och lokal utdöenderisk. Knäroten uppvisade en mycket låg koloniseringsgrad (0,7 % över 10 år) i kombination med hög lokal utrotningsrisk (75,2 %), där utrotningssannolikheten ökade kraftigt när arealen kontinuitetsskog minskade mellan undersökningar, t.ex. på grund av kalhyggesbruk (Johansson et al., 2026).</w:t>
+      </w:r>
+    </w:p>
+    <w:p>
+      <w:r>
+        <w:t xml:space="preserve">Samuel Johnsons doktorsavhandling </w:t>
+      </w:r>
+      <w:r>
+        <w:rPr>
+          <w:i/>
+        </w:rPr>
+        <w:t>“Retention Forestry as a Conservation Measure for Boreal Forest Ground Vegetation”</w:t>
+      </w:r>
+      <w:r>
+        <w:t xml:space="preserve"> (SLU, Uppsala 2014) visar att det krävs väl tilltagna skyddszoner för att knärotens växtplatser inte ska ta skada av skogsbruksåtgärder i intilliggande områden: </w:t>
+      </w:r>
+      <w:r>
+        <w:rPr>
+          <w:i/>
+        </w:rPr>
+        <w:t xml:space="preserve">“Study III shows that retention patches smaller than 0.5 ha do not lifeboat the sensitive forest herb G. repens, a species that depend on stable microclimatic conditions typical for intact forest stands.” </w:t>
+      </w:r>
+      <w:r>
+        <w:t xml:space="preserve">Vidare </w:t>
+      </w:r>
+      <w:r>
+        <w:rPr>
+          <w:i/>
+        </w:rPr>
+        <w:t>“More sensitive forest species are not lifeboated in retention patches ranging from 0.05 to 0.5 ha (Papers II &amp; III).”</w:t>
+      </w:r>
+    </w:p>
+    <w:p>
+      <w:r>
+        <w:t xml:space="preserve">Johnsons (2014) rekommendation på minst 50 meters breda skyddszoner runt knärotens växtplatser motsvarar en areal på 0,78 hektar, vilket ligger i linje med andra studier som gjorts på känsliga skogsarter: </w:t>
+      </w:r>
+      <w:r>
+        <w:rPr>
+          <w:i/>
+        </w:rPr>
+        <w:t>“In study III I also show that translocated specimens of G. repens survives well in mature forests at least 50 m from the nearest edge to an open area. Moreover, measures of temperature and humidity show that such distances from an open area is far enough to offer a microclimate that is more stable compared to what present in retention patches of around 0.1 ha. This means that the very centre of a circular patch with radius 50 m (equals a size of 0.78 ha) should offer conditions similar to interior forest and would perhaps be a suitable habitat for G. repens and similar species. Previous studies from both North America and Sweden have also concluded that patches between 0.5 and one ha are sufficient for preserving interior forest vegetation as well as sensitive lichens and bryophytes (de Graaf &amp; Roberts 2009; Halpern et al. 2012; Rudolphi et al. 2014).”</w:t>
+      </w:r>
+    </w:p>
+    <w:p>
+      <w:r>
+        <w:t>Ytterligare en studie (Koelmeijer m.fl., 2022) inkluderar knärotens skyddsbehov. I uppsatsen berörs problemet med uttorkning för växter, bl.a. för knärot, ett problem som blivit accentuerat på grund av den pågående klimatförändringen och torra somrar, t.ex. den exceptionellt torra sommaren 2018. I uppsatsen undersöks områden med tre olika avstånd från kalhyggeskant med avseende på skydd bl.a. för knärot. Det första området har avstånd upp till 20 m från hyggeskant (Strong edge effect), det andra 20–40 m från hyggeskant (Weak edge effect) och det tredje avser större avstånd från hyggeskant, där kanteffekten anses vara försumbar (Interior). Ett resultat var att man fann stor eller mycket stor uttorkningseffekt på känsliga och rödlistade skogsarter vid de kortare avstånden till hyggeskant, medan effekt av uttorkning inte konstaterades på större avstånd (Interior). För orkidén knärot fann man en rik förekomst (upp till 0,06 dm2/m2) på stort avstånd från hyggeskant (Interior), medan förekomsten var liten eller närmast försumbar i de områden som klassificerades som Weak edge effect respektive Strong edge effect. Arbetet påpekar att de allt oftare förekommande torra somrarna ger ytterligare skäl att utöka skyddsavståndet från hyggen till den fuktkrävande arten knärot (Koelmeijer m.fl., 2022).</w:t>
+      </w:r>
+    </w:p>
+    <w:p>
+      <w:r>
+        <w:t>Även Skogsstyrelsens egen vägledning för hänsyn till knärot ligger i linje med ovanstående forskningsstudier. Av vägledningen framgår det att för med hög sannolikhet kunna bevara befintliga förekomster krävs relativt stora avsättningar av uppvuxen skog med slutet och relativt tätt kronskikt. Som riktlinje kan krävas ett avstånd på 50 meter in från brynet för att vidmakthålla ett fungerande mikroklimat. Detta innebär att fristående hänsynsytor för många arter (kärlväxter, lavar och mossor) kan behöva ha en area överstigande 0,8 hektar (cirkelyta med radien 50 meter = 0,78 hektar) för att bibehålla lokalklimatet. Även ganska små förändringar i form av förändrade ljus- och fuktighetsförhållanden, till exempel till följd av gallring, kan leda till att arten försvinner till följd av konkurrens med mera ljuskrävande och snabbväxande arter (Skogsstyrelsen, 2022).</w:t>
+      </w:r>
+    </w:p>
+    <w:p>
+      <w:r>
+        <w:t>Vid tillämpning av försiktighetsprincipen enligt 2 kap. 3 § miljöbalken bör sålunda 100–150 meters skyddszon lämnas runt knärotens växtplatser.</w:t>
       </w:r>
     </w:p>
     <w:p>
@@ -1282,137 +1667,205 @@
         <w:pStyle w:val="Heading2"/>
       </w:pPr>
       <w:r>
-        <w:t>Ur FSC-standarden</w:t>
-      </w:r>
-    </w:p>
-    <w:p>
-      <w:r>
-        <w:rPr>
-          <w:b/>
-        </w:rPr>
-        <w:t xml:space="preserve">PRINCIP 1: LAGEFTERLEVNAD: </w:t>
-      </w:r>
-      <w:r>
-        <w:t>Certifikatsinnehavaren ska följa alla tillämpliga lagar, förordningar och nationellt ratificerade internationella avtal, konventioner och överenskommelser.</w:t>
-      </w:r>
-    </w:p>
-    <w:p>
-      <w:r>
-        <w:rPr>
-          <w:b/>
-        </w:rPr>
-        <w:t xml:space="preserve">1.3.1 </w:t>
-      </w:r>
-      <w:r>
-        <w:t>Tillämpliga lagar och föreskrifter för brukandet av skogen följs.</w:t>
+        <w:t>Referenser – knärot</w:t>
+      </w:r>
+    </w:p>
+    <w:p>
+      <w:r>
+        <w:t xml:space="preserve">de Graaf M &amp; Roberts M.R., 2009. </w:t>
+      </w:r>
+      <w:r>
+        <w:rPr>
+          <w:i/>
+        </w:rPr>
+        <w:t xml:space="preserve">Short-term response of the herbaceous layer within leave patches after harvest. </w:t>
+      </w:r>
+      <w:r>
+        <w:t>Forest Ecology and Management 257, 1014–1025.</w:t>
+      </w:r>
+    </w:p>
+    <w:p>
+      <w:r>
+        <w:t xml:space="preserve">Halpern, C. B., Halaj, J., Evans, S. A., &amp; Dovciak, M., 2012. </w:t>
+      </w:r>
+      <w:r>
+        <w:rPr>
+          <w:i/>
+        </w:rPr>
+        <w:t xml:space="preserve">Level and pattern of overstory retention interact to shape long-term responses of understories to timber harvest. </w:t>
+      </w:r>
+      <w:r>
+        <w:t>Ecological Applications, 22, 2049–2064.</w:t>
+      </w:r>
+    </w:p>
+    <w:p>
+      <w:r>
+        <w:t>Johansson, V., Jansson, M. och Bergman, K-O</w:t>
+      </w:r>
+      <w:r>
+        <w:rPr>
+          <w:i/>
+        </w:rPr>
+        <w:t>.</w:t>
+      </w:r>
+      <w:r>
+        <w:t>, 2026.</w:t>
+      </w:r>
+      <w:r>
+        <w:rPr>
+          <w:i/>
+        </w:rPr>
+        <w:t xml:space="preserve"> A 30-year population decline of a threatened forest orchid associated with old growth forests</w:t>
+      </w:r>
+      <w:r>
+        <w:t>. Department of Physics, Chemistry and Biology (IFM), Linköping University.</w:t>
+      </w:r>
+    </w:p>
+    <w:p>
+      <w:r>
+        <w:t xml:space="preserve">Johnson, S., 2014. </w:t>
+      </w:r>
+      <w:r>
+        <w:rPr>
+          <w:i/>
+        </w:rPr>
+        <w:t>Retention Forestry as a Conservation Measure for Boreal Forest Ground Vegetation</w:t>
+      </w:r>
+      <w:r>
+        <w:t>. Doktorsavhandling, SLU, Uppsala.</w:t>
+      </w:r>
+    </w:p>
+    <w:p>
+      <w:r>
+        <w:t xml:space="preserve">Koelmeijer, I. A., Ehrlén, J., Jönsson, M., De Frenne, P., Berg, P., Andersson, J., Weibull, H. &amp; Hylander, N. 2022. </w:t>
+      </w:r>
+      <w:r>
+        <w:rPr>
+          <w:i/>
+        </w:rPr>
+        <w:t xml:space="preserve">Interactive effects of drought and edge exposure on old-growth forest understory species. </w:t>
+      </w:r>
+      <w:r>
+        <w:t>Landscape Ecology, 37, sid 1839–1853.</w:t>
+      </w:r>
+    </w:p>
+    <w:p>
+      <w:r>
+        <w:t xml:space="preserve">Rudolphi, J., Jönsson, M. T., &amp; Gustafsson, L., 2014. </w:t>
+      </w:r>
+      <w:r>
+        <w:rPr>
+          <w:i/>
+        </w:rPr>
+        <w:t xml:space="preserve">Biological legacies buffer local species extinction after logging. </w:t>
+      </w:r>
+      <w:r>
+        <w:t>Journal of Applied Ecology. 51, 53–62.</w:t>
+      </w:r>
+    </w:p>
+    <w:p>
+      <w:r>
+        <w:t xml:space="preserve">Sebestyén, L. och Sundberg, S. 2025.  </w:t>
+      </w:r>
+      <w:r>
+        <w:rPr>
+          <w:i/>
+        </w:rPr>
+        <w:t>Påverkan på knärotslokaler från hyggen i närheten.</w:t>
+      </w:r>
+      <w:r>
+        <w:t xml:space="preserve"> DAPHNE 36:1 2025. Botaniska Sällskapet i Stockholm.</w:t>
+      </w:r>
+    </w:p>
+    <w:p>
+      <w:r>
+        <w:t xml:space="preserve">Skogsstyrelsen, 2022. </w:t>
+      </w:r>
+      <w:r>
+        <w:rPr>
+          <w:i/>
+        </w:rPr>
+        <w:t xml:space="preserve">Vägledning för hänsyn till knärot. </w:t>
+      </w:r>
+      <w:r>
+        <w:t>https://www.skogsstyrelsen.se/lag-och-tillsyn/artskydd/vagledningar-och-kunskapsstod-artskydd/vagledning-for-hansyn-till-knarot/.</w:t>
+      </w:r>
+    </w:p>
+    <w:p>
+      <w:r>
+        <w:t xml:space="preserve">SLU Artdatabanken, 2024. </w:t>
+      </w:r>
+      <w:r>
+        <w:rPr>
+          <w:i/>
+        </w:rPr>
+        <w:t xml:space="preserve">Artfaktablad. Naturvård – artfakta. </w:t>
+      </w:r>
+      <w:r>
+        <w:t>SLU Artdatabanken, Uppsala.</w:t>
       </w:r>
     </w:p>
     <w:p>
       <w:pPr>
-        <w:pStyle w:val="ListBullet"/>
+        <w:pStyle w:val="Heading1"/>
       </w:pPr>
       <w:r>
-        <w:rPr>
-          <w:b/>
+        <w:t>Lunglav – ekologi samt krav på livsmiljön</w:t>
+      </w:r>
+    </w:p>
+    <w:p>
+      <w:r>
+        <w:t xml:space="preserve">Lunglav (NT) är en av vårt lands främsta signalarter som överallt indikerar gamla lövträd, skogsbestånd med höga naturvärden och ekosystem med lång skoglig kontinuitet. Lokalt kan förekomsten vara mycket riklig men den hittas nästan enbart i gamla och ej slutavverkade skogar. Artens samtliga förekomster bör uppmärksammas från naturvårdssynpunkt, då många lokaler även hyser andra ovanliga och rödlistade arter, däribland de sällsynta lavparasiterna lunglavshårprick (CR), </w:t>
+      </w:r>
+      <w:r>
+        <w:rPr>
           <w:i/>
         </w:rPr>
-        <w:t xml:space="preserve">Kommentar: </w:t>
-      </w:r>
-      <w:r>
-        <w:t>I den avverkningsanmälda skogen har fridlysta arter sina livsmiljöer och växtplatser. Att skada de fridlysta arternas livsmiljöer, växtplatser eller ekologiska funktion är inte tillåtet enligt artskyddsförordningen.</w:t>
+        <w:t>Abrothallus diederichii</w:t>
+      </w:r>
+      <w:r>
+        <w:t xml:space="preserve"> (VU), </w:t>
       </w:r>
       <w:r>
         <w:rPr>
           <w:i/>
         </w:rPr>
-        <w:t xml:space="preserve"> EU:s medlemsländer och skogsbolag är skyldiga att agera i enlighet med EU:s fågeldirektiv där det uttryckligen står att direktivet gäller för fåglar samt för deras ägg, bon och </w:t>
-      </w:r>
-      <w:r>
-        <w:rPr>
-          <w:b/>
+        <w:t>Abrothallus lobariae</w:t>
+      </w:r>
+      <w:r>
+        <w:t xml:space="preserve"> (VU), </w:t>
+      </w:r>
+      <w:r>
+        <w:rPr>
           <w:i/>
         </w:rPr>
-        <w:t xml:space="preserve">livsmiljöer </w:t>
-      </w:r>
-      <w:r>
-        <w:t>(artikel 1). Vidare att de åtgärder som vidtas inte får leda till en försämring av den nuvarande situationen beträffande bevarandet av de fågelarter som avses i artikel 1 (artikel 13).</w:t>
-      </w:r>
-    </w:p>
-    <w:p>
-      <w:r>
-        <w:rPr>
-          <w:b/>
-        </w:rPr>
-        <w:t xml:space="preserve">6.4 </w:t>
-      </w:r>
-      <w:r>
-        <w:t>Certifikatsinnehavaren ska skydda sällsynta arter och hotade arter samt deras livsmiljöer inom skogsbruksenheten. Det ska ske genom avsättningar, andra skyddade områden och genom att skapa konnektivitet och/eller genom andra direkta åtgärder som gynnar dessa arters överlevnad och livskraft. Åtgärderna ska stå i förhållande till brukandets skala, intensitet och risk, samt till sällsynta och hotade arters bevarandestatus och ekologiska krav. Certifikatsinnehavaren ska beakta den geografiska spridningen och ekologiska krav hos sällsynta och hotade arter utanför skogsbruksenhetens gränser när beslut om åtgärder inom skogsbruksenheten ska fattas.</w:t>
-      </w:r>
-    </w:p>
-    <w:p>
-      <w:r>
-        <w:rPr>
-          <w:b/>
-        </w:rPr>
-        <w:t xml:space="preserve">6.4.1 </w:t>
-      </w:r>
-      <w:r>
-        <w:t>Följande biotoper undantas från alla skogsbruksåtgärder, förutom åtgärder påkallade för att bevara eller främja biotopens naturliga eller hävdbetingade biologiska mångfald:</w:t>
-      </w:r>
-    </w:p>
-    <w:p>
-      <w:pPr>
-        <w:ind w:left="357"/>
-      </w:pPr>
-      <w:r>
-        <w:t>b) nyckelbiotoper enligt Skogsstyrelsens definition och metod (1995)</w:t>
-      </w:r>
-    </w:p>
-    <w:p>
-      <w:pPr>
-        <w:pStyle w:val="ListBullet"/>
-      </w:pPr>
-      <w:r>
-        <w:rPr>
-          <w:b/>
+        <w:t>Calycina lobariae</w:t>
+      </w:r>
+      <w:r>
+        <w:t xml:space="preserve"> (VU), lunglavsknapp (VU) och skrovelmössing (VU), som växer på lunglav. Rikliga förekomster med lunglav bör skyddas med biotopskydd, frivilliga avsättningar eller reservat (SLU Artdatabanken, 2026; Nitare &amp; Skogsstyrelsen, 2019).</w:t>
+      </w:r>
+    </w:p>
+    <w:p>
+      <w:r>
+        <w:t xml:space="preserve">Lunglav är typisk art för </w:t>
+      </w:r>
+      <w:r>
+        <w:rPr>
           <w:i/>
         </w:rPr>
-        <w:t xml:space="preserve">Kommentar: </w:t>
+        <w:t>9010 Taiga, 9020 Nordlig ädellövskog, 9110 Näringsfattig bokskog, 9130 Näringsrik bokskog, 9160 Näringsrik ekskog, 9180 Ädellövskog i branter, 9190 Näringsfattig ekskog, 9070 Trädklädd betesmark, 9040 Fjällbjörkskog</w:t>
+      </w:r>
+      <w:r>
+        <w:t xml:space="preserve"> och</w:t>
       </w:r>
       <w:r>
         <w:rPr>
           <w:i/>
         </w:rPr>
-        <w:t>I det avverkningsanmälda skogsområdet har 39 rödlistade arter och signalarter påträffats. Detta ska jämföras med Skogsstyrelsens uppföljning 2017 av nyckelbiotoper som visade att man i genomsnitt hittar 20,6 olika rödlistade arter och signalarter i en nyckelbiotop (Wijk, S. 2017. Biologisk mångfald i nyckelbiotoper – Resultat från inventeringen “Uppföljning biologisk mångfald” 2009–2015. Rapport 4/2017 Skogsstyrelsen, Jönköping).</w:t>
-      </w:r>
-    </w:p>
-    <w:p>
-      <w:r>
-        <w:rPr>
-          <w:b/>
-        </w:rPr>
-        <w:t xml:space="preserve">6.4.3 </w:t>
-      </w:r>
-      <w:r>
-        <w:t>Bevarandeåtgärder genomförs för de kända förekomster av rödlistade arter som påverkas av skogsbruk.</w:t>
-      </w:r>
-    </w:p>
-    <w:p>
-      <w:pPr>
-        <w:pStyle w:val="ListBullet"/>
-      </w:pPr>
-      <w:r>
-        <w:rPr>
-          <w:b/>
-          <w:i/>
-        </w:rPr>
-        <w:t xml:space="preserve">Kommentar: </w:t>
-      </w:r>
-      <w:r>
-        <w:rPr>
-          <w:i/>
-        </w:rPr>
-        <w:t>I det avverkningsanmälda skogsområdet har 46 naturvårdsarter varav 27 rödlistade arter sina livsmiljöer och växtplatser.</w:t>
+        <w:t xml:space="preserve"> 6530 Lövängar</w:t>
+      </w:r>
+      <w:r>
+        <w:t xml:space="preserve"> (SLU Artdatabanken, 2026).</w:t>
       </w:r>
     </w:p>
     <w:p>
@@ -1420,18 +1873,63 @@
         <w:pStyle w:val="Heading2"/>
       </w:pPr>
       <w:r>
-        <w:t>Ur Chain of Custody Certification (FSC-STD-40-004 ver 3.0)</w:t>
-      </w:r>
-    </w:p>
-    <w:p>
-      <w:r>
-        <w:rPr>
-          <w:b/>
-        </w:rPr>
-        <w:t xml:space="preserve">1.3 </w:t>
-      </w:r>
-      <w:r>
-        <w:t xml:space="preserve">The organization shall commit to the FSC values as defined in FSC-POL-01-004 Policy for the Association of Organizations with FSC. </w:t>
+        <w:t>Referenser – lunglav</w:t>
+      </w:r>
+    </w:p>
+    <w:p>
+      <w:r>
+        <w:t xml:space="preserve">Nitare, J. och Skogsstyrelsen, 2019. </w:t>
+      </w:r>
+      <w:r>
+        <w:rPr>
+          <w:i/>
+        </w:rPr>
+        <w:t xml:space="preserve">Skyddsvärd skog – Naturvårdsarter och andra kriterier för naturvärdesbedömning. </w:t>
+      </w:r>
+      <w:r>
+        <w:t>Skogsstyrelsen.</w:t>
+      </w:r>
+    </w:p>
+    <w:p>
+      <w:r>
+        <w:t xml:space="preserve">SLU Artdatabanken, 2026. </w:t>
+      </w:r>
+      <w:r>
+        <w:rPr>
+          <w:i/>
+        </w:rPr>
+        <w:t xml:space="preserve">Artfaktablad. Naturvård – artfakta. </w:t>
+      </w:r>
+      <w:r>
+        <w:t>SLU Artdatabanken, Uppsala.</w:t>
+      </w:r>
+    </w:p>
+    <w:p>
+      <w:pPr>
+        <w:pStyle w:val="Heading1"/>
+      </w:pPr>
+      <w:r>
+        <w:t>Talltita – ekologi samt krav på livsmiljön</w:t>
+      </w:r>
+    </w:p>
+    <w:p>
+      <w:r>
+        <w:t>Talltita är rödlistad som NT, fridlyst och prioriterad art i Skogsvårdslagen. Den omfattas av EU:s fågeldirektiv. Arten har minskat kraftigt de senaste 30 åren och minskningstakten innevarande 10-årsperiod beräknas till 20 (10–30) % (SLU Artdatabanken, 2022).</w:t>
+      </w:r>
+    </w:p>
+    <w:p>
+      <w:r>
+        <w:t>Talltita föredrar större sammanhängande barrskogar, och finns såväl i tallskog som granskog och i lövblandad barrskog. Skogens struktur är viktig och ska helst vara flerskiktad med riklig underväxt av mindre granar, björk och andra lövträd och buskar. Tillgång på murknande högstubbar är särskilt viktig, eftersom talltitan helst själv hackar ut sitt bohål (SLU Artdatabanken, 2022).</w:t>
+      </w:r>
+    </w:p>
+    <w:p>
+      <w:r>
+        <w:t>Det finns flera studier som visar att talltita är känslig för gallring och inte överlever när dess livsmiljö kalavverkas (Eggers and Low, 2014; Griesser et al., 2007; Klein, 2020). Talltitans revir är förhållandevis stora, 10–20 hektar och arten missgynnas när skogen fragmenteras. Kalavverkning av större delar av reviret innebär att det överges (Artdatabanken, 2021).</w:t>
+      </w:r>
+    </w:p>
+    <w:p>
+      <w:r>
+        <w:t>Talltitan är synnerligen trogen sitt revir så länge paret lever och biotopen förblir intakt. Paret stannar i sitt revir året om. En förlust av ett revir har därför en stor inverkan på den lokala populationen och trakthyggesbruket anses vara orsak till den svenska populationens kraftiga minskning. Talltiteparets revirtrohet innebär att närhelst under året man observerar en adult talltita så ingår denna plats i reviret (Siffczyk et al., 2003; Ekman, 1979).</w:t>
       </w:r>
     </w:p>
     <w:p>
@@ -1439,70 +1937,161 @@
         <w:pStyle w:val="Heading2"/>
       </w:pPr>
       <w:r>
-        <w:t>Ur FSC:s policy för associerade organisationer (FSC-POL-01-004)</w:t>
-      </w:r>
-    </w:p>
-    <w:p>
-      <w:r>
-        <w:t xml:space="preserve">Som “Chain of Custody”-certifierad organisation är skogsbolaget bunden av de fastställda reglerna i Del 1 Punkt 1 c) i Policy för organisationer associerade med FSC (FSC-POL-01-004 V2-0 EN + SVE version 2012-03-02): </w:t>
+        <w:t>Referenser – talltita</w:t>
+      </w:r>
+    </w:p>
+    <w:p>
+      <w:r>
+        <w:t xml:space="preserve">Eggers, S., Low, M., 2014. </w:t>
+      </w:r>
+      <w:r>
+        <w:rPr>
+          <w:i/>
+        </w:rPr>
+        <w:t xml:space="preserve">Differential demographic responses of sympatric Parids to vegetation management in boreal forest. </w:t>
+      </w:r>
+      <w:r>
+        <w:t>For. Ecol. Manage. 319, 169–175.</w:t>
+      </w:r>
+    </w:p>
+    <w:p>
+      <w:r>
+        <w:t xml:space="preserve">Ekman, J., 1979. </w:t>
+      </w:r>
+      <w:r>
+        <w:rPr>
+          <w:i/>
+        </w:rPr>
+        <w:t xml:space="preserve">Coherence, composition and territories of winter social groups of the Willow Tit Parus montanus and the Crested Tit P. cristatus. </w:t>
+      </w:r>
+      <w:r>
+        <w:t>Ornis Scandinavica, 10, pp 56–68</w:t>
+      </w:r>
+    </w:p>
+    <w:p>
+      <w:r>
+        <w:t xml:space="preserve">Griesser, M., Nystrand, M., Eggers, S., Ekman, J., 2007. </w:t>
+      </w:r>
+      <w:r>
+        <w:rPr>
+          <w:i/>
+        </w:rPr>
+        <w:t xml:space="preserve">Impact of forestry practices on fitness correlates and population productivity in an open-nesting bird species. </w:t>
+      </w:r>
+      <w:r>
+        <w:t>Conserv. Biol. 21, 767–774. https://doi.org/10.1111/j.1523- 1739.2007.00675.x</w:t>
+      </w:r>
+    </w:p>
+    <w:p>
+      <w:r>
+        <w:t xml:space="preserve">Klein, J., 2020. </w:t>
+      </w:r>
+      <w:r>
+        <w:rPr>
+          <w:i/>
+        </w:rPr>
+        <w:t xml:space="preserve">The forgotten forest – On thinning, retention, and biodiversity in the boreal forest. </w:t>
+      </w:r>
+      <w:r>
+        <w:t>Doctoral Thesis No. 2020:50</w:t>
+      </w:r>
+    </w:p>
+    <w:p>
+      <w:r>
+        <w:t xml:space="preserve">Siffczyk, C., Brotons, L., Kangas, K., Orell, M., 2003. </w:t>
+      </w:r>
+      <w:r>
+        <w:rPr>
+          <w:i/>
+        </w:rPr>
+        <w:t xml:space="preserve">Home range size of willow tits. </w:t>
+      </w:r>
+      <w:r>
+        <w:t>Oecologica, 136, 635–642 (2003)</w:t>
+      </w:r>
+    </w:p>
+    <w:p>
+      <w:r>
+        <w:t xml:space="preserve">SLU Artdatabanken, 2021. </w:t>
+      </w:r>
+      <w:r>
+        <w:rPr>
+          <w:i/>
+        </w:rPr>
+        <w:t xml:space="preserve">Artfaktablad. Naturvård – artfakta. </w:t>
+      </w:r>
+      <w:r>
+        <w:t>SLU Artdatabanken, Uppsala</w:t>
       </w:r>
     </w:p>
     <w:p>
       <w:pPr>
-        <w:pStyle w:val="ListNumber"/>
+        <w:pStyle w:val="Heading1"/>
       </w:pPr>
       <w:r>
-        <w:t>De organisationer FSC kan acceptera association med får inte direkt eller indirekt ha några kopplingar till nedanstående, oacceptabla aktiviteter:</w:t>
-      </w:r>
-    </w:p>
-    <w:p>
-      <w:pPr>
-        <w:ind w:left="357"/>
-      </w:pPr>
-      <w:r>
-        <w:t>a) Olaglig skogsavverkning och handel med olagligt avverkat virke eller skogsprodukter</w:t>
-      </w:r>
-    </w:p>
-    <w:p>
-      <w:pPr>
-        <w:ind w:left="357"/>
-      </w:pPr>
-      <w:r>
-        <w:t>...</w:t>
-      </w:r>
-    </w:p>
-    <w:p>
-      <w:pPr>
-        <w:ind w:left="357"/>
-      </w:pPr>
-      <w:r>
-        <w:t>c) Skogsbruk som förstör höga naturvärden</w:t>
-      </w:r>
-    </w:p>
-    <w:p>
-      <w:pPr>
-        <w:ind w:left="357"/>
-      </w:pPr>
-      <w:r>
-        <w:t>d) Betydande omvandling av skog till plantager eller annan, icke skoglig, markanvändning</w:t>
-      </w:r>
-    </w:p>
-    <w:p>
-      <w:pPr>
-        <w:pStyle w:val="ListBullet"/>
-      </w:pPr>
-      <w:r>
-        <w:rPr>
-          <w:b/>
+        <w:t>Tretåig hackspett – ekologi samt krav på livsmiljön</w:t>
+      </w:r>
+    </w:p>
+    <w:p>
+      <w:r>
+        <w:t xml:space="preserve">Tretåig hackspett (NT) är fridlyst enligt §4 Artskyddsförordningen och finns med som prioriterad art i Skogsstyrelsen vägledning för skogsbruket (bilaga 4 till SVL). I vägledningen står bland annat att: </w:t>
+      </w:r>
+      <w:r>
+        <w:rPr>
           <w:i/>
         </w:rPr>
-        <w:t xml:space="preserve">Kommentar: </w:t>
+        <w:t xml:space="preserve">“Tretåig hackspett har stora arealkrav och höga krav på sin livsmiljö. Omdaningen av naturskogar till kulturskogar medför en förlust av viktiga miljöer, något som förstärks av ökad fragmentering till följd av avverkningar.” </w:t>
+      </w:r>
+      <w:r>
+        <w:t xml:space="preserve">Vidare att: </w:t>
       </w:r>
       <w:r>
         <w:rPr>
           <w:i/>
         </w:rPr>
-        <w:t>Avverkning av skog med höga naturvärden samt skada på fridlysta arter strider både mot FSC Controlled Wood-standarden och FSC:s policy for associerade organisationer.</w:t>
+        <w:t>“Områden med dokumenterad permanent förekomst i naturskogsmiljöer har vanligen så stora naturvärden att skogsbruk är olämpligt”</w:t>
+      </w:r>
+      <w:r>
+        <w:t xml:space="preserve"> (SLU Artdatabanken, 2024; Skogsstyrelsen, 2016)</w:t>
+      </w:r>
+      <w:r>
+        <w:rPr>
+          <w:i/>
+        </w:rPr>
+        <w:t>.</w:t>
+      </w:r>
+    </w:p>
+    <w:p>
+      <w:r>
+        <w:t>Tretåig hackspett är beroende av större sammanhängande naturskogar med kontinuerlig tillgång och nybildning av död ved och fragmentering av livsmiljöerna utgör ett stort hot mot arten (se exempelvis Stachura-Skierczynska et al., 2009; Wesolowski et al., 2005; Butler et al., 2004; Pakkala et al., 2002; Amcoff et al., 1996; Virkkala, 1991). Det finns studier som visar att naturskogens självgallringsprocess som den tretåiga hackspetten är beroende av, inte kan ersättas med efterlämnad hänsyn i skogsbruket (Imbeau &amp; Desrochers, 2002).</w:t>
+      </w:r>
+    </w:p>
+    <w:p>
+      <w:r>
+        <w:t>Permanenta revir av tretåig hackspett karaktäriseras ofta av artens typiska ringformigt ordnade hackmärken på framför allt gamla granar. För att säkerställa att inte revir av tretåig hackspett drabbas av avverkningsplanerna bör en inventering göras i området både under häckningstid och under vintern, då arten utnyttjar betydligt större områden än under sommarens häckningsrevir. Storleken på häckningsreviret varierar med skogstypen, förekomsten av död ved och graden av fragmentering, men är i allmänhet i storleksordningen 25–100 hektar (SLU Artdatabanken, 2024; Skogsstyrelsen, 2016).</w:t>
+      </w:r>
+    </w:p>
+    <w:p>
+      <w:r>
+        <w:t xml:space="preserve">Förutom fridlysning enligt §4 Artskyddsförordningen är tretåig hackspett även förtecknad i EU:s fågeldirektiv bilaga 1. Den är typisk art för </w:t>
+      </w:r>
+      <w:r>
+        <w:rPr>
+          <w:i/>
+        </w:rPr>
+        <w:t xml:space="preserve">9010 Taiga, 9740 Skogsbevuxen myr, 9030 Landhöjningsskog </w:t>
+      </w:r>
+      <w:r>
+        <w:t xml:space="preserve">och </w:t>
+      </w:r>
+      <w:r>
+        <w:rPr>
+          <w:i/>
+        </w:rPr>
+        <w:t>9040 Fjällbjörkskog</w:t>
+      </w:r>
+      <w:r>
+        <w:t xml:space="preserve"> samt ingår i Natura 2000 och är förtecknad i Bernkonventionen bilaga II (strikt skyddade djurarter) (SLU Artdatabanken, 2024; Skogsstyrelsen, 2016).</w:t>
       </w:r>
     </w:p>
     <w:p>
@@ -1510,62 +2099,130 @@
         <w:pStyle w:val="Heading2"/>
       </w:pPr>
       <w:r>
-        <w:t>Ur FSC Controlled Wood (FSC-STD-40-005)</w:t>
-      </w:r>
-    </w:p>
-    <w:p>
-      <w:r>
-        <w:t>Virke som inte accepteras i FSC-märkta produkter (oacceptabelt ursprung) enligt FSC Controlled Wood (FSC-STD-40-005):</w:t>
-      </w:r>
-    </w:p>
-    <w:p>
-      <w:pPr>
-        <w:pStyle w:val="ListNumber"/>
-      </w:pPr>
-      <w:r>
-        <w:t>Illegalt avverkat virke.</w:t>
-      </w:r>
-    </w:p>
-    <w:p>
-      <w:pPr>
-        <w:pStyle w:val="ListNumber"/>
-      </w:pPr>
-      <w:r>
-        <w:t>...</w:t>
-      </w:r>
-    </w:p>
-    <w:p>
-      <w:pPr>
-        <w:pStyle w:val="ListNumber"/>
-      </w:pPr>
-      <w:r>
-        <w:t>Virke från avverkningar som hotar höga naturvärden.</w:t>
-      </w:r>
-    </w:p>
-    <w:p>
-      <w:pPr>
-        <w:pStyle w:val="ListNumber"/>
-      </w:pPr>
-      <w:r>
-        <w:t>Virke från skog som konverteras till plantager eller icke-skogligt bruk.</w:t>
-      </w:r>
-    </w:p>
-    <w:p>
-      <w:pPr>
-        <w:pStyle w:val="ListBullet"/>
-      </w:pPr>
-      <w:r>
-        <w:rPr>
-          <w:b/>
+        <w:t>Referenser – tretåig hackspett</w:t>
+      </w:r>
+    </w:p>
+    <w:p>
+      <w:r>
+        <w:t xml:space="preserve">Amcoff, M. &amp; Eriksson, P. 1996. </w:t>
+      </w:r>
+      <w:r>
+        <w:rPr>
           <w:i/>
         </w:rPr>
-        <w:t xml:space="preserve">Kommentar: </w:t>
+        <w:t xml:space="preserve">Förekomst av tretåig hackspett Picoides tridactylus på bestånds- och landskapsnivå. </w:t>
+      </w:r>
+      <w:r>
+        <w:t>Ornis Svecica 6: 107–119.</w:t>
+      </w:r>
+    </w:p>
+    <w:p>
+      <w:r>
+        <w:t xml:space="preserve">Butler, R., Angelstam, P., Ekelund, P. &amp; Schlaeffer, R. 2004. </w:t>
       </w:r>
       <w:r>
         <w:rPr>
           <w:i/>
         </w:rPr>
-        <w:t>Avverkning av skog med höga naturvärden samt skada på fridlysta arter strider både mot FSC Controlled Wood-standarden och FSC:s policy for associerade organisationer.</w:t>
+        <w:t xml:space="preserve">Dead wood threshold values for the three-toed woodpecker presence in boreal and sub-Alpine forest. </w:t>
+      </w:r>
+      <w:r>
+        <w:t>Biological conservation 119(3): 305–318.</w:t>
+      </w:r>
+    </w:p>
+    <w:p>
+      <w:r>
+        <w:t xml:space="preserve">Imbeau, L. &amp; Desrochers, A. 2002. </w:t>
+      </w:r>
+      <w:r>
+        <w:rPr>
+          <w:i/>
+        </w:rPr>
+        <w:t xml:space="preserve">Foraging Ecology and Use of Drumming Trees by Three-Toed Woodpeckers. </w:t>
+      </w:r>
+      <w:r>
+        <w:t>The Journal of Wildlife Management. Vol. 66, No. 1 (Jan., 2002), pp. 222–231.</w:t>
+      </w:r>
+    </w:p>
+    <w:p>
+      <w:r>
+        <w:t xml:space="preserve">Pakkala, T., Hanski, I. &amp; Tomppo, E. 2002. </w:t>
+      </w:r>
+      <w:r>
+        <w:rPr>
+          <w:i/>
+        </w:rPr>
+        <w:t xml:space="preserve">Spatial ecology of the three-toed woodpecker in managed forest landscapes. </w:t>
+      </w:r>
+      <w:r>
+        <w:t>Silva Fennica 36(1): 279–288.</w:t>
+      </w:r>
+    </w:p>
+    <w:p>
+      <w:r>
+        <w:t xml:space="preserve">Skogsstyrelsen, 2016. </w:t>
+      </w:r>
+      <w:r>
+        <w:rPr>
+          <w:i/>
+        </w:rPr>
+        <w:t>Vägledning för hänsyn till fåglar – Tretåig hackspett.</w:t>
+      </w:r>
+    </w:p>
+    <w:p>
+      <w:r>
+        <w:t xml:space="preserve">SLU Artdatabanken, 2024. </w:t>
+      </w:r>
+      <w:r>
+        <w:rPr>
+          <w:i/>
+        </w:rPr>
+        <w:t xml:space="preserve">Artfaktablad. Naturvård – artfakta. </w:t>
+      </w:r>
+      <w:r>
+        <w:t>SLU Artdatabanken, Uppsala.</w:t>
+      </w:r>
+    </w:p>
+    <w:p>
+      <w:r>
+        <w:t xml:space="preserve">Stachura-Skierczynska, K., Tumiel, T. &amp; Skierczynski, M. 2009. </w:t>
+      </w:r>
+      <w:r>
+        <w:rPr>
+          <w:i/>
+        </w:rPr>
+        <w:t xml:space="preserve">Habitat prediction model for three-toed woodpecker and its implications for the conservation of biologically valuable forests. </w:t>
+      </w:r>
+      <w:r>
+        <w:t>Forest Ecology and Management 258(5): 697–703.</w:t>
+      </w:r>
+    </w:p>
+    <w:p>
+      <w:r>
+        <w:t xml:space="preserve">Virkkala, R. 1991. </w:t>
+      </w:r>
+      <w:r>
+        <w:rPr>
+          <w:i/>
+        </w:rPr>
+        <w:t xml:space="preserve">Population trends of forest birds in a Finnish Lapland landscape of large habitat blocks – Consequences of stochastic environmental variation or regional habitat alteration. </w:t>
+      </w:r>
+      <w:r>
+        <w:t>Biological conservation 56(2): 223–240.</w:t>
+      </w:r>
+    </w:p>
+    <w:p>
+      <w:r>
+        <w:t xml:space="preserve">Wesolowski, T., Czeszczewik, D. &amp; Rowinski, P. 2005. </w:t>
+      </w:r>
+      <w:r>
+        <w:rPr>
+          <w:i/>
+        </w:rPr>
+        <w:t xml:space="preserve">Effects of forest management on Three-toed Woodpecker Picoides tridactylus distribution in the Bialowieza Forest (NE Poland): conservation implications. </w:t>
+      </w:r>
+      <w:r>
+        <w:t>Acta Ornithologica 40(1): 53–60.</w:t>
       </w:r>
     </w:p>
     <w:p>
@@ -1573,45 +2230,193 @@
         <w:pStyle w:val="Heading1"/>
       </w:pPr>
       <w:r>
-        <w:t>Ur PEFC-standarden gällande lagefterlevnad</w:t>
-      </w:r>
-    </w:p>
-    <w:p>
-      <w:r>
-        <w:t>PEFC-standarden förutsätter att tillämplig svensk lagstiftning följs. Det är utsedd tillsynsmyndighet som ansvarar för tillsyn av lagens efterlevnad. PEFC-standarden återger innehållet i vissa certifieringskritiska lag- och föreskriftskrav vilka ska ingå i granskning av PEFC-systemets efterlevnad.</w:t>
+        <w:t>Mindre märgborre – ekologi samt krav på livsmiljön</w:t>
+      </w:r>
+    </w:p>
+    <w:p>
+      <w:r>
+        <w:t xml:space="preserve">Mindre märgborre är en signalart för tallskog med höga naturvärden och kan lätt konstateras genom sina karaktäristiska måsvingeliknande gnagspår som ofta hittas på grova tallgrenar på marken. Mindre märgborre betraktas tillsammans med skarptandad barkborre som nyckelarter, eftersom en rad sällsynta efterföljande arter är beroende av deras gångsystem. Bland dessa kan nämnas åtgärdsprogramsarterna avlång barkborre (VU), </w:t>
+      </w:r>
+      <w:r>
+        <w:rPr>
+          <w:i/>
+        </w:rPr>
+        <w:t>Corticeus longulus</w:t>
+      </w:r>
+      <w:r>
+        <w:t xml:space="preserve"> (VU), tallgångbagge (VU), cholodkovskys bastborre (NT) och tallbarksvartbagge (NT) (Pettersson, 2014; Gunnarsson m fl., 1999).</w:t>
+      </w:r>
+    </w:p>
+    <w:p>
+      <w:r>
+        <w:t>Tallskogar tillhör de livsmiljöer som förändrats i stor skala, där många kvadratmil har omvandlats till unga produktionsskogar. I sådana skogar saknas förutsättningar för de ovannämnda sällsynta barkborrarna och alltmer kunskap tyder på att skogsbrukets omvandling av skogslandskapet, missgynnar åtgärdsprogrammets arter även inne i skyddade områden (Hedgren, 2012; Hedgren m.fl., 2010; Wikars m.fl., 2010; Wikars, 2009). Orsaken är sannolikt att dagens intensiva skogsbruk trivialiserar faunan på nydöda träd. Detta sker genom att generalister förökas upp i sådan grad i den brukade skogen att dessa även kommer att dominera i de för hållandevis små och fragmenterade områden som avsätts för naturvård (Appelqvist, 2005; Janzen, 1983; Ås, 1999).</w:t>
+      </w:r>
+    </w:p>
+    <w:p>
+      <w:r>
+        <w:t>Ett tydligt exempel på en generalist som gynnas av dagens skogsbruk är större märgborre på nydöd tall. Denna utvecklas förutom i vindfällen gärna i avverkningsavfall, inklusive avverkningsstubbar och röjningsstammar. Därmed har den större märgborren möjlighet att upprätthålla stora och stabila populationer på huvuddelen av landets skogsmark, vilket leder till en trivialisering av faunan. Större märgborre inverkar sannolikt direkt negativt på arter som tolvtandad barkborre (EN) och avlång barkborre (VU), och indirekt på de som är gynnade av blånadssvampar, dvs. följearter till framförallt mindre märgborre och skarptandad barkborre. De barkborrar som missgynnas av större märgborre är i mycket högre grad gynnade av tallar som dör genom självgallring, dvs. i normalfallet skog som inte används till skogsproduktion (Pettersson, 2014; Wikars, skriftl.).</w:t>
+      </w:r>
+    </w:p>
+    <w:p>
+      <w:r>
+        <w:t xml:space="preserve">Rika förekomster av främst mindre märgborre men även skarptandad barkborre är en signal för artrikedom och inventeringar har visat att det är i skogar med en naturlig självgallring som det skapas förutsättningar för dessa arter samt de efterföljande åtgärdsprogramsarterna (Pettersson, 2014; Hedgren, 2012). Tallskogar med stark förekomst av mindre märgborre och skarptandad barkborre bör avsättas som reservat. Generellt bör hänsyn tas vid slutavverkning av talldominerad skog så att avverkningsrester som gren- och toppdelar (s.k. GROT) lämnas. Mindre märgborre är typisk art för </w:t>
+      </w:r>
+      <w:r>
+        <w:rPr>
+          <w:i/>
+        </w:rPr>
+        <w:t>9060 Åsbarrskog</w:t>
+      </w:r>
+      <w:r>
+        <w:t xml:space="preserve"> (Pettersson, 2014; SLU Artdatabanken, 2026).</w:t>
       </w:r>
     </w:p>
     <w:p>
       <w:pPr>
-        <w:pStyle w:val="ListBullet"/>
+        <w:pStyle w:val="Heading2"/>
       </w:pPr>
       <w:r>
-        <w:rPr>
-          <w:b/>
+        <w:t>Referenser – mindre märgborre</w:t>
+      </w:r>
+    </w:p>
+    <w:p>
+      <w:r>
+        <w:t xml:space="preserve">Appelqvist, T., 2005. </w:t>
+      </w:r>
+      <w:r>
+        <w:rPr>
           <w:i/>
         </w:rPr>
-        <w:t xml:space="preserve">Kommentar: </w:t>
+        <w:t>Naturvårdsbiologisk forskning. Underlag för områdesskydd i landskapet.</w:t>
+      </w:r>
+      <w:r>
+        <w:t xml:space="preserve"> Naturvårdsverket, Rapport 5452.</w:t>
+      </w:r>
+    </w:p>
+    <w:p>
+      <w:r>
+        <w:t xml:space="preserve">Gunnarsson, B., Pettersson, R. B., Hake, M. och Hultengren, S. &amp; Sjöberg, K., 1999. </w:t>
       </w:r>
       <w:r>
         <w:rPr>
           <w:i/>
         </w:rPr>
-        <w:t>I den avverkningsanmälda skogen har fridlysta arter sina livsmiljöer och växtplatser. Att skada de fridlysta arternas livsmiljöer, växtplatser eller ekologiska funktion är inte tillåtet enligt artskyddsförordningen</w:t>
-      </w:r>
-    </w:p>
-    <w:p>
-      <w:r>
-        <w:br w:type="page"/>
-      </w:r>
-    </w:p>
-    <w:p>
-      <w:pPr>
-        <w:pStyle w:val="Title"/>
-      </w:pPr>
-      <w:r>
-        <w:t>BILAGA 1 –</w:t>
-        <w:br/>
-        <w:t>Fridlysta och rödlistade arter</w:t>
+        <w:t xml:space="preserve">Spindlar och skalbaggar som indikatorer i barrskog. </w:t>
+      </w:r>
+      <w:r>
+        <w:t>Skog &amp; Forskning, Nr. 2/99, s. 46–51.</w:t>
+      </w:r>
+    </w:p>
+    <w:p>
+      <w:r>
+        <w:t xml:space="preserve">Hedgren, O., 2012. </w:t>
+      </w:r>
+      <w:r>
+        <w:rPr>
+          <w:i/>
+        </w:rPr>
+        <w:t>Hotade insekter på tallved i Dalarna.</w:t>
+      </w:r>
+      <w:r>
+        <w:t xml:space="preserve"> Länsstyrelsen Dalarna, Naturvårdsenheten. Rapport 2012:16.</w:t>
+      </w:r>
+    </w:p>
+    <w:p>
+      <w:r>
+        <w:t xml:space="preserve">Hedgren, O. 2010. </w:t>
+      </w:r>
+      <w:r>
+        <w:rPr>
+          <w:i/>
+        </w:rPr>
+        <w:t>Vedinsekter i tallskog och på brandfält i Värmland.</w:t>
+      </w:r>
+      <w:r>
+        <w:t xml:space="preserve"> Länsstyrelsen Värmland, Stencil, 39 s.</w:t>
+      </w:r>
+    </w:p>
+    <w:p>
+      <w:r>
+        <w:t xml:space="preserve">Janzen, D. H., 1983. </w:t>
+      </w:r>
+      <w:r>
+        <w:rPr>
+          <w:i/>
+        </w:rPr>
+        <w:t>No park is an island: Increase in interference from outside as park size decreases</w:t>
+      </w:r>
+      <w:r>
+        <w:t>. Oikos 41: 402–410.</w:t>
+      </w:r>
+    </w:p>
+    <w:p>
+      <w:r>
+        <w:t xml:space="preserve">Jonsell, M., Weslien, J. &amp; Ehn ström, B., 1998. </w:t>
+      </w:r>
+      <w:r>
+        <w:rPr>
+          <w:i/>
+        </w:rPr>
+        <w:t>Substrate requirements of red-listed saproxylic invertebrates in Sweden</w:t>
+      </w:r>
+      <w:r>
+        <w:t>. Biodiversity and Conserv. 7: 749–764.</w:t>
+      </w:r>
+    </w:p>
+    <w:p>
+      <w:r>
+        <w:t xml:space="preserve">Pettersson, R. B., 2014). </w:t>
+      </w:r>
+      <w:r>
+        <w:rPr>
+          <w:i/>
+        </w:rPr>
+        <w:t>Åtgärdsprogram för skalbaggar på nyligen död tall, 2014–2018.</w:t>
+      </w:r>
+      <w:r>
+        <w:t xml:space="preserve"> Rapport 6599. Bromma: Naturvårdsverket.</w:t>
+      </w:r>
+    </w:p>
+    <w:p>
+      <w:r>
+        <w:t xml:space="preserve">SLU Artdatabanken, 2026. </w:t>
+      </w:r>
+      <w:r>
+        <w:rPr>
+          <w:i/>
+        </w:rPr>
+        <w:t xml:space="preserve">Artfaktablad. Naturvård – artfakta. </w:t>
+      </w:r>
+      <w:r>
+        <w:t>SLU Artdatabanken, Uppsala.</w:t>
+      </w:r>
+    </w:p>
+    <w:p>
+      <w:r>
+        <w:t xml:space="preserve">Wikars, L.-O., Hansson, J. &amp; Hedgren, O., 2010. </w:t>
+      </w:r>
+      <w:r>
+        <w:rPr>
+          <w:i/>
+        </w:rPr>
+        <w:t>Inventering av vedlevande skalbaggar – tallskogar i Örebro län.</w:t>
+      </w:r>
+      <w:r>
+        <w:t xml:space="preserve"> Länsstyrelsen i Örebro län, publ.nr. 2010:2.</w:t>
+      </w:r>
+    </w:p>
+    <w:p>
+      <w:r>
+        <w:t xml:space="preserve">Wikars, L.-O., 2009. </w:t>
+      </w:r>
+      <w:r>
+        <w:rPr>
+          <w:i/>
+        </w:rPr>
+        <w:t>Vedskalbaggar i Hamra nationalpark, Gävleborgs län.</w:t>
+      </w:r>
+      <w:r>
+        <w:t xml:space="preserve"> Länsstyrelsen Gävleborg, Rapport 2009:14.</w:t>
       </w:r>
     </w:p>
     <w:p>
@@ -1619,12 +2424,12 @@
         <w:pStyle w:val="Heading1"/>
       </w:pPr>
       <w:r>
-        <w:t>Knärot – ekologi samt krav på livsmiljön</w:t>
-      </w:r>
-    </w:p>
-    <w:p>
-      <w:r>
-        <w:t xml:space="preserve">Knärot är typisk art för </w:t>
+        <w:t>Spillkråka – ekologi samt krav på livsmiljön</w:t>
+      </w:r>
+    </w:p>
+    <w:p>
+      <w:r>
+        <w:t xml:space="preserve">Spillkråka (§4) ingår i bilaga 1 EU:s fågeldirektiv och är typisk art för </w:t>
       </w:r>
       <w:r>
         <w:rPr>
@@ -1639,70 +2444,15 @@
         <w:rPr>
           <w:i/>
         </w:rPr>
-        <w:t xml:space="preserve"> 9050 Näringsrik granskog</w:t>
-      </w:r>
-      <w:r>
-        <w:t>, fridlyst enligt 8 och 15 §§ artskyddsförordningen och klassad som sårbar (VU) enligt rödlistan 2020. Knärot är beroende av hög och jämn luftfuktighet i gamla, ostörda skogsmiljöer och är känslig för snabba förändringar av ljus-/vindförhållanden eller uttorkning. På grund av ett alltför intensivt skogsbruk har den minskat med 40 (25–50) % under de senaste 60 åren och i framtiden bedöms minskningstakten uppgå till 30 (20–40) %. Till följd av att arten har en dokumenterat högre minskningstakt i förhållande till sin generationstid än vad som tidigare varit känt (data från Riksskogstaxeringen) höjdes den till hotkategori sårbar (VU) i rödlistan 2020 (SLU Artdatabanken, 2024).</w:t>
-      </w:r>
-    </w:p>
-    <w:p>
-      <w:r>
-        <w:t>En analys av 79 floraväktarlokaler åren 1990–2015 vilka återbesökts under 2020–2024 visade på en tydlig negativ påverkan på knärotsförekomster från större hyggen i närområdet (inom 150–200 m) vilket indikerar att kanteffekter har en stor påverkan på populationerna. Resultaten bekräftar knärotens känslighet för kanteffekter och visar vikten av att skydda större skogsbestånd för att bevara arten. Om det blir höga andelar (&gt;30%) hyggen inom 200 meter från en knärotsförekomst så ökar risken för att en knärotspopulation dör ut och det verkar det behövas någonstans mellan 100 och 150 meters skyddszon för att bevara arten på lång sikt (Sebestyén &amp; Sundberg, 2025). Detta stöds även av en studie (Johansson et al, 2026) baserad på data från Riksskogstaxeringen som visar att knäroten minskat med 66 % under perioden 1993–2022 samt att det finns en stark korrelation mellan minskande arealer kontinuitetsskog och lokal utdöenderisk. Knäroten uppvisade en mycket låg koloniseringsgrad (0,7 % över 10 år) i kombination med hög lokal utrotningsrisk (75,2 %), där utrotningssannolikheten ökade kraftigt när arealen kontinuitetsskog minskade mellan undersökningar, t.ex. på grund av kalhyggesbruk (Johansson et al., 2026).</w:t>
-      </w:r>
-    </w:p>
-    <w:p>
-      <w:r>
-        <w:t xml:space="preserve">Samuel Johnsons doktorsavhandling </w:t>
-      </w:r>
-      <w:r>
-        <w:rPr>
-          <w:i/>
-        </w:rPr>
-        <w:t>“Retention Forestry as a Conservation Measure for Boreal Forest Ground Vegetation”</w:t>
-      </w:r>
-      <w:r>
-        <w:t xml:space="preserve"> (SLU, Uppsala 2014) visar att det krävs väl tilltagna skyddszoner för att knärotens växtplatser inte ska ta skada av skogsbruksåtgärder i intilliggande områden: </w:t>
-      </w:r>
-      <w:r>
-        <w:rPr>
-          <w:i/>
-        </w:rPr>
-        <w:t xml:space="preserve">“Study III shows that retention patches smaller than 0.5 ha do not lifeboat the sensitive forest herb G. repens, a species that depend on stable microclimatic conditions typical for intact forest stands.” </w:t>
-      </w:r>
-      <w:r>
-        <w:t xml:space="preserve">Vidare </w:t>
-      </w:r>
-      <w:r>
-        <w:rPr>
-          <w:i/>
-        </w:rPr>
-        <w:t>“More sensitive forest species are not lifeboated in retention patches ranging from 0.05 to 0.5 ha (Papers II &amp; III).”</w:t>
-      </w:r>
-    </w:p>
-    <w:p>
-      <w:r>
-        <w:t xml:space="preserve">Johnsons (2014) rekommendation på minst 50 meters breda skyddszoner runt knärotens växtplatser motsvarar en areal på 0,78 hektar, vilket ligger i linje med andra studier som gjorts på känsliga skogsarter: </w:t>
-      </w:r>
-      <w:r>
-        <w:rPr>
-          <w:i/>
-        </w:rPr>
-        <w:t>“In study III I also show that translocated specimens of G. repens survives well in mature forests at least 50 m from the nearest edge to an open area. Moreover, measures of temperature and humidity show that such distances from an open area is far enough to offer a microclimate that is more stable compared to what present in retention patches of around 0.1 ha. This means that the very centre of a circular patch with radius 50 m (equals a size of 0.78 ha) should offer conditions similar to interior forest and would perhaps be a suitable habitat for G. repens and similar species. Previous studies from both North America and Sweden have also concluded that patches between 0.5 and one ha are sufficient for preserving interior forest vegetation as well as sensitive lichens and bryophytes (de Graaf &amp; Roberts 2009; Halpern et al. 2012; Rudolphi et al. 2014).”</w:t>
-      </w:r>
-    </w:p>
-    <w:p>
-      <w:r>
-        <w:t>Ytterligare en studie (Koelmeijer m.fl., 2022) inkluderar knärotens skyddsbehov. I uppsatsen berörs problemet med uttorkning för växter, bl.a. för knärot, ett problem som blivit accentuerat på grund av den pågående klimatförändringen och torra somrar, t.ex. den exceptionellt torra sommaren 2018. I uppsatsen undersöks områden med tre olika avstånd från kalhyggeskant med avseende på skydd bl.a. för knärot. Det första området har avstånd upp till 20 m från hyggeskant (Strong edge effect), det andra 20–40 m från hyggeskant (Weak edge effect) och det tredje avser större avstånd från hyggeskant, där kanteffekten anses vara försumbar (Interior). Ett resultat var att man fann stor eller mycket stor uttorkningseffekt på känsliga och rödlistade skogsarter vid de kortare avstånden till hyggeskant, medan effekt av uttorkning inte konstaterades på större avstånd (Interior). För orkidén knärot fann man en rik förekomst (upp till 0,06 dm2/m2) på stort avstånd från hyggeskant (Interior), medan förekomsten var liten eller närmast försumbar i de områden som klassificerades som Weak edge effect respektive Strong edge effect. Arbetet påpekar att de allt oftare förekommande torra somrarna ger ytterligare skäl att utöka skyddsavståndet från hyggen till den fuktkrävande arten knärot (Koelmeijer m.fl., 2022).</w:t>
-      </w:r>
-    </w:p>
-    <w:p>
-      <w:r>
-        <w:t>Även Skogsstyrelsens egen vägledning för hänsyn till knärot ligger i linje med ovanstående forskningsstudier. Av vägledningen framgår det att för med hög sannolikhet kunna bevara befintliga förekomster krävs relativt stora avsättningar av uppvuxen skog med slutet och relativt tätt kronskikt. Som riktlinje kan krävas ett avstånd på 50 meter in från brynet för att vidmakthålla ett fungerande mikroklimat. Detta innebär att fristående hänsynsytor för många arter (kärlväxter, lavar och mossor) kan behöva ha en area överstigande 0,8 hektar (cirkelyta med radien 50 meter = 0,78 hektar) för att bibehålla lokalklimatet. Även ganska små förändringar i form av förändrade ljus- och fuktighetsförhållanden, till exempel till följd av gallring, kan leda till att arten försvinner till följd av konkurrens med mera ljuskrävande och snabbväxande arter (Skogsstyrelsen, 2022).</w:t>
-      </w:r>
-    </w:p>
-    <w:p>
-      <w:r>
-        <w:t>Vid tillämpning av försiktighetsprincipen enligt 2 kap. 3 § miljöbalken bör sålunda 100–150 meters skyddszon lämnas runt knärotens växtplatser.</w:t>
+        <w:t xml:space="preserve"> 9740 Skogsbevuxen myr</w:t>
+      </w:r>
+      <w:r>
+        <w:t>. Den lever i både barr- och blandskog liksom i ren lövskog. De tätaste populationerna tenderar att finnas i äldre, variationsrik blandskog med gott om död ved och gamla träd. Varje par utnyttjar 400–1000 hektar skog beroende på skogens kvalitet. Skogsbruk med korta omloppstider och täta, homogena ungskogar utgör det största hotet (SLU Artdatabanken, 2026).</w:t>
+      </w:r>
+    </w:p>
+    <w:p>
+      <w:r>
+        <w:t>Spillkråka är en nyckelart i skogliga miljöer vars övergivna bohål utnyttjas av flera andra hålhäckande fågelarter och fladdermöss, däribland pärluggla (EN, §4), knipa (§4), salskrake (§4) och skogsduva (§4). Hökuggla (VU, §4) och slaguggla (§4) häckar ofta i högstubbar som brutits av i höjd med ett gammalt spillkråkebo (Skogsstyrelsen, 2016).</w:t>
       </w:r>
     </w:p>
     <w:p>
@@ -1710,133 +2460,26 @@
         <w:pStyle w:val="Heading2"/>
       </w:pPr>
       <w:r>
-        <w:t>Referenser – knärot</w:t>
-      </w:r>
-    </w:p>
-    <w:p>
-      <w:r>
-        <w:t xml:space="preserve">de Graaf M &amp; Roberts M.R., 2009. </w:t>
+        <w:t>Referenser – spillkråka</w:t>
+      </w:r>
+    </w:p>
+    <w:p>
+      <w:r>
+        <w:t xml:space="preserve">Skogsstyrelsen, 2016. </w:t>
       </w:r>
       <w:r>
         <w:rPr>
           <w:i/>
         </w:rPr>
-        <w:t xml:space="preserve">Short-term response of the herbaceous layer within leave patches after harvest. </w:t>
-      </w:r>
-      <w:r>
-        <w:t>Forest Ecology and Management 257, 1014–1025.</w:t>
-      </w:r>
-    </w:p>
-    <w:p>
-      <w:r>
-        <w:t xml:space="preserve">Halpern, C. B., Halaj, J., Evans, S. A., &amp; Dovciak, M., 2012. </w:t>
-      </w:r>
-      <w:r>
-        <w:rPr>
-          <w:i/>
-        </w:rPr>
-        <w:t xml:space="preserve">Level and pattern of overstory retention interact to shape long-term responses of understories to timber harvest. </w:t>
-      </w:r>
-      <w:r>
-        <w:t>Ecological Applications, 22, 2049–2064.</w:t>
-      </w:r>
-    </w:p>
-    <w:p>
-      <w:r>
-        <w:t>Johansson, V., Jansson, M. och Bergman, K-O</w:t>
-      </w:r>
-      <w:r>
-        <w:rPr>
-          <w:i/>
-        </w:rPr>
-        <w:t>.</w:t>
-      </w:r>
-      <w:r>
-        <w:t>, 2026.</w:t>
-      </w:r>
-      <w:r>
-        <w:rPr>
-          <w:i/>
-        </w:rPr>
-        <w:t xml:space="preserve"> A 30-year population decline of a threatened forest orchid associated with old growth forests</w:t>
-      </w:r>
-      <w:r>
-        <w:t>. Department of Physics, Chemistry and Biology (IFM), Linköping University.</w:t>
-      </w:r>
-    </w:p>
-    <w:p>
-      <w:r>
-        <w:t xml:space="preserve">Johnson, S., 2014. </w:t>
-      </w:r>
-      <w:r>
-        <w:rPr>
-          <w:i/>
-        </w:rPr>
-        <w:t>Retention Forestry as a Conservation Measure for Boreal Forest Ground Vegetation</w:t>
-      </w:r>
-      <w:r>
-        <w:t>. Doktorsavhandling, SLU, Uppsala.</w:t>
-      </w:r>
-    </w:p>
-    <w:p>
-      <w:r>
-        <w:t xml:space="preserve">Koelmeijer, I. A., Ehrlén, J., Jönsson, M., De Frenne, P., Berg, P., Andersson, J., Weibull, H. &amp; Hylander, N. 2022. </w:t>
-      </w:r>
-      <w:r>
-        <w:rPr>
-          <w:i/>
-        </w:rPr>
-        <w:t xml:space="preserve">Interactive effects of drought and edge exposure on old-growth forest understory species. </w:t>
-      </w:r>
-      <w:r>
-        <w:t>Landscape Ecology, 37, sid 1839–1853.</w:t>
-      </w:r>
-    </w:p>
-    <w:p>
-      <w:r>
-        <w:t xml:space="preserve">Rudolphi, J., Jönsson, M. T., &amp; Gustafsson, L., 2014. </w:t>
-      </w:r>
-      <w:r>
-        <w:rPr>
-          <w:i/>
-        </w:rPr>
-        <w:t xml:space="preserve">Biological legacies buffer local species extinction after logging. </w:t>
-      </w:r>
-      <w:r>
-        <w:t>Journal of Applied Ecology. 51, 53–62.</w:t>
-      </w:r>
-    </w:p>
-    <w:p>
-      <w:r>
-        <w:t xml:space="preserve">Sebestyén, L. och Sundberg, S. 2025.  </w:t>
-      </w:r>
-      <w:r>
-        <w:rPr>
-          <w:i/>
-        </w:rPr>
-        <w:t>Påverkan på knärotslokaler från hyggen i närheten.</w:t>
-      </w:r>
-      <w:r>
-        <w:t xml:space="preserve"> DAPHNE 36:1 2025. Botaniska Sällskapet i Stockholm.</w:t>
-      </w:r>
-    </w:p>
-    <w:p>
-      <w:r>
-        <w:t xml:space="preserve">Skogsstyrelsen, 2022. </w:t>
-      </w:r>
-      <w:r>
-        <w:rPr>
-          <w:i/>
-        </w:rPr>
-        <w:t xml:space="preserve">Vägledning för hänsyn till knärot. </w:t>
-      </w:r>
-      <w:r>
-        <w:t>https://www.skogsstyrelsen.se/lag-och-tillsyn/artskydd/vagledningar-och-kunskapsstod-artskydd/vagledning-for-hansyn-till-knarot/.</w:t>
-      </w:r>
-    </w:p>
-    <w:p>
-      <w:r>
-        <w:t xml:space="preserve">SLU Artdatabanken, 2024. </w:t>
+        <w:t xml:space="preserve">Vägledning för hänsyn till spillkråka. </w:t>
+      </w:r>
+      <w:r>
+        <w:t>Vägledningar och kunskapsstöd artskydd – Skogsstyrelsen.</w:t>
+      </w:r>
+    </w:p>
+    <w:p>
+      <w:r>
+        <w:t xml:space="preserve">SLU Artdatabanken, 2026. </w:t>
       </w:r>
       <w:r>
         <w:rPr>
@@ -1853,62 +2496,35 @@
         <w:pStyle w:val="Heading1"/>
       </w:pPr>
       <w:r>
-        <w:t>Lunglav – ekologi samt krav på livsmiljön</w:t>
-      </w:r>
-    </w:p>
-    <w:p>
-      <w:r>
-        <w:t xml:space="preserve">Lunglav (NT) är en av vårt lands främsta signalarter som överallt indikerar gamla lövträd, skogsbestånd med höga naturvärden och ekosystem med lång skoglig kontinuitet. Lokalt kan förekomsten vara mycket riklig men den hittas nästan enbart i gamla och ej slutavverkade skogar. Artens samtliga förekomster bör uppmärksammas från naturvårdssynpunkt, då många lokaler även hyser andra ovanliga och rödlistade arter, däribland de sällsynta lavparasiterna lunglavshårprick (CR), </w:t>
+        <w:t>Tjäder – ekologi samt krav på livsmiljön</w:t>
+      </w:r>
+    </w:p>
+    <w:p>
+      <w:r>
+        <w:t xml:space="preserve">Tjäder (§4) omfattas av bilaga 1 och 2 EU:s fågeldirektiv och är typisk art för </w:t>
       </w:r>
       <w:r>
         <w:rPr>
           <w:i/>
         </w:rPr>
-        <w:t>Abrothallus diederichii</w:t>
-      </w:r>
-      <w:r>
-        <w:t xml:space="preserve"> (VU), </w:t>
+        <w:t xml:space="preserve">9010 Taiga </w:t>
+      </w:r>
+      <w:r>
+        <w:t xml:space="preserve">och </w:t>
       </w:r>
       <w:r>
         <w:rPr>
           <w:i/>
         </w:rPr>
-        <w:t>Abrothallus lobariae</w:t>
-      </w:r>
-      <w:r>
-        <w:t xml:space="preserve"> (VU), </w:t>
-      </w:r>
-      <w:r>
-        <w:rPr>
-          <w:i/>
-        </w:rPr>
-        <w:t>Calycina lobariae</w:t>
-      </w:r>
-      <w:r>
-        <w:t xml:space="preserve"> (VU), lunglavsknapp (VU) och skrovelmössing (VU), som växer på lunglav. Rikliga förekomster med lunglav bör skyddas med biotopskydd, frivilliga avsättningar eller reservat (SLU Artdatabanken, 2026; Nitare &amp; Skogsstyrelsen, 2019).</w:t>
-      </w:r>
-    </w:p>
-    <w:p>
-      <w:r>
-        <w:t xml:space="preserve">Lunglav är typisk art för </w:t>
-      </w:r>
-      <w:r>
-        <w:rPr>
-          <w:i/>
-        </w:rPr>
-        <w:t>9010 Taiga, 9020 Nordlig ädellövskog, 9110 Näringsfattig bokskog, 9130 Näringsrik bokskog, 9160 Näringsrik ekskog, 9180 Ädellövskog i branter, 9190 Näringsfattig ekskog, 9070 Trädklädd betesmark, 9040 Fjällbjörkskog</w:t>
-      </w:r>
-      <w:r>
-        <w:t xml:space="preserve"> och</w:t>
-      </w:r>
-      <w:r>
-        <w:rPr>
-          <w:i/>
-        </w:rPr>
-        <w:t xml:space="preserve"> 6530 Lövängar</w:t>
-      </w:r>
-      <w:r>
-        <w:t xml:space="preserve"> (SLU Artdatabanken, 2026).</w:t>
+        <w:t>9740 Skogsbevuxen myr</w:t>
+      </w:r>
+      <w:r>
+        <w:t>. Tjädern är en utpräglad skogsfågel knuten till större sammanhängande barrskogsområden. Tupparna och hönorna utnyttjar till viss del olika miljöer, och habitatvalet varierar dessutom mellan olika delar av året. För att det ska finnas livskraftiga tjäderbestånd krävs funktionella skogslandskap med en blandning av uppvuxen, gles och luckig skog, täta sumpskogar, myrar och andra små våtmarker (Skogsstyrelsen, 2019; SLU Artdatabanken 2024).</w:t>
+      </w:r>
+    </w:p>
+    <w:p>
+      <w:r>
+        <w:t>Arten försvinner när skogen fragmenteras och den sammanlagda arealen hyggen och andra öppna områden blir för stor. Ett småskaligt och försiktigt virkesuttag genom hyggesfria metoder kan i vissa fall vara möjligt i området inom 200 m från lekcentrum. Längre ut från lekcentrum, inom 200–500 m bör den avverkade ytan inte överskrida 1 hektar för att undvika alltför stora och snabba förändringar (Skogsstyrelsen, 2019).</w:t>
       </w:r>
     </w:p>
     <w:p>
@@ -1916,26 +2532,23 @@
         <w:pStyle w:val="Heading2"/>
       </w:pPr>
       <w:r>
-        <w:t>Referenser – lunglav</w:t>
-      </w:r>
-    </w:p>
-    <w:p>
-      <w:r>
-        <w:t xml:space="preserve">Nitare, J. och Skogsstyrelsen, 2019. </w:t>
+        <w:t>Referenser – tjäder</w:t>
+      </w:r>
+    </w:p>
+    <w:p>
+      <w:r>
+        <w:t xml:space="preserve">Skogsstyrelsen, 2019. </w:t>
       </w:r>
       <w:r>
         <w:rPr>
           <w:i/>
         </w:rPr>
-        <w:t xml:space="preserve">Skyddsvärd skog – Naturvårdsarter och andra kriterier för naturvärdesbedömning. </w:t>
-      </w:r>
-      <w:r>
-        <w:t>Skogsstyrelsen.</w:t>
-      </w:r>
-    </w:p>
-    <w:p>
-      <w:r>
-        <w:t xml:space="preserve">SLU Artdatabanken, 2026. </w:t>
+        <w:t>Vägledning för hänsyn till fåglar – tjäder.</w:t>
+      </w:r>
+    </w:p>
+    <w:p>
+      <w:r>
+        <w:t xml:space="preserve">SLU Artdatabanken, 2024. </w:t>
       </w:r>
       <w:r>
         <w:rPr>
@@ -1944,663 +2557,7 @@
         <w:t xml:space="preserve">Artfaktablad. Naturvård – artfakta. </w:t>
       </w:r>
       <w:r>
-        <w:t>SLU Artdatabanken, Uppsala.</w:t>
-      </w:r>
-    </w:p>
-    <w:p>
-      <w:pPr>
-        <w:pStyle w:val="Heading1"/>
-      </w:pPr>
-      <w:r>
-        <w:t>Mindre märgborre – ekologi samt krav på livsmiljön</w:t>
-      </w:r>
-    </w:p>
-    <w:p>
-      <w:r>
-        <w:t xml:space="preserve">Mindre märgborre är en signalart för tallskog med höga naturvärden och kan lätt konstateras genom sina karaktäristiska måsvingeliknande gnagspår som ofta hittas på grova tallgrenar på marken. Mindre märgborre betraktas tillsammans med skarptandad barkborre som nyckelarter, eftersom en rad sällsynta efterföljande arter är beroende av deras gångsystem. Bland dessa kan nämnas åtgärdsprogramsarterna avlång barkborre (VU), </w:t>
-      </w:r>
-      <w:r>
-        <w:rPr>
-          <w:i/>
-        </w:rPr>
-        <w:t>Corticeus longulus</w:t>
-      </w:r>
-      <w:r>
-        <w:t xml:space="preserve"> (VU), tallgångbagge (VU), cholodkovskys bastborre (NT) och tallbarksvartbagge (NT) (Pettersson, 2014; Gunnarsson m fl., 1999).</w:t>
-      </w:r>
-    </w:p>
-    <w:p>
-      <w:r>
-        <w:t>Tallskogar tillhör de livsmiljöer som förändrats i stor skala, där många kvadratmil har omvandlats till unga produktionsskogar. I sådana skogar saknas förutsättningar för de ovannämnda sällsynta barkborrarna och alltmer kunskap tyder på att skogsbrukets omvandling av skogslandskapet, missgynnar åtgärdsprogrammets arter även inne i skyddade områden (Hedgren, 2012; Hedgren m.fl., 2010; Wikars m.fl., 2010; Wikars, 2009). Orsaken är sannolikt att dagens intensiva skogsbruk trivialiserar faunan på nydöda träd. Detta sker genom att generalister förökas upp i sådan grad i den brukade skogen att dessa även kommer att dominera i de för hållandevis små och fragmenterade områden som avsätts för naturvård (Appelqvist, 2005; Janzen, 1983; Ås, 1999).</w:t>
-      </w:r>
-    </w:p>
-    <w:p>
-      <w:r>
-        <w:t>Ett tydligt exempel på en generalist som gynnas av dagens skogsbruk är större märgborre på nydöd tall. Denna utvecklas förutom i vindfällen gärna i avverkningsavfall, inklusive avverkningsstubbar och röjningsstammar. Därmed har den större märgborren möjlighet att upprätthålla stora och stabila populationer på huvuddelen av landets skogsmark, vilket leder till en trivialisering av faunan. Större märgborre inverkar sannolikt direkt negativt på arter som tolvtandad barkborre (EN) och avlång barkborre (VU), och indirekt på de som är gynnade av blånadssvampar, dvs. följearter till framförallt mindre märgborre och skarptandad barkborre. De barkborrar som missgynnas av större märgborre är i mycket högre grad gynnade av tallar som dör genom självgallring, dvs. i normalfallet skog som inte används till skogsproduktion (Pettersson, 2014; Wikars, skriftl.).</w:t>
-      </w:r>
-    </w:p>
-    <w:p>
-      <w:r>
-        <w:t xml:space="preserve">Rika förekomster av främst mindre märgborre men även skarptandad barkborre är en signal för artrikedom och inventeringar har visat att det är i skogar med en naturlig självgallring som det skapas förutsättningar för dessa arter samt de efterföljande åtgärdsprogramsarterna (Pettersson, 2014; Hedgren, 2012). Tallskogar med stark förekomst av mindre märgborre och skarptandad barkborre bör avsättas som reservat. Generellt bör hänsyn tas vid slutavverkning av talldominerad skog så att avverkningsrester som gren- och toppdelar (s.k. GROT) lämnas. Mindre märgborre är typisk art för </w:t>
-      </w:r>
-      <w:r>
-        <w:rPr>
-          <w:i/>
-        </w:rPr>
-        <w:t>9060 Åsbarrskog</w:t>
-      </w:r>
-      <w:r>
-        <w:t xml:space="preserve"> (Pettersson, 2014; SLU Artdatabanken, 2026).</w:t>
-      </w:r>
-    </w:p>
-    <w:p>
-      <w:pPr>
-        <w:pStyle w:val="Heading2"/>
-      </w:pPr>
-      <w:r>
-        <w:t>Referenser – mindre märgborre</w:t>
-      </w:r>
-    </w:p>
-    <w:p>
-      <w:r>
-        <w:t xml:space="preserve">Appelqvist, T., 2005. </w:t>
-      </w:r>
-      <w:r>
-        <w:rPr>
-          <w:i/>
-        </w:rPr>
-        <w:t>Naturvårdsbiologisk forskning. Underlag för områdesskydd i landskapet.</w:t>
-      </w:r>
-      <w:r>
-        <w:t xml:space="preserve"> Naturvårdsverket, Rapport 5452.</w:t>
-      </w:r>
-    </w:p>
-    <w:p>
-      <w:r>
-        <w:t xml:space="preserve">Gunnarsson, B., Pettersson, R. B., Hake, M. och Hultengren, S. &amp; Sjöberg, K., 1999. </w:t>
-      </w:r>
-      <w:r>
-        <w:rPr>
-          <w:i/>
-        </w:rPr>
-        <w:t xml:space="preserve">Spindlar och skalbaggar som indikatorer i barrskog. </w:t>
-      </w:r>
-      <w:r>
-        <w:t>Skog &amp; Forskning, Nr. 2/99, s. 46–51.</w:t>
-      </w:r>
-    </w:p>
-    <w:p>
-      <w:r>
-        <w:t xml:space="preserve">Hedgren, O., 2012. </w:t>
-      </w:r>
-      <w:r>
-        <w:rPr>
-          <w:i/>
-        </w:rPr>
-        <w:t>Hotade insekter på tallved i Dalarna.</w:t>
-      </w:r>
-      <w:r>
-        <w:t xml:space="preserve"> Länsstyrelsen Dalarna, Naturvårdsenheten. Rapport 2012:16.</w:t>
-      </w:r>
-    </w:p>
-    <w:p>
-      <w:r>
-        <w:t xml:space="preserve">Hedgren, O. 2010. </w:t>
-      </w:r>
-      <w:r>
-        <w:rPr>
-          <w:i/>
-        </w:rPr>
-        <w:t>Vedinsekter i tallskog och på brandfält i Värmland.</w:t>
-      </w:r>
-      <w:r>
-        <w:t xml:space="preserve"> Länsstyrelsen Värmland, Stencil, 39 s.</w:t>
-      </w:r>
-    </w:p>
-    <w:p>
-      <w:r>
-        <w:t xml:space="preserve">Janzen, D. H., 1983. </w:t>
-      </w:r>
-      <w:r>
-        <w:rPr>
-          <w:i/>
-        </w:rPr>
-        <w:t>No park is an island: Increase in interference from outside as park size decreases</w:t>
-      </w:r>
-      <w:r>
-        <w:t>. Oikos 41: 402–410.</w:t>
-      </w:r>
-    </w:p>
-    <w:p>
-      <w:r>
-        <w:t xml:space="preserve">Jonsell, M., Weslien, J. &amp; Ehn ström, B., 1998. </w:t>
-      </w:r>
-      <w:r>
-        <w:rPr>
-          <w:i/>
-        </w:rPr>
-        <w:t>Substrate requirements of red-listed saproxylic invertebrates in Sweden</w:t>
-      </w:r>
-      <w:r>
-        <w:t>. Biodiversity and Conserv. 7: 749–764.</w:t>
-      </w:r>
-    </w:p>
-    <w:p>
-      <w:r>
-        <w:t xml:space="preserve">Pettersson, R. B., 2014). </w:t>
-      </w:r>
-      <w:r>
-        <w:rPr>
-          <w:i/>
-        </w:rPr>
-        <w:t>Åtgärdsprogram för skalbaggar på nyligen död tall, 2014–2018.</w:t>
-      </w:r>
-      <w:r>
-        <w:t xml:space="preserve"> Rapport 6599. Bromma: Naturvårdsverket.</w:t>
-      </w:r>
-    </w:p>
-    <w:p>
-      <w:r>
-        <w:t xml:space="preserve">SLU Artdatabanken, 2026. </w:t>
-      </w:r>
-      <w:r>
-        <w:rPr>
-          <w:i/>
-        </w:rPr>
-        <w:t xml:space="preserve">Artfaktablad. Naturvård – artfakta. </w:t>
-      </w:r>
-      <w:r>
-        <w:t>SLU Artdatabanken, Uppsala.</w:t>
-      </w:r>
-    </w:p>
-    <w:p>
-      <w:r>
-        <w:t xml:space="preserve">Wikars, L.-O., Hansson, J. &amp; Hedgren, O., 2010. </w:t>
-      </w:r>
-      <w:r>
-        <w:rPr>
-          <w:i/>
-        </w:rPr>
-        <w:t>Inventering av vedlevande skalbaggar – tallskogar i Örebro län.</w:t>
-      </w:r>
-      <w:r>
-        <w:t xml:space="preserve"> Länsstyrelsen i Örebro län, publ.nr. 2010:2.</w:t>
-      </w:r>
-    </w:p>
-    <w:p>
-      <w:r>
-        <w:t xml:space="preserve">Wikars, L.-O., 2009. </w:t>
-      </w:r>
-      <w:r>
-        <w:rPr>
-          <w:i/>
-        </w:rPr>
-        <w:t>Vedskalbaggar i Hamra nationalpark, Gävleborgs län.</w:t>
-      </w:r>
-      <w:r>
-        <w:t xml:space="preserve"> Länsstyrelsen Gävleborg, Rapport 2009:14.</w:t>
-      </w:r>
-    </w:p>
-    <w:p>
-      <w:pPr>
-        <w:pStyle w:val="Heading1"/>
-      </w:pPr>
-      <w:r>
-        <w:t>Spillkråka – ekologi samt krav på livsmiljön</w:t>
-      </w:r>
-    </w:p>
-    <w:p>
-      <w:r>
-        <w:t xml:space="preserve">Spillkråka (§4) ingår i bilaga 1 EU:s fågeldirektiv och är typisk art för </w:t>
-      </w:r>
-      <w:r>
-        <w:rPr>
-          <w:i/>
-        </w:rPr>
-        <w:t xml:space="preserve">9010 Taiga </w:t>
-      </w:r>
-      <w:r>
-        <w:t>och</w:t>
-      </w:r>
-      <w:r>
-        <w:rPr>
-          <w:i/>
-        </w:rPr>
-        <w:t xml:space="preserve"> 9740 Skogsbevuxen myr</w:t>
-      </w:r>
-      <w:r>
-        <w:t>. Den lever i både barr- och blandskog liksom i ren lövskog. De tätaste populationerna tenderar att finnas i äldre, variationsrik blandskog med gott om död ved och gamla träd. Varje par utnyttjar 400–1000 hektar skog beroende på skogens kvalitet. Skogsbruk med korta omloppstider och täta, homogena ungskogar utgör det största hotet (SLU Artdatabanken, 2026).</w:t>
-      </w:r>
-    </w:p>
-    <w:p>
-      <w:r>
-        <w:t>Spillkråka är en nyckelart i skogliga miljöer vars övergivna bohål utnyttjas av flera andra hålhäckande fågelarter och fladdermöss, däribland pärluggla (EN, §4), knipa (§4), salskrake (§4) och skogsduva (§4). Hökuggla (VU, §4) och slaguggla (§4) häckar ofta i högstubbar som brutits av i höjd med ett gammalt spillkråkebo (Skogsstyrelsen, 2016).</w:t>
-      </w:r>
-    </w:p>
-    <w:p>
-      <w:pPr>
-        <w:pStyle w:val="Heading2"/>
-      </w:pPr>
-      <w:r>
-        <w:t>Referenser – spillkråka</w:t>
-      </w:r>
-    </w:p>
-    <w:p>
-      <w:r>
-        <w:t xml:space="preserve">Skogsstyrelsen, 2016. </w:t>
-      </w:r>
-      <w:r>
-        <w:rPr>
-          <w:i/>
-        </w:rPr>
-        <w:t xml:space="preserve">Vägledning för hänsyn till spillkråka. </w:t>
-      </w:r>
-      <w:r>
-        <w:t>Vägledningar och kunskapsstöd artskydd – Skogsstyrelsen.</w:t>
-      </w:r>
-    </w:p>
-    <w:p>
-      <w:r>
-        <w:t xml:space="preserve">SLU Artdatabanken, 2026. </w:t>
-      </w:r>
-      <w:r>
-        <w:rPr>
-          <w:i/>
-        </w:rPr>
-        <w:t xml:space="preserve">Artfaktablad. Naturvård – artfakta. </w:t>
-      </w:r>
-      <w:r>
-        <w:t>SLU Artdatabanken, Uppsala.</w:t>
-      </w:r>
-    </w:p>
-    <w:p>
-      <w:pPr>
-        <w:pStyle w:val="Heading1"/>
-      </w:pPr>
-      <w:r>
-        <w:t>Talltita – ekologi samt krav på livsmiljön</w:t>
-      </w:r>
-    </w:p>
-    <w:p>
-      <w:r>
-        <w:t>Talltita är rödlistad som NT, fridlyst och prioriterad art i Skogsvårdslagen. Den omfattas av EU:s fågeldirektiv. Arten har minskat kraftigt de senaste 30 åren och minskningstakten innevarande 10-årsperiod beräknas till 20 (10–30) % (SLU Artdatabanken, 2022).</w:t>
-      </w:r>
-    </w:p>
-    <w:p>
-      <w:r>
-        <w:t>Talltita föredrar större sammanhängande barrskogar, och finns såväl i tallskog som granskog och i lövblandad barrskog. Skogens struktur är viktig och ska helst vara flerskiktad med riklig underväxt av mindre granar, björk och andra lövträd och buskar. Tillgång på murknande högstubbar är särskilt viktig, eftersom talltitan helst själv hackar ut sitt bohål (SLU Artdatabanken, 2022).</w:t>
-      </w:r>
-    </w:p>
-    <w:p>
-      <w:r>
-        <w:t>Det finns flera studier som visar att talltita är känslig för gallring och inte överlever när dess livsmiljö kalavverkas (Eggers and Low, 2014; Griesser et al., 2007; Klein, 2020). Talltitans revir är förhållandevis stora, 10–20 hektar och arten missgynnas när skogen fragmenteras. Kalavverkning av större delar av reviret innebär att det överges (Artdatabanken, 2021).</w:t>
-      </w:r>
-    </w:p>
-    <w:p>
-      <w:r>
-        <w:t>Talltitan är synnerligen trogen sitt revir så länge paret lever och biotopen förblir intakt. Paret stannar i sitt revir året om. En förlust av ett revir har därför en stor inverkan på den lokala populationen och trakthyggesbruket anses vara orsak till den svenska populationens kraftiga minskning. Talltiteparets revirtrohet innebär att närhelst under året man observerar en adult talltita så ingår denna plats i reviret (Siffczyk et al., 2003; Ekman, 1979).</w:t>
-      </w:r>
-    </w:p>
-    <w:p>
-      <w:pPr>
-        <w:pStyle w:val="Heading2"/>
-      </w:pPr>
-      <w:r>
-        <w:t>Referenser – talltita</w:t>
-      </w:r>
-    </w:p>
-    <w:p>
-      <w:r>
-        <w:t xml:space="preserve">Eggers, S., Low, M., 2014. </w:t>
-      </w:r>
-      <w:r>
-        <w:rPr>
-          <w:i/>
-        </w:rPr>
-        <w:t xml:space="preserve">Differential demographic responses of sympatric Parids to vegetation management in boreal forest. </w:t>
-      </w:r>
-      <w:r>
-        <w:t>For. Ecol. Manage. 319, 169–175.</w:t>
-      </w:r>
-    </w:p>
-    <w:p>
-      <w:r>
-        <w:t xml:space="preserve">Ekman, J., 1979. </w:t>
-      </w:r>
-      <w:r>
-        <w:rPr>
-          <w:i/>
-        </w:rPr>
-        <w:t xml:space="preserve">Coherence, composition and territories of winter social groups of the Willow Tit Parus montanus and the Crested Tit P. cristatus. </w:t>
-      </w:r>
-      <w:r>
-        <w:t>Ornis Scandinavica, 10, pp 56–68</w:t>
-      </w:r>
-    </w:p>
-    <w:p>
-      <w:r>
-        <w:t xml:space="preserve">Griesser, M., Nystrand, M., Eggers, S., Ekman, J., 2007. </w:t>
-      </w:r>
-      <w:r>
-        <w:rPr>
-          <w:i/>
-        </w:rPr>
-        <w:t xml:space="preserve">Impact of forestry practices on fitness correlates and population productivity in an open-nesting bird species. </w:t>
-      </w:r>
-      <w:r>
-        <w:t>Conserv. Biol. 21, 767–774. https://doi.org/10.1111/j.1523- 1739.2007.00675.x</w:t>
-      </w:r>
-    </w:p>
-    <w:p>
-      <w:r>
-        <w:t xml:space="preserve">Klein, J., 2020. </w:t>
-      </w:r>
-      <w:r>
-        <w:rPr>
-          <w:i/>
-        </w:rPr>
-        <w:t xml:space="preserve">The forgotten forest – On thinning, retention, and biodiversity in the boreal forest. </w:t>
-      </w:r>
-      <w:r>
-        <w:t>Doctoral Thesis No. 2020:50</w:t>
-      </w:r>
-    </w:p>
-    <w:p>
-      <w:r>
-        <w:t xml:space="preserve">Siffczyk, C., Brotons, L., Kangas, K., Orell, M., 2003. </w:t>
-      </w:r>
-      <w:r>
-        <w:rPr>
-          <w:i/>
-        </w:rPr>
-        <w:t xml:space="preserve">Home range size of willow tits. </w:t>
-      </w:r>
-      <w:r>
-        <w:t>Oecologica, 136, 635–642 (2003)</w:t>
-      </w:r>
-    </w:p>
-    <w:p>
-      <w:r>
-        <w:t xml:space="preserve">SLU Artdatabanken, 2021. </w:t>
-      </w:r>
-      <w:r>
-        <w:rPr>
-          <w:i/>
-        </w:rPr>
-        <w:t xml:space="preserve">Artfaktablad. Naturvård – artfakta. </w:t>
-      </w:r>
-      <w:r>
         <w:t>SLU Artdatabanken, Uppsala</w:t>
-      </w:r>
-    </w:p>
-    <w:p>
-      <w:pPr>
-        <w:pStyle w:val="Heading1"/>
-      </w:pPr>
-      <w:r>
-        <w:t>Tjäder – ekologi samt krav på livsmiljön</w:t>
-      </w:r>
-    </w:p>
-    <w:p>
-      <w:r>
-        <w:t xml:space="preserve">Tjäder (§4) omfattas av bilaga 1 och 2 EU:s fågeldirektiv och är typisk art för </w:t>
-      </w:r>
-      <w:r>
-        <w:rPr>
-          <w:i/>
-        </w:rPr>
-        <w:t xml:space="preserve">9010 Taiga </w:t>
-      </w:r>
-      <w:r>
-        <w:t xml:space="preserve">och </w:t>
-      </w:r>
-      <w:r>
-        <w:rPr>
-          <w:i/>
-        </w:rPr>
-        <w:t>9740 Skogsbevuxen myr</w:t>
-      </w:r>
-      <w:r>
-        <w:t>. Tjädern är en utpräglad skogsfågel knuten till större sammanhängande barrskogsområden. Tupparna och hönorna utnyttjar till viss del olika miljöer, och habitatvalet varierar dessutom mellan olika delar av året. För att det ska finnas livskraftiga tjäderbestånd krävs funktionella skogslandskap med en blandning av uppvuxen, gles och luckig skog, täta sumpskogar, myrar och andra små våtmarker (Skogsstyrelsen, 2019; SLU Artdatabanken 2024).</w:t>
-      </w:r>
-    </w:p>
-    <w:p>
-      <w:r>
-        <w:t>Arten försvinner när skogen fragmenteras och den sammanlagda arealen hyggen och andra öppna områden blir för stor. Ett småskaligt och försiktigt virkesuttag genom hyggesfria metoder kan i vissa fall vara möjligt i området inom 200 m från lekcentrum. Längre ut från lekcentrum, inom 200–500 m bör den avverkade ytan inte överskrida 1 hektar för att undvika alltför stora och snabba förändringar (Skogsstyrelsen, 2019).</w:t>
-      </w:r>
-    </w:p>
-    <w:p>
-      <w:pPr>
-        <w:pStyle w:val="Heading2"/>
-      </w:pPr>
-      <w:r>
-        <w:t>Referenser – tjäder</w:t>
-      </w:r>
-    </w:p>
-    <w:p>
-      <w:r>
-        <w:t xml:space="preserve">Skogsstyrelsen, 2019. </w:t>
-      </w:r>
-      <w:r>
-        <w:rPr>
-          <w:i/>
-        </w:rPr>
-        <w:t>Vägledning för hänsyn till fåglar – tjäder.</w:t>
-      </w:r>
-    </w:p>
-    <w:p>
-      <w:r>
-        <w:t xml:space="preserve">SLU Artdatabanken, 2024. </w:t>
-      </w:r>
-      <w:r>
-        <w:rPr>
-          <w:i/>
-        </w:rPr>
-        <w:t xml:space="preserve">Artfaktablad. Naturvård – artfakta. </w:t>
-      </w:r>
-      <w:r>
-        <w:t>SLU Artdatabanken, Uppsala</w:t>
-      </w:r>
-    </w:p>
-    <w:p>
-      <w:pPr>
-        <w:pStyle w:val="Heading1"/>
-      </w:pPr>
-      <w:r>
-        <w:t>Tretåig hackspett – ekologi samt krav på livsmiljön</w:t>
-      </w:r>
-    </w:p>
-    <w:p>
-      <w:r>
-        <w:t xml:space="preserve">Tretåig hackspett (NT) är fridlyst enligt §4 Artskyddsförordningen och finns med som prioriterad art i Skogsstyrelsen vägledning för skogsbruket (bilaga 4 till SVL). I vägledningen står bland annat att: </w:t>
-      </w:r>
-      <w:r>
-        <w:rPr>
-          <w:i/>
-        </w:rPr>
-        <w:t xml:space="preserve">“Tretåig hackspett har stora arealkrav och höga krav på sin livsmiljö. Omdaningen av naturskogar till kulturskogar medför en förlust av viktiga miljöer, något som förstärks av ökad fragmentering till följd av avverkningar.” </w:t>
-      </w:r>
-      <w:r>
-        <w:t xml:space="preserve">Vidare att: </w:t>
-      </w:r>
-      <w:r>
-        <w:rPr>
-          <w:i/>
-        </w:rPr>
-        <w:t>“Områden med dokumenterad permanent förekomst i naturskogsmiljöer har vanligen så stora naturvärden att skogsbruk är olämpligt”</w:t>
-      </w:r>
-      <w:r>
-        <w:t xml:space="preserve"> (SLU Artdatabanken, 2024; Skogsstyrelsen, 2016)</w:t>
-      </w:r>
-      <w:r>
-        <w:rPr>
-          <w:i/>
-        </w:rPr>
-        <w:t>.</w:t>
-      </w:r>
-    </w:p>
-    <w:p>
-      <w:r>
-        <w:t>Tretåig hackspett är beroende av större sammanhängande naturskogar med kontinuerlig tillgång och nybildning av död ved och fragmentering av livsmiljöerna utgör ett stort hot mot arten (se exempelvis Stachura-Skierczynska et al., 2009; Wesolowski et al., 2005; Butler et al., 2004; Pakkala et al., 2002; Amcoff et al., 1996; Virkkala, 1991). Det finns studier som visar att naturskogens självgallringsprocess som den tretåiga hackspetten är beroende av, inte kan ersättas med efterlämnad hänsyn i skogsbruket (Imbeau &amp; Desrochers, 2002).</w:t>
-      </w:r>
-    </w:p>
-    <w:p>
-      <w:r>
-        <w:t>Permanenta revir av tretåig hackspett karaktäriseras ofta av artens typiska ringformigt ordnade hackmärken på framför allt gamla granar. För att säkerställa att inte revir av tretåig hackspett drabbas av avverkningsplanerna bör en inventering göras i området både under häckningstid och under vintern, då arten utnyttjar betydligt större områden än under sommarens häckningsrevir. Storleken på häckningsreviret varierar med skogstypen, förekomsten av död ved och graden av fragmentering, men är i allmänhet i storleksordningen 25–100 hektar (SLU Artdatabanken, 2024; Skogsstyrelsen, 2016).</w:t>
-      </w:r>
-    </w:p>
-    <w:p>
-      <w:r>
-        <w:t xml:space="preserve">Förutom fridlysning enligt §4 Artskyddsförordningen är tretåig hackspett även förtecknad i EU:s fågeldirektiv bilaga 1. Den är typisk art för </w:t>
-      </w:r>
-      <w:r>
-        <w:rPr>
-          <w:i/>
-        </w:rPr>
-        <w:t xml:space="preserve">9010 Taiga, 9740 Skogsbevuxen myr, 9030 Landhöjningsskog </w:t>
-      </w:r>
-      <w:r>
-        <w:t xml:space="preserve">och </w:t>
-      </w:r>
-      <w:r>
-        <w:rPr>
-          <w:i/>
-        </w:rPr>
-        <w:t>9040 Fjällbjörkskog</w:t>
-      </w:r>
-      <w:r>
-        <w:t xml:space="preserve"> samt ingår i Natura 2000 och är förtecknad i Bernkonventionen bilaga II (strikt skyddade djurarter) (SLU Artdatabanken, 2024; Skogsstyrelsen, 2016).</w:t>
-      </w:r>
-    </w:p>
-    <w:p>
-      <w:pPr>
-        <w:pStyle w:val="Heading2"/>
-      </w:pPr>
-      <w:r>
-        <w:t>Referenser – tretåig hackspett</w:t>
-      </w:r>
-    </w:p>
-    <w:p>
-      <w:r>
-        <w:t xml:space="preserve">Amcoff, M. &amp; Eriksson, P. 1996. </w:t>
-      </w:r>
-      <w:r>
-        <w:rPr>
-          <w:i/>
-        </w:rPr>
-        <w:t xml:space="preserve">Förekomst av tretåig hackspett Picoides tridactylus på bestånds- och landskapsnivå. </w:t>
-      </w:r>
-      <w:r>
-        <w:t>Ornis Svecica 6: 107–119.</w:t>
-      </w:r>
-    </w:p>
-    <w:p>
-      <w:r>
-        <w:t xml:space="preserve">Butler, R., Angelstam, P., Ekelund, P. &amp; Schlaeffer, R. 2004. </w:t>
-      </w:r>
-      <w:r>
-        <w:rPr>
-          <w:i/>
-        </w:rPr>
-        <w:t xml:space="preserve">Dead wood threshold values for the three-toed woodpecker presence in boreal and sub-Alpine forest. </w:t>
-      </w:r>
-      <w:r>
-        <w:t>Biological conservation 119(3): 305–318.</w:t>
-      </w:r>
-    </w:p>
-    <w:p>
-      <w:r>
-        <w:t xml:space="preserve">Imbeau, L. &amp; Desrochers, A. 2002. </w:t>
-      </w:r>
-      <w:r>
-        <w:rPr>
-          <w:i/>
-        </w:rPr>
-        <w:t xml:space="preserve">Foraging Ecology and Use of Drumming Trees by Three-Toed Woodpeckers. </w:t>
-      </w:r>
-      <w:r>
-        <w:t>The Journal of Wildlife Management. Vol. 66, No. 1 (Jan., 2002), pp. 222–231.</w:t>
-      </w:r>
-    </w:p>
-    <w:p>
-      <w:r>
-        <w:t xml:space="preserve">Pakkala, T., Hanski, I. &amp; Tomppo, E. 2002. </w:t>
-      </w:r>
-      <w:r>
-        <w:rPr>
-          <w:i/>
-        </w:rPr>
-        <w:t xml:space="preserve">Spatial ecology of the three-toed woodpecker in managed forest landscapes. </w:t>
-      </w:r>
-      <w:r>
-        <w:t>Silva Fennica 36(1): 279–288.</w:t>
-      </w:r>
-    </w:p>
-    <w:p>
-      <w:r>
-        <w:t xml:space="preserve">Skogsstyrelsen, 2016. </w:t>
-      </w:r>
-      <w:r>
-        <w:rPr>
-          <w:i/>
-        </w:rPr>
-        <w:t>Vägledning för hänsyn till fåglar – Tretåig hackspett.</w:t>
-      </w:r>
-    </w:p>
-    <w:p>
-      <w:r>
-        <w:t xml:space="preserve">SLU Artdatabanken, 2024. </w:t>
-      </w:r>
-      <w:r>
-        <w:rPr>
-          <w:i/>
-        </w:rPr>
-        <w:t xml:space="preserve">Artfaktablad. Naturvård – artfakta. </w:t>
-      </w:r>
-      <w:r>
-        <w:t>SLU Artdatabanken, Uppsala.</w:t>
-      </w:r>
-    </w:p>
-    <w:p>
-      <w:r>
-        <w:t xml:space="preserve">Stachura-Skierczynska, K., Tumiel, T. &amp; Skierczynski, M. 2009. </w:t>
-      </w:r>
-      <w:r>
-        <w:rPr>
-          <w:i/>
-        </w:rPr>
-        <w:t xml:space="preserve">Habitat prediction model for three-toed woodpecker and its implications for the conservation of biologically valuable forests. </w:t>
-      </w:r>
-      <w:r>
-        <w:t>Forest Ecology and Management 258(5): 697–703.</w:t>
-      </w:r>
-    </w:p>
-    <w:p>
-      <w:r>
-        <w:t xml:space="preserve">Virkkala, R. 1991. </w:t>
-      </w:r>
-      <w:r>
-        <w:rPr>
-          <w:i/>
-        </w:rPr>
-        <w:t xml:space="preserve">Population trends of forest birds in a Finnish Lapland landscape of large habitat blocks – Consequences of stochastic environmental variation or regional habitat alteration. </w:t>
-      </w:r>
-      <w:r>
-        <w:t>Biological conservation 56(2): 223–240.</w:t>
-      </w:r>
-    </w:p>
-    <w:p>
-      <w:r>
-        <w:t xml:space="preserve">Wesolowski, T., Czeszczewik, D. &amp; Rowinski, P. 2005. </w:t>
-      </w:r>
-      <w:r>
-        <w:rPr>
-          <w:i/>
-        </w:rPr>
-        <w:t xml:space="preserve">Effects of forest management on Three-toed Woodpecker Picoides tridactylus distribution in the Bialowieza Forest (NE Poland): conservation implications. </w:t>
-      </w:r>
-      <w:r>
-        <w:t>Acta Ornithologica 40(1): 53–60.</w:t>
       </w:r>
     </w:p>
     <w:sectPr>
@@ -2731,7 +2688,7 @@
     <w:r>
       <w:tab/>
       <w:tab/>
-      <w:t>2026-06-20</w:t>
+      <w:t>2026-06-21</w:t>
       <w:br/>
       <w:br/>
     </w:r>

--- a/klagomål/A 60015-2025 FSC-klagomål.docx
+++ b/klagomål/A 60015-2025 FSC-klagomål.docx
@@ -2688,7 +2688,7 @@
     <w:r>
       <w:tab/>
       <w:tab/>
-      <w:t>2026-06-21</w:t>
+      <w:t>2026-06-22</w:t>
       <w:br/>
       <w:br/>
     </w:r>

--- a/klagomål/A 60015-2025 FSC-klagomål.docx
+++ b/klagomål/A 60015-2025 FSC-klagomål.docx
@@ -2688,7 +2688,7 @@
     <w:r>
       <w:tab/>
       <w:tab/>
-      <w:t>2026-06-22</w:t>
+      <w:t>2026-06-23</w:t>
       <w:br/>
       <w:br/>
     </w:r>

--- a/klagomål/A 60015-2025 FSC-klagomål.docx
+++ b/klagomål/A 60015-2025 FSC-klagomål.docx
@@ -2688,7 +2688,7 @@
     <w:r>
       <w:tab/>
       <w:tab/>
-      <w:t>2026-06-23</w:t>
+      <w:t>2026-06-24</w:t>
       <w:br/>
       <w:br/>
     </w:r>

--- a/klagomål/A 60015-2025 FSC-klagomål.docx
+++ b/klagomål/A 60015-2025 FSC-klagomål.docx
@@ -2688,7 +2688,7 @@
     <w:r>
       <w:tab/>
       <w:tab/>
-      <w:t>2026-06-24</w:t>
+      <w:t>2026-06-25</w:t>
       <w:br/>
       <w:br/>
     </w:r>

--- a/klagomål/A 60015-2025 FSC-klagomål.docx
+++ b/klagomål/A 60015-2025 FSC-klagomål.docx
@@ -2688,7 +2688,7 @@
     <w:r>
       <w:tab/>
       <w:tab/>
-      <w:t>2026-06-25</w:t>
+      <w:t>2026-06-26</w:t>
       <w:br/>
       <w:br/>
     </w:r>

--- a/klagomål/A 60015-2025 FSC-klagomål.docx
+++ b/klagomål/A 60015-2025 FSC-klagomål.docx
@@ -2688,7 +2688,7 @@
     <w:r>
       <w:tab/>
       <w:tab/>
-      <w:t>2026-06-26</w:t>
+      <w:t>2026-06-27</w:t>
       <w:br/>
       <w:br/>
     </w:r>

--- a/klagomål/A 60015-2025 FSC-klagomål.docx
+++ b/klagomål/A 60015-2025 FSC-klagomål.docx
@@ -2688,7 +2688,7 @@
     <w:r>
       <w:tab/>
       <w:tab/>
-      <w:t>2026-06-27</w:t>
+      <w:t>2026-06-28</w:t>
       <w:br/>
       <w:br/>
     </w:r>

--- a/klagomål/A 60015-2025 FSC-klagomål.docx
+++ b/klagomål/A 60015-2025 FSC-klagomål.docx
@@ -2688,7 +2688,7 @@
     <w:r>
       <w:tab/>
       <w:tab/>
-      <w:t>2026-06-28</w:t>
+      <w:t>2026-06-29</w:t>
       <w:br/>
       <w:br/>
     </w:r>

--- a/klagomål/A 60015-2025 FSC-klagomål.docx
+++ b/klagomål/A 60015-2025 FSC-klagomål.docx
@@ -2688,7 +2688,7 @@
     <w:r>
       <w:tab/>
       <w:tab/>
-      <w:t>2026-06-29</w:t>
+      <w:t>2026-06-30</w:t>
       <w:br/>
       <w:br/>
     </w:r>

--- a/klagomål/A 60015-2025 FSC-klagomål.docx
+++ b/klagomål/A 60015-2025 FSC-klagomål.docx
@@ -2688,7 +2688,7 @@
     <w:r>
       <w:tab/>
       <w:tab/>
-      <w:t>2026-06-30</w:t>
+      <w:t>2026-07-01</w:t>
       <w:br/>
       <w:br/>
     </w:r>

--- a/klagomål/A 60015-2025 FSC-klagomål.docx
+++ b/klagomål/A 60015-2025 FSC-klagomål.docx
@@ -2688,7 +2688,7 @@
     <w:r>
       <w:tab/>
       <w:tab/>
-      <w:t>2026-07-01</w:t>
+      <w:t>2026-07-02</w:t>
       <w:br/>
       <w:br/>
     </w:r>

--- a/klagomål/A 60015-2025 FSC-klagomål.docx
+++ b/klagomål/A 60015-2025 FSC-klagomål.docx
@@ -2688,7 +2688,7 @@
     <w:r>
       <w:tab/>
       <w:tab/>
-      <w:t>2026-07-13</w:t>
+      <w:t>2026-07-14</w:t>
       <w:br/>
       <w:br/>
     </w:r>

--- a/klagomål/A 60015-2025 FSC-klagomål.docx
+++ b/klagomål/A 60015-2025 FSC-klagomål.docx
@@ -2688,7 +2688,7 @@
     <w:r>
       <w:tab/>
       <w:tab/>
-      <w:t>2026-07-14</w:t>
+      <w:t>2026-07-15</w:t>
       <w:br/>
       <w:br/>
     </w:r>

--- a/klagomål/A 60015-2025 FSC-klagomål.docx
+++ b/klagomål/A 60015-2025 FSC-klagomål.docx
@@ -2688,7 +2688,7 @@
     <w:r>
       <w:tab/>
       <w:tab/>
-      <w:t>2026-07-15</w:t>
+      <w:t>2026-07-16</w:t>
       <w:br/>
       <w:br/>
     </w:r>

--- a/klagomål/A 60015-2025 FSC-klagomål.docx
+++ b/klagomål/A 60015-2025 FSC-klagomål.docx
@@ -2688,7 +2688,7 @@
     <w:r>
       <w:tab/>
       <w:tab/>
-      <w:t>2026-07-16</w:t>
+      <w:t>2026-07-17</w:t>
       <w:br/>
       <w:br/>
     </w:r>

--- a/klagomål/A 60015-2025 FSC-klagomål.docx
+++ b/klagomål/A 60015-2025 FSC-klagomål.docx
@@ -2688,7 +2688,7 @@
     <w:r>
       <w:tab/>
       <w:tab/>
-      <w:t>2026-07-17</w:t>
+      <w:t>2026-07-18</w:t>
       <w:br/>
       <w:br/>
     </w:r>

--- a/klagomål/A 60015-2025 FSC-klagomål.docx
+++ b/klagomål/A 60015-2025 FSC-klagomål.docx
@@ -2688,7 +2688,7 @@
     <w:r>
       <w:tab/>
       <w:tab/>
-      <w:t>2026-07-18</w:t>
+      <w:t>2026-07-19</w:t>
       <w:br/>
       <w:br/>
     </w:r>

--- a/klagomål/A 60015-2025 FSC-klagomål.docx
+++ b/klagomål/A 60015-2025 FSC-klagomål.docx
@@ -2688,7 +2688,7 @@
     <w:r>
       <w:tab/>
       <w:tab/>
-      <w:t>2026-07-19</w:t>
+      <w:t>2026-07-20</w:t>
       <w:br/>
       <w:br/>
     </w:r>

--- a/klagomål/A 60015-2025 FSC-klagomål.docx
+++ b/klagomål/A 60015-2025 FSC-klagomål.docx
@@ -2688,7 +2688,7 @@
     <w:r>
       <w:tab/>
       <w:tab/>
-      <w:t>2026-07-20</w:t>
+      <w:t>2026-07-21</w:t>
       <w:br/>
       <w:br/>
     </w:r>

--- a/klagomål/A 60015-2025 FSC-klagomål.docx
+++ b/klagomål/A 60015-2025 FSC-klagomål.docx
@@ -2688,7 +2688,7 @@
     <w:r>
       <w:tab/>
       <w:tab/>
-      <w:t>2026-07-21</w:t>
+      <w:t>2026-07-22</w:t>
       <w:br/>
       <w:br/>
     </w:r>

--- a/klagomål/A 60015-2025 FSC-klagomål.docx
+++ b/klagomål/A 60015-2025 FSC-klagomål.docx
@@ -2688,7 +2688,7 @@
     <w:r>
       <w:tab/>
       <w:tab/>
-      <w:t>2026-07-22</w:t>
+      <w:t>2026-07-23</w:t>
       <w:br/>
       <w:br/>
     </w:r>

--- a/klagomål/A 60015-2025 FSC-klagomål.docx
+++ b/klagomål/A 60015-2025 FSC-klagomål.docx
@@ -2688,7 +2688,7 @@
     <w:r>
       <w:tab/>
       <w:tab/>
-      <w:t>2026-07-23</w:t>
+      <w:t>2026-07-24</w:t>
       <w:br/>
       <w:br/>
     </w:r>

--- a/klagomål/A 60015-2025 FSC-klagomål.docx
+++ b/klagomål/A 60015-2025 FSC-klagomål.docx
@@ -2688,7 +2688,7 @@
     <w:r>
       <w:tab/>
       <w:tab/>
-      <w:t>2026-07-24</w:t>
+      <w:t>2026-07-25</w:t>
       <w:br/>
       <w:br/>
     </w:r>

--- a/klagomål/A 60015-2025 FSC-klagomål.docx
+++ b/klagomål/A 60015-2025 FSC-klagomål.docx
@@ -2688,7 +2688,7 @@
     <w:r>
       <w:tab/>
       <w:tab/>
-      <w:t>2026-07-25</w:t>
+      <w:t>2026-07-26</w:t>
       <w:br/>
       <w:br/>
     </w:r>

--- a/klagomål/A 60015-2025 FSC-klagomål.docx
+++ b/klagomål/A 60015-2025 FSC-klagomål.docx
@@ -2688,7 +2688,7 @@
     <w:r>
       <w:tab/>
       <w:tab/>
-      <w:t>2026-07-26</w:t>
+      <w:t>2026-07-27</w:t>
       <w:br/>
       <w:br/>
     </w:r>

--- a/klagomål/A 60015-2025 FSC-klagomål.docx
+++ b/klagomål/A 60015-2025 FSC-klagomål.docx
@@ -2688,7 +2688,7 @@
     <w:r>
       <w:tab/>
       <w:tab/>
-      <w:t>2026-07-27</w:t>
+      <w:t>2026-07-28</w:t>
       <w:br/>
       <w:br/>
     </w:r>

--- a/klagomål/A 60015-2025 FSC-klagomål.docx
+++ b/klagomål/A 60015-2025 FSC-klagomål.docx
@@ -2688,7 +2688,7 @@
     <w:r>
       <w:tab/>
       <w:tab/>
-      <w:t>2026-07-28</w:t>
+      <w:t>2026-07-29</w:t>
       <w:br/>
       <w:br/>
     </w:r>

--- a/klagomål/A 60015-2025 FSC-klagomål.docx
+++ b/klagomål/A 60015-2025 FSC-klagomål.docx
@@ -2688,7 +2688,7 @@
     <w:r>
       <w:tab/>
       <w:tab/>
-      <w:t>2026-07-29</w:t>
+      <w:t>2026-07-30</w:t>
       <w:br/>
       <w:br/>
     </w:r>

--- a/klagomål/A 60015-2025 FSC-klagomål.docx
+++ b/klagomål/A 60015-2025 FSC-klagomål.docx
@@ -2688,7 +2688,7 @@
     <w:r>
       <w:tab/>
       <w:tab/>
-      <w:t>2026-07-30</w:t>
+      <w:t>2026-07-31</w:t>
       <w:br/>
       <w:br/>
     </w:r>

--- a/klagomål/A 60015-2025 FSC-klagomål.docx
+++ b/klagomål/A 60015-2025 FSC-klagomål.docx
@@ -2688,7 +2688,7 @@
     <w:r>
       <w:tab/>
       <w:tab/>
-      <w:t>2026-07-31</w:t>
+      <w:t>2026-08-01</w:t>
       <w:br/>
       <w:br/>
     </w:r>

--- a/klagomål/A 60015-2025 FSC-klagomål.docx
+++ b/klagomål/A 60015-2025 FSC-klagomål.docx
@@ -2688,7 +2688,7 @@
     <w:r>
       <w:tab/>
       <w:tab/>
-      <w:t>2026-08-01</w:t>
+      <w:t>2026-08-02</w:t>
       <w:br/>
       <w:br/>
     </w:r>

--- a/klagomål/A 60015-2025 FSC-klagomål.docx
+++ b/klagomål/A 60015-2025 FSC-klagomål.docx
@@ -2688,7 +2688,7 @@
     <w:r>
       <w:tab/>
       <w:tab/>
-      <w:t>2026-08-02</w:t>
+      <w:t>2026-08-03</w:t>
       <w:br/>
       <w:br/>
     </w:r>

--- a/klagomål/A 60015-2025 FSC-klagomål.docx
+++ b/klagomål/A 60015-2025 FSC-klagomål.docx
@@ -2688,7 +2688,7 @@
     <w:r>
       <w:tab/>
       <w:tab/>
-      <w:t>2026-08-03</w:t>
+      <w:t>2026-08-05</w:t>
       <w:br/>
       <w:br/>
     </w:r>

--- a/klagomål/A 60015-2025 FSC-klagomål.docx
+++ b/klagomål/A 60015-2025 FSC-klagomål.docx
@@ -2688,7 +2688,7 @@
     <w:r>
       <w:tab/>
       <w:tab/>
-      <w:t>2026-08-05</w:t>
+      <w:t>2026-08-07</w:t>
       <w:br/>
       <w:br/>
     </w:r>

--- a/klagomål/A 60015-2025 FSC-klagomål.docx
+++ b/klagomål/A 60015-2025 FSC-klagomål.docx
@@ -2688,7 +2688,7 @@
     <w:r>
       <w:tab/>
       <w:tab/>
-      <w:t>2026-08-07</w:t>
+      <w:t>2026-08-08</w:t>
       <w:br/>
       <w:br/>
     </w:r>

--- a/klagomål/A 60015-2025 FSC-klagomål.docx
+++ b/klagomål/A 60015-2025 FSC-klagomål.docx
@@ -216,7 +216,7 @@
         <w:spacing w:after="240"/>
       </w:pPr>
       <w:r>
-        <w:t>Figur 1. Fyndplatser för naturvårdsarter i och inom 25 meter från avverkningsanmälan. Markörer utan svart kant är placerade på fyndplatsen. Markörer med svart kant är placerade vid sidan av fyndplatsen har ett svart streck som visar fyndplatsens exakta position. Kartans mittpunktskoordinat är N 6820944, E 490824 i SWEREF 99 TM.</w:t>
+        <w:t>Figur 1. Fyndplatser för naturvårdsarter i och inom 25 meter från avverkningsanmälan. Markörer utan svart kant är placerade på fyndplatsen. Markörer med svart kant är placerade vid sidan av fyndplatsen och har ett svart streck som visar fyndplatsens exakta position. Kartans mittpunktskoordinat är N 6820944, E 490824 i SWEREF 99 TM.</w:t>
       </w:r>
     </w:p>
     <w:p>
@@ -2688,7 +2688,7 @@
     <w:r>
       <w:tab/>
       <w:tab/>
-      <w:t>2026-08-14</w:t>
+      <w:t>2026-08-15</w:t>
       <w:br/>
       <w:br/>
     </w:r>

--- a/klagomål/A 60015-2025 FSC-klagomål.docx
+++ b/klagomål/A 60015-2025 FSC-klagomål.docx
@@ -2688,7 +2688,7 @@
     <w:r>
       <w:tab/>
       <w:tab/>
-      <w:t>2026-08-15</w:t>
+      <w:t>2026-08-16</w:t>
       <w:br/>
       <w:br/>
     </w:r>

--- a/klagomål/A 60015-2025 FSC-klagomål.docx
+++ b/klagomål/A 60015-2025 FSC-klagomål.docx
@@ -2688,7 +2688,7 @@
     <w:r>
       <w:tab/>
       <w:tab/>
-      <w:t>2026-08-16</w:t>
+      <w:t>2026-08-17</w:t>
       <w:br/>
       <w:br/>
     </w:r>

--- a/klagomål/A 60015-2025 FSC-klagomål.docx
+++ b/klagomål/A 60015-2025 FSC-klagomål.docx
@@ -2688,7 +2688,7 @@
     <w:r>
       <w:tab/>
       <w:tab/>
-      <w:t>2026-08-17</w:t>
+      <w:t>2026-08-18</w:t>
       <w:br/>
       <w:br/>
     </w:r>

--- a/klagomål/A 60015-2025 FSC-klagomål.docx
+++ b/klagomål/A 60015-2025 FSC-klagomål.docx
@@ -2688,7 +2688,7 @@
     <w:r>
       <w:tab/>
       <w:tab/>
-      <w:t>2026-08-18</w:t>
+      <w:t>2026-08-19</w:t>
       <w:br/>
       <w:br/>
     </w:r>

--- a/klagomål/A 60015-2025 FSC-klagomål.docx
+++ b/klagomål/A 60015-2025 FSC-klagomål.docx
@@ -2688,7 +2688,7 @@
     <w:r>
       <w:tab/>
       <w:tab/>
-      <w:t>2026-08-19</w:t>
+      <w:t>2026-08-20</w:t>
       <w:br/>
       <w:br/>
     </w:r>

--- a/klagomål/A 60015-2025 FSC-klagomål.docx
+++ b/klagomål/A 60015-2025 FSC-klagomål.docx
@@ -2688,7 +2688,7 @@
     <w:r>
       <w:tab/>
       <w:tab/>
-      <w:t>2026-08-20</w:t>
+      <w:t>2026-08-21</w:t>
       <w:br/>
       <w:br/>
     </w:r>

--- a/klagomål/A 60015-2025 FSC-klagomål.docx
+++ b/klagomål/A 60015-2025 FSC-klagomål.docx
@@ -2688,7 +2688,7 @@
     <w:r>
       <w:tab/>
       <w:tab/>
-      <w:t>2026-08-21</w:t>
+      <w:t>2026-08-22</w:t>
       <w:br/>
       <w:br/>
     </w:r>
